--- a/納品レポート/ホテル別レポート/comment_yokohama_口コミ分析改善レポート.docx
+++ b/納品レポート/ホテル別レポート/comment_yokohama_口コミ分析改善レポート.docx
@@ -96,7 +96,7 @@
           <w:sz w:val="22"/>
           <w:szCs w:val="22"/>
         </w:rPr>
-        <w:t xml:space="preserve">レビュー総数：103件（6サイト）</w:t>
+        <w:t xml:space="preserve">レビュー総数：105件（6サイト）</w:t>
       </w:r>
     </w:p>
     <w:p>
@@ -131,7 +131,7 @@
           <w:sz w:val="20"/>
           <w:szCs w:val="20"/>
         </w:rPr>
-        <w:t xml:space="preserve">作成日：2026年3月17日</w:t>
+        <w:t xml:space="preserve">作成日：2026年3月18日</w:t>
       </w:r>
     </w:p>
     <w:p>
@@ -189,7 +189,7 @@
           <w:sz w:val="21"/>
           <w:szCs w:val="21"/>
         </w:rPr>
-        <w:t xml:space="preserve">2026年2月〜3月に各OTAサイト・口コミサイトに投稿された103件のレビューを包括的に分析しました。以下が主要な発見事項です。</w:t>
+        <w:t xml:space="preserve">2026年2月〜3月に各OTAサイト・口コミサイトに投稿された105件のレビューを包括的に分析しました。以下が主要な発見事項です。</w:t>
       </w:r>
     </w:p>
     <w:p>
@@ -310,7 +310,7 @@
                 <w:sz w:val="36"/>
                 <w:szCs w:val="36"/>
               </w:rPr>
-              <w:t xml:space="preserve">82.5%</w:t>
+              <w:t xml:space="preserve">82.9%</w:t>
             </w:r>
           </w:p>
         </w:tc>
@@ -408,7 +408,7 @@
                 <w:sz w:val="36"/>
                 <w:szCs w:val="36"/>
               </w:rPr>
-              <w:t xml:space="preserve">103件</w:t>
+              <w:t xml:space="preserve">105件</w:t>
             </w:r>
           </w:p>
         </w:tc>
@@ -448,7 +448,7 @@
           <w:sz w:val="21"/>
           <w:szCs w:val="21"/>
         </w:rPr>
-        <w:t xml:space="preserve">全体平均スコア8.81点（10点換算）は良好な水準であり、82.5%が高評価（8-10点）に分類されます。低評価（1-4点）は1件（1.0%）で、ゲスト満足度は良好です。Google（9.80点）で特に高い評価を獲得しています。</w:t>
+        <w:t xml:space="preserve">全体平均スコア8.81点（10点換算）は良好な水準であり、82.9%が高評価（8-10点）に分類されます。低評価（1-4点）は1件（1.0%）で、ゲスト満足度は良好です。Google（9.80点）で特に高い評価を獲得しています。</w:t>
       </w:r>
     </w:p>
     <w:p>
@@ -2203,7 +2203,7 @@
                 <w:sz w:val="20"/>
                 <w:szCs w:val="20"/>
               </w:rPr>
-              <w:t xml:space="preserve">27</w:t>
+              <w:t xml:space="preserve">29</w:t>
             </w:r>
           </w:p>
         </w:tc>
@@ -2238,7 +2238,7 @@
                 <w:sz w:val="20"/>
                 <w:szCs w:val="20"/>
               </w:rPr>
-              <w:t xml:space="preserve">8.15</w:t>
+              <w:t xml:space="preserve">8.21</w:t>
             </w:r>
           </w:p>
         </w:tc>
@@ -2308,7 +2308,7 @@
                 <w:sz w:val="20"/>
                 <w:szCs w:val="20"/>
               </w:rPr>
-              <w:t xml:space="preserve">8.15</w:t>
+              <w:t xml:space="preserve">8.21</w:t>
             </w:r>
           </w:p>
         </w:tc>
@@ -2418,7 +2418,7 @@
           <w:sz w:val="21"/>
           <w:szCs w:val="21"/>
         </w:rPr>
-        <w:t xml:space="preserve">評価分布は10点（47.6%）に最も多く、8点以上の高評価が82.5%を占め、高い顧客満足度を示しています。低評価（1-4点）は計1件（1.0%）です。</w:t>
+        <w:t xml:space="preserve">評価分布は10点（47.6%）に最も多く、8点以上の高評価が82.9%を占め、高い顧客満足度を示しています。低評価（1-4点）は計1件（1.0%）です。</w:t>
       </w:r>
     </w:p>
     <w:p>
@@ -2653,7 +2653,7 @@
                 <w:sz w:val="20"/>
                 <w:szCs w:val="20"/>
               </w:rPr>
-              <w:t xml:space="preserve">49</w:t>
+              <w:t xml:space="preserve">50</w:t>
             </w:r>
           </w:p>
         </w:tc>
@@ -2726,7 +2726,7 @@
                 <w:sz w:val="18"/>
                 <w:szCs w:val="18"/>
               </w:rPr>
-              <w:t xml:space="preserve"> 49件</w:t>
+              <w:t xml:space="preserve"> 50件</w:t>
             </w:r>
           </w:p>
         </w:tc>
@@ -2833,7 +2833,7 @@
                 <w:sz w:val="20"/>
                 <w:szCs w:val="20"/>
               </w:rPr>
-              <w:t xml:space="preserve">15.5%</w:t>
+              <w:t xml:space="preserve">15.2%</w:t>
             </w:r>
           </w:p>
         </w:tc>
@@ -2861,7 +2861,7 @@
                 <w:sz w:val="20"/>
                 <w:szCs w:val="20"/>
               </w:rPr>
-              <w:t xml:space="preserve">███████</w:t>
+              <w:t xml:space="preserve">██████</w:t>
             </w:r>
             <w:r>
               <w:rPr>
@@ -2942,7 +2942,7 @@
                 <w:sz w:val="20"/>
                 <w:szCs w:val="20"/>
               </w:rPr>
-              <w:t xml:space="preserve">20</w:t>
+              <w:t xml:space="preserve">21</w:t>
             </w:r>
           </w:p>
         </w:tc>
@@ -2977,7 +2977,7 @@
                 <w:sz w:val="20"/>
                 <w:szCs w:val="20"/>
               </w:rPr>
-              <w:t xml:space="preserve">19.4%</w:t>
+              <w:t xml:space="preserve">20.0%</w:t>
             </w:r>
           </w:p>
         </w:tc>
@@ -3015,7 +3015,7 @@
                 <w:sz w:val="18"/>
                 <w:szCs w:val="18"/>
               </w:rPr>
-              <w:t xml:space="preserve"> 20件</w:t>
+              <w:t xml:space="preserve"> 21件</w:t>
             </w:r>
           </w:p>
         </w:tc>
@@ -3122,7 +3122,7 @@
                 <w:sz w:val="20"/>
                 <w:szCs w:val="20"/>
               </w:rPr>
-              <w:t xml:space="preserve">8.7%</w:t>
+              <w:t xml:space="preserve">8.6%</w:t>
             </w:r>
           </w:p>
         </w:tc>
@@ -3266,7 +3266,7 @@
                 <w:sz w:val="20"/>
                 <w:szCs w:val="20"/>
               </w:rPr>
-              <w:t xml:space="preserve">6.8%</w:t>
+              <w:t xml:space="preserve">6.7%</w:t>
             </w:r>
           </w:p>
         </w:tc>
@@ -3668,7 +3668,7 @@
                 <w:sz w:val="24"/>
                 <w:szCs w:val="24"/>
               </w:rPr>
-              <w:t xml:space="preserve">85件（82.5%）</w:t>
+              <w:t xml:space="preserve">87件（82.9%）</w:t>
             </w:r>
           </w:p>
         </w:tc>
@@ -3719,7 +3719,7 @@
                 <w:sz w:val="24"/>
                 <w:szCs w:val="24"/>
               </w:rPr>
-              <w:t xml:space="preserve">17件（16.5%）</w:t>
+              <w:t xml:space="preserve">17件（16.2%）</w:t>
             </w:r>
           </w:p>
         </w:tc>
@@ -4044,7 +4044,7 @@
                 <w:sz w:val="20"/>
                 <w:szCs w:val="20"/>
               </w:rPr>
-              <w:t xml:space="preserve">「com とても清潔かつ、大浴場も広くサウナも水風呂も付いていて良かったです」「com 清潔 受付の対応 受付の対応」</w:t>
+              <w:t xml:space="preserve">「部屋も清潔で、とにかくシンプルな滞在におすすめです」「com とても清潔かつ、大浴場も広くサウナも水風呂も付いていて良かったです」</w:t>
             </w:r>
           </w:p>
         </w:tc>
@@ -4255,7 +4255,7 @@
                 <w:sz w:val="20"/>
                 <w:szCs w:val="20"/>
               </w:rPr>
-              <w:t xml:space="preserve">「アメニティも充実しています」「値段の割に、、、ですね 部屋は1人で泊まって、大きめのベッドで、良かったです」</w:t>
+              <w:t xml:space="preserve">「しかし、水も備品も不要という方には快適かもしれません」「アメニティも充実しています」</w:t>
             </w:r>
           </w:p>
         </w:tc>
@@ -4359,7 +4359,7 @@
                 <w:sz w:val="20"/>
                 <w:szCs w:val="20"/>
               </w:rPr>
-              <w:t xml:space="preserve">「com 清潔 受付の対応 受付の対応」「サービス飲料がある」</w:t>
+              <w:t xml:space="preserve">「アカスリがなかったので、フロントにお願いすると、いただけたが、みんなに提供しても良いのでは」「com 清潔 受付の対応 受付の対応」</w:t>
             </w:r>
           </w:p>
         </w:tc>
@@ -4610,7 +4610,7 @@
           <w:sz w:val="21"/>
           <w:szCs w:val="21"/>
         </w:rPr>
-        <w:t xml:space="preserve">口コミの多数で「清潔さ・清掃」に関するポジティブな言及が見られ、ホテルコメント横浜関内の最大の差別化要因となっています。com とても清潔かつ、大浴場も広くサウナも水風呂も付いていて良かったですといった声が多数寄せられています。</w:t>
+        <w:t xml:space="preserve">口コミの多数で「清潔さ・清掃」に関するポジティブな言及が見られ、ホテルコメント横浜関内の最大の差別化要因となっています。部屋も清潔で、とにかくシンプルな滞在におすすめですといった声が多数寄せられています。</w:t>
       </w:r>
     </w:p>
     <w:p>
@@ -4629,7 +4629,7 @@
           <w:sz w:val="21"/>
           <w:szCs w:val="21"/>
         </w:rPr>
-        <w:t xml:space="preserve">com とても清潔かつ、大浴場も広くサウナも水風呂も付いていて良かったです</w:t>
+        <w:t xml:space="preserve">部屋も清潔で、とにかくシンプルな滞在におすすめです</w:t>
       </w:r>
     </w:p>
     <w:p>
@@ -4648,7 +4648,7 @@
           <w:sz w:val="21"/>
           <w:szCs w:val="21"/>
         </w:rPr>
-        <w:t xml:space="preserve">com 清潔 受付の対応 受付の対応</w:t>
+        <w:t xml:space="preserve">com とても清潔かつ、大浴場も広くサウナも水風呂も付いていて良かったです</w:t>
       </w:r>
     </w:p>
     <w:p>
@@ -4667,7 +4667,7 @@
           <w:sz w:val="21"/>
           <w:szCs w:val="21"/>
         </w:rPr>
-        <w:t xml:space="preserve">じゃらん 綺麗です</w:t>
+        <w:t xml:space="preserve">com 清潔 受付の対応 受付の対応</w:t>
       </w:r>
     </w:p>
     <w:p>
@@ -6963,7 +6963,7 @@
                 <w:sz w:val="20"/>
                 <w:szCs w:val="20"/>
               </w:rPr>
-              <w:t xml:space="preserve">82.5%</w:t>
+              <w:t xml:space="preserve">82.9%</w:t>
             </w:r>
           </w:p>
         </w:tc>
@@ -7654,7 +7654,7 @@
           <w:sz w:val="22"/>
           <w:szCs w:val="22"/>
         </w:rPr>
-        <w:t xml:space="preserve">[1] Trip.com / 10点 / 2026-03-16</w:t>
+        <w:t xml:space="preserve">[1] Agoda / 10点 / 2026-03-17</w:t>
       </w:r>
     </w:p>
     <w:p>
@@ -7669,7 +7669,7 @@
           <w:sz w:val="21"/>
           <w:szCs w:val="21"/>
         </w:rPr>
-        <w:t xml:space="preserve">とても清潔かつ、大浴場も広くサウナも水風呂も付いていて良かったです。また利用したいと思います。アメニティも充実しています。</w:t>
+        <w:t xml:space="preserve">外の眺望はダメなら部屋でしたが室内はコスパ最高でした</w:t>
       </w:r>
     </w:p>
     <w:p>
@@ -7690,7 +7690,7 @@
           <w:sz w:val="22"/>
           <w:szCs w:val="22"/>
         </w:rPr>
-        <w:t xml:space="preserve">[2] Agoda / 8点 / 2026-03-16</w:t>
+        <w:t xml:space="preserve">[2] Agoda / 8点 / 2026-03-17</w:t>
       </w:r>
     </w:p>
     <w:p>
@@ -7705,7 +7705,7 @@
           <w:sz w:val="21"/>
           <w:szCs w:val="21"/>
         </w:rPr>
-        <w:t xml:space="preserve">残念なのは朝食ブッフェ。値段の割に、、、ですね 部屋は1人で泊まって、大きめのベッドで、良かったです。アメニティもDHCだし、シャワーのお湯も水圧も良かったし、2人なら狭いかもだけど、ゆったり過ごせました。 この近くに来るなら絶対リピしますね 朝食ブッフェは、金額の割にお味噌汁とスープの表記間違えてるし、アイスコーヒーと紅茶も表記違うし、ヨーグルトのボウルは切らしてるし、パンのクロワッサン無...</w:t>
+        <w:t xml:space="preserve">エコ意識が高いのか，体を洗うタオル？アカスリがなかったので、フロントにお願いすると、いただけたが、みんなに提供しても良いのでは？と思いました。 ペットボトルの水の提供もありません。 しかし、水も備品も不要という方には快適かもしれません！ 部屋も清潔で、とにかくシンプルな滞在におすすめです。</w:t>
       </w:r>
     </w:p>
     <w:p>
@@ -7726,7 +7726,79 @@
           <w:sz w:val="22"/>
           <w:szCs w:val="22"/>
         </w:rPr>
-        <w:t xml:space="preserve">[3] Booking.com / 8点 / 2026-03-15</w:t>
+        <w:t xml:space="preserve">[3] Trip.com / 10点 / 2026-03-16</w:t>
+      </w:r>
+    </w:p>
+    <w:p>
+      <w:pPr>
+        <w:spacing w:after="120" w:line="320"/>
+        <w:jc w:val="left"/>
+      </w:pPr>
+      <w:r>
+        <w:rPr>
+          <w:rFonts w:ascii="Arial" w:cs="Arial" w:eastAsia="Arial" w:hAnsi="Arial"/>
+          <w:color w:val="333333"/>
+          <w:sz w:val="21"/>
+          <w:szCs w:val="21"/>
+        </w:rPr>
+        <w:t xml:space="preserve">とても清潔かつ、大浴場も広くサウナも水風呂も付いていて良かったです。また利用したいと思います。アメニティも充実しています。</w:t>
+      </w:r>
+    </w:p>
+    <w:p>
+      <w:pPr>
+        <w:spacing w:after="60"/>
+      </w:pPr>
+    </w:p>
+    <w:p>
+      <w:pPr>
+        <w:spacing w:after="120" w:before="200"/>
+      </w:pPr>
+      <w:r>
+        <w:rPr>
+          <w:rFonts w:ascii="Arial" w:cs="Arial" w:eastAsia="Arial" w:hAnsi="Arial"/>
+          <w:b/>
+          <w:bCs/>
+          <w:color w:val="1B3A5C"/>
+          <w:sz w:val="22"/>
+          <w:szCs w:val="22"/>
+        </w:rPr>
+        <w:t xml:space="preserve">[4] Agoda / 8点 / 2026-03-16</w:t>
+      </w:r>
+    </w:p>
+    <w:p>
+      <w:pPr>
+        <w:spacing w:after="120" w:line="320"/>
+        <w:jc w:val="left"/>
+      </w:pPr>
+      <w:r>
+        <w:rPr>
+          <w:rFonts w:ascii="Arial" w:cs="Arial" w:eastAsia="Arial" w:hAnsi="Arial"/>
+          <w:color w:val="333333"/>
+          <w:sz w:val="21"/>
+          <w:szCs w:val="21"/>
+        </w:rPr>
+        <w:t xml:space="preserve">残念なのは朝食ブッフェ。値段の割に、、、ですね 部屋は1人で泊まって、大きめのベッドで、良かったです。アメニティもDHCだし、シャワーのお湯も水圧も良かったし、2人なら狭いかもだけど、ゆったり過ごせました。 この近くに来るなら絶対リピしますね 朝食ブッフェは、金額の割にお味噌汁とスープの表記間違えてるし、アイスコーヒーと紅茶も表記違うし、ヨーグルトのボウルは切らしてるし、パンのクロワッサン無...</w:t>
+      </w:r>
+    </w:p>
+    <w:p>
+      <w:pPr>
+        <w:spacing w:after="60"/>
+      </w:pPr>
+    </w:p>
+    <w:p>
+      <w:pPr>
+        <w:spacing w:after="120" w:before="200"/>
+      </w:pPr>
+      <w:r>
+        <w:rPr>
+          <w:rFonts w:ascii="Arial" w:cs="Arial" w:eastAsia="Arial" w:hAnsi="Arial"/>
+          <w:b/>
+          <w:bCs/>
+          <w:color w:val="1B3A5C"/>
+          <w:sz w:val="22"/>
+          <w:szCs w:val="22"/>
+        </w:rPr>
+        <w:t xml:space="preserve">[5] Booking.com / 8点 / 2026-03-15</w:t>
       </w:r>
     </w:p>
     <w:p>
@@ -7768,104 +7840,6 @@
           <w:szCs w:val="21"/>
         </w:rPr>
         <w:t xml:space="preserve">受付の対応</w:t>
-      </w:r>
-    </w:p>
-    <w:p>
-      <w:pPr>
-        <w:spacing w:after="60"/>
-      </w:pPr>
-    </w:p>
-    <w:p>
-      <w:pPr>
-        <w:spacing w:after="120" w:before="200"/>
-      </w:pPr>
-      <w:r>
-        <w:rPr>
-          <w:rFonts w:ascii="Arial" w:cs="Arial" w:eastAsia="Arial" w:hAnsi="Arial"/>
-          <w:b/>
-          <w:bCs/>
-          <w:color w:val="1B3A5C"/>
-          <w:sz w:val="22"/>
-          <w:szCs w:val="22"/>
-        </w:rPr>
-        <w:t xml:space="preserve">[4] Booking.com / 10点 / 2026-03-15</w:t>
-      </w:r>
-    </w:p>
-    <w:p>
-      <w:pPr>
-        <w:spacing w:after="120" w:line="320"/>
-        <w:jc w:val="left"/>
-      </w:pPr>
-      <w:r>
-        <w:rPr>
-          <w:rFonts w:ascii="Arial" w:cs="Arial" w:eastAsia="Arial" w:hAnsi="Arial"/>
-          <w:color w:val="333333"/>
-          <w:sz w:val="21"/>
-          <w:szCs w:val="21"/>
-        </w:rPr>
-        <w:t xml:space="preserve">Booking.com</w:t>
-      </w:r>
-    </w:p>
-    <w:p>
-      <w:pPr>
-        <w:spacing w:after="120" w:line="320"/>
-        <w:jc w:val="left"/>
-      </w:pPr>
-      <w:r>
-        <w:rPr>
-          <w:rFonts w:ascii="Arial" w:cs="Arial" w:eastAsia="Arial" w:hAnsi="Arial"/>
-          <w:b/>
-          <w:bCs/>
-          <w:color w:val="C0392B"/>
-          <w:sz w:val="21"/>
-          <w:szCs w:val="21"/>
-        </w:rPr>
-        <w:t xml:space="preserve">【改善点】</w:t>
-      </w:r>
-      <w:r>
-        <w:rPr>
-          <w:rFonts w:ascii="Arial" w:cs="Arial" w:eastAsia="Arial" w:hAnsi="Arial"/>
-          <w:color w:val="333333"/>
-          <w:sz w:val="21"/>
-          <w:szCs w:val="21"/>
-        </w:rPr>
-        <w:t xml:space="preserve">今のところ思いつきません。</w:t>
-      </w:r>
-    </w:p>
-    <w:p>
-      <w:pPr>
-        <w:spacing w:after="60"/>
-      </w:pPr>
-    </w:p>
-    <w:p>
-      <w:pPr>
-        <w:spacing w:after="120" w:before="200"/>
-      </w:pPr>
-      <w:r>
-        <w:rPr>
-          <w:rFonts w:ascii="Arial" w:cs="Arial" w:eastAsia="Arial" w:hAnsi="Arial"/>
-          <w:b/>
-          <w:bCs/>
-          <w:color w:val="1B3A5C"/>
-          <w:sz w:val="22"/>
-          <w:szCs w:val="22"/>
-        </w:rPr>
-        <w:t xml:space="preserve">[5] じゃらん / 10点 / 2026-03-15</w:t>
-      </w:r>
-    </w:p>
-    <w:p>
-      <w:pPr>
-        <w:spacing w:after="120" w:line="320"/>
-        <w:jc w:val="left"/>
-      </w:pPr>
-      <w:r>
-        <w:rPr>
-          <w:rFonts w:ascii="Arial" w:cs="Arial" w:eastAsia="Arial" w:hAnsi="Arial"/>
-          <w:color w:val="333333"/>
-          <w:sz w:val="21"/>
-          <w:szCs w:val="21"/>
-        </w:rPr>
-        <w:t xml:space="preserve">綺麗です。何よりお風呂とサウナがあって嬉しいです。お風呂上がりにデトックスウォーターもあり嬉しかったです。</w:t>
       </w:r>
     </w:p>
     <w:p>
@@ -8136,7 +8110,7 @@
                 <w:sz w:val="21"/>
                 <w:szCs w:val="21"/>
               </w:rPr>
-              <w:t xml:space="preserve">ホテルコメント横浜関内は、全体平均8.81点（10点換算）、高評価率82.5%という良好な顧客満足度を維持しているホテルです。特に「清潔さ・清掃」「立地・アクセス」が多くのゲストから高く評価されています。</w:t>
+              <w:t xml:space="preserve">ホテルコメント横浜関内は、全体平均8.81点（10点換算）、高評価率82.9%という良好な顧客満足度を維持しているホテルです。特に「清潔さ・清掃」「立地・アクセス」が多くのゲストから高く評価されています。</w:t>
             </w:r>
           </w:p>
           <w:p>

--- a/納品レポート/ホテル別レポート/comment_yokohama_口コミ分析改善レポート.docx
+++ b/納品レポート/ホテル別レポート/comment_yokohama_口コミ分析改善レポート.docx
@@ -96,7 +96,7 @@
           <w:sz w:val="22"/>
           <w:szCs w:val="22"/>
         </w:rPr>
-        <w:t xml:space="preserve">レビュー総数：105件（6サイト）</w:t>
+        <w:t xml:space="preserve">レビュー総数：108件（6サイト）</w:t>
       </w:r>
     </w:p>
     <w:p>
@@ -131,7 +131,7 @@
           <w:sz w:val="20"/>
           <w:szCs w:val="20"/>
         </w:rPr>
-        <w:t xml:space="preserve">作成日：2026年3月18日</w:t>
+        <w:t xml:space="preserve">作成日：2026年3月19日</w:t>
       </w:r>
     </w:p>
     <w:p>
@@ -189,7 +189,7 @@
           <w:sz w:val="21"/>
           <w:szCs w:val="21"/>
         </w:rPr>
-        <w:t xml:space="preserve">2026年2月〜3月に各OTAサイト・口コミサイトに投稿された105件のレビューを包括的に分析しました。以下が主要な発見事項です。</w:t>
+        <w:t xml:space="preserve">2026年2月〜3月に各OTAサイト・口コミサイトに投稿された108件のレビューを包括的に分析しました。以下が主要な発見事項です。</w:t>
       </w:r>
     </w:p>
     <w:p>
@@ -261,7 +261,7 @@
                 <w:sz w:val="36"/>
                 <w:szCs w:val="36"/>
               </w:rPr>
-              <w:t xml:space="preserve">8.81</w:t>
+              <w:t xml:space="preserve">8.83</w:t>
             </w:r>
           </w:p>
         </w:tc>
@@ -310,7 +310,7 @@
                 <w:sz w:val="36"/>
                 <w:szCs w:val="36"/>
               </w:rPr>
-              <w:t xml:space="preserve">82.9%</w:t>
+              <w:t xml:space="preserve">83.3%</w:t>
             </w:r>
           </w:p>
         </w:tc>
@@ -359,7 +359,7 @@
                 <w:sz w:val="36"/>
                 <w:szCs w:val="36"/>
               </w:rPr>
-              <w:t xml:space="preserve">1.0%</w:t>
+              <w:t xml:space="preserve">0.9%</w:t>
             </w:r>
           </w:p>
         </w:tc>
@@ -408,7 +408,7 @@
                 <w:sz w:val="36"/>
                 <w:szCs w:val="36"/>
               </w:rPr>
-              <w:t xml:space="preserve">105件</w:t>
+              <w:t xml:space="preserve">108件</w:t>
             </w:r>
           </w:p>
         </w:tc>
@@ -448,7 +448,7 @@
           <w:sz w:val="21"/>
           <w:szCs w:val="21"/>
         </w:rPr>
-        <w:t xml:space="preserve">全体平均スコア8.81点（10点換算）は良好な水準であり、82.9%が高評価（8-10点）に分類されます。低評価（1-4点）は1件（1.0%）で、ゲスト満足度は良好です。Google（9.80点）で特に高い評価を獲得しています。</w:t>
+        <w:t xml:space="preserve">全体平均スコア8.83点（10点換算）は良好な水準であり、83.3%が高評価（8-10点）に分類されます。低評価（1-4点）は1件（0.9%）で、ゲスト満足度は良好です。Google（9.80点）で特に高い評価を獲得しています。</w:t>
       </w:r>
     </w:p>
     <w:p>
@@ -1474,7 +1474,7 @@
                 <w:sz w:val="20"/>
                 <w:szCs w:val="20"/>
               </w:rPr>
-              <w:t xml:space="preserve">11</w:t>
+              <w:t xml:space="preserve">12</w:t>
             </w:r>
           </w:p>
         </w:tc>
@@ -1508,7 +1508,7 @@
                 <w:sz w:val="20"/>
                 <w:szCs w:val="20"/>
               </w:rPr>
-              <w:t xml:space="preserve">4.55</w:t>
+              <w:t xml:space="preserve">4.58</w:t>
             </w:r>
           </w:p>
         </w:tc>
@@ -1576,7 +1576,7 @@
                 <w:sz w:val="20"/>
                 <w:szCs w:val="20"/>
               </w:rPr>
-              <w:t xml:space="preserve">9.09</w:t>
+              <w:t xml:space="preserve">9.17</w:t>
             </w:r>
           </w:p>
         </w:tc>
@@ -1961,7 +1961,7 @@
                 <w:sz w:val="20"/>
                 <w:szCs w:val="20"/>
               </w:rPr>
-              <w:t xml:space="preserve">20</w:t>
+              <w:t xml:space="preserve">22</w:t>
             </w:r>
           </w:p>
         </w:tc>
@@ -1995,7 +1995,7 @@
                 <w:sz w:val="20"/>
                 <w:szCs w:val="20"/>
               </w:rPr>
-              <w:t xml:space="preserve">8.5</w:t>
+              <w:t xml:space="preserve">8.59</w:t>
             </w:r>
           </w:p>
         </w:tc>
@@ -2063,7 +2063,7 @@
                 <w:sz w:val="20"/>
                 <w:szCs w:val="20"/>
               </w:rPr>
-              <w:t xml:space="preserve">8.5</w:t>
+              <w:t xml:space="preserve">8.59</w:t>
             </w:r>
           </w:p>
         </w:tc>
@@ -2097,7 +2097,7 @@
                 <w:sz w:val="20"/>
                 <w:szCs w:val="20"/>
               </w:rPr>
-              <w:t xml:space="preserve">8.5</w:t>
+              <w:t xml:space="preserve">9</w:t>
             </w:r>
           </w:p>
         </w:tc>
@@ -2418,7 +2418,7 @@
           <w:sz w:val="21"/>
           <w:szCs w:val="21"/>
         </w:rPr>
-        <w:t xml:space="preserve">評価分布は10点（47.6%）に最も多く、8点以上の高評価が82.9%を占め、高い顧客満足度を示しています。低評価（1-4点）は計1件（1.0%）です。</w:t>
+        <w:t xml:space="preserve">評価分布は10点（48.1%）に最も多く、8点以上の高評価が83.3%を占め、高い顧客満足度を示しています。低評価（1-4点）は計1件（0.9%）です。</w:t>
       </w:r>
     </w:p>
     <w:p>
@@ -2653,7 +2653,7 @@
                 <w:sz w:val="20"/>
                 <w:szCs w:val="20"/>
               </w:rPr>
-              <w:t xml:space="preserve">50</w:t>
+              <w:t xml:space="preserve">52</w:t>
             </w:r>
           </w:p>
         </w:tc>
@@ -2688,7 +2688,7 @@
                 <w:sz w:val="20"/>
                 <w:szCs w:val="20"/>
               </w:rPr>
-              <w:t xml:space="preserve">47.6%</w:t>
+              <w:t xml:space="preserve">48.1%</w:t>
             </w:r>
           </w:p>
         </w:tc>
@@ -2726,7 +2726,7 @@
                 <w:sz w:val="18"/>
                 <w:szCs w:val="18"/>
               </w:rPr>
-              <w:t xml:space="preserve"> 50件</w:t>
+              <w:t xml:space="preserve"> 52件</w:t>
             </w:r>
           </w:p>
         </w:tc>
@@ -2798,7 +2798,7 @@
                 <w:sz w:val="20"/>
                 <w:szCs w:val="20"/>
               </w:rPr>
-              <w:t xml:space="preserve">16</w:t>
+              <w:t xml:space="preserve">17</w:t>
             </w:r>
           </w:p>
         </w:tc>
@@ -2833,7 +2833,7 @@
                 <w:sz w:val="20"/>
                 <w:szCs w:val="20"/>
               </w:rPr>
-              <w:t xml:space="preserve">15.2%</w:t>
+              <w:t xml:space="preserve">15.7%</w:t>
             </w:r>
           </w:p>
         </w:tc>
@@ -2861,7 +2861,7 @@
                 <w:sz w:val="20"/>
                 <w:szCs w:val="20"/>
               </w:rPr>
-              <w:t xml:space="preserve">██████</w:t>
+              <w:t xml:space="preserve">███████</w:t>
             </w:r>
             <w:r>
               <w:rPr>
@@ -2870,7 +2870,7 @@
                 <w:sz w:val="18"/>
                 <w:szCs w:val="18"/>
               </w:rPr>
-              <w:t xml:space="preserve"> 16件</w:t>
+              <w:t xml:space="preserve"> 17件</w:t>
             </w:r>
           </w:p>
         </w:tc>
@@ -2977,7 +2977,7 @@
                 <w:sz w:val="20"/>
                 <w:szCs w:val="20"/>
               </w:rPr>
-              <w:t xml:space="preserve">20.0%</w:t>
+              <w:t xml:space="preserve">19.4%</w:t>
             </w:r>
           </w:p>
         </w:tc>
@@ -3122,7 +3122,7 @@
                 <w:sz w:val="20"/>
                 <w:szCs w:val="20"/>
               </w:rPr>
-              <w:t xml:space="preserve">8.6%</w:t>
+              <w:t xml:space="preserve">8.3%</w:t>
             </w:r>
           </w:p>
         </w:tc>
@@ -3150,7 +3150,7 @@
                 <w:sz w:val="20"/>
                 <w:szCs w:val="20"/>
               </w:rPr>
-              <w:t xml:space="preserve">████</w:t>
+              <w:t xml:space="preserve">███</w:t>
             </w:r>
             <w:r>
               <w:rPr>
@@ -3266,7 +3266,7 @@
                 <w:sz w:val="20"/>
                 <w:szCs w:val="20"/>
               </w:rPr>
-              <w:t xml:space="preserve">6.7%</w:t>
+              <w:t xml:space="preserve">6.5%</w:t>
             </w:r>
           </w:p>
         </w:tc>
@@ -3411,7 +3411,7 @@
                 <w:sz w:val="20"/>
                 <w:szCs w:val="20"/>
               </w:rPr>
-              <w:t xml:space="preserve">1.0%</w:t>
+              <w:t xml:space="preserve">0.9%</w:t>
             </w:r>
           </w:p>
         </w:tc>
@@ -3555,7 +3555,7 @@
                 <w:sz w:val="20"/>
                 <w:szCs w:val="20"/>
               </w:rPr>
-              <w:t xml:space="preserve">1.0%</w:t>
+              <w:t xml:space="preserve">0.9%</w:t>
             </w:r>
           </w:p>
         </w:tc>
@@ -3668,7 +3668,7 @@
                 <w:sz w:val="24"/>
                 <w:szCs w:val="24"/>
               </w:rPr>
-              <w:t xml:space="preserve">87件（82.9%）</w:t>
+              <w:t xml:space="preserve">90件（83.3%）</w:t>
             </w:r>
           </w:p>
         </w:tc>
@@ -3719,7 +3719,7 @@
                 <w:sz w:val="24"/>
                 <w:szCs w:val="24"/>
               </w:rPr>
-              <w:t xml:space="preserve">17件（16.2%）</w:t>
+              <w:t xml:space="preserve">17件（15.7%）</w:t>
             </w:r>
           </w:p>
         </w:tc>
@@ -3770,7 +3770,7 @@
                 <w:sz w:val="24"/>
                 <w:szCs w:val="24"/>
               </w:rPr>
-              <w:t xml:space="preserve">1件（1.0%）</w:t>
+              <w:t xml:space="preserve">1件（0.9%）</w:t>
             </w:r>
           </w:p>
         </w:tc>
@@ -4255,7 +4255,7 @@
                 <w:sz w:val="20"/>
                 <w:szCs w:val="20"/>
               </w:rPr>
-              <w:t xml:space="preserve">「しかし、水も備品も不要という方には快適かもしれません」「アメニティも充実しています」</w:t>
+              <w:t xml:space="preserve">「しかし、水も備品も不要という方には快適かもしれません」「部屋は広々としていて、二段ベッドとUSBポートが備え付けられていました」</w:t>
             </w:r>
           </w:p>
         </w:tc>
@@ -4359,7 +4359,7 @@
                 <w:sz w:val="20"/>
                 <w:szCs w:val="20"/>
               </w:rPr>
-              <w:t xml:space="preserve">「アカスリがなかったので、フロントにお願いすると、いただけたが、みんなに提供しても良いのでは」「com 清潔 受付の対応 受付の対応」</w:t>
+              <w:t xml:space="preserve">「com Front desk staff was super nice and helpful with me a...」「アカスリがなかったので、フロントにお願いすると、いただけたが、みんなに提供しても良いのでは」</w:t>
             </w:r>
           </w:p>
         </w:tc>
@@ -4570,7 +4570,7 @@
                 <w:sz w:val="20"/>
                 <w:szCs w:val="20"/>
               </w:rPr>
-              <w:t xml:space="preserve">「Agoda 残念なのは朝食ブッフェ」「朝食も美味しいし種類豊富」</w:t>
+              <w:t xml:space="preserve">「朝食は新鮮で種類も豊富で美味しかったです」「Agoda 残念なのは朝食ブッフェ」</w:t>
             </w:r>
           </w:p>
         </w:tc>
@@ -6823,7 +6823,7 @@
                 <w:sz w:val="20"/>
                 <w:szCs w:val="20"/>
               </w:rPr>
-              <w:t xml:space="preserve">8.81点</w:t>
+              <w:t xml:space="preserve">8.83点</w:t>
             </w:r>
           </w:p>
         </w:tc>
@@ -6963,7 +6963,7 @@
                 <w:sz w:val="20"/>
                 <w:szCs w:val="20"/>
               </w:rPr>
-              <w:t xml:space="preserve">82.9%</w:t>
+              <w:t xml:space="preserve">83.3%</w:t>
             </w:r>
           </w:p>
         </w:tc>
@@ -7103,7 +7103,7 @@
                 <w:sz w:val="20"/>
                 <w:szCs w:val="20"/>
               </w:rPr>
-              <w:t xml:space="preserve">1.0%</w:t>
+              <w:t xml:space="preserve">0.9%</w:t>
             </w:r>
           </w:p>
         </w:tc>
@@ -7654,7 +7654,7 @@
           <w:sz w:val="22"/>
           <w:szCs w:val="22"/>
         </w:rPr>
-        <w:t xml:space="preserve">[1] Agoda / 10点 / 2026-03-17</w:t>
+        <w:t xml:space="preserve">[1] Booking.com / 10点 / 2026-03-18</w:t>
       </w:r>
     </w:p>
     <w:p>
@@ -7669,7 +7669,7 @@
           <w:sz w:val="21"/>
           <w:szCs w:val="21"/>
         </w:rPr>
-        <w:t xml:space="preserve">外の眺望はダメなら部屋でしたが室内はコスパ最高でした</w:t>
+        <w:t xml:space="preserve">Booking.com</w:t>
       </w:r>
     </w:p>
     <w:p>
@@ -7690,7 +7690,7 @@
           <w:sz w:val="22"/>
           <w:szCs w:val="22"/>
         </w:rPr>
-        <w:t xml:space="preserve">[2] Agoda / 8点 / 2026-03-17</w:t>
+        <w:t xml:space="preserve">[2] Booking.com / 9点 / 2026-03-18</w:t>
       </w:r>
     </w:p>
     <w:p>
@@ -7705,7 +7705,7 @@
           <w:sz w:val="21"/>
           <w:szCs w:val="21"/>
         </w:rPr>
-        <w:t xml:space="preserve">エコ意識が高いのか，体を洗うタオル？アカスリがなかったので、フロントにお願いすると、いただけたが、みんなに提供しても良いのでは？と思いました。 ペットボトルの水の提供もありません。 しかし、水も備品も不要という方には快適かもしれません！ 部屋も清潔で、とにかくシンプルな滞在におすすめです。</w:t>
+        <w:t xml:space="preserve">Booking.com</w:t>
       </w:r>
     </w:p>
     <w:p>
@@ -7726,7 +7726,7 @@
           <w:sz w:val="22"/>
           <w:szCs w:val="22"/>
         </w:rPr>
-        <w:t xml:space="preserve">[3] Trip.com / 10点 / 2026-03-16</w:t>
+        <w:t xml:space="preserve">[3] Agoda / 10点 / 2026-03-17</w:t>
       </w:r>
     </w:p>
     <w:p>
@@ -7741,7 +7741,7 @@
           <w:sz w:val="21"/>
           <w:szCs w:val="21"/>
         </w:rPr>
-        <w:t xml:space="preserve">とても清潔かつ、大浴場も広くサウナも水風呂も付いていて良かったです。また利用したいと思います。アメニティも充実しています。</w:t>
+        <w:t xml:space="preserve">外の眺望はダメなら部屋でしたが室内はコスパ最高でした</w:t>
       </w:r>
     </w:p>
     <w:p>
@@ -7762,7 +7762,7 @@
           <w:sz w:val="22"/>
           <w:szCs w:val="22"/>
         </w:rPr>
-        <w:t xml:space="preserve">[4] Agoda / 8点 / 2026-03-16</w:t>
+        <w:t xml:space="preserve">[4] Agoda / 8点 / 2026-03-17</w:t>
       </w:r>
     </w:p>
     <w:p>
@@ -7777,7 +7777,7 @@
           <w:sz w:val="21"/>
           <w:szCs w:val="21"/>
         </w:rPr>
-        <w:t xml:space="preserve">残念なのは朝食ブッフェ。値段の割に、、、ですね 部屋は1人で泊まって、大きめのベッドで、良かったです。アメニティもDHCだし、シャワーのお湯も水圧も良かったし、2人なら狭いかもだけど、ゆったり過ごせました。 この近くに来るなら絶対リピしますね 朝食ブッフェは、金額の割にお味噌汁とスープの表記間違えてるし、アイスコーヒーと紅茶も表記違うし、ヨーグルトのボウルは切らしてるし、パンのクロワッサン無...</w:t>
+        <w:t xml:space="preserve">エコ意識が高いのか，体を洗うタオル？アカスリがなかったので、フロントにお願いすると、いただけたが、みんなに提供しても良いのでは？と思いました。 ペットボトルの水の提供もありません。 しかし、水も備品も不要という方には快適かもしれません！ 部屋も清潔で、とにかくシンプルな滞在におすすめです。</w:t>
       </w:r>
     </w:p>
     <w:p>
@@ -7798,7 +7798,7 @@
           <w:sz w:val="22"/>
           <w:szCs w:val="22"/>
         </w:rPr>
-        <w:t xml:space="preserve">[5] Booking.com / 8点 / 2026-03-15</w:t>
+        <w:t xml:space="preserve">[5] じゃらん / 10点 / 2026-03-17</w:t>
       </w:r>
     </w:p>
     <w:p>
@@ -7813,33 +7813,7 @@
           <w:sz w:val="21"/>
           <w:szCs w:val="21"/>
         </w:rPr>
-        <w:t xml:space="preserve">Booking.com</w:t>
-      </w:r>
-    </w:p>
-    <w:p>
-      <w:pPr>
-        <w:spacing w:after="120" w:line="320"/>
-        <w:jc w:val="left"/>
-      </w:pPr>
-      <w:r>
-        <w:rPr>
-          <w:rFonts w:ascii="Arial" w:cs="Arial" w:eastAsia="Arial" w:hAnsi="Arial"/>
-          <w:b/>
-          <w:bCs/>
-          <w:color w:val="C0392B"/>
-          <w:sz w:val="21"/>
-          <w:szCs w:val="21"/>
-        </w:rPr>
-        <w:t xml:space="preserve">【改善点】</w:t>
-      </w:r>
-      <w:r>
-        <w:rPr>
-          <w:rFonts w:ascii="Arial" w:cs="Arial" w:eastAsia="Arial" w:hAnsi="Arial"/>
-          <w:color w:val="333333"/>
-          <w:sz w:val="21"/>
-          <w:szCs w:val="21"/>
-        </w:rPr>
-        <w:t xml:space="preserve">受付の対応</w:t>
+        <w:t xml:space="preserve">受付係は親切で笑顔で、駐車場の場所を丁寧に説明してくれました。朝食は新鮮で種類も豊富で美味しかったです。部屋は広々としていて、二段ベッドとUSBポートが備え付けられていました。友人にも100％おすすめします。</w:t>
       </w:r>
     </w:p>
     <w:p>
@@ -8110,7 +8084,7 @@
                 <w:sz w:val="21"/>
                 <w:szCs w:val="21"/>
               </w:rPr>
-              <w:t xml:space="preserve">ホテルコメント横浜関内は、全体平均8.81点（10点換算）、高評価率82.9%という良好な顧客満足度を維持しているホテルです。特に「清潔さ・清掃」「立地・アクセス」が多くのゲストから高く評価されています。</w:t>
+              <w:t xml:space="preserve">ホテルコメント横浜関内は、全体平均8.83点（10点換算）、高評価率83.3%という良好な顧客満足度を維持しているホテルです。特に「清潔さ・清掃」「立地・アクセス」が多くのゲストから高く評価されています。</w:t>
             </w:r>
           </w:p>
           <w:p>

--- a/納品レポート/ホテル別レポート/comment_yokohama_口コミ分析改善レポート.docx
+++ b/納品レポート/ホテル別レポート/comment_yokohama_口コミ分析改善レポート.docx
@@ -96,7 +96,7 @@
           <w:sz w:val="22"/>
           <w:szCs w:val="22"/>
         </w:rPr>
-        <w:t xml:space="preserve">レビュー総数：108件（6サイト）</w:t>
+        <w:t xml:space="preserve">レビュー総数：112件（6サイト）</w:t>
       </w:r>
     </w:p>
     <w:p>
@@ -131,7 +131,7 @@
           <w:sz w:val="20"/>
           <w:szCs w:val="20"/>
         </w:rPr>
-        <w:t xml:space="preserve">作成日：2026年3月19日</w:t>
+        <w:t xml:space="preserve">作成日：2026年3月20日</w:t>
       </w:r>
     </w:p>
     <w:p>
@@ -189,7 +189,7 @@
           <w:sz w:val="21"/>
           <w:szCs w:val="21"/>
         </w:rPr>
-        <w:t xml:space="preserve">2026年2月〜3月に各OTAサイト・口コミサイトに投稿された108件のレビューを包括的に分析しました。以下が主要な発見事項です。</w:t>
+        <w:t xml:space="preserve">2026年2月〜3月に各OTAサイト・口コミサイトに投稿された112件のレビューを包括的に分析しました。以下が主要な発見事項です。</w:t>
       </w:r>
     </w:p>
     <w:p>
@@ -261,7 +261,7 @@
                 <w:sz w:val="36"/>
                 <w:szCs w:val="36"/>
               </w:rPr>
-              <w:t xml:space="preserve">8.83</w:t>
+              <w:t xml:space="preserve">8.86</w:t>
             </w:r>
           </w:p>
         </w:tc>
@@ -310,7 +310,7 @@
                 <w:sz w:val="36"/>
                 <w:szCs w:val="36"/>
               </w:rPr>
-              <w:t xml:space="preserve">83.3%</w:t>
+              <w:t xml:space="preserve">83.9%</w:t>
             </w:r>
           </w:p>
         </w:tc>
@@ -408,7 +408,7 @@
                 <w:sz w:val="36"/>
                 <w:szCs w:val="36"/>
               </w:rPr>
-              <w:t xml:space="preserve">108件</w:t>
+              <w:t xml:space="preserve">112件</w:t>
             </w:r>
           </w:p>
         </w:tc>
@@ -448,7 +448,7 @@
           <w:sz w:val="21"/>
           <w:szCs w:val="21"/>
         </w:rPr>
-        <w:t xml:space="preserve">全体平均スコア8.83点（10点換算）は良好な水準であり、83.3%が高評価（8-10点）に分類されます。低評価（1-4点）は1件（0.9%）で、ゲスト満足度は良好です。Google（9.80点）で特に高い評価を獲得しています。</w:t>
+        <w:t xml:space="preserve">全体平均スコア8.86点（10点換算）は良好な水準であり、83.9%が高評価（8-10点）に分類されます。低評価（1-4点）は1件（0.9%）で、ゲスト満足度は良好です。Google（9.80点）で特に高い評価を獲得しています。</w:t>
       </w:r>
     </w:p>
     <w:p>
@@ -567,7 +567,7 @@
                 <w:sz w:val="20"/>
                 <w:szCs w:val="20"/>
               </w:rPr>
-              <w:t xml:space="preserve">浴室・水回り（17件）、部屋の狭さ（12件）、対応・サービスの不満（4件）、臭い・匂い（3件）</w:t>
+              <w:t xml:space="preserve">浴室・水回り（17件）、部屋の狭さ（11件）、対応・サービスの不満（4件）、臭い・匂い（3件）</w:t>
             </w:r>
           </w:p>
           <w:p>
@@ -1229,7 +1229,7 @@
                 <w:sz w:val="20"/>
                 <w:szCs w:val="20"/>
               </w:rPr>
-              <w:t xml:space="preserve">13</w:t>
+              <w:t xml:space="preserve">15</w:t>
             </w:r>
           </w:p>
         </w:tc>
@@ -1264,7 +1264,7 @@
                 <w:sz w:val="20"/>
                 <w:szCs w:val="20"/>
               </w:rPr>
-              <w:t xml:space="preserve">4.62</w:t>
+              <w:t xml:space="preserve">4.6</w:t>
             </w:r>
           </w:p>
         </w:tc>
@@ -1334,7 +1334,7 @@
                 <w:sz w:val="20"/>
                 <w:szCs w:val="20"/>
               </w:rPr>
-              <w:t xml:space="preserve">9.23</w:t>
+              <w:t xml:space="preserve">9.2</w:t>
             </w:r>
           </w:p>
         </w:tc>
@@ -1716,7 +1716,7 @@
                 <w:sz w:val="20"/>
                 <w:szCs w:val="20"/>
               </w:rPr>
-              <w:t xml:space="preserve">22</w:t>
+              <w:t xml:space="preserve">23</w:t>
             </w:r>
           </w:p>
         </w:tc>
@@ -1751,7 +1751,7 @@
                 <w:sz w:val="20"/>
                 <w:szCs w:val="20"/>
               </w:rPr>
-              <w:t xml:space="preserve">9.05</w:t>
+              <w:t xml:space="preserve">9.09</w:t>
             </w:r>
           </w:p>
         </w:tc>
@@ -1821,7 +1821,7 @@
                 <w:sz w:val="20"/>
                 <w:szCs w:val="20"/>
               </w:rPr>
-              <w:t xml:space="preserve">9.05</w:t>
+              <w:t xml:space="preserve">9.09</w:t>
             </w:r>
           </w:p>
         </w:tc>
@@ -1856,7 +1856,7 @@
                 <w:sz w:val="20"/>
                 <w:szCs w:val="20"/>
               </w:rPr>
-              <w:t xml:space="preserve">9.5</w:t>
+              <w:t xml:space="preserve">10</w:t>
             </w:r>
           </w:p>
         </w:tc>
@@ -2203,7 +2203,7 @@
                 <w:sz w:val="20"/>
                 <w:szCs w:val="20"/>
               </w:rPr>
-              <w:t xml:space="preserve">29</w:t>
+              <w:t xml:space="preserve">30</w:t>
             </w:r>
           </w:p>
         </w:tc>
@@ -2238,7 +2238,7 @@
                 <w:sz w:val="20"/>
                 <w:szCs w:val="20"/>
               </w:rPr>
-              <w:t xml:space="preserve">8.21</w:t>
+              <w:t xml:space="preserve">8.27</w:t>
             </w:r>
           </w:p>
         </w:tc>
@@ -2308,7 +2308,7 @@
                 <w:sz w:val="20"/>
                 <w:szCs w:val="20"/>
               </w:rPr>
-              <w:t xml:space="preserve">8.21</w:t>
+              <w:t xml:space="preserve">8.27</w:t>
             </w:r>
           </w:p>
         </w:tc>
@@ -2418,7 +2418,7 @@
           <w:sz w:val="21"/>
           <w:szCs w:val="21"/>
         </w:rPr>
-        <w:t xml:space="preserve">評価分布は10点（48.1%）に最も多く、8点以上の高評価が83.3%を占め、高い顧客満足度を示しています。低評価（1-4点）は計1件（0.9%）です。</w:t>
+        <w:t xml:space="preserve">評価分布は10点（49.1%）に最も多く、8点以上の高評価が83.9%を占め、高い顧客満足度を示しています。低評価（1-4点）は計1件（0.9%）です。</w:t>
       </w:r>
     </w:p>
     <w:p>
@@ -2653,7 +2653,7 @@
                 <w:sz w:val="20"/>
                 <w:szCs w:val="20"/>
               </w:rPr>
-              <w:t xml:space="preserve">52</w:t>
+              <w:t xml:space="preserve">55</w:t>
             </w:r>
           </w:p>
         </w:tc>
@@ -2688,7 +2688,7 @@
                 <w:sz w:val="20"/>
                 <w:szCs w:val="20"/>
               </w:rPr>
-              <w:t xml:space="preserve">48.1%</w:t>
+              <w:t xml:space="preserve">49.1%</w:t>
             </w:r>
           </w:p>
         </w:tc>
@@ -2726,7 +2726,7 @@
                 <w:sz w:val="18"/>
                 <w:szCs w:val="18"/>
               </w:rPr>
-              <w:t xml:space="preserve"> 52件</w:t>
+              <w:t xml:space="preserve"> 55件</w:t>
             </w:r>
           </w:p>
         </w:tc>
@@ -2833,7 +2833,7 @@
                 <w:sz w:val="20"/>
                 <w:szCs w:val="20"/>
               </w:rPr>
-              <w:t xml:space="preserve">15.7%</w:t>
+              <w:t xml:space="preserve">15.2%</w:t>
             </w:r>
           </w:p>
         </w:tc>
@@ -2861,7 +2861,7 @@
                 <w:sz w:val="20"/>
                 <w:szCs w:val="20"/>
               </w:rPr>
-              <w:t xml:space="preserve">███████</w:t>
+              <w:t xml:space="preserve">██████</w:t>
             </w:r>
             <w:r>
               <w:rPr>
@@ -2942,7 +2942,7 @@
                 <w:sz w:val="20"/>
                 <w:szCs w:val="20"/>
               </w:rPr>
-              <w:t xml:space="preserve">21</w:t>
+              <w:t xml:space="preserve">22</w:t>
             </w:r>
           </w:p>
         </w:tc>
@@ -2977,7 +2977,7 @@
                 <w:sz w:val="20"/>
                 <w:szCs w:val="20"/>
               </w:rPr>
-              <w:t xml:space="preserve">19.4%</w:t>
+              <w:t xml:space="preserve">19.6%</w:t>
             </w:r>
           </w:p>
         </w:tc>
@@ -3015,7 +3015,7 @@
                 <w:sz w:val="18"/>
                 <w:szCs w:val="18"/>
               </w:rPr>
-              <w:t xml:space="preserve"> 21件</w:t>
+              <w:t xml:space="preserve"> 22件</w:t>
             </w:r>
           </w:p>
         </w:tc>
@@ -3122,7 +3122,7 @@
                 <w:sz w:val="20"/>
                 <w:szCs w:val="20"/>
               </w:rPr>
-              <w:t xml:space="preserve">8.3%</w:t>
+              <w:t xml:space="preserve">8.0%</w:t>
             </w:r>
           </w:p>
         </w:tc>
@@ -3266,7 +3266,7 @@
                 <w:sz w:val="20"/>
                 <w:szCs w:val="20"/>
               </w:rPr>
-              <w:t xml:space="preserve">6.5%</w:t>
+              <w:t xml:space="preserve">6.2%</w:t>
             </w:r>
           </w:p>
         </w:tc>
@@ -3668,7 +3668,7 @@
                 <w:sz w:val="24"/>
                 <w:szCs w:val="24"/>
               </w:rPr>
-              <w:t xml:space="preserve">90件（83.3%）</w:t>
+              <w:t xml:space="preserve">94件（83.9%）</w:t>
             </w:r>
           </w:p>
         </w:tc>
@@ -3719,7 +3719,7 @@
                 <w:sz w:val="24"/>
                 <w:szCs w:val="24"/>
               </w:rPr>
-              <w:t xml:space="preserve">17件（15.7%）</w:t>
+              <w:t xml:space="preserve">17件（15.2%）</w:t>
             </w:r>
           </w:p>
         </w:tc>
@@ -4044,7 +4044,7 @@
                 <w:sz w:val="20"/>
                 <w:szCs w:val="20"/>
               </w:rPr>
-              <w:t xml:space="preserve">「部屋も清潔で、とにかくシンプルな滞在におすすめです」「com とても清潔かつ、大浴場も広くサウナも水風呂も付いていて良かったです」</w:t>
+              <w:t xml:space="preserve">「ホテル自体もとても清潔で今後も利用したいと思います」「内装もすてきで清潔感のあるホテルでした」</w:t>
             </w:r>
           </w:p>
         </w:tc>
@@ -4148,7 +4148,7 @@
                 <w:sz w:val="20"/>
                 <w:szCs w:val="20"/>
               </w:rPr>
-              <w:t xml:space="preserve">「この近くに来るなら絶対リピしますね 朝食ブッフェは、金額の割にお味噌汁とスープの表記間違えてるし、アイスコーヒーと...」「Google いろんなホテルに泊まりましたが完璧に近いホテルです」</w:t>
+              <w:t xml:space="preserve">「関内駅から徒歩圏内で行きやすかったです」「この近くに来るなら絶対リピしますね 朝食ブッフェは、金額の割にお味噌汁とスープの表記間違えてるし、アイスコーヒーと...」</w:t>
             </w:r>
           </w:p>
         </w:tc>
@@ -4255,7 +4255,7 @@
                 <w:sz w:val="20"/>
                 <w:szCs w:val="20"/>
               </w:rPr>
-              <w:t xml:space="preserve">「しかし、水も備品も不要という方には快適かもしれません」「部屋は広々としていて、二段ベッドとUSBポートが備え付けられていました」</w:t>
+              <w:t xml:space="preserve">「静かで快適に過ごすことができました」「ゆったりとしたベッドでぐっすりと眠れました」</w:t>
             </w:r>
           </w:p>
         </w:tc>
@@ -4359,7 +4359,7 @@
                 <w:sz w:val="20"/>
                 <w:szCs w:val="20"/>
               </w:rPr>
-              <w:t xml:space="preserve">「com Front desk staff was super nice and helpful with me a...」「アカスリがなかったので、フロントにお願いすると、いただけたが、みんなに提供しても良いのでは」</w:t>
+              <w:t xml:space="preserve">「宿泊前後に荷物を預けさせてもらいましたが、快く対応してくださりありがたかったです」「com Front desk staff was super nice and helpful with me a...」</w:t>
             </w:r>
           </w:p>
         </w:tc>
@@ -4570,7 +4570,7 @@
                 <w:sz w:val="20"/>
                 <w:szCs w:val="20"/>
               </w:rPr>
-              <w:t xml:space="preserve">「朝食は新鮮で種類も豊富で美味しかったです」「Agoda 残念なのは朝食ブッフェ」</w:t>
+              <w:t xml:space="preserve">「楽天トラベル 朝食バイキングの種類も豊富で、会場も落ち着いた雰囲気で綺麗」「朝食は新鮮で種類も豊富で美味しかったです」</w:t>
             </w:r>
           </w:p>
         </w:tc>
@@ -4610,7 +4610,7 @@
           <w:sz w:val="21"/>
           <w:szCs w:val="21"/>
         </w:rPr>
-        <w:t xml:space="preserve">口コミの多数で「清潔さ・清掃」に関するポジティブな言及が見られ、ホテルコメント横浜関内の最大の差別化要因となっています。部屋も清潔で、とにかくシンプルな滞在におすすめですといった声が多数寄せられています。</w:t>
+        <w:t xml:space="preserve">口コミの多数で「清潔さ・清掃」に関するポジティブな言及が見られ、ホテルコメント横浜関内の最大の差別化要因となっています。ホテル自体もとても清潔で今後も利用したいと思いますといった声が多数寄せられています。</w:t>
       </w:r>
     </w:p>
     <w:p>
@@ -4629,7 +4629,7 @@
           <w:sz w:val="21"/>
           <w:szCs w:val="21"/>
         </w:rPr>
-        <w:t xml:space="preserve">部屋も清潔で、とにかくシンプルな滞在におすすめです</w:t>
+        <w:t xml:space="preserve">ホテル自体もとても清潔で今後も利用したいと思います</w:t>
       </w:r>
     </w:p>
     <w:p>
@@ -4648,7 +4648,7 @@
           <w:sz w:val="21"/>
           <w:szCs w:val="21"/>
         </w:rPr>
-        <w:t xml:space="preserve">com とても清潔かつ、大浴場も広くサウナも水風呂も付いていて良かったです</w:t>
+        <w:t xml:space="preserve">内装もすてきで清潔感のあるホテルでした</w:t>
       </w:r>
     </w:p>
     <w:p>
@@ -4667,7 +4667,7 @@
           <w:sz w:val="21"/>
           <w:szCs w:val="21"/>
         </w:rPr>
-        <w:t xml:space="preserve">com 清潔 受付の対応 受付の対応</w:t>
+        <w:t xml:space="preserve">部屋も清潔で、とにかくシンプルな滞在におすすめです</w:t>
       </w:r>
     </w:p>
     <w:p>
@@ -4704,7 +4704,7 @@
           <w:sz w:val="21"/>
           <w:szCs w:val="21"/>
         </w:rPr>
-        <w:t xml:space="preserve">立地・アクセスに関するポジティブな評価も多く寄せられています。「この近くに来るなら絶対リピしますね 朝食ブッフェは、金額の割にお味噌汁とスープの表記間違えてるし、アイスコーヒーと...」といったコメントが見られます。</w:t>
+        <w:t xml:space="preserve">立地・アクセスに関するポジティブな評価も多く寄せられています。「関内駅から徒歩圏内で行きやすかったです」といったコメントが見られます。</w:t>
       </w:r>
     </w:p>
     <w:p>
@@ -5182,7 +5182,7 @@
                 <w:sz w:val="20"/>
                 <w:szCs w:val="20"/>
               </w:rPr>
-              <w:t xml:space="preserve">重大・12件</w:t>
+              <w:t xml:space="preserve">重大・11件</w:t>
             </w:r>
           </w:p>
         </w:tc>
@@ -6823,7 +6823,7 @@
                 <w:sz w:val="20"/>
                 <w:szCs w:val="20"/>
               </w:rPr>
-              <w:t xml:space="preserve">8.83点</w:t>
+              <w:t xml:space="preserve">8.86点</w:t>
             </w:r>
           </w:p>
         </w:tc>
@@ -6857,7 +6857,7 @@
                 <w:sz w:val="20"/>
                 <w:szCs w:val="20"/>
               </w:rPr>
-              <w:t xml:space="preserve">9.1点以上</w:t>
+              <w:t xml:space="preserve">9.2点以上</w:t>
             </w:r>
           </w:p>
         </w:tc>
@@ -6963,7 +6963,7 @@
                 <w:sz w:val="20"/>
                 <w:szCs w:val="20"/>
               </w:rPr>
-              <w:t xml:space="preserve">83.3%</w:t>
+              <w:t xml:space="preserve">83.9%</w:t>
             </w:r>
           </w:p>
         </w:tc>
@@ -6998,7 +6998,7 @@
                 <w:sz w:val="20"/>
                 <w:szCs w:val="20"/>
               </w:rPr>
-              <w:t xml:space="preserve">88%以上</w:t>
+              <w:t xml:space="preserve">89%以上</w:t>
             </w:r>
           </w:p>
         </w:tc>
@@ -7243,7 +7243,7 @@
                 <w:sz w:val="20"/>
                 <w:szCs w:val="20"/>
               </w:rPr>
-              <w:t xml:space="preserve">8.2点</w:t>
+              <w:t xml:space="preserve">8.3点</w:t>
             </w:r>
           </w:p>
         </w:tc>
@@ -7278,7 +7278,7 @@
                 <w:sz w:val="20"/>
                 <w:szCs w:val="20"/>
               </w:rPr>
-              <w:t xml:space="preserve">9.2点以上</w:t>
+              <w:t xml:space="preserve">9.3点以上</w:t>
             </w:r>
           </w:p>
         </w:tc>
@@ -7654,7 +7654,7 @@
           <w:sz w:val="22"/>
           <w:szCs w:val="22"/>
         </w:rPr>
-        <w:t xml:space="preserve">[1] Booking.com / 10点 / 2026-03-18</w:t>
+        <w:t xml:space="preserve">[1] 楽天トラベル / 10点 / 2026-03-19</w:t>
       </w:r>
     </w:p>
     <w:p>
@@ -7669,7 +7669,7 @@
           <w:sz w:val="21"/>
           <w:szCs w:val="21"/>
         </w:rPr>
-        <w:t xml:space="preserve">Booking.com</w:t>
+        <w:t xml:space="preserve">朝食バイキングの種類も豊富で、会場も落ち着いた雰囲気で綺麗。ホテル自体もとても清潔で今後も利用したいと思います。</w:t>
       </w:r>
     </w:p>
     <w:p>
@@ -7690,7 +7690,7 @@
           <w:sz w:val="22"/>
           <w:szCs w:val="22"/>
         </w:rPr>
-        <w:t xml:space="preserve">[2] Booking.com / 9点 / 2026-03-18</w:t>
+        <w:t xml:space="preserve">[2] Trip.com / 10点 / 2026-03-19</w:t>
       </w:r>
     </w:p>
     <w:p>
@@ -7705,7 +7705,7 @@
           <w:sz w:val="21"/>
           <w:szCs w:val="21"/>
         </w:rPr>
-        <w:t xml:space="preserve">Booking.com</w:t>
+        <w:t xml:space="preserve">ホカンス目的のため利用しました。 内装もすてきで清潔感のあるホテルでした。 関内駅から徒歩圏内で行きやすかったです。</w:t>
       </w:r>
     </w:p>
     <w:p>
@@ -7726,7 +7726,7 @@
           <w:sz w:val="22"/>
           <w:szCs w:val="22"/>
         </w:rPr>
-        <w:t xml:space="preserve">[3] Agoda / 10点 / 2026-03-17</w:t>
+        <w:t xml:space="preserve">[3] Agoda / 10点 / 2026-03-19</w:t>
       </w:r>
     </w:p>
     <w:p>
@@ -7741,7 +7741,7 @@
           <w:sz w:val="21"/>
           <w:szCs w:val="21"/>
         </w:rPr>
-        <w:t xml:space="preserve">外の眺望はダメなら部屋でしたが室内はコスパ最高でした</w:t>
+        <w:t xml:space="preserve">ライブ遠征で日産スタジアムの時にお世話になりました。静かで快適に過ごすことができました。大浴場もあったような…？</w:t>
       </w:r>
     </w:p>
     <w:p>
@@ -7762,7 +7762,7 @@
           <w:sz w:val="22"/>
           <w:szCs w:val="22"/>
         </w:rPr>
-        <w:t xml:space="preserve">[4] Agoda / 8点 / 2026-03-17</w:t>
+        <w:t xml:space="preserve">[4] 楽天トラベル / 8点 / 2026-03-19</w:t>
       </w:r>
     </w:p>
     <w:p>
@@ -7777,7 +7777,7 @@
           <w:sz w:val="21"/>
           <w:szCs w:val="21"/>
         </w:rPr>
-        <w:t xml:space="preserve">エコ意識が高いのか，体を洗うタオル？アカスリがなかったので、フロントにお願いすると、いただけたが、みんなに提供しても良いのでは？と思いました。 ペットボトルの水の提供もありません。 しかし、水も備品も不要という方には快適かもしれません！ 部屋も清潔で、とにかくシンプルな滞在におすすめです。</w:t>
+        <w:t xml:space="preserve">ワイドツインルームを３人で利用しました。ゆったりとしたベッドでぐっすりと眠れました。宿泊前後に荷物を預けさせてもらいましたが、快く対応してくださりありがたかったです。 テレビでホテルの案内ページからお風呂の混雑状況を確認できたので、空いてる時間に利用しました。何人かは利用されてましたが、洗い場やドライヤーも待たずに利用できました。</w:t>
       </w:r>
     </w:p>
     <w:p>
@@ -7798,7 +7798,7 @@
           <w:sz w:val="22"/>
           <w:szCs w:val="22"/>
         </w:rPr>
-        <w:t xml:space="preserve">[5] じゃらん / 10点 / 2026-03-17</w:t>
+        <w:t xml:space="preserve">[5] Booking.com / 10点 / 2026-03-18</w:t>
       </w:r>
     </w:p>
     <w:p>
@@ -7813,7 +7813,7 @@
           <w:sz w:val="21"/>
           <w:szCs w:val="21"/>
         </w:rPr>
-        <w:t xml:space="preserve">受付係は親切で笑顔で、駐車場の場所を丁寧に説明してくれました。朝食は新鮮で種類も豊富で美味しかったです。部屋は広々としていて、二段ベッドとUSBポートが備え付けられていました。友人にも100％おすすめします。</w:t>
+        <w:t xml:space="preserve">Booking.com</w:t>
       </w:r>
     </w:p>
     <w:p>
@@ -8019,7 +8019,7 @@
           <w:sz w:val="21"/>
           <w:szCs w:val="21"/>
         </w:rPr>
-        <w:t xml:space="preserve">サービスは平均的で、部屋は狭い。</w:t>
+        <w:t xml:space="preserve">サービスは平均的で、部屋は狭かった。</w:t>
       </w:r>
     </w:p>
     <w:p>
@@ -8084,7 +8084,7 @@
                 <w:sz w:val="21"/>
                 <w:szCs w:val="21"/>
               </w:rPr>
-              <w:t xml:space="preserve">ホテルコメント横浜関内は、全体平均8.83点（10点換算）、高評価率83.3%という良好な顧客満足度を維持しているホテルです。特に「清潔さ・清掃」「立地・アクセス」が多くのゲストから高く評価されています。</w:t>
+              <w:t xml:space="preserve">ホテルコメント横浜関内は、全体平均8.86点（10点換算）、高評価率83.9%という良好な顧客満足度を維持しているホテルです。特に「清潔さ・清掃」「立地・アクセス」が多くのゲストから高く評価されています。</w:t>
             </w:r>
           </w:p>
           <w:p>
@@ -8126,7 +8126,7 @@
                 <w:sz w:val="21"/>
                 <w:szCs w:val="21"/>
               </w:rPr>
-              <w:t xml:space="preserve">Agodaでの低スコア（8.2点）は、口コミ返信の強化とサービス品質の一貫性確保で改善余地があります。全サイトでの口コミ返信率100%を目指すことで、ホテルの姿勢をゲストに伝え、リピート率の向上につなげることが重要です。</w:t>
+              <w:t xml:space="preserve">Agodaでの低スコア（8.3点）は、口コミ返信の強化とサービス品質の一貫性確保で改善余地があります。全サイトでの口コミ返信率100%を目指すことで、ホテルの姿勢をゲストに伝え、リピート率の向上につなげることが重要です。</w:t>
             </w:r>
           </w:p>
           <w:p>

--- a/納品レポート/ホテル別レポート/comment_yokohama_口コミ分析改善レポート.docx
+++ b/納品レポート/ホテル別レポート/comment_yokohama_口コミ分析改善レポート.docx
@@ -96,7 +96,7 @@
           <w:sz w:val="22"/>
           <w:szCs w:val="22"/>
         </w:rPr>
-        <w:t xml:space="preserve">レビュー総数：112件（6サイト）</w:t>
+        <w:t xml:space="preserve">レビュー総数：114件（6サイト）</w:t>
       </w:r>
     </w:p>
     <w:p>
@@ -131,7 +131,7 @@
           <w:sz w:val="20"/>
           <w:szCs w:val="20"/>
         </w:rPr>
-        <w:t xml:space="preserve">作成日：2026年3月20日</w:t>
+        <w:t xml:space="preserve">作成日：2026年3月21日</w:t>
       </w:r>
     </w:p>
     <w:p>
@@ -189,7 +189,7 @@
           <w:sz w:val="21"/>
           <w:szCs w:val="21"/>
         </w:rPr>
-        <w:t xml:space="preserve">2026年2月〜3月に各OTAサイト・口コミサイトに投稿された112件のレビューを包括的に分析しました。以下が主要な発見事項です。</w:t>
+        <w:t xml:space="preserve">2026年2月〜3月に各OTAサイト・口コミサイトに投稿された114件のレビューを包括的に分析しました。以下が主要な発見事項です。</w:t>
       </w:r>
     </w:p>
     <w:p>
@@ -261,7 +261,7 @@
                 <w:sz w:val="36"/>
                 <w:szCs w:val="36"/>
               </w:rPr>
-              <w:t xml:space="preserve">8.86</w:t>
+              <w:t xml:space="preserve">8.87</w:t>
             </w:r>
           </w:p>
         </w:tc>
@@ -310,7 +310,7 @@
                 <w:sz w:val="36"/>
                 <w:szCs w:val="36"/>
               </w:rPr>
-              <w:t xml:space="preserve">83.9%</w:t>
+              <w:t xml:space="preserve">84.2%</w:t>
             </w:r>
           </w:p>
         </w:tc>
@@ -408,7 +408,7 @@
                 <w:sz w:val="36"/>
                 <w:szCs w:val="36"/>
               </w:rPr>
-              <w:t xml:space="preserve">112件</w:t>
+              <w:t xml:space="preserve">114件</w:t>
             </w:r>
           </w:p>
         </w:tc>
@@ -448,7 +448,7 @@
           <w:sz w:val="21"/>
           <w:szCs w:val="21"/>
         </w:rPr>
-        <w:t xml:space="preserve">全体平均スコア8.86点（10点換算）は良好な水準であり、83.9%が高評価（8-10点）に分類されます。低評価（1-4点）は1件（0.9%）で、ゲスト満足度は良好です。Google（9.80点）で特に高い評価を獲得しています。</w:t>
+        <w:t xml:space="preserve">全体平均スコア8.87点（10点換算）は良好な水準であり、84.2%が高評価（8-10点）に分類されます。低評価（1-4点）は1件（0.9%）で、ゲスト満足度は良好です。Google（9.80点）で特に高い評価を獲得しています。</w:t>
       </w:r>
     </w:p>
     <w:p>
@@ -1229,7 +1229,7 @@
                 <w:sz w:val="20"/>
                 <w:szCs w:val="20"/>
               </w:rPr>
-              <w:t xml:space="preserve">15</w:t>
+              <w:t xml:space="preserve">16</w:t>
             </w:r>
           </w:p>
         </w:tc>
@@ -1264,7 +1264,7 @@
                 <w:sz w:val="20"/>
                 <w:szCs w:val="20"/>
               </w:rPr>
-              <w:t xml:space="preserve">4.6</w:t>
+              <w:t xml:space="preserve">4.62</w:t>
             </w:r>
           </w:p>
         </w:tc>
@@ -1334,7 +1334,7 @@
                 <w:sz w:val="20"/>
                 <w:szCs w:val="20"/>
               </w:rPr>
-              <w:t xml:space="preserve">9.2</w:t>
+              <w:t xml:space="preserve">9.25</w:t>
             </w:r>
           </w:p>
         </w:tc>
@@ -1961,7 +1961,7 @@
                 <w:sz w:val="20"/>
                 <w:szCs w:val="20"/>
               </w:rPr>
-              <w:t xml:space="preserve">22</w:t>
+              <w:t xml:space="preserve">23</w:t>
             </w:r>
           </w:p>
         </w:tc>
@@ -1995,7 +1995,7 @@
                 <w:sz w:val="20"/>
                 <w:szCs w:val="20"/>
               </w:rPr>
-              <w:t xml:space="preserve">8.59</w:t>
+              <w:t xml:space="preserve">8.61</w:t>
             </w:r>
           </w:p>
         </w:tc>
@@ -2063,7 +2063,7 @@
                 <w:sz w:val="20"/>
                 <w:szCs w:val="20"/>
               </w:rPr>
-              <w:t xml:space="preserve">8.59</w:t>
+              <w:t xml:space="preserve">8.61</w:t>
             </w:r>
           </w:p>
         </w:tc>
@@ -2418,7 +2418,7 @@
           <w:sz w:val="21"/>
           <w:szCs w:val="21"/>
         </w:rPr>
-        <w:t xml:space="preserve">評価分布は10点（49.1%）に最も多く、8点以上の高評価が83.9%を占め、高い顧客満足度を示しています。低評価（1-4点）は計1件（0.9%）です。</w:t>
+        <w:t xml:space="preserve">評価分布は10点（49.1%）に最も多く、8点以上の高評価が84.2%を占め、高い顧客満足度を示しています。低評価（1-4点）は計1件（0.9%）です。</w:t>
       </w:r>
     </w:p>
     <w:p>
@@ -2653,7 +2653,7 @@
                 <w:sz w:val="20"/>
                 <w:szCs w:val="20"/>
               </w:rPr>
-              <w:t xml:space="preserve">55</w:t>
+              <w:t xml:space="preserve">56</w:t>
             </w:r>
           </w:p>
         </w:tc>
@@ -2726,7 +2726,7 @@
                 <w:sz w:val="18"/>
                 <w:szCs w:val="18"/>
               </w:rPr>
-              <w:t xml:space="preserve"> 55件</w:t>
+              <w:t xml:space="preserve"> 56件</w:t>
             </w:r>
           </w:p>
         </w:tc>
@@ -2798,7 +2798,7 @@
                 <w:sz w:val="20"/>
                 <w:szCs w:val="20"/>
               </w:rPr>
-              <w:t xml:space="preserve">17</w:t>
+              <w:t xml:space="preserve">18</w:t>
             </w:r>
           </w:p>
         </w:tc>
@@ -2833,7 +2833,7 @@
                 <w:sz w:val="20"/>
                 <w:szCs w:val="20"/>
               </w:rPr>
-              <w:t xml:space="preserve">15.2%</w:t>
+              <w:t xml:space="preserve">15.8%</w:t>
             </w:r>
           </w:p>
         </w:tc>
@@ -2870,7 +2870,7 @@
                 <w:sz w:val="18"/>
                 <w:szCs w:val="18"/>
               </w:rPr>
-              <w:t xml:space="preserve"> 17件</w:t>
+              <w:t xml:space="preserve"> 18件</w:t>
             </w:r>
           </w:p>
         </w:tc>
@@ -2977,7 +2977,7 @@
                 <w:sz w:val="20"/>
                 <w:szCs w:val="20"/>
               </w:rPr>
-              <w:t xml:space="preserve">19.6%</w:t>
+              <w:t xml:space="preserve">19.3%</w:t>
             </w:r>
           </w:p>
         </w:tc>
@@ -3122,7 +3122,7 @@
                 <w:sz w:val="20"/>
                 <w:szCs w:val="20"/>
               </w:rPr>
-              <w:t xml:space="preserve">8.0%</w:t>
+              <w:t xml:space="preserve">7.9%</w:t>
             </w:r>
           </w:p>
         </w:tc>
@@ -3266,7 +3266,7 @@
                 <w:sz w:val="20"/>
                 <w:szCs w:val="20"/>
               </w:rPr>
-              <w:t xml:space="preserve">6.2%</w:t>
+              <w:t xml:space="preserve">6.1%</w:t>
             </w:r>
           </w:p>
         </w:tc>
@@ -3668,7 +3668,7 @@
                 <w:sz w:val="24"/>
                 <w:szCs w:val="24"/>
               </w:rPr>
-              <w:t xml:space="preserve">94件（83.9%）</w:t>
+              <w:t xml:space="preserve">96件（84.2%）</w:t>
             </w:r>
           </w:p>
         </w:tc>
@@ -3719,7 +3719,7 @@
                 <w:sz w:val="24"/>
                 <w:szCs w:val="24"/>
               </w:rPr>
-              <w:t xml:space="preserve">17件（15.2%）</w:t>
+              <w:t xml:space="preserve">17件（14.9%）</w:t>
             </w:r>
           </w:p>
         </w:tc>
@@ -4044,7 +4044,7 @@
                 <w:sz w:val="20"/>
                 <w:szCs w:val="20"/>
               </w:rPr>
-              <w:t xml:space="preserve">「ホテル自体もとても清潔で今後も利用したいと思います」「内装もすてきで清潔感のあるホテルでした」</w:t>
+              <w:t xml:space="preserve">「楽天トラベル とても広くて清潔で子供達も喜んでました」「ホテル自体もとても清潔で今後も利用したいと思います」</w:t>
             </w:r>
           </w:p>
         </w:tc>
@@ -4610,7 +4610,7 @@
           <w:sz w:val="21"/>
           <w:szCs w:val="21"/>
         </w:rPr>
-        <w:t xml:space="preserve">口コミの多数で「清潔さ・清掃」に関するポジティブな言及が見られ、ホテルコメント横浜関内の最大の差別化要因となっています。ホテル自体もとても清潔で今後も利用したいと思いますといった声が多数寄せられています。</w:t>
+        <w:t xml:space="preserve">口コミの多数で「清潔さ・清掃」に関するポジティブな言及が見られ、ホテルコメント横浜関内の最大の差別化要因となっています。楽天トラベル とても広くて清潔で子供達も喜んでましたといった声が多数寄せられています。</w:t>
       </w:r>
     </w:p>
     <w:p>
@@ -4629,7 +4629,7 @@
           <w:sz w:val="21"/>
           <w:szCs w:val="21"/>
         </w:rPr>
-        <w:t xml:space="preserve">ホテル自体もとても清潔で今後も利用したいと思います</w:t>
+        <w:t xml:space="preserve">楽天トラベル とても広くて清潔で子供達も喜んでました</w:t>
       </w:r>
     </w:p>
     <w:p>
@@ -4648,7 +4648,7 @@
           <w:sz w:val="21"/>
           <w:szCs w:val="21"/>
         </w:rPr>
-        <w:t xml:space="preserve">内装もすてきで清潔感のあるホテルでした</w:t>
+        <w:t xml:space="preserve">ホテル自体もとても清潔で今後も利用したいと思います</w:t>
       </w:r>
     </w:p>
     <w:p>
@@ -4667,7 +4667,7 @@
           <w:sz w:val="21"/>
           <w:szCs w:val="21"/>
         </w:rPr>
-        <w:t xml:space="preserve">部屋も清潔で、とにかくシンプルな滞在におすすめです</w:t>
+        <w:t xml:space="preserve">内装もすてきで清潔感のあるホテルでした</w:t>
       </w:r>
     </w:p>
     <w:p>
@@ -6823,7 +6823,7 @@
                 <w:sz w:val="20"/>
                 <w:szCs w:val="20"/>
               </w:rPr>
-              <w:t xml:space="preserve">8.86点</w:t>
+              <w:t xml:space="preserve">8.87点</w:t>
             </w:r>
           </w:p>
         </w:tc>
@@ -6963,7 +6963,7 @@
                 <w:sz w:val="20"/>
                 <w:szCs w:val="20"/>
               </w:rPr>
-              <w:t xml:space="preserve">83.9%</w:t>
+              <w:t xml:space="preserve">84.2%</w:t>
             </w:r>
           </w:p>
         </w:tc>
@@ -7654,7 +7654,7 @@
           <w:sz w:val="22"/>
           <w:szCs w:val="22"/>
         </w:rPr>
-        <w:t xml:space="preserve">[1] 楽天トラベル / 10点 / 2026-03-19</w:t>
+        <w:t xml:space="preserve">[1] Booking.com / 9点 / 2026-03-20</w:t>
       </w:r>
     </w:p>
     <w:p>
@@ -7669,7 +7669,7 @@
           <w:sz w:val="21"/>
           <w:szCs w:val="21"/>
         </w:rPr>
-        <w:t xml:space="preserve">朝食バイキングの種類も豊富で、会場も落ち着いた雰囲気で綺麗。ホテル自体もとても清潔で今後も利用したいと思います。</w:t>
+        <w:t xml:space="preserve">Booking.com</w:t>
       </w:r>
     </w:p>
     <w:p>
@@ -7690,7 +7690,7 @@
           <w:sz w:val="22"/>
           <w:szCs w:val="22"/>
         </w:rPr>
-        <w:t xml:space="preserve">[2] Trip.com / 10点 / 2026-03-19</w:t>
+        <w:t xml:space="preserve">[2] 楽天トラベル / 10点 / 2026-03-20</w:t>
       </w:r>
     </w:p>
     <w:p>
@@ -7705,7 +7705,7 @@
           <w:sz w:val="21"/>
           <w:szCs w:val="21"/>
         </w:rPr>
-        <w:t xml:space="preserve">ホカンス目的のため利用しました。 内装もすてきで清潔感のあるホテルでした。 関内駅から徒歩圏内で行きやすかったです。</w:t>
+        <w:t xml:space="preserve">とても広くて清潔で子供達も喜んでました。 また利用したいです</w:t>
       </w:r>
     </w:p>
     <w:p>
@@ -7726,7 +7726,7 @@
           <w:sz w:val="22"/>
           <w:szCs w:val="22"/>
         </w:rPr>
-        <w:t xml:space="preserve">[3] Agoda / 10点 / 2026-03-19</w:t>
+        <w:t xml:space="preserve">[3] 楽天トラベル / 10点 / 2026-03-19</w:t>
       </w:r>
     </w:p>
     <w:p>
@@ -7741,7 +7741,7 @@
           <w:sz w:val="21"/>
           <w:szCs w:val="21"/>
         </w:rPr>
-        <w:t xml:space="preserve">ライブ遠征で日産スタジアムの時にお世話になりました。静かで快適に過ごすことができました。大浴場もあったような…？</w:t>
+        <w:t xml:space="preserve">朝食バイキングの種類も豊富で、会場も落ち着いた雰囲気で綺麗。ホテル自体もとても清潔で今後も利用したいと思います。</w:t>
       </w:r>
     </w:p>
     <w:p>
@@ -7762,7 +7762,7 @@
           <w:sz w:val="22"/>
           <w:szCs w:val="22"/>
         </w:rPr>
-        <w:t xml:space="preserve">[4] 楽天トラベル / 8点 / 2026-03-19</w:t>
+        <w:t xml:space="preserve">[4] Trip.com / 10点 / 2026-03-19</w:t>
       </w:r>
     </w:p>
     <w:p>
@@ -7777,7 +7777,7 @@
           <w:sz w:val="21"/>
           <w:szCs w:val="21"/>
         </w:rPr>
-        <w:t xml:space="preserve">ワイドツインルームを３人で利用しました。ゆったりとしたベッドでぐっすりと眠れました。宿泊前後に荷物を預けさせてもらいましたが、快く対応してくださりありがたかったです。 テレビでホテルの案内ページからお風呂の混雑状況を確認できたので、空いてる時間に利用しました。何人かは利用されてましたが、洗い場やドライヤーも待たずに利用できました。</w:t>
+        <w:t xml:space="preserve">ホカンス目的のため利用しました。 内装もすてきで清潔感のあるホテルでした。 関内駅から徒歩圏内で行きやすかったです。</w:t>
       </w:r>
     </w:p>
     <w:p>
@@ -7798,7 +7798,7 @@
           <w:sz w:val="22"/>
           <w:szCs w:val="22"/>
         </w:rPr>
-        <w:t xml:space="preserve">[5] Booking.com / 10点 / 2026-03-18</w:t>
+        <w:t xml:space="preserve">[5] Agoda / 10点 / 2026-03-19</w:t>
       </w:r>
     </w:p>
     <w:p>
@@ -7813,7 +7813,7 @@
           <w:sz w:val="21"/>
           <w:szCs w:val="21"/>
         </w:rPr>
-        <w:t xml:space="preserve">Booking.com</w:t>
+        <w:t xml:space="preserve">ライブ遠征で日産スタジアムの時にお世話になりました。静かで快適に過ごすことができました。大浴場もあったような…？</w:t>
       </w:r>
     </w:p>
     <w:p>
@@ -8084,7 +8084,7 @@
                 <w:sz w:val="21"/>
                 <w:szCs w:val="21"/>
               </w:rPr>
-              <w:t xml:space="preserve">ホテルコメント横浜関内は、全体平均8.86点（10点換算）、高評価率83.9%という良好な顧客満足度を維持しているホテルです。特に「清潔さ・清掃」「立地・アクセス」が多くのゲストから高く評価されています。</w:t>
+              <w:t xml:space="preserve">ホテルコメント横浜関内は、全体平均8.87点（10点換算）、高評価率84.2%という良好な顧客満足度を維持しているホテルです。特に「清潔さ・清掃」「立地・アクセス」が多くのゲストから高く評価されています。</w:t>
             </w:r>
           </w:p>
           <w:p>

--- a/納品レポート/ホテル別レポート/comment_yokohama_口コミ分析改善レポート.docx
+++ b/納品レポート/ホテル別レポート/comment_yokohama_口コミ分析改善レポート.docx
@@ -96,7 +96,7 @@
           <w:sz w:val="22"/>
           <w:szCs w:val="22"/>
         </w:rPr>
-        <w:t xml:space="preserve">レビュー総数：114件（6サイト）</w:t>
+        <w:t xml:space="preserve">レビュー総数：118件（6サイト）</w:t>
       </w:r>
     </w:p>
     <w:p>
@@ -131,7 +131,7 @@
           <w:sz w:val="20"/>
           <w:szCs w:val="20"/>
         </w:rPr>
-        <w:t xml:space="preserve">作成日：2026年3月21日</w:t>
+        <w:t xml:space="preserve">作成日：2026年3月23日</w:t>
       </w:r>
     </w:p>
     <w:p>
@@ -189,7 +189,7 @@
           <w:sz w:val="21"/>
           <w:szCs w:val="21"/>
         </w:rPr>
-        <w:t xml:space="preserve">2026年2月〜3月に各OTAサイト・口コミサイトに投稿された114件のレビューを包括的に分析しました。以下が主要な発見事項です。</w:t>
+        <w:t xml:space="preserve">2026年2月〜3月に各OTAサイト・口コミサイトに投稿された118件のレビューを包括的に分析しました。以下が主要な発見事項です。</w:t>
       </w:r>
     </w:p>
     <w:p>
@@ -261,7 +261,7 @@
                 <w:sz w:val="36"/>
                 <w:szCs w:val="36"/>
               </w:rPr>
-              <w:t xml:space="preserve">8.87</w:t>
+              <w:t xml:space="preserve">8.88</w:t>
             </w:r>
           </w:p>
         </w:tc>
@@ -310,7 +310,7 @@
                 <w:sz w:val="36"/>
                 <w:szCs w:val="36"/>
               </w:rPr>
-              <w:t xml:space="preserve">84.2%</w:t>
+              <w:t xml:space="preserve">84.7%</w:t>
             </w:r>
           </w:p>
         </w:tc>
@@ -359,7 +359,7 @@
                 <w:sz w:val="36"/>
                 <w:szCs w:val="36"/>
               </w:rPr>
-              <w:t xml:space="preserve">0.9%</w:t>
+              <w:t xml:space="preserve">0.8%</w:t>
             </w:r>
           </w:p>
         </w:tc>
@@ -408,7 +408,7 @@
                 <w:sz w:val="36"/>
                 <w:szCs w:val="36"/>
               </w:rPr>
-              <w:t xml:space="preserve">114件</w:t>
+              <w:t xml:space="preserve">118件</w:t>
             </w:r>
           </w:p>
         </w:tc>
@@ -448,7 +448,7 @@
           <w:sz w:val="21"/>
           <w:szCs w:val="21"/>
         </w:rPr>
-        <w:t xml:space="preserve">全体平均スコア8.87点（10点換算）は良好な水準であり、84.2%が高評価（8-10点）に分類されます。低評価（1-4点）は1件（0.9%）で、ゲスト満足度は良好です。Google（9.80点）で特に高い評価を獲得しています。</w:t>
+        <w:t xml:space="preserve">全体平均スコア8.88点（10点換算）は良好な水準であり、84.7%が高評価（8-10点）に分類されます。低評価（1-4点）は1件（0.8%）で、ゲスト満足度は良好です。Google（9.82点）で特に高い評価を獲得しています。</w:t>
       </w:r>
     </w:p>
     <w:p>
@@ -987,7 +987,7 @@
                 <w:sz w:val="20"/>
                 <w:szCs w:val="20"/>
               </w:rPr>
-              <w:t xml:space="preserve">10</w:t>
+              <w:t xml:space="preserve">11</w:t>
             </w:r>
           </w:p>
         </w:tc>
@@ -1021,7 +1021,7 @@
                 <w:sz w:val="20"/>
                 <w:szCs w:val="20"/>
               </w:rPr>
-              <w:t xml:space="preserve">4.9</w:t>
+              <w:t xml:space="preserve">4.91</w:t>
             </w:r>
           </w:p>
         </w:tc>
@@ -1089,7 +1089,7 @@
                 <w:sz w:val="20"/>
                 <w:szCs w:val="20"/>
               </w:rPr>
-              <w:t xml:space="preserve">9.8</w:t>
+              <w:t xml:space="preserve">9.82</w:t>
             </w:r>
           </w:p>
         </w:tc>
@@ -1229,7 +1229,7 @@
                 <w:sz w:val="20"/>
                 <w:szCs w:val="20"/>
               </w:rPr>
-              <w:t xml:space="preserve">16</w:t>
+              <w:t xml:space="preserve">17</w:t>
             </w:r>
           </w:p>
         </w:tc>
@@ -1264,7 +1264,7 @@
                 <w:sz w:val="20"/>
                 <w:szCs w:val="20"/>
               </w:rPr>
-              <w:t xml:space="preserve">4.62</w:t>
+              <w:t xml:space="preserve">4.65</w:t>
             </w:r>
           </w:p>
         </w:tc>
@@ -1334,7 +1334,7 @@
                 <w:sz w:val="20"/>
                 <w:szCs w:val="20"/>
               </w:rPr>
-              <w:t xml:space="preserve">9.25</w:t>
+              <w:t xml:space="preserve">9.29</w:t>
             </w:r>
           </w:p>
         </w:tc>
@@ -1961,7 +1961,7 @@
                 <w:sz w:val="20"/>
                 <w:szCs w:val="20"/>
               </w:rPr>
-              <w:t xml:space="preserve">23</w:t>
+              <w:t xml:space="preserve">24</w:t>
             </w:r>
           </w:p>
         </w:tc>
@@ -1995,7 +1995,7 @@
                 <w:sz w:val="20"/>
                 <w:szCs w:val="20"/>
               </w:rPr>
-              <w:t xml:space="preserve">8.61</w:t>
+              <w:t xml:space="preserve">8.58</w:t>
             </w:r>
           </w:p>
         </w:tc>
@@ -2063,7 +2063,7 @@
                 <w:sz w:val="20"/>
                 <w:szCs w:val="20"/>
               </w:rPr>
-              <w:t xml:space="preserve">8.61</w:t>
+              <w:t xml:space="preserve">8.58</w:t>
             </w:r>
           </w:p>
         </w:tc>
@@ -2203,7 +2203,7 @@
                 <w:sz w:val="20"/>
                 <w:szCs w:val="20"/>
               </w:rPr>
-              <w:t xml:space="preserve">30</w:t>
+              <w:t xml:space="preserve">31</w:t>
             </w:r>
           </w:p>
         </w:tc>
@@ -2238,7 +2238,7 @@
                 <w:sz w:val="20"/>
                 <w:szCs w:val="20"/>
               </w:rPr>
-              <w:t xml:space="preserve">8.27</w:t>
+              <w:t xml:space="preserve">8.29</w:t>
             </w:r>
           </w:p>
         </w:tc>
@@ -2308,7 +2308,7 @@
                 <w:sz w:val="20"/>
                 <w:szCs w:val="20"/>
               </w:rPr>
-              <w:t xml:space="preserve">8.27</w:t>
+              <w:t xml:space="preserve">8.29</w:t>
             </w:r>
           </w:p>
         </w:tc>
@@ -2418,7 +2418,7 @@
           <w:sz w:val="21"/>
           <w:szCs w:val="21"/>
         </w:rPr>
-        <w:t xml:space="preserve">評価分布は10点（49.1%）に最も多く、8点以上の高評価が84.2%を占め、高い顧客満足度を示しています。低評価（1-4点）は計1件（0.9%）です。</w:t>
+        <w:t xml:space="preserve">評価分布は10点（49.2%）に最も多く、8点以上の高評価が84.7%を占め、高い顧客満足度を示しています。低評価（1-4点）は計1件（0.8%）です。</w:t>
       </w:r>
     </w:p>
     <w:p>
@@ -2653,7 +2653,7 @@
                 <w:sz w:val="20"/>
                 <w:szCs w:val="20"/>
               </w:rPr>
-              <w:t xml:space="preserve">56</w:t>
+              <w:t xml:space="preserve">58</w:t>
             </w:r>
           </w:p>
         </w:tc>
@@ -2688,7 +2688,7 @@
                 <w:sz w:val="20"/>
                 <w:szCs w:val="20"/>
               </w:rPr>
-              <w:t xml:space="preserve">49.1%</w:t>
+              <w:t xml:space="preserve">49.2%</w:t>
             </w:r>
           </w:p>
         </w:tc>
@@ -2726,7 +2726,7 @@
                 <w:sz w:val="18"/>
                 <w:szCs w:val="18"/>
               </w:rPr>
-              <w:t xml:space="preserve"> 56件</w:t>
+              <w:t xml:space="preserve"> 58件</w:t>
             </w:r>
           </w:p>
         </w:tc>
@@ -2798,7 +2798,7 @@
                 <w:sz w:val="20"/>
                 <w:szCs w:val="20"/>
               </w:rPr>
-              <w:t xml:space="preserve">18</w:t>
+              <w:t xml:space="preserve">19</w:t>
             </w:r>
           </w:p>
         </w:tc>
@@ -2833,7 +2833,7 @@
                 <w:sz w:val="20"/>
                 <w:szCs w:val="20"/>
               </w:rPr>
-              <w:t xml:space="preserve">15.8%</w:t>
+              <w:t xml:space="preserve">16.1%</w:t>
             </w:r>
           </w:p>
         </w:tc>
@@ -2861,7 +2861,7 @@
                 <w:sz w:val="20"/>
                 <w:szCs w:val="20"/>
               </w:rPr>
-              <w:t xml:space="preserve">██████</w:t>
+              <w:t xml:space="preserve">███████</w:t>
             </w:r>
             <w:r>
               <w:rPr>
@@ -2870,7 +2870,7 @@
                 <w:sz w:val="18"/>
                 <w:szCs w:val="18"/>
               </w:rPr>
-              <w:t xml:space="preserve"> 18件</w:t>
+              <w:t xml:space="preserve"> 19件</w:t>
             </w:r>
           </w:p>
         </w:tc>
@@ -2942,7 +2942,7 @@
                 <w:sz w:val="20"/>
                 <w:szCs w:val="20"/>
               </w:rPr>
-              <w:t xml:space="preserve">22</w:t>
+              <w:t xml:space="preserve">23</w:t>
             </w:r>
           </w:p>
         </w:tc>
@@ -2977,7 +2977,7 @@
                 <w:sz w:val="20"/>
                 <w:szCs w:val="20"/>
               </w:rPr>
-              <w:t xml:space="preserve">19.3%</w:t>
+              <w:t xml:space="preserve">19.5%</w:t>
             </w:r>
           </w:p>
         </w:tc>
@@ -3015,7 +3015,7 @@
                 <w:sz w:val="18"/>
                 <w:szCs w:val="18"/>
               </w:rPr>
-              <w:t xml:space="preserve"> 22件</w:t>
+              <w:t xml:space="preserve"> 23件</w:t>
             </w:r>
           </w:p>
         </w:tc>
@@ -3122,7 +3122,7 @@
                 <w:sz w:val="20"/>
                 <w:szCs w:val="20"/>
               </w:rPr>
-              <w:t xml:space="preserve">7.9%</w:t>
+              <w:t xml:space="preserve">7.6%</w:t>
             </w:r>
           </w:p>
         </w:tc>
@@ -3266,7 +3266,7 @@
                 <w:sz w:val="20"/>
                 <w:szCs w:val="20"/>
               </w:rPr>
-              <w:t xml:space="preserve">6.1%</w:t>
+              <w:t xml:space="preserve">5.9%</w:t>
             </w:r>
           </w:p>
         </w:tc>
@@ -3295,7 +3295,7 @@
                 <w:sz w:val="20"/>
                 <w:szCs w:val="20"/>
               </w:rPr>
-              <w:t xml:space="preserve">███</w:t>
+              <w:t xml:space="preserve">██</w:t>
             </w:r>
             <w:r>
               <w:rPr>
@@ -3411,7 +3411,7 @@
                 <w:sz w:val="20"/>
                 <w:szCs w:val="20"/>
               </w:rPr>
-              <w:t xml:space="preserve">0.9%</w:t>
+              <w:t xml:space="preserve">0.8%</w:t>
             </w:r>
           </w:p>
         </w:tc>
@@ -3555,7 +3555,7 @@
                 <w:sz w:val="20"/>
                 <w:szCs w:val="20"/>
               </w:rPr>
-              <w:t xml:space="preserve">0.9%</w:t>
+              <w:t xml:space="preserve">0.8%</w:t>
             </w:r>
           </w:p>
         </w:tc>
@@ -3668,7 +3668,7 @@
                 <w:sz w:val="24"/>
                 <w:szCs w:val="24"/>
               </w:rPr>
-              <w:t xml:space="preserve">96件（84.2%）</w:t>
+              <w:t xml:space="preserve">100件（84.7%）</w:t>
             </w:r>
           </w:p>
         </w:tc>
@@ -3719,7 +3719,7 @@
                 <w:sz w:val="24"/>
                 <w:szCs w:val="24"/>
               </w:rPr>
-              <w:t xml:space="preserve">17件（14.9%）</w:t>
+              <w:t xml:space="preserve">17件（14.4%）</w:t>
             </w:r>
           </w:p>
         </w:tc>
@@ -3770,7 +3770,7 @@
                 <w:sz w:val="24"/>
                 <w:szCs w:val="24"/>
               </w:rPr>
-              <w:t xml:space="preserve">1件（0.9%）</w:t>
+              <w:t xml:space="preserve">1件（0.8%）</w:t>
             </w:r>
           </w:p>
         </w:tc>
@@ -4359,7 +4359,7 @@
                 <w:sz w:val="20"/>
                 <w:szCs w:val="20"/>
               </w:rPr>
-              <w:t xml:space="preserve">「宿泊前後に荷物を預けさせてもらいましたが、快く対応してくださりありがたかったです」「com Front desk staff was super nice and helpful with me a...」</w:t>
+              <w:t xml:space="preserve">「Agoda 予約時に子どもの分を忘れてしまっていまたが、当日でもすぐに対応してくださり、泊まることができました」「宿泊前後に荷物を預けさせてもらいましたが、快く対応してくださりありがたかったです」</w:t>
             </w:r>
           </w:p>
         </w:tc>
@@ -6823,7 +6823,7 @@
                 <w:sz w:val="20"/>
                 <w:szCs w:val="20"/>
               </w:rPr>
-              <w:t xml:space="preserve">8.87点</w:t>
+              <w:t xml:space="preserve">8.88点</w:t>
             </w:r>
           </w:p>
         </w:tc>
@@ -6963,7 +6963,7 @@
                 <w:sz w:val="20"/>
                 <w:szCs w:val="20"/>
               </w:rPr>
-              <w:t xml:space="preserve">84.2%</w:t>
+              <w:t xml:space="preserve">84.7%</w:t>
             </w:r>
           </w:p>
         </w:tc>
@@ -6998,7 +6998,7 @@
                 <w:sz w:val="20"/>
                 <w:szCs w:val="20"/>
               </w:rPr>
-              <w:t xml:space="preserve">89%以上</w:t>
+              <w:t xml:space="preserve">90%以上</w:t>
             </w:r>
           </w:p>
         </w:tc>
@@ -7103,7 +7103,7 @@
                 <w:sz w:val="20"/>
                 <w:szCs w:val="20"/>
               </w:rPr>
-              <w:t xml:space="preserve">0.9%</w:t>
+              <w:t xml:space="preserve">0.8%</w:t>
             </w:r>
           </w:p>
         </w:tc>
@@ -7654,7 +7654,7 @@
           <w:sz w:val="22"/>
           <w:szCs w:val="22"/>
         </w:rPr>
-        <w:t xml:space="preserve">[1] Booking.com / 9点 / 2026-03-20</w:t>
+        <w:t xml:space="preserve">[1] Agoda / 9点 / 2026-03-22</w:t>
       </w:r>
     </w:p>
     <w:p>
@@ -7669,7 +7669,7 @@
           <w:sz w:val="21"/>
           <w:szCs w:val="21"/>
         </w:rPr>
-        <w:t xml:space="preserve">Booking.com</w:t>
+        <w:t xml:space="preserve">予約時に子どもの分を忘れてしまっていまたが、当日でもすぐに対応してくださり、泊まることができました。 ありがとうございました。</w:t>
       </w:r>
     </w:p>
     <w:p>
@@ -7690,7 +7690,7 @@
           <w:sz w:val="22"/>
           <w:szCs w:val="22"/>
         </w:rPr>
-        <w:t xml:space="preserve">[2] 楽天トラベル / 10点 / 2026-03-20</w:t>
+        <w:t xml:space="preserve">[2] Booking.com / 8点 / 2026-03-22</w:t>
       </w:r>
     </w:p>
     <w:p>
@@ -7705,7 +7705,7 @@
           <w:sz w:val="21"/>
           <w:szCs w:val="21"/>
         </w:rPr>
-        <w:t xml:space="preserve">とても広くて清潔で子供達も喜んでました。 また利用したいです</w:t>
+        <w:t xml:space="preserve">Booking.com</w:t>
       </w:r>
     </w:p>
     <w:p>
@@ -7726,7 +7726,7 @@
           <w:sz w:val="22"/>
           <w:szCs w:val="22"/>
         </w:rPr>
-        <w:t xml:space="preserve">[3] 楽天トラベル / 10点 / 2026-03-19</w:t>
+        <w:t xml:space="preserve">[3] 楽天トラベル / 10点 / 2026-03-21</w:t>
       </w:r>
     </w:p>
     <w:p>
@@ -7741,7 +7741,7 @@
           <w:sz w:val="21"/>
           <w:szCs w:val="21"/>
         </w:rPr>
-        <w:t xml:space="preserve">朝食バイキングの種類も豊富で、会場も落ち着いた雰囲気で綺麗。ホテル自体もとても清潔で今後も利用したいと思います。</w:t>
+        <w:t xml:space="preserve">最近、なにかと宿泊費が高騰する中でめっちゃコスパ良く利用することが出来て大満足です。特にサウナと水風呂は最高です。</w:t>
       </w:r>
     </w:p>
     <w:p>
@@ -7762,7 +7762,7 @@
           <w:sz w:val="22"/>
           <w:szCs w:val="22"/>
         </w:rPr>
-        <w:t xml:space="preserve">[4] Trip.com / 10点 / 2026-03-19</w:t>
+        <w:t xml:space="preserve">[4] Google / 10点 / 2026-03-21</w:t>
       </w:r>
     </w:p>
     <w:p>
@@ -7777,7 +7777,7 @@
           <w:sz w:val="21"/>
           <w:szCs w:val="21"/>
         </w:rPr>
-        <w:t xml:space="preserve">ホカンス目的のため利用しました。 内装もすてきで清潔感のあるホテルでした。 関内駅から徒歩圏内で行きやすかったです。</w:t>
+        <w:t xml:space="preserve">サウナ好きが横浜で宿泊するならホテルコメント横浜関内がおすすめ。  サ室にはメトス社のサウナストーブ、ロウリュはできませんがアチアチ。 水風呂19℃、2人入れるサイズ。  このホテルは内装が良く、値段もビジネスホテル並みでコスパ良し。</w:t>
       </w:r>
     </w:p>
     <w:p>
@@ -7798,7 +7798,7 @@
           <w:sz w:val="22"/>
           <w:szCs w:val="22"/>
         </w:rPr>
-        <w:t xml:space="preserve">[5] Agoda / 10点 / 2026-03-19</w:t>
+        <w:t xml:space="preserve">[5] Booking.com / 9点 / 2026-03-20</w:t>
       </w:r>
     </w:p>
     <w:p>
@@ -7813,7 +7813,7 @@
           <w:sz w:val="21"/>
           <w:szCs w:val="21"/>
         </w:rPr>
-        <w:t xml:space="preserve">ライブ遠征で日産スタジアムの時にお世話になりました。静かで快適に過ごすことができました。大浴場もあったような…？</w:t>
+        <w:t xml:space="preserve">Booking.com</w:t>
       </w:r>
     </w:p>
     <w:p>
@@ -8084,7 +8084,7 @@
                 <w:sz w:val="21"/>
                 <w:szCs w:val="21"/>
               </w:rPr>
-              <w:t xml:space="preserve">ホテルコメント横浜関内は、全体平均8.87点（10点換算）、高評価率84.2%という良好な顧客満足度を維持しているホテルです。特に「清潔さ・清掃」「立地・アクセス」が多くのゲストから高く評価されています。</w:t>
+              <w:t xml:space="preserve">ホテルコメント横浜関内は、全体平均8.88点（10点換算）、高評価率84.7%という良好な顧客満足度を維持しているホテルです。特に「清潔さ・清掃」「立地・アクセス」が多くのゲストから高く評価されています。</w:t>
             </w:r>
           </w:p>
           <w:p>

--- a/納品レポート/ホテル別レポート/comment_yokohama_口コミ分析改善レポート.docx
+++ b/納品レポート/ホテル別レポート/comment_yokohama_口コミ分析改善レポート.docx
@@ -96,7 +96,7 @@
           <w:sz w:val="22"/>
           <w:szCs w:val="22"/>
         </w:rPr>
-        <w:t xml:space="preserve">レビュー総数：118件（6サイト）</w:t>
+        <w:t xml:space="preserve">レビュー総数：122件（6サイト）</w:t>
       </w:r>
     </w:p>
     <w:p>
@@ -131,7 +131,7 @@
           <w:sz w:val="20"/>
           <w:szCs w:val="20"/>
         </w:rPr>
-        <w:t xml:space="preserve">作成日：2026年3月23日</w:t>
+        <w:t xml:space="preserve">作成日：2026年3月24日</w:t>
       </w:r>
     </w:p>
     <w:p>
@@ -189,7 +189,7 @@
           <w:sz w:val="21"/>
           <w:szCs w:val="21"/>
         </w:rPr>
-        <w:t xml:space="preserve">2026年2月〜3月に各OTAサイト・口コミサイトに投稿された118件のレビューを包括的に分析しました。以下が主要な発見事項です。</w:t>
+        <w:t xml:space="preserve">2026年2月〜3月に各OTAサイト・口コミサイトに投稿された122件のレビューを包括的に分析しました。以下が主要な発見事項です。</w:t>
       </w:r>
     </w:p>
     <w:p>
@@ -261,7 +261,7 @@
                 <w:sz w:val="36"/>
                 <w:szCs w:val="36"/>
               </w:rPr>
-              <w:t xml:space="preserve">8.88</w:t>
+              <w:t xml:space="preserve">8.90</w:t>
             </w:r>
           </w:p>
         </w:tc>
@@ -310,7 +310,7 @@
                 <w:sz w:val="36"/>
                 <w:szCs w:val="36"/>
               </w:rPr>
-              <w:t xml:space="preserve">84.7%</w:t>
+              <w:t xml:space="preserve">85.2%</w:t>
             </w:r>
           </w:p>
         </w:tc>
@@ -408,7 +408,7 @@
                 <w:sz w:val="36"/>
                 <w:szCs w:val="36"/>
               </w:rPr>
-              <w:t xml:space="preserve">118件</w:t>
+              <w:t xml:space="preserve">122件</w:t>
             </w:r>
           </w:p>
         </w:tc>
@@ -448,7 +448,7 @@
           <w:sz w:val="21"/>
           <w:szCs w:val="21"/>
         </w:rPr>
-        <w:t xml:space="preserve">全体平均スコア8.88点（10点換算）は良好な水準であり、84.7%が高評価（8-10点）に分類されます。低評価（1-4点）は1件（0.8%）で、ゲスト満足度は良好です。Google（9.82点）で特に高い評価を獲得しています。</w:t>
+        <w:t xml:space="preserve">全体平均スコア8.90点（10点換算）は良好な水準であり、85.2%が高評価（8-10点）に分類されます。低評価（1-4点）は1件（0.8%）で、ゲスト満足度は良好です。Google（9.83点）で特に高い評価を獲得しています。</w:t>
       </w:r>
     </w:p>
     <w:p>
@@ -542,7 +542,7 @@
                 <w:sz w:val="20"/>
                 <w:szCs w:val="20"/>
               </w:rPr>
-              <w:t xml:space="preserve">清潔さ・清掃（20件以上で言及）、立地・アクセス（20件以上で言及）、快適さ・設備（20件以上で言及）</w:t>
+              <w:t xml:space="preserve">清潔さ・清掃（50件以上で言及）、立地・アクセス（20件以上で言及）、快適さ・設備（20件以上で言及）</w:t>
             </w:r>
           </w:p>
           <w:p>
@@ -567,7 +567,7 @@
                 <w:sz w:val="20"/>
                 <w:szCs w:val="20"/>
               </w:rPr>
-              <w:t xml:space="preserve">浴室・水回り（17件）、部屋の狭さ（11件）、対応・サービスの不満（4件）、臭い・匂い（3件）</w:t>
+              <w:t xml:space="preserve">浴室・水回り（17件）、部屋の狭さ（12件）、防音性能（4件）、対応・サービスの不満（4件）</w:t>
             </w:r>
           </w:p>
           <w:p>
@@ -987,7 +987,7 @@
                 <w:sz w:val="20"/>
                 <w:szCs w:val="20"/>
               </w:rPr>
-              <w:t xml:space="preserve">11</w:t>
+              <w:t xml:space="preserve">12</w:t>
             </w:r>
           </w:p>
         </w:tc>
@@ -1021,7 +1021,7 @@
                 <w:sz w:val="20"/>
                 <w:szCs w:val="20"/>
               </w:rPr>
-              <w:t xml:space="preserve">4.91</w:t>
+              <w:t xml:space="preserve">4.92</w:t>
             </w:r>
           </w:p>
         </w:tc>
@@ -1089,7 +1089,7 @@
                 <w:sz w:val="20"/>
                 <w:szCs w:val="20"/>
               </w:rPr>
-              <w:t xml:space="preserve">9.82</w:t>
+              <w:t xml:space="preserve">9.83</w:t>
             </w:r>
           </w:p>
         </w:tc>
@@ -1474,7 +1474,7 @@
                 <w:sz w:val="20"/>
                 <w:szCs w:val="20"/>
               </w:rPr>
-              <w:t xml:space="preserve">12</w:t>
+              <w:t xml:space="preserve">13</w:t>
             </w:r>
           </w:p>
         </w:tc>
@@ -1508,7 +1508,7 @@
                 <w:sz w:val="20"/>
                 <w:szCs w:val="20"/>
               </w:rPr>
-              <w:t xml:space="preserve">4.58</w:t>
+              <w:t xml:space="preserve">4.62</w:t>
             </w:r>
           </w:p>
         </w:tc>
@@ -1576,7 +1576,7 @@
                 <w:sz w:val="20"/>
                 <w:szCs w:val="20"/>
               </w:rPr>
-              <w:t xml:space="preserve">9.17</w:t>
+              <w:t xml:space="preserve">9.23</w:t>
             </w:r>
           </w:p>
         </w:tc>
@@ -1716,7 +1716,7 @@
                 <w:sz w:val="20"/>
                 <w:szCs w:val="20"/>
               </w:rPr>
-              <w:t xml:space="preserve">23</w:t>
+              <w:t xml:space="preserve">24</w:t>
             </w:r>
           </w:p>
         </w:tc>
@@ -1751,7 +1751,7 @@
                 <w:sz w:val="20"/>
                 <w:szCs w:val="20"/>
               </w:rPr>
-              <w:t xml:space="preserve">9.09</w:t>
+              <w:t xml:space="preserve">9.12</w:t>
             </w:r>
           </w:p>
         </w:tc>
@@ -1821,7 +1821,7 @@
                 <w:sz w:val="20"/>
                 <w:szCs w:val="20"/>
               </w:rPr>
-              <w:t xml:space="preserve">9.09</w:t>
+              <w:t xml:space="preserve">9.12</w:t>
             </w:r>
           </w:p>
         </w:tc>
@@ -2203,7 +2203,7 @@
                 <w:sz w:val="20"/>
                 <w:szCs w:val="20"/>
               </w:rPr>
-              <w:t xml:space="preserve">31</w:t>
+              <w:t xml:space="preserve">32</w:t>
             </w:r>
           </w:p>
         </w:tc>
@@ -2238,7 +2238,7 @@
                 <w:sz w:val="20"/>
                 <w:szCs w:val="20"/>
               </w:rPr>
-              <w:t xml:space="preserve">8.29</w:t>
+              <w:t xml:space="preserve">8.28</w:t>
             </w:r>
           </w:p>
         </w:tc>
@@ -2308,7 +2308,7 @@
                 <w:sz w:val="20"/>
                 <w:szCs w:val="20"/>
               </w:rPr>
-              <w:t xml:space="preserve">8.29</w:t>
+              <w:t xml:space="preserve">8.28</w:t>
             </w:r>
           </w:p>
         </w:tc>
@@ -2418,7 +2418,7 @@
           <w:sz w:val="21"/>
           <w:szCs w:val="21"/>
         </w:rPr>
-        <w:t xml:space="preserve">評価分布は10点（49.2%）に最も多く、8点以上の高評価が84.7%を占め、高い顧客満足度を示しています。低評価（1-4点）は計1件（0.8%）です。</w:t>
+        <w:t xml:space="preserve">評価分布は10点（50.0%）に最も多く、8点以上の高評価が85.2%を占め、高い顧客満足度を示しています。低評価（1-4点）は計1件（0.8%）です。</w:t>
       </w:r>
     </w:p>
     <w:p>
@@ -2653,7 +2653,7 @@
                 <w:sz w:val="20"/>
                 <w:szCs w:val="20"/>
               </w:rPr>
-              <w:t xml:space="preserve">58</w:t>
+              <w:t xml:space="preserve">61</w:t>
             </w:r>
           </w:p>
         </w:tc>
@@ -2688,7 +2688,7 @@
                 <w:sz w:val="20"/>
                 <w:szCs w:val="20"/>
               </w:rPr>
-              <w:t xml:space="preserve">49.2%</w:t>
+              <w:t xml:space="preserve">50.0%</w:t>
             </w:r>
           </w:p>
         </w:tc>
@@ -2726,7 +2726,7 @@
                 <w:sz w:val="18"/>
                 <w:szCs w:val="18"/>
               </w:rPr>
-              <w:t xml:space="preserve"> 58件</w:t>
+              <w:t xml:space="preserve"> 61件</w:t>
             </w:r>
           </w:p>
         </w:tc>
@@ -2833,7 +2833,7 @@
                 <w:sz w:val="20"/>
                 <w:szCs w:val="20"/>
               </w:rPr>
-              <w:t xml:space="preserve">16.1%</w:t>
+              <w:t xml:space="preserve">15.6%</w:t>
             </w:r>
           </w:p>
         </w:tc>
@@ -2861,7 +2861,7 @@
                 <w:sz w:val="20"/>
                 <w:szCs w:val="20"/>
               </w:rPr>
-              <w:t xml:space="preserve">███████</w:t>
+              <w:t xml:space="preserve">██████</w:t>
             </w:r>
             <w:r>
               <w:rPr>
@@ -2942,7 +2942,7 @@
                 <w:sz w:val="20"/>
                 <w:szCs w:val="20"/>
               </w:rPr>
-              <w:t xml:space="preserve">23</w:t>
+              <w:t xml:space="preserve">24</w:t>
             </w:r>
           </w:p>
         </w:tc>
@@ -2977,7 +2977,7 @@
                 <w:sz w:val="20"/>
                 <w:szCs w:val="20"/>
               </w:rPr>
-              <w:t xml:space="preserve">19.5%</w:t>
+              <w:t xml:space="preserve">19.7%</w:t>
             </w:r>
           </w:p>
         </w:tc>
@@ -3015,7 +3015,7 @@
                 <w:sz w:val="18"/>
                 <w:szCs w:val="18"/>
               </w:rPr>
-              <w:t xml:space="preserve"> 23件</w:t>
+              <w:t xml:space="preserve"> 24件</w:t>
             </w:r>
           </w:p>
         </w:tc>
@@ -3122,7 +3122,7 @@
                 <w:sz w:val="20"/>
                 <w:szCs w:val="20"/>
               </w:rPr>
-              <w:t xml:space="preserve">7.6%</w:t>
+              <w:t xml:space="preserve">7.4%</w:t>
             </w:r>
           </w:p>
         </w:tc>
@@ -3266,7 +3266,7 @@
                 <w:sz w:val="20"/>
                 <w:szCs w:val="20"/>
               </w:rPr>
-              <w:t xml:space="preserve">5.9%</w:t>
+              <w:t xml:space="preserve">5.7%</w:t>
             </w:r>
           </w:p>
         </w:tc>
@@ -3668,7 +3668,7 @@
                 <w:sz w:val="24"/>
                 <w:szCs w:val="24"/>
               </w:rPr>
-              <w:t xml:space="preserve">100件（84.7%）</w:t>
+              <w:t xml:space="preserve">104件（85.2%）</w:t>
             </w:r>
           </w:p>
         </w:tc>
@@ -3719,7 +3719,7 @@
                 <w:sz w:val="24"/>
                 <w:szCs w:val="24"/>
               </w:rPr>
-              <w:t xml:space="preserve">17件（14.4%）</w:t>
+              <w:t xml:space="preserve">17件（13.9%）</w:t>
             </w:r>
           </w:p>
         </w:tc>
@@ -4009,7 +4009,7 @@
                 <w:sz w:val="20"/>
                 <w:szCs w:val="20"/>
               </w:rPr>
-              <w:t xml:space="preserve">20件以上</w:t>
+              <w:t xml:space="preserve">50件以上</w:t>
             </w:r>
           </w:p>
         </w:tc>
@@ -4044,7 +4044,7 @@
                 <w:sz w:val="20"/>
                 <w:szCs w:val="20"/>
               </w:rPr>
-              <w:t xml:space="preserve">「楽天トラベル とても広くて清潔で子供達も喜んでました」「ホテル自体もとても清潔で今後も利用したいと思います」</w:t>
+              <w:t xml:space="preserve">「じゃらん 新しいホテルでおしゃれで綺麗」「Google 築年数が浅くおしゃれできれいです」</w:t>
             </w:r>
           </w:p>
         </w:tc>
@@ -4148,7 +4148,7 @@
                 <w:sz w:val="20"/>
                 <w:szCs w:val="20"/>
               </w:rPr>
-              <w:t xml:space="preserve">「関内駅から徒歩圏内で行きやすかったです」「この近くに来るなら絶対リピしますね 朝食ブッフェは、金額の割にお味噌汁とスープの表記間違えてるし、アイスコーヒーと...」</w:t>
+              <w:t xml:space="preserve">「com 横浜武道館のすぐ隣という最高のロケーションで、地下鉄金内駅から徒歩わずか2～3分です」「関内駅から徒歩圏内で行きやすかったです」</w:t>
             </w:r>
           </w:p>
         </w:tc>
@@ -4255,7 +4255,7 @@
                 <w:sz w:val="20"/>
                 <w:szCs w:val="20"/>
               </w:rPr>
-              <w:t xml:space="preserve">「静かで快適に過ごすことができました」「ゆったりとしたベッドでぐっすりと眠れました」</w:t>
+              <w:t xml:space="preserve">「ホテルにはサウナ、温泉、大浴場があり、快適な滞在をお約束します」「Agoda とても清潔感があってコンパクトにまとまった感じで2泊でしたがとてもゆっくり快適に宿泊する事が出来ました」</w:t>
             </w:r>
           </w:p>
         </w:tc>
@@ -4359,7 +4359,7 @@
                 <w:sz w:val="20"/>
                 <w:szCs w:val="20"/>
               </w:rPr>
-              <w:t xml:space="preserve">「Agoda 予約時に子どもの分を忘れてしまっていまたが、当日でもすぐに対応してくださり、泊まることができました」「宿泊前後に荷物を預けさせてもらいましたが、快く対応してくださりありがたかったです」</w:t>
+              <w:t xml:space="preserve">「スタッフの方々もとても優しく丁寧な対応して頂き緊張もほぐれ最高でした」「Agoda 予約時に子どもの分を忘れてしまっていまたが、当日でもすぐに対応してくださり、泊まることができました」</w:t>
             </w:r>
           </w:p>
         </w:tc>
@@ -4396,7 +4396,7 @@
                 <w:sz w:val="20"/>
                 <w:szCs w:val="20"/>
               </w:rPr>
-              <w:t xml:space="preserve">コンビニ・周辺施設</w:t>
+              <w:t xml:space="preserve">朝食</w:t>
             </w:r>
           </w:p>
         </w:tc>
@@ -4431,7 +4431,7 @@
                 <w:sz w:val="20"/>
                 <w:szCs w:val="20"/>
               </w:rPr>
-              <w:t xml:space="preserve">10件以上</w:t>
+              <w:t xml:space="preserve">20件以上</w:t>
             </w:r>
           </w:p>
         </w:tc>
@@ -4466,7 +4466,7 @@
                 <w:sz w:val="20"/>
                 <w:szCs w:val="20"/>
               </w:rPr>
-              <w:t xml:space="preserve">「近くにコンビニやまいばすけっとがあり、飲み屋もそこそこある」「com 駅から近く、ホテルの近くにコンビニや飲食店が 多くてよかったです」</w:t>
+              <w:t xml:space="preserve">「朝食は豆カレーやこんにゃく大福がありヘルシーなメニュー」「朝食は種類豊富ではないですが、ヘルシーな品揃えです」</w:t>
             </w:r>
           </w:p>
         </w:tc>
@@ -4502,7 +4502,7 @@
                 <w:sz w:val="20"/>
                 <w:szCs w:val="20"/>
               </w:rPr>
-              <w:t xml:space="preserve">朝食</w:t>
+              <w:t xml:space="preserve">コンビニ・周辺施設</w:t>
             </w:r>
           </w:p>
         </w:tc>
@@ -4570,7 +4570,7 @@
                 <w:sz w:val="20"/>
                 <w:szCs w:val="20"/>
               </w:rPr>
-              <w:t xml:space="preserve">「楽天トラベル 朝食バイキングの種類も豊富で、会場も落ち着いた雰囲気で綺麗」「朝食は新鮮で種類も豊富で美味しかったです」</w:t>
+              <w:t xml:space="preserve">「近くにコンビニやまいばすけっとがあり、飲み屋もそこそこある」「com 駅から近く、ホテルの近くにコンビニや飲食店が 多くてよかったです」</w:t>
             </w:r>
           </w:p>
         </w:tc>
@@ -4610,7 +4610,7 @@
           <w:sz w:val="21"/>
           <w:szCs w:val="21"/>
         </w:rPr>
-        <w:t xml:space="preserve">口コミの多数で「清潔さ・清掃」に関するポジティブな言及が見られ、ホテルコメント横浜関内の最大の差別化要因となっています。楽天トラベル とても広くて清潔で子供達も喜んでましたといった声が多数寄せられています。</w:t>
+        <w:t xml:space="preserve">口コミの多数で「清潔さ・清掃」に関するポジティブな言及が見られ、ホテルコメント横浜関内の最大の差別化要因となっています。じゃらん 新しいホテルでおしゃれで綺麗といった声が多数寄せられています。</w:t>
       </w:r>
     </w:p>
     <w:p>
@@ -4629,7 +4629,7 @@
           <w:sz w:val="21"/>
           <w:szCs w:val="21"/>
         </w:rPr>
-        <w:t xml:space="preserve">楽天トラベル とても広くて清潔で子供達も喜んでました</w:t>
+        <w:t xml:space="preserve">じゃらん 新しいホテルでおしゃれで綺麗</w:t>
       </w:r>
     </w:p>
     <w:p>
@@ -4648,7 +4648,7 @@
           <w:sz w:val="21"/>
           <w:szCs w:val="21"/>
         </w:rPr>
-        <w:t xml:space="preserve">ホテル自体もとても清潔で今後も利用したいと思います</w:t>
+        <w:t xml:space="preserve">Google 築年数が浅くおしゃれできれいです</w:t>
       </w:r>
     </w:p>
     <w:p>
@@ -4667,7 +4667,7 @@
           <w:sz w:val="21"/>
           <w:szCs w:val="21"/>
         </w:rPr>
-        <w:t xml:space="preserve">内装もすてきで清潔感のあるホテルでした</w:t>
+        <w:t xml:space="preserve">Agoda とても清潔感があってコンパクトにまとまった感じで2泊でしたがとてもゆっくり快適に宿泊する事が出来ました</w:t>
       </w:r>
     </w:p>
     <w:p>
@@ -4704,7 +4704,7 @@
           <w:sz w:val="21"/>
           <w:szCs w:val="21"/>
         </w:rPr>
-        <w:t xml:space="preserve">立地・アクセスに関するポジティブな評価も多く寄せられています。「関内駅から徒歩圏内で行きやすかったです」といったコメントが見られます。</w:t>
+        <w:t xml:space="preserve">立地・アクセスに関するポジティブな評価も多く寄せられています。「com 横浜武道館のすぐ隣という最高のロケーションで、地下鉄金内駅から徒歩わずか2～3分です」といったコメントが見られます。</w:t>
       </w:r>
     </w:p>
     <w:p>
@@ -5182,7 +5182,7 @@
                 <w:sz w:val="20"/>
                 <w:szCs w:val="20"/>
               </w:rPr>
-              <w:t xml:space="preserve">重大・11件</w:t>
+              <w:t xml:space="preserve">重大・12件</w:t>
             </w:r>
           </w:p>
         </w:tc>
@@ -5253,7 +5253,7 @@
                 <w:sz w:val="20"/>
                 <w:szCs w:val="20"/>
               </w:rPr>
-              <w:t xml:space="preserve">対応・サービスの不満</w:t>
+              <w:t xml:space="preserve">防音性能</w:t>
             </w:r>
           </w:p>
         </w:tc>
@@ -5287,7 +5287,7 @@
                 <w:sz w:val="20"/>
                 <w:szCs w:val="20"/>
               </w:rPr>
-              <w:t xml:space="preserve">Agoda 残念なのは朝食ブッフェ</w:t>
+              <w:t xml:space="preserve">セキュリティがしっかりして部屋も防音性が高い</w:t>
             </w:r>
           </w:p>
         </w:tc>
@@ -5392,7 +5392,7 @@
                 <w:sz w:val="20"/>
                 <w:szCs w:val="20"/>
               </w:rPr>
-              <w:t xml:space="preserve">臭い・匂い</w:t>
+              <w:t xml:space="preserve">対応・サービスの不満</w:t>
             </w:r>
           </w:p>
         </w:tc>
@@ -5426,7 +5426,7 @@
                 <w:sz w:val="20"/>
                 <w:szCs w:val="20"/>
               </w:rPr>
-              <w:t xml:space="preserve">Agoda 部屋がタバコ臭かったのですが、こちらのミスで喫煙室を予約してしまっていたようでした</w:t>
+              <w:t xml:space="preserve">Agoda 残念なのは朝食ブッフェ</w:t>
             </w:r>
           </w:p>
         </w:tc>
@@ -5460,7 +5460,7 @@
                 <w:sz w:val="20"/>
                 <w:szCs w:val="20"/>
               </w:rPr>
-              <w:t xml:space="preserve">中度・3件</w:t>
+              <w:t xml:space="preserve">中度・4件</w:t>
             </w:r>
           </w:p>
         </w:tc>
@@ -5531,7 +5531,7 @@
                 <w:sz w:val="20"/>
                 <w:szCs w:val="20"/>
               </w:rPr>
-              <w:t xml:space="preserve">窓・採光</w:t>
+              <w:t xml:space="preserve">臭い・匂い</w:t>
             </w:r>
           </w:p>
         </w:tc>
@@ -5565,7 +5565,7 @@
                 <w:sz w:val="20"/>
                 <w:szCs w:val="20"/>
               </w:rPr>
-              <w:t xml:space="preserve">ツインルームを利用、お部屋は明るく広くて清潔、洗面所とトイレがそれぞれ独立していたのは使い勝手が良かったです</w:t>
+              <w:t xml:space="preserve">Agoda 部屋がタバコ臭かったのですが、こちらのミスで喫煙室を予約してしまっていたようでした</w:t>
             </w:r>
           </w:p>
         </w:tc>
@@ -5670,7 +5670,7 @@
                 <w:sz w:val="20"/>
                 <w:szCs w:val="20"/>
               </w:rPr>
-              <w:t xml:space="preserve">防音性能</w:t>
+              <w:t xml:space="preserve">窓・採光</w:t>
             </w:r>
           </w:p>
         </w:tc>
@@ -5704,7 +5704,7 @@
                 <w:sz w:val="20"/>
                 <w:szCs w:val="20"/>
               </w:rPr>
-              <w:t xml:space="preserve">com 綺麗すぎる 騒音があった 騒音があった</w:t>
+              <w:t xml:space="preserve">ツインルームを利用、お部屋は明るく広くて清潔、洗面所とトイレがそれぞれ独立していたのは使い勝手が良かったです</w:t>
             </w:r>
           </w:p>
         </w:tc>
@@ -5738,7 +5738,7 @@
                 <w:sz w:val="20"/>
                 <w:szCs w:val="20"/>
               </w:rPr>
-              <w:t xml:space="preserve">軽度・2件</w:t>
+              <w:t xml:space="preserve">中度・3件</w:t>
             </w:r>
           </w:p>
         </w:tc>
@@ -6378,7 +6378,7 @@
           <w:sz w:val="22"/>
           <w:szCs w:val="22"/>
         </w:rPr>
-        <w:t xml:space="preserve">(1) 客室設備のアップグレード</w:t>
+        <w:t xml:space="preserve">(1) 客室リニューアル計画</w:t>
       </w:r>
     </w:p>
     <w:p>
@@ -6397,7 +6397,7 @@
           <w:sz w:val="21"/>
           <w:szCs w:val="21"/>
         </w:rPr>
-        <w:t xml:space="preserve">内装の定期的なリフレッシュ計画の策定</w:t>
+        <w:t xml:space="preserve">壁紙・カーペットの張替えによる「古さ」印象の払拭</w:t>
       </w:r>
     </w:p>
     <w:p>
@@ -6416,7 +6416,7 @@
           <w:sz w:val="21"/>
           <w:szCs w:val="21"/>
         </w:rPr>
-        <w:t xml:space="preserve">照明・電源周りの設備更新</w:t>
+        <w:t xml:space="preserve">照明のLED化・調光機能の追加で客室の雰囲気向上</w:t>
       </w:r>
     </w:p>
     <w:p>
@@ -6435,7 +6435,7 @@
           <w:sz w:val="21"/>
           <w:szCs w:val="21"/>
         </w:rPr>
-        <w:t xml:space="preserve">快適性向上のための設備投資計画の立案</w:t>
+        <w:t xml:space="preserve">USB充電ポート付きコンセントの設置</w:t>
       </w:r>
     </w:p>
     <w:p>
@@ -6823,7 +6823,7 @@
                 <w:sz w:val="20"/>
                 <w:szCs w:val="20"/>
               </w:rPr>
-              <w:t xml:space="preserve">8.88点</w:t>
+              <w:t xml:space="preserve">8.90点</w:t>
             </w:r>
           </w:p>
         </w:tc>
@@ -6963,7 +6963,7 @@
                 <w:sz w:val="20"/>
                 <w:szCs w:val="20"/>
               </w:rPr>
-              <w:t xml:space="preserve">84.7%</w:t>
+              <w:t xml:space="preserve">85.2%</w:t>
             </w:r>
           </w:p>
         </w:tc>
@@ -7654,7 +7654,7 @@
           <w:sz w:val="22"/>
           <w:szCs w:val="22"/>
         </w:rPr>
-        <w:t xml:space="preserve">[1] Agoda / 9点 / 2026-03-22</w:t>
+        <w:t xml:space="preserve">[1] じゃらん / 10点 / 2026-03-23</w:t>
       </w:r>
     </w:p>
     <w:p>
@@ -7669,7 +7669,7 @@
           <w:sz w:val="21"/>
           <w:szCs w:val="21"/>
         </w:rPr>
-        <w:t xml:space="preserve">予約時に子どもの分を忘れてしまっていまたが、当日でもすぐに対応してくださり、泊まることができました。 ありがとうございました。</w:t>
+        <w:t xml:space="preserve">新しいホテルでおしゃれで綺麗。セキュリティがしっかりして部屋も防音性が高い。  大浴場の洗い場も女性側のが多く、女性客に特化したかのような造りです。湯上がりに適したデトックスウォーターとビネガードリンクがあります。  朝食は豆カレーやこんにゃく大福がありヘルシーなメニュー。ヨーグルトはカップよりプレーンならよかったです。</w:t>
       </w:r>
     </w:p>
     <w:p>
@@ -7690,7 +7690,7 @@
           <w:sz w:val="22"/>
           <w:szCs w:val="22"/>
         </w:rPr>
-        <w:t xml:space="preserve">[2] Booking.com / 8点 / 2026-03-22</w:t>
+        <w:t xml:space="preserve">[2] Trip.com / 10点 / 2026-03-23</w:t>
       </w:r>
     </w:p>
     <w:p>
@@ -7705,7 +7705,7 @@
           <w:sz w:val="21"/>
           <w:szCs w:val="21"/>
         </w:rPr>
-        <w:t xml:space="preserve">Booking.com</w:t>
+        <w:t xml:space="preserve">横浜武道館のすぐ隣という最高のロケーションで、地下鉄金内駅から徒歩わずか2～3分です。ホテルにはサウナ、温泉、大浴場があり、快適な滞在をお約束します。</w:t>
       </w:r>
     </w:p>
     <w:p>
@@ -7726,7 +7726,7 @@
           <w:sz w:val="22"/>
           <w:szCs w:val="22"/>
         </w:rPr>
-        <w:t xml:space="preserve">[3] 楽天トラベル / 10点 / 2026-03-21</w:t>
+        <w:t xml:space="preserve">[3] Google / 10点 / 2026-03-23</w:t>
       </w:r>
     </w:p>
     <w:p>
@@ -7741,7 +7741,7 @@
           <w:sz w:val="21"/>
           <w:szCs w:val="21"/>
         </w:rPr>
-        <w:t xml:space="preserve">最近、なにかと宿泊費が高騰する中でめっちゃコスパ良く利用することが出来て大満足です。特にサウナと水風呂は最高です。</w:t>
+        <w:t xml:space="preserve">築年数が浅くおしゃれできれいです。防音面やセキュリティもしっかりしています。 大浴場の洗い場は女性側のが多いようです。シャンプー類は良いものを置いてあります。 朝食は種類豊富ではないですが、ヘルシーな品揃えです。 特に女性におすすめのホテルです。</w:t>
       </w:r>
     </w:p>
     <w:p>
@@ -7762,7 +7762,7 @@
           <w:sz w:val="22"/>
           <w:szCs w:val="22"/>
         </w:rPr>
-        <w:t xml:space="preserve">[4] Google / 10点 / 2026-03-21</w:t>
+        <w:t xml:space="preserve">[4] Agoda / 8点 / 2026-03-23</w:t>
       </w:r>
     </w:p>
     <w:p>
@@ -7777,7 +7777,7 @@
           <w:sz w:val="21"/>
           <w:szCs w:val="21"/>
         </w:rPr>
-        <w:t xml:space="preserve">サウナ好きが横浜で宿泊するならホテルコメント横浜関内がおすすめ。  サ室にはメトス社のサウナストーブ、ロウリュはできませんがアチアチ。 水風呂19℃、2人入れるサイズ。  このホテルは内装が良く、値段もビジネスホテル並みでコスパ良し。</w:t>
+        <w:t xml:space="preserve">とても清潔感があってコンパクトにまとまった感じで2泊でしたがとてもゆっくり快適に宿泊する事が出来ました！ スタッフの方々もとても優しく丁寧な対応して頂き緊張もほぐれ最高でした！ ありがとうございました。</w:t>
       </w:r>
     </w:p>
     <w:p>
@@ -7798,7 +7798,7 @@
           <w:sz w:val="22"/>
           <w:szCs w:val="22"/>
         </w:rPr>
-        <w:t xml:space="preserve">[5] Booking.com / 9点 / 2026-03-20</w:t>
+        <w:t xml:space="preserve">[5] Agoda / 9点 / 2026-03-22</w:t>
       </w:r>
     </w:p>
     <w:p>
@@ -7813,7 +7813,7 @@
           <w:sz w:val="21"/>
           <w:szCs w:val="21"/>
         </w:rPr>
-        <w:t xml:space="preserve">Booking.com</w:t>
+        <w:t xml:space="preserve">予約時に子どもの分を忘れてしまっていまたが、当日でもすぐに対応してくださり、泊まることができました。 ありがとうございました。</w:t>
       </w:r>
     </w:p>
     <w:p>
@@ -8019,7 +8019,7 @@
           <w:sz w:val="21"/>
           <w:szCs w:val="21"/>
         </w:rPr>
-        <w:t xml:space="preserve">サービスは平均的で、部屋は狭かった。</w:t>
+        <w:t xml:space="preserve">サービスは平均的で、部屋は狭い。</w:t>
       </w:r>
     </w:p>
     <w:p>
@@ -8084,7 +8084,7 @@
                 <w:sz w:val="21"/>
                 <w:szCs w:val="21"/>
               </w:rPr>
-              <w:t xml:space="preserve">ホテルコメント横浜関内は、全体平均8.88点（10点換算）、高評価率84.7%という良好な顧客満足度を維持しているホテルです。特に「清潔さ・清掃」「立地・アクセス」が多くのゲストから高く評価されています。</w:t>
+              <w:t xml:space="preserve">ホテルコメント横浜関内は、全体平均8.90点（10点換算）、高評価率85.2%という良好な顧客満足度を維持しているホテルです。特に「清潔さ・清掃」「立地・アクセス」が多くのゲストから高く評価されています。</w:t>
             </w:r>
           </w:p>
           <w:p>
@@ -8098,7 +8098,7 @@
                 <w:sz w:val="21"/>
                 <w:szCs w:val="21"/>
               </w:rPr>
-              <w:t xml:space="preserve">改善課題としては、浴室・水回り、部屋の狭さ、対応・サービスの不満が主要なテーマとして浮上しています。ただし、これらの課題を指摘するゲストの多くも他の面では高い評価を付けており、ネガティブ要素が全体評価を大きく押し下げているわけではありません。</w:t>
+              <w:t xml:space="preserve">改善課題としては、浴室・水回り、部屋の狭さ、防音性能が主要なテーマとして浮上しています。ただし、これらの課題を指摘するゲストの多くも他の面では高い評価を付けており、ネガティブ要素が全体評価を大きく押し下げているわけではありません。</w:t>
             </w:r>
           </w:p>
           <w:p>

--- a/納品レポート/ホテル別レポート/comment_yokohama_口コミ分析改善レポート.docx
+++ b/納品レポート/ホテル別レポート/comment_yokohama_口コミ分析改善レポート.docx
@@ -96,7 +96,7 @@
           <w:sz w:val="22"/>
           <w:szCs w:val="22"/>
         </w:rPr>
-        <w:t xml:space="preserve">レビュー総数：122件（6サイト）</w:t>
+        <w:t xml:space="preserve">レビュー総数：127件（6サイト）</w:t>
       </w:r>
     </w:p>
     <w:p>
@@ -131,7 +131,7 @@
           <w:sz w:val="20"/>
           <w:szCs w:val="20"/>
         </w:rPr>
-        <w:t xml:space="preserve">作成日：2026年3月24日</w:t>
+        <w:t xml:space="preserve">作成日：2026年3月25日</w:t>
       </w:r>
     </w:p>
     <w:p>
@@ -189,7 +189,7 @@
           <w:sz w:val="21"/>
           <w:szCs w:val="21"/>
         </w:rPr>
-        <w:t xml:space="preserve">2026年2月〜3月に各OTAサイト・口コミサイトに投稿された122件のレビューを包括的に分析しました。以下が主要な発見事項です。</w:t>
+        <w:t xml:space="preserve">2026年2月〜3月に各OTAサイト・口コミサイトに投稿された127件のレビューを包括的に分析しました。以下が主要な発見事項です。</w:t>
       </w:r>
     </w:p>
     <w:p>
@@ -261,7 +261,7 @@
                 <w:sz w:val="36"/>
                 <w:szCs w:val="36"/>
               </w:rPr>
-              <w:t xml:space="preserve">8.90</w:t>
+              <w:t xml:space="preserve">8.87</w:t>
             </w:r>
           </w:p>
         </w:tc>
@@ -310,7 +310,7 @@
                 <w:sz w:val="36"/>
                 <w:szCs w:val="36"/>
               </w:rPr>
-              <w:t xml:space="preserve">85.2%</w:t>
+              <w:t xml:space="preserve">84.3%</w:t>
             </w:r>
           </w:p>
         </w:tc>
@@ -408,7 +408,7 @@
                 <w:sz w:val="36"/>
                 <w:szCs w:val="36"/>
               </w:rPr>
-              <w:t xml:space="preserve">122件</w:t>
+              <w:t xml:space="preserve">127件</w:t>
             </w:r>
           </w:p>
         </w:tc>
@@ -448,7 +448,7 @@
           <w:sz w:val="21"/>
           <w:szCs w:val="21"/>
         </w:rPr>
-        <w:t xml:space="preserve">全体平均スコア8.90点（10点換算）は良好な水準であり、85.2%が高評価（8-10点）に分類されます。低評価（1-4点）は1件（0.8%）で、ゲスト満足度は良好です。Google（9.83点）で特に高い評価を獲得しています。</w:t>
+        <w:t xml:space="preserve">全体平均スコア8.87点（10点換算）は良好な水準であり、84.3%が高評価（8-10点）に分類されます。低評価（1-4点）は1件（0.8%）で、ゲスト満足度は良好です。Google（9.85点）で特に高い評価を獲得しています。</w:t>
       </w:r>
     </w:p>
     <w:p>
@@ -567,7 +567,7 @@
                 <w:sz w:val="20"/>
                 <w:szCs w:val="20"/>
               </w:rPr>
-              <w:t xml:space="preserve">浴室・水回り（17件）、部屋の狭さ（12件）、防音性能（4件）、対応・サービスの不満（4件）</w:t>
+              <w:t xml:space="preserve">浴室・水回り（17件）、部屋の狭さ（13件）、防音性能（4件）、対応・サービスの不満（4件）</w:t>
             </w:r>
           </w:p>
           <w:p>
@@ -987,7 +987,7 @@
                 <w:sz w:val="20"/>
                 <w:szCs w:val="20"/>
               </w:rPr>
-              <w:t xml:space="preserve">12</w:t>
+              <w:t xml:space="preserve">13</w:t>
             </w:r>
           </w:p>
         </w:tc>
@@ -1089,7 +1089,7 @@
                 <w:sz w:val="20"/>
                 <w:szCs w:val="20"/>
               </w:rPr>
-              <w:t xml:space="preserve">9.83</w:t>
+              <w:t xml:space="preserve">9.85</w:t>
             </w:r>
           </w:p>
         </w:tc>
@@ -1961,7 +1961,7 @@
                 <w:sz w:val="20"/>
                 <w:szCs w:val="20"/>
               </w:rPr>
-              <w:t xml:space="preserve">24</w:t>
+              <w:t xml:space="preserve">25</w:t>
             </w:r>
           </w:p>
         </w:tc>
@@ -1995,7 +1995,7 @@
                 <w:sz w:val="20"/>
                 <w:szCs w:val="20"/>
               </w:rPr>
-              <w:t xml:space="preserve">8.58</w:t>
+              <w:t xml:space="preserve">8.56</w:t>
             </w:r>
           </w:p>
         </w:tc>
@@ -2063,7 +2063,7 @@
                 <w:sz w:val="20"/>
                 <w:szCs w:val="20"/>
               </w:rPr>
-              <w:t xml:space="preserve">8.58</w:t>
+              <w:t xml:space="preserve">8.56</w:t>
             </w:r>
           </w:p>
         </w:tc>
@@ -2203,7 +2203,7 @@
                 <w:sz w:val="20"/>
                 <w:szCs w:val="20"/>
               </w:rPr>
-              <w:t xml:space="preserve">32</w:t>
+              <w:t xml:space="preserve">35</w:t>
             </w:r>
           </w:p>
         </w:tc>
@@ -2238,7 +2238,7 @@
                 <w:sz w:val="20"/>
                 <w:szCs w:val="20"/>
               </w:rPr>
-              <w:t xml:space="preserve">8.28</w:t>
+              <w:t xml:space="preserve">8.23</w:t>
             </w:r>
           </w:p>
         </w:tc>
@@ -2308,7 +2308,7 @@
                 <w:sz w:val="20"/>
                 <w:szCs w:val="20"/>
               </w:rPr>
-              <w:t xml:space="preserve">8.28</w:t>
+              <w:t xml:space="preserve">8.23</w:t>
             </w:r>
           </w:p>
         </w:tc>
@@ -2418,7 +2418,7 @@
           <w:sz w:val="21"/>
           <w:szCs w:val="21"/>
         </w:rPr>
-        <w:t xml:space="preserve">評価分布は10点（50.0%）に最も多く、8点以上の高評価が85.2%を占め、高い顧客満足度を示しています。低評価（1-4点）は計1件（0.8%）です。</w:t>
+        <w:t xml:space="preserve">評価分布は10点（48.8%）に最も多く、8点以上の高評価が84.3%を占め、高い顧客満足度を示しています。低評価（1-4点）は計1件（0.8%）です。</w:t>
       </w:r>
     </w:p>
     <w:p>
@@ -2653,7 +2653,7 @@
                 <w:sz w:val="20"/>
                 <w:szCs w:val="20"/>
               </w:rPr>
-              <w:t xml:space="preserve">61</w:t>
+              <w:t xml:space="preserve">62</w:t>
             </w:r>
           </w:p>
         </w:tc>
@@ -2688,7 +2688,7 @@
                 <w:sz w:val="20"/>
                 <w:szCs w:val="20"/>
               </w:rPr>
-              <w:t xml:space="preserve">50.0%</w:t>
+              <w:t xml:space="preserve">48.8%</w:t>
             </w:r>
           </w:p>
         </w:tc>
@@ -2726,7 +2726,7 @@
                 <w:sz w:val="18"/>
                 <w:szCs w:val="18"/>
               </w:rPr>
-              <w:t xml:space="preserve"> 61件</w:t>
+              <w:t xml:space="preserve"> 62件</w:t>
             </w:r>
           </w:p>
         </w:tc>
@@ -2798,7 +2798,7 @@
                 <w:sz w:val="20"/>
                 <w:szCs w:val="20"/>
               </w:rPr>
-              <w:t xml:space="preserve">19</w:t>
+              <w:t xml:space="preserve">20</w:t>
             </w:r>
           </w:p>
         </w:tc>
@@ -2833,7 +2833,7 @@
                 <w:sz w:val="20"/>
                 <w:szCs w:val="20"/>
               </w:rPr>
-              <w:t xml:space="preserve">15.6%</w:t>
+              <w:t xml:space="preserve">15.7%</w:t>
             </w:r>
           </w:p>
         </w:tc>
@@ -2870,7 +2870,7 @@
                 <w:sz w:val="18"/>
                 <w:szCs w:val="18"/>
               </w:rPr>
-              <w:t xml:space="preserve"> 19件</w:t>
+              <w:t xml:space="preserve"> 20件</w:t>
             </w:r>
           </w:p>
         </w:tc>
@@ -2942,7 +2942,7 @@
                 <w:sz w:val="20"/>
                 <w:szCs w:val="20"/>
               </w:rPr>
-              <w:t xml:space="preserve">24</w:t>
+              <w:t xml:space="preserve">25</w:t>
             </w:r>
           </w:p>
         </w:tc>
@@ -3015,7 +3015,7 @@
                 <w:sz w:val="18"/>
                 <w:szCs w:val="18"/>
               </w:rPr>
-              <w:t xml:space="preserve"> 24件</w:t>
+              <w:t xml:space="preserve"> 25件</w:t>
             </w:r>
           </w:p>
         </w:tc>
@@ -3087,7 +3087,7 @@
                 <w:sz w:val="20"/>
                 <w:szCs w:val="20"/>
               </w:rPr>
-              <w:t xml:space="preserve">9</w:t>
+              <w:t xml:space="preserve">11</w:t>
             </w:r>
           </w:p>
         </w:tc>
@@ -3122,7 +3122,7 @@
                 <w:sz w:val="20"/>
                 <w:szCs w:val="20"/>
               </w:rPr>
-              <w:t xml:space="preserve">7.4%</w:t>
+              <w:t xml:space="preserve">8.7%</w:t>
             </w:r>
           </w:p>
         </w:tc>
@@ -3150,7 +3150,7 @@
                 <w:sz w:val="20"/>
                 <w:szCs w:val="20"/>
               </w:rPr>
-              <w:t xml:space="preserve">███</w:t>
+              <w:t xml:space="preserve">████</w:t>
             </w:r>
             <w:r>
               <w:rPr>
@@ -3159,7 +3159,7 @@
                 <w:sz w:val="18"/>
                 <w:szCs w:val="18"/>
               </w:rPr>
-              <w:t xml:space="preserve"> 9件</w:t>
+              <w:t xml:space="preserve"> 11件</w:t>
             </w:r>
           </w:p>
         </w:tc>
@@ -3266,7 +3266,7 @@
                 <w:sz w:val="20"/>
                 <w:szCs w:val="20"/>
               </w:rPr>
-              <w:t xml:space="preserve">5.7%</w:t>
+              <w:t xml:space="preserve">5.5%</w:t>
             </w:r>
           </w:p>
         </w:tc>
@@ -3668,7 +3668,7 @@
                 <w:sz w:val="24"/>
                 <w:szCs w:val="24"/>
               </w:rPr>
-              <w:t xml:space="preserve">104件（85.2%）</w:t>
+              <w:t xml:space="preserve">107件（84.3%）</w:t>
             </w:r>
           </w:p>
         </w:tc>
@@ -3719,7 +3719,7 @@
                 <w:sz w:val="24"/>
                 <w:szCs w:val="24"/>
               </w:rPr>
-              <w:t xml:space="preserve">17件（13.9%）</w:t>
+              <w:t xml:space="preserve">19件（15.0%）</w:t>
             </w:r>
           </w:p>
         </w:tc>
@@ -4044,7 +4044,7 @@
                 <w:sz w:val="20"/>
                 <w:szCs w:val="20"/>
               </w:rPr>
-              <w:t xml:space="preserve">「じゃらん 新しいホテルでおしゃれで綺麗」「Google 築年数が浅くおしゃれできれいです」</w:t>
+              <w:t xml:space="preserve">「Agoda 便利で、部屋も小さいながら清潔」「部屋も清掃が行き届いておりよかったです」</w:t>
             </w:r>
           </w:p>
         </w:tc>
@@ -4148,7 +4148,7 @@
                 <w:sz w:val="20"/>
                 <w:szCs w:val="20"/>
               </w:rPr>
-              <w:t xml:space="preserve">「com 横浜武道館のすぐ隣という最高のロケーションで、地下鉄金内駅から徒歩わずか2～3分です」「関内駅から徒歩圏内で行きやすかったです」</w:t>
+              <w:t xml:space="preserve">「Agoda ぴあアリーナMMでのLIVE参加の為利用させて頂きました 立地は会場迄徒歩圏内で関内駅も近いが、喧騒エ...」「Agoda 便利で、部屋も小さいながら清潔」</w:t>
             </w:r>
           </w:p>
         </w:tc>
@@ -4359,7 +4359,7 @@
                 <w:sz w:val="20"/>
                 <w:szCs w:val="20"/>
               </w:rPr>
-              <w:t xml:space="preserve">「スタッフの方々もとても優しく丁寧な対応して頂き緊張もほぐれ最高でした」「Agoda 予約時に子どもの分を忘れてしまっていまたが、当日でもすぐに対応してくださり、泊まることができました」</w:t>
+              <w:t xml:space="preserve">「Agoda ぴあアリーナMMでのLIVE参加の為利用させて頂きました 立地は会場迄徒歩圏内で関内駅も近いが、喧騒エ...」「気持ちのよい接客、綺麗でオシャレな施設、便利な立地」</w:t>
             </w:r>
           </w:p>
         </w:tc>
@@ -4610,7 +4610,7 @@
           <w:sz w:val="21"/>
           <w:szCs w:val="21"/>
         </w:rPr>
-        <w:t xml:space="preserve">口コミの多数で「清潔さ・清掃」に関するポジティブな言及が見られ、ホテルコメント横浜関内の最大の差別化要因となっています。じゃらん 新しいホテルでおしゃれで綺麗といった声が多数寄せられています。</w:t>
+        <w:t xml:space="preserve">口コミの多数で「清潔さ・清掃」に関するポジティブな言及が見られ、ホテルコメント横浜関内の最大の差別化要因となっています。Agoda 便利で、部屋も小さいながら清潔といった声が多数寄せられています。</w:t>
       </w:r>
     </w:p>
     <w:p>
@@ -4629,7 +4629,7 @@
           <w:sz w:val="21"/>
           <w:szCs w:val="21"/>
         </w:rPr>
-        <w:t xml:space="preserve">じゃらん 新しいホテルでおしゃれで綺麗</w:t>
+        <w:t xml:space="preserve">Agoda 便利で、部屋も小さいながら清潔</w:t>
       </w:r>
     </w:p>
     <w:p>
@@ -4648,7 +4648,7 @@
           <w:sz w:val="21"/>
           <w:szCs w:val="21"/>
         </w:rPr>
-        <w:t xml:space="preserve">Google 築年数が浅くおしゃれできれいです</w:t>
+        <w:t xml:space="preserve">部屋も清掃が行き届いておりよかったです</w:t>
       </w:r>
     </w:p>
     <w:p>
@@ -4667,7 +4667,7 @@
           <w:sz w:val="21"/>
           <w:szCs w:val="21"/>
         </w:rPr>
-        <w:t xml:space="preserve">Agoda とても清潔感があってコンパクトにまとまった感じで2泊でしたがとてもゆっくり快適に宿泊する事が出来ました</w:t>
+        <w:t xml:space="preserve">気持ちのよい接客、綺麗でオシャレな施設、便利な立地</w:t>
       </w:r>
     </w:p>
     <w:p>
@@ -4704,7 +4704,7 @@
           <w:sz w:val="21"/>
           <w:szCs w:val="21"/>
         </w:rPr>
-        <w:t xml:space="preserve">立地・アクセスに関するポジティブな評価も多く寄せられています。「com 横浜武道館のすぐ隣という最高のロケーションで、地下鉄金内駅から徒歩わずか2～3分です」といったコメントが見られます。</w:t>
+        <w:t xml:space="preserve">立地・アクセスに関するポジティブな評価も多く寄せられています。「Agoda ぴあアリーナMMでのLIVE参加の為利用させて頂きました 立地は会場迄徒歩圏内で関内駅も近いが、喧騒エ...」といったコメントが見られます。</w:t>
       </w:r>
     </w:p>
     <w:p>
@@ -5148,7 +5148,7 @@
                 <w:sz w:val="20"/>
                 <w:szCs w:val="20"/>
               </w:rPr>
-              <w:t xml:space="preserve">アメニティもDHCだし、シャワーのお湯も水圧も良かったし、2人なら狭いかもだけど、ゆったり過ごせました</w:t>
+              <w:t xml:space="preserve">Agoda 便利で、部屋も小さいながら清潔</w:t>
             </w:r>
           </w:p>
         </w:tc>
@@ -5182,7 +5182,7 @@
                 <w:sz w:val="20"/>
                 <w:szCs w:val="20"/>
               </w:rPr>
-              <w:t xml:space="preserve">重大・12件</w:t>
+              <w:t xml:space="preserve">重大・13件</w:t>
             </w:r>
           </w:p>
         </w:tc>
@@ -6823,7 +6823,7 @@
                 <w:sz w:val="20"/>
                 <w:szCs w:val="20"/>
               </w:rPr>
-              <w:t xml:space="preserve">8.90点</w:t>
+              <w:t xml:space="preserve">8.87点</w:t>
             </w:r>
           </w:p>
         </w:tc>
@@ -6963,7 +6963,7 @@
                 <w:sz w:val="20"/>
                 <w:szCs w:val="20"/>
               </w:rPr>
-              <w:t xml:space="preserve">85.2%</w:t>
+              <w:t xml:space="preserve">84.3%</w:t>
             </w:r>
           </w:p>
         </w:tc>
@@ -6998,7 +6998,7 @@
                 <w:sz w:val="20"/>
                 <w:szCs w:val="20"/>
               </w:rPr>
-              <w:t xml:space="preserve">90%以上</w:t>
+              <w:t xml:space="preserve">89%以上</w:t>
             </w:r>
           </w:p>
         </w:tc>
@@ -7243,7 +7243,7 @@
                 <w:sz w:val="20"/>
                 <w:szCs w:val="20"/>
               </w:rPr>
-              <w:t xml:space="preserve">8.3点</w:t>
+              <w:t xml:space="preserve">8.2点</w:t>
             </w:r>
           </w:p>
         </w:tc>
@@ -7278,7 +7278,7 @@
                 <w:sz w:val="20"/>
                 <w:szCs w:val="20"/>
               </w:rPr>
-              <w:t xml:space="preserve">9.3点以上</w:t>
+              <w:t xml:space="preserve">9.2点以上</w:t>
             </w:r>
           </w:p>
         </w:tc>
@@ -7654,7 +7654,7 @@
           <w:sz w:val="22"/>
           <w:szCs w:val="22"/>
         </w:rPr>
-        <w:t xml:space="preserve">[1] じゃらん / 10点 / 2026-03-23</w:t>
+        <w:t xml:space="preserve">[1] Agoda / 9点 / 2026-03-25</w:t>
       </w:r>
     </w:p>
     <w:p>
@@ -7669,7 +7669,7 @@
           <w:sz w:val="21"/>
           <w:szCs w:val="21"/>
         </w:rPr>
-        <w:t xml:space="preserve">新しいホテルでおしゃれで綺麗。セキュリティがしっかりして部屋も防音性が高い。  大浴場の洗い場も女性側のが多く、女性客に特化したかのような造りです。湯上がりに適したデトックスウォーターとビネガードリンクがあります。  朝食は豆カレーやこんにゃく大福がありヘルシーなメニュー。ヨーグルトはカップよりプレーンならよかったです。</w:t>
+        <w:t xml:space="preserve">ぴあアリーナMMでのLIVE参加の為利用させて頂きました 立地は会場迄徒歩圏内で関内駅も近いが、喧騒エリアから少し距離があり静かでした ハマスタも徒歩圏内なのでリピート利用したいです 駐車場は車高制限があり車種は限定されますが範囲内なら利用価値あります 1番はスタッフの方の対応が気持ち良くて嬉しくなりました、ありがとうございました</w:t>
       </w:r>
     </w:p>
     <w:p>
@@ -7690,7 +7690,7 @@
           <w:sz w:val="22"/>
           <w:szCs w:val="22"/>
         </w:rPr>
-        <w:t xml:space="preserve">[2] Trip.com / 10点 / 2026-03-23</w:t>
+        <w:t xml:space="preserve">[2] Booking.com / 8点 / 2026-03-24</w:t>
       </w:r>
     </w:p>
     <w:p>
@@ -7705,7 +7705,7 @@
           <w:sz w:val="21"/>
           <w:szCs w:val="21"/>
         </w:rPr>
-        <w:t xml:space="preserve">横浜武道館のすぐ隣という最高のロケーションで、地下鉄金内駅から徒歩わずか2～3分です。ホテルにはサウナ、温泉、大浴場があり、快適な滞在をお約束します。</w:t>
+        <w:t xml:space="preserve">Booking.com</w:t>
       </w:r>
     </w:p>
     <w:p>
@@ -7726,7 +7726,7 @@
           <w:sz w:val="22"/>
           <w:szCs w:val="22"/>
         </w:rPr>
-        <w:t xml:space="preserve">[3] Google / 10点 / 2026-03-23</w:t>
+        <w:t xml:space="preserve">[3] Google / 10点 / 2026-03-24</w:t>
       </w:r>
     </w:p>
     <w:p>
@@ -7741,7 +7741,7 @@
           <w:sz w:val="21"/>
           <w:szCs w:val="21"/>
         </w:rPr>
-        <w:t xml:space="preserve">築年数が浅くおしゃれできれいです。防音面やセキュリティもしっかりしています。 大浴場の洗い場は女性側のが多いようです。シャンプー類は良いものを置いてあります。 朝食は種類豊富ではないですが、ヘルシーな品揃えです。 特に女性におすすめのホテルです。</w:t>
+        <w:t xml:space="preserve">ずっと気になってたこちらに行ってきました。シングルで予約してましたがツインに変更していただきました。気持ちのよい接客、綺麗でオシャレな施設、便利な立地。最高でした。</w:t>
       </w:r>
     </w:p>
     <w:p>
@@ -7762,7 +7762,7 @@
           <w:sz w:val="22"/>
           <w:szCs w:val="22"/>
         </w:rPr>
-        <w:t xml:space="preserve">[4] Agoda / 8点 / 2026-03-23</w:t>
+        <w:t xml:space="preserve">[4] じゃらん / 10点 / 2026-03-23</w:t>
       </w:r>
     </w:p>
     <w:p>
@@ -7777,7 +7777,7 @@
           <w:sz w:val="21"/>
           <w:szCs w:val="21"/>
         </w:rPr>
-        <w:t xml:space="preserve">とても清潔感があってコンパクトにまとまった感じで2泊でしたがとてもゆっくり快適に宿泊する事が出来ました！ スタッフの方々もとても優しく丁寧な対応して頂き緊張もほぐれ最高でした！ ありがとうございました。</w:t>
+        <w:t xml:space="preserve">新しいホテルでおしゃれで綺麗。セキュリティがしっかりして部屋も防音性が高い。  大浴場の洗い場も女性側のが多く、女性客に特化したかのような造りです。湯上がりに適したデトックスウォーターとビネガードリンクがあります。  朝食は豆カレーやこんにゃく大福がありヘルシーなメニュー。ヨーグルトはカップよりプレーンならよかったです。</w:t>
       </w:r>
     </w:p>
     <w:p>
@@ -7798,7 +7798,7 @@
           <w:sz w:val="22"/>
           <w:szCs w:val="22"/>
         </w:rPr>
-        <w:t xml:space="preserve">[5] Agoda / 9点 / 2026-03-22</w:t>
+        <w:t xml:space="preserve">[5] Trip.com / 10点 / 2026-03-23</w:t>
       </w:r>
     </w:p>
     <w:p>
@@ -7813,7 +7813,7 @@
           <w:sz w:val="21"/>
           <w:szCs w:val="21"/>
         </w:rPr>
-        <w:t xml:space="preserve">予約時に子どもの分を忘れてしまっていまたが、当日でもすぐに対応してくださり、泊まることができました。 ありがとうございました。</w:t>
+        <w:t xml:space="preserve">横浜武道館のすぐ隣という最高のロケーションで、地下鉄金内駅から徒歩わずか2～3分です。ホテルにはサウナ、温泉、大浴場があり、快適な滞在をお約束します。</w:t>
       </w:r>
     </w:p>
     <w:p>
@@ -8084,7 +8084,7 @@
                 <w:sz w:val="21"/>
                 <w:szCs w:val="21"/>
               </w:rPr>
-              <w:t xml:space="preserve">ホテルコメント横浜関内は、全体平均8.90点（10点換算）、高評価率85.2%という良好な顧客満足度を維持しているホテルです。特に「清潔さ・清掃」「立地・アクセス」が多くのゲストから高く評価されています。</w:t>
+              <w:t xml:space="preserve">ホテルコメント横浜関内は、全体平均8.87点（10点換算）、高評価率84.3%という良好な顧客満足度を維持しているホテルです。特に「清潔さ・清掃」「立地・アクセス」が多くのゲストから高く評価されています。</w:t>
             </w:r>
           </w:p>
           <w:p>
@@ -8126,7 +8126,7 @@
                 <w:sz w:val="21"/>
                 <w:szCs w:val="21"/>
               </w:rPr>
-              <w:t xml:space="preserve">Agodaでの低スコア（8.3点）は、口コミ返信の強化とサービス品質の一貫性確保で改善余地があります。全サイトでの口コミ返信率100%を目指すことで、ホテルの姿勢をゲストに伝え、リピート率の向上につなげることが重要です。</w:t>
+              <w:t xml:space="preserve">Agodaでの低スコア（8.2点）は、口コミ返信の強化とサービス品質の一貫性確保で改善余地があります。全サイトでの口コミ返信率100%を目指すことで、ホテルの姿勢をゲストに伝え、リピート率の向上につなげることが重要です。</w:t>
             </w:r>
           </w:p>
           <w:p>

--- a/納品レポート/ホテル別レポート/comment_yokohama_口コミ分析改善レポート.docx
+++ b/納品レポート/ホテル別レポート/comment_yokohama_口コミ分析改善レポート.docx
@@ -96,7 +96,7 @@
           <w:sz w:val="22"/>
           <w:szCs w:val="22"/>
         </w:rPr>
-        <w:t xml:space="preserve">レビュー総数：127件（6サイト）</w:t>
+        <w:t xml:space="preserve">レビュー総数：129件（6サイト）</w:t>
       </w:r>
     </w:p>
     <w:p>
@@ -131,7 +131,7 @@
           <w:sz w:val="20"/>
           <w:szCs w:val="20"/>
         </w:rPr>
-        <w:t xml:space="preserve">作成日：2026年3月25日</w:t>
+        <w:t xml:space="preserve">作成日：2026年3月26日</w:t>
       </w:r>
     </w:p>
     <w:p>
@@ -189,7 +189,7 @@
           <w:sz w:val="21"/>
           <w:szCs w:val="21"/>
         </w:rPr>
-        <w:t xml:space="preserve">2026年2月〜3月に各OTAサイト・口コミサイトに投稿された127件のレビューを包括的に分析しました。以下が主要な発見事項です。</w:t>
+        <w:t xml:space="preserve">2026年2月〜3月に各OTAサイト・口コミサイトに投稿された129件のレビューを包括的に分析しました。以下が主要な発見事項です。</w:t>
       </w:r>
     </w:p>
     <w:p>
@@ -261,7 +261,7 @@
                 <w:sz w:val="36"/>
                 <w:szCs w:val="36"/>
               </w:rPr>
-              <w:t xml:space="preserve">8.87</w:t>
+              <w:t xml:space="preserve">8.88</w:t>
             </w:r>
           </w:p>
         </w:tc>
@@ -310,7 +310,7 @@
                 <w:sz w:val="36"/>
                 <w:szCs w:val="36"/>
               </w:rPr>
-              <w:t xml:space="preserve">84.3%</w:t>
+              <w:t xml:space="preserve">84.5%</w:t>
             </w:r>
           </w:p>
         </w:tc>
@@ -408,7 +408,7 @@
                 <w:sz w:val="36"/>
                 <w:szCs w:val="36"/>
               </w:rPr>
-              <w:t xml:space="preserve">127件</w:t>
+              <w:t xml:space="preserve">129件</w:t>
             </w:r>
           </w:p>
         </w:tc>
@@ -448,7 +448,7 @@
           <w:sz w:val="21"/>
           <w:szCs w:val="21"/>
         </w:rPr>
-        <w:t xml:space="preserve">全体平均スコア8.87点（10点換算）は良好な水準であり、84.3%が高評価（8-10点）に分類されます。低評価（1-4点）は1件（0.8%）で、ゲスト満足度は良好です。Google（9.85点）で特に高い評価を獲得しています。</w:t>
+        <w:t xml:space="preserve">全体平均スコア8.88点（10点換算）は良好な水準であり、84.5%が高評価（8-10点）に分類されます。低評価（1-4点）は1件（0.8%）で、ゲスト満足度は良好です。Google（9.85点）で特に高い評価を獲得しています。</w:t>
       </w:r>
     </w:p>
     <w:p>
@@ -567,7 +567,7 @@
                 <w:sz w:val="20"/>
                 <w:szCs w:val="20"/>
               </w:rPr>
-              <w:t xml:space="preserve">浴室・水回り（17件）、部屋の狭さ（13件）、防音性能（4件）、対応・サービスの不満（4件）</w:t>
+              <w:t xml:space="preserve">浴室・水回り（17件）、部屋の狭さ（12件）、防音性能（4件）、対応・サービスの不満（4件）</w:t>
             </w:r>
           </w:p>
           <w:p>
@@ -1229,7 +1229,7 @@
                 <w:sz w:val="20"/>
                 <w:szCs w:val="20"/>
               </w:rPr>
-              <w:t xml:space="preserve">17</w:t>
+              <w:t xml:space="preserve">18</w:t>
             </w:r>
           </w:p>
         </w:tc>
@@ -1264,7 +1264,7 @@
                 <w:sz w:val="20"/>
                 <w:szCs w:val="20"/>
               </w:rPr>
-              <w:t xml:space="preserve">4.65</w:t>
+              <w:t xml:space="preserve">4.67</w:t>
             </w:r>
           </w:p>
         </w:tc>
@@ -1334,7 +1334,7 @@
                 <w:sz w:val="20"/>
                 <w:szCs w:val="20"/>
               </w:rPr>
-              <w:t xml:space="preserve">9.29</w:t>
+              <w:t xml:space="preserve">9.33</w:t>
             </w:r>
           </w:p>
         </w:tc>
@@ -1961,7 +1961,7 @@
                 <w:sz w:val="20"/>
                 <w:szCs w:val="20"/>
               </w:rPr>
-              <w:t xml:space="preserve">25</w:t>
+              <w:t xml:space="preserve">26</w:t>
             </w:r>
           </w:p>
         </w:tc>
@@ -1995,7 +1995,7 @@
                 <w:sz w:val="20"/>
                 <w:szCs w:val="20"/>
               </w:rPr>
-              <w:t xml:space="preserve">8.56</w:t>
+              <w:t xml:space="preserve">8.54</w:t>
             </w:r>
           </w:p>
         </w:tc>
@@ -2063,7 +2063,7 @@
                 <w:sz w:val="20"/>
                 <w:szCs w:val="20"/>
               </w:rPr>
-              <w:t xml:space="preserve">8.56</w:t>
+              <w:t xml:space="preserve">8.54</w:t>
             </w:r>
           </w:p>
         </w:tc>
@@ -2097,7 +2097,7 @@
                 <w:sz w:val="20"/>
                 <w:szCs w:val="20"/>
               </w:rPr>
-              <w:t xml:space="preserve">9</w:t>
+              <w:t xml:space="preserve">8.5</w:t>
             </w:r>
           </w:p>
         </w:tc>
@@ -2418,7 +2418,7 @@
           <w:sz w:val="21"/>
           <w:szCs w:val="21"/>
         </w:rPr>
-        <w:t xml:space="preserve">評価分布は10点（48.8%）に最も多く、8点以上の高評価が84.3%を占め、高い顧客満足度を示しています。低評価（1-4点）は計1件（0.8%）です。</w:t>
+        <w:t xml:space="preserve">評価分布は10点（48.8%）に最も多く、8点以上の高評価が84.5%を占め、高い顧客満足度を示しています。低評価（1-4点）は計1件（0.8%）です。</w:t>
       </w:r>
     </w:p>
     <w:p>
@@ -2653,7 +2653,7 @@
                 <w:sz w:val="20"/>
                 <w:szCs w:val="20"/>
               </w:rPr>
-              <w:t xml:space="preserve">62</w:t>
+              <w:t xml:space="preserve">63</w:t>
             </w:r>
           </w:p>
         </w:tc>
@@ -2726,7 +2726,7 @@
                 <w:sz w:val="18"/>
                 <w:szCs w:val="18"/>
               </w:rPr>
-              <w:t xml:space="preserve"> 62件</w:t>
+              <w:t xml:space="preserve"> 63件</w:t>
             </w:r>
           </w:p>
         </w:tc>
@@ -2833,7 +2833,7 @@
                 <w:sz w:val="20"/>
                 <w:szCs w:val="20"/>
               </w:rPr>
-              <w:t xml:space="preserve">15.7%</w:t>
+              <w:t xml:space="preserve">15.5%</w:t>
             </w:r>
           </w:p>
         </w:tc>
@@ -2942,7 +2942,7 @@
                 <w:sz w:val="20"/>
                 <w:szCs w:val="20"/>
               </w:rPr>
-              <w:t xml:space="preserve">25</w:t>
+              <w:t xml:space="preserve">26</w:t>
             </w:r>
           </w:p>
         </w:tc>
@@ -2977,7 +2977,7 @@
                 <w:sz w:val="20"/>
                 <w:szCs w:val="20"/>
               </w:rPr>
-              <w:t xml:space="preserve">19.7%</w:t>
+              <w:t xml:space="preserve">20.2%</w:t>
             </w:r>
           </w:p>
         </w:tc>
@@ -3015,7 +3015,7 @@
                 <w:sz w:val="18"/>
                 <w:szCs w:val="18"/>
               </w:rPr>
-              <w:t xml:space="preserve"> 25件</w:t>
+              <w:t xml:space="preserve"> 26件</w:t>
             </w:r>
           </w:p>
         </w:tc>
@@ -3122,7 +3122,7 @@
                 <w:sz w:val="20"/>
                 <w:szCs w:val="20"/>
               </w:rPr>
-              <w:t xml:space="preserve">8.7%</w:t>
+              <w:t xml:space="preserve">8.5%</w:t>
             </w:r>
           </w:p>
         </w:tc>
@@ -3150,7 +3150,7 @@
                 <w:sz w:val="20"/>
                 <w:szCs w:val="20"/>
               </w:rPr>
-              <w:t xml:space="preserve">████</w:t>
+              <w:t xml:space="preserve">███</w:t>
             </w:r>
             <w:r>
               <w:rPr>
@@ -3266,7 +3266,7 @@
                 <w:sz w:val="20"/>
                 <w:szCs w:val="20"/>
               </w:rPr>
-              <w:t xml:space="preserve">5.5%</w:t>
+              <w:t xml:space="preserve">5.4%</w:t>
             </w:r>
           </w:p>
         </w:tc>
@@ -3668,7 +3668,7 @@
                 <w:sz w:val="24"/>
                 <w:szCs w:val="24"/>
               </w:rPr>
-              <w:t xml:space="preserve">107件（84.3%）</w:t>
+              <w:t xml:space="preserve">109件（84.5%）</w:t>
             </w:r>
           </w:p>
         </w:tc>
@@ -3719,7 +3719,7 @@
                 <w:sz w:val="24"/>
                 <w:szCs w:val="24"/>
               </w:rPr>
-              <w:t xml:space="preserve">19件（15.0%）</w:t>
+              <w:t xml:space="preserve">19件（14.7%）</w:t>
             </w:r>
           </w:p>
         </w:tc>
@@ -4044,7 +4044,7 @@
                 <w:sz w:val="20"/>
                 <w:szCs w:val="20"/>
               </w:rPr>
-              <w:t xml:space="preserve">「Agoda 便利で、部屋も小さいながら清潔」「部屋も清掃が行き届いておりよかったです」</w:t>
+              <w:t xml:space="preserve">「Agoda 便利で、部屋も小さいながら清潔」「com 綺麗です 特になし 特になし」</w:t>
             </w:r>
           </w:p>
         </w:tc>
@@ -4255,7 +4255,7 @@
                 <w:sz w:val="20"/>
                 <w:szCs w:val="20"/>
               </w:rPr>
-              <w:t xml:space="preserve">「ホテルにはサウナ、温泉、大浴場があり、快適な滞在をお約束します」「Agoda とても清潔感があってコンパクトにまとまった感じで2泊でしたがとてもゆっくり快適に宿泊する事が出来ました」</w:t>
+              <w:t xml:space="preserve">「部屋はおまかせのプランで、バンクベッド（2段ベッド）の部屋でしたが、想像していたよりずっと広く使えるレイアウトにな...」「ホテルにはサウナ、温泉、大浴場があり、快適な滞在をお約束します」</w:t>
             </w:r>
           </w:p>
         </w:tc>
@@ -4648,7 +4648,7 @@
           <w:sz w:val="21"/>
           <w:szCs w:val="21"/>
         </w:rPr>
-        <w:t xml:space="preserve">部屋も清掃が行き届いておりよかったです</w:t>
+        <w:t xml:space="preserve">com 綺麗です 特になし 特になし</w:t>
       </w:r>
     </w:p>
     <w:p>
@@ -4667,7 +4667,7 @@
           <w:sz w:val="21"/>
           <w:szCs w:val="21"/>
         </w:rPr>
-        <w:t xml:space="preserve">気持ちのよい接客、綺麗でオシャレな施設、便利な立地</w:t>
+        <w:t xml:space="preserve">部屋も清掃が行き届いておりよかったです</w:t>
       </w:r>
     </w:p>
     <w:p>
@@ -5182,7 +5182,7 @@
                 <w:sz w:val="20"/>
                 <w:szCs w:val="20"/>
               </w:rPr>
-              <w:t xml:space="preserve">重大・13件</w:t>
+              <w:t xml:space="preserve">重大・12件</w:t>
             </w:r>
           </w:p>
         </w:tc>
@@ -6823,7 +6823,7 @@
                 <w:sz w:val="20"/>
                 <w:szCs w:val="20"/>
               </w:rPr>
-              <w:t xml:space="preserve">8.87点</w:t>
+              <w:t xml:space="preserve">8.88点</w:t>
             </w:r>
           </w:p>
         </w:tc>
@@ -6963,7 +6963,7 @@
                 <w:sz w:val="20"/>
                 <w:szCs w:val="20"/>
               </w:rPr>
-              <w:t xml:space="preserve">84.3%</w:t>
+              <w:t xml:space="preserve">84.5%</w:t>
             </w:r>
           </w:p>
         </w:tc>
@@ -6998,7 +6998,7 @@
                 <w:sz w:val="20"/>
                 <w:szCs w:val="20"/>
               </w:rPr>
-              <w:t xml:space="preserve">89%以上</w:t>
+              <w:t xml:space="preserve">90%以上</w:t>
             </w:r>
           </w:p>
         </w:tc>
@@ -7690,7 +7690,7 @@
           <w:sz w:val="22"/>
           <w:szCs w:val="22"/>
         </w:rPr>
-        <w:t xml:space="preserve">[2] Booking.com / 8点 / 2026-03-24</w:t>
+        <w:t xml:space="preserve">[2] 楽天トラベル / 10点 / 2026-03-25</w:t>
       </w:r>
     </w:p>
     <w:p>
@@ -7705,7 +7705,7 @@
           <w:sz w:val="21"/>
           <w:szCs w:val="21"/>
         </w:rPr>
-        <w:t xml:space="preserve">Booking.com</w:t>
+        <w:t xml:space="preserve">初めての利用でしたが、何から何まで、全てに大変満足しました。特に、足をのばしてゆっくり出来る大浴場（洗い場は隣との間に仕切り有り）が、サウナ付きで男女別々に有るのが良かったです。部屋はおまかせのプランで、バンクベッド（2段ベッド）の部屋でしたが、想像していたよりずっと広く使えるレイアウトになっていてリラックス出来ました。私達は市営地下鉄で行きましたが、伊勢佐木長者町駅（１番出口）からも近くて...</w:t>
       </w:r>
     </w:p>
     <w:p>
@@ -7726,7 +7726,7 @@
           <w:sz w:val="22"/>
           <w:szCs w:val="22"/>
         </w:rPr>
-        <w:t xml:space="preserve">[3] Google / 10点 / 2026-03-24</w:t>
+        <w:t xml:space="preserve">[3] Booking.com / 8点 / 2026-03-25</w:t>
       </w:r>
     </w:p>
     <w:p>
@@ -7741,7 +7741,33 @@
           <w:sz w:val="21"/>
           <w:szCs w:val="21"/>
         </w:rPr>
-        <w:t xml:space="preserve">ずっと気になってたこちらに行ってきました。シングルで予約してましたがツインに変更していただきました。気持ちのよい接客、綺麗でオシャレな施設、便利な立地。最高でした。</w:t>
+        <w:t xml:space="preserve">Booking.com</w:t>
+      </w:r>
+    </w:p>
+    <w:p>
+      <w:pPr>
+        <w:spacing w:after="120" w:line="320"/>
+        <w:jc w:val="left"/>
+      </w:pPr>
+      <w:r>
+        <w:rPr>
+          <w:rFonts w:ascii="Arial" w:cs="Arial" w:eastAsia="Arial" w:hAnsi="Arial"/>
+          <w:b/>
+          <w:bCs/>
+          <w:color w:val="C0392B"/>
+          <w:sz w:val="21"/>
+          <w:szCs w:val="21"/>
+        </w:rPr>
+        <w:t xml:space="preserve">【改善点】</w:t>
+      </w:r>
+      <w:r>
+        <w:rPr>
+          <w:rFonts w:ascii="Arial" w:cs="Arial" w:eastAsia="Arial" w:hAnsi="Arial"/>
+          <w:color w:val="333333"/>
+          <w:sz w:val="21"/>
+          <w:szCs w:val="21"/>
+        </w:rPr>
+        <w:t xml:space="preserve">特になし</w:t>
       </w:r>
     </w:p>
     <w:p>
@@ -7762,7 +7788,7 @@
           <w:sz w:val="22"/>
           <w:szCs w:val="22"/>
         </w:rPr>
-        <w:t xml:space="preserve">[4] じゃらん / 10点 / 2026-03-23</w:t>
+        <w:t xml:space="preserve">[4] Booking.com / 8点 / 2026-03-24</w:t>
       </w:r>
     </w:p>
     <w:p>
@@ -7777,7 +7803,7 @@
           <w:sz w:val="21"/>
           <w:szCs w:val="21"/>
         </w:rPr>
-        <w:t xml:space="preserve">新しいホテルでおしゃれで綺麗。セキュリティがしっかりして部屋も防音性が高い。  大浴場の洗い場も女性側のが多く、女性客に特化したかのような造りです。湯上がりに適したデトックスウォーターとビネガードリンクがあります。  朝食は豆カレーやこんにゃく大福がありヘルシーなメニュー。ヨーグルトはカップよりプレーンならよかったです。</w:t>
+        <w:t xml:space="preserve">Booking.com</w:t>
       </w:r>
     </w:p>
     <w:p>
@@ -7798,7 +7824,7 @@
           <w:sz w:val="22"/>
           <w:szCs w:val="22"/>
         </w:rPr>
-        <w:t xml:space="preserve">[5] Trip.com / 10点 / 2026-03-23</w:t>
+        <w:t xml:space="preserve">[5] Google / 10点 / 2026-03-24</w:t>
       </w:r>
     </w:p>
     <w:p>
@@ -7813,7 +7839,7 @@
           <w:sz w:val="21"/>
           <w:szCs w:val="21"/>
         </w:rPr>
-        <w:t xml:space="preserve">横浜武道館のすぐ隣という最高のロケーションで、地下鉄金内駅から徒歩わずか2～3分です。ホテルにはサウナ、温泉、大浴場があり、快適な滞在をお約束します。</w:t>
+        <w:t xml:space="preserve">ずっと気になってたこちらに行ってきました。シングルで予約してましたがツインに変更していただきました。気持ちのよい接客、綺麗でオシャレな施設、便利な立地。最高でした。</w:t>
       </w:r>
     </w:p>
     <w:p>
@@ -8019,7 +8045,7 @@
           <w:sz w:val="21"/>
           <w:szCs w:val="21"/>
         </w:rPr>
-        <w:t xml:space="preserve">サービスは平均的で、部屋は狭い。</w:t>
+        <w:t xml:space="preserve">サービスは平均的で、部屋は狭かった。</w:t>
       </w:r>
     </w:p>
     <w:p>
@@ -8084,7 +8110,7 @@
                 <w:sz w:val="21"/>
                 <w:szCs w:val="21"/>
               </w:rPr>
-              <w:t xml:space="preserve">ホテルコメント横浜関内は、全体平均8.87点（10点換算）、高評価率84.3%という良好な顧客満足度を維持しているホテルです。特に「清潔さ・清掃」「立地・アクセス」が多くのゲストから高く評価されています。</w:t>
+              <w:t xml:space="preserve">ホテルコメント横浜関内は、全体平均8.88点（10点換算）、高評価率84.5%という良好な顧客満足度を維持しているホテルです。特に「清潔さ・清掃」「立地・アクセス」が多くのゲストから高く評価されています。</w:t>
             </w:r>
           </w:p>
           <w:p>

--- a/納品レポート/ホテル別レポート/comment_yokohama_口コミ分析改善レポート.docx
+++ b/納品レポート/ホテル別レポート/comment_yokohama_口コミ分析改善レポート.docx
@@ -96,7 +96,7 @@
           <w:sz w:val="22"/>
           <w:szCs w:val="22"/>
         </w:rPr>
-        <w:t xml:space="preserve">レビュー総数：129件（6サイト）</w:t>
+        <w:t xml:space="preserve">レビュー総数：128件（6サイト）</w:t>
       </w:r>
     </w:p>
     <w:p>
@@ -131,7 +131,7 @@
           <w:sz w:val="20"/>
           <w:szCs w:val="20"/>
         </w:rPr>
-        <w:t xml:space="preserve">作成日：2026年3月26日</w:t>
+        <w:t xml:space="preserve">作成日：2026年3月27日</w:t>
       </w:r>
     </w:p>
     <w:p>
@@ -189,7 +189,7 @@
           <w:sz w:val="21"/>
           <w:szCs w:val="21"/>
         </w:rPr>
-        <w:t xml:space="preserve">2026年2月〜3月に各OTAサイト・口コミサイトに投稿された129件のレビューを包括的に分析しました。以下が主要な発見事項です。</w:t>
+        <w:t xml:space="preserve">2026年2月〜3月に各OTAサイト・口コミサイトに投稿された128件のレビューを包括的に分析しました。以下が主要な発見事項です。</w:t>
       </w:r>
     </w:p>
     <w:p>
@@ -310,7 +310,7 @@
                 <w:sz w:val="36"/>
                 <w:szCs w:val="36"/>
               </w:rPr>
-              <w:t xml:space="preserve">84.5%</w:t>
+              <w:t xml:space="preserve">84.4%</w:t>
             </w:r>
           </w:p>
         </w:tc>
@@ -408,7 +408,7 @@
                 <w:sz w:val="36"/>
                 <w:szCs w:val="36"/>
               </w:rPr>
-              <w:t xml:space="preserve">129件</w:t>
+              <w:t xml:space="preserve">128件</w:t>
             </w:r>
           </w:p>
         </w:tc>
@@ -448,7 +448,7 @@
           <w:sz w:val="21"/>
           <w:szCs w:val="21"/>
         </w:rPr>
-        <w:t xml:space="preserve">全体平均スコア8.88点（10点換算）は良好な水準であり、84.5%が高評価（8-10点）に分類されます。低評価（1-4点）は1件（0.8%）で、ゲスト満足度は良好です。Google（9.85点）で特に高い評価を獲得しています。</w:t>
+        <w:t xml:space="preserve">全体平均スコア8.88点（10点換算）は良好な水準であり、84.4%が高評価（8-10点）に分類されます。低評価（1-4点）は1件（0.8%）で、ゲスト満足度は良好です。Google（9.85点）で特に高い評価を獲得しています。</w:t>
       </w:r>
     </w:p>
     <w:p>
@@ -567,7 +567,7 @@
                 <w:sz w:val="20"/>
                 <w:szCs w:val="20"/>
               </w:rPr>
-              <w:t xml:space="preserve">浴室・水回り（17件）、部屋の狭さ（12件）、防音性能（4件）、対応・サービスの不満（4件）</w:t>
+              <w:t xml:space="preserve">浴室・水回り（15件）、部屋の狭さ（11件）、防音性能（4件）、臭い・匂い（3件）</w:t>
             </w:r>
           </w:p>
           <w:p>
@@ -1229,7 +1229,7 @@
                 <w:sz w:val="20"/>
                 <w:szCs w:val="20"/>
               </w:rPr>
-              <w:t xml:space="preserve">18</w:t>
+              <w:t xml:space="preserve">16</w:t>
             </w:r>
           </w:p>
         </w:tc>
@@ -1264,7 +1264,7 @@
                 <w:sz w:val="20"/>
                 <w:szCs w:val="20"/>
               </w:rPr>
-              <w:t xml:space="preserve">4.67</w:t>
+              <w:t xml:space="preserve">4.69</w:t>
             </w:r>
           </w:p>
         </w:tc>
@@ -1334,7 +1334,7 @@
                 <w:sz w:val="20"/>
                 <w:szCs w:val="20"/>
               </w:rPr>
-              <w:t xml:space="preserve">9.33</w:t>
+              <w:t xml:space="preserve">9.38</w:t>
             </w:r>
           </w:p>
         </w:tc>
@@ -1961,7 +1961,7 @@
                 <w:sz w:val="20"/>
                 <w:szCs w:val="20"/>
               </w:rPr>
-              <w:t xml:space="preserve">26</w:t>
+              <w:t xml:space="preserve">27</w:t>
             </w:r>
           </w:p>
         </w:tc>
@@ -1995,7 +1995,7 @@
                 <w:sz w:val="20"/>
                 <w:szCs w:val="20"/>
               </w:rPr>
-              <w:t xml:space="preserve">8.54</w:t>
+              <w:t xml:space="preserve">8.56</w:t>
             </w:r>
           </w:p>
         </w:tc>
@@ -2063,7 +2063,7 @@
                 <w:sz w:val="20"/>
                 <w:szCs w:val="20"/>
               </w:rPr>
-              <w:t xml:space="preserve">8.54</w:t>
+              <w:t xml:space="preserve">8.56</w:t>
             </w:r>
           </w:p>
         </w:tc>
@@ -2097,7 +2097,7 @@
                 <w:sz w:val="20"/>
                 <w:szCs w:val="20"/>
               </w:rPr>
-              <w:t xml:space="preserve">8.5</w:t>
+              <w:t xml:space="preserve">9</w:t>
             </w:r>
           </w:p>
         </w:tc>
@@ -2418,7 +2418,7 @@
           <w:sz w:val="21"/>
           <w:szCs w:val="21"/>
         </w:rPr>
-        <w:t xml:space="preserve">評価分布は10点（48.8%）に最も多く、8点以上の高評価が84.5%を占め、高い顧客満足度を示しています。低評価（1-4点）は計1件（0.8%）です。</w:t>
+        <w:t xml:space="preserve">評価分布は10点（48.4%）に最も多く、8点以上の高評価が84.4%を占め、高い顧客満足度を示しています。低評価（1-4点）は計1件（0.8%）です。</w:t>
       </w:r>
     </w:p>
     <w:p>
@@ -2653,7 +2653,7 @@
                 <w:sz w:val="20"/>
                 <w:szCs w:val="20"/>
               </w:rPr>
-              <w:t xml:space="preserve">63</w:t>
+              <w:t xml:space="preserve">62</w:t>
             </w:r>
           </w:p>
         </w:tc>
@@ -2688,7 +2688,7 @@
                 <w:sz w:val="20"/>
                 <w:szCs w:val="20"/>
               </w:rPr>
-              <w:t xml:space="preserve">48.8%</w:t>
+              <w:t xml:space="preserve">48.4%</w:t>
             </w:r>
           </w:p>
         </w:tc>
@@ -2726,7 +2726,7 @@
                 <w:sz w:val="18"/>
                 <w:szCs w:val="18"/>
               </w:rPr>
-              <w:t xml:space="preserve"> 63件</w:t>
+              <w:t xml:space="preserve"> 62件</w:t>
             </w:r>
           </w:p>
         </w:tc>
@@ -2798,7 +2798,7 @@
                 <w:sz w:val="20"/>
                 <w:szCs w:val="20"/>
               </w:rPr>
-              <w:t xml:space="preserve">20</w:t>
+              <w:t xml:space="preserve">21</w:t>
             </w:r>
           </w:p>
         </w:tc>
@@ -2833,7 +2833,7 @@
                 <w:sz w:val="20"/>
                 <w:szCs w:val="20"/>
               </w:rPr>
-              <w:t xml:space="preserve">15.5%</w:t>
+              <w:t xml:space="preserve">16.4%</w:t>
             </w:r>
           </w:p>
         </w:tc>
@@ -2861,7 +2861,7 @@
                 <w:sz w:val="20"/>
                 <w:szCs w:val="20"/>
               </w:rPr>
-              <w:t xml:space="preserve">██████</w:t>
+              <w:t xml:space="preserve">███████</w:t>
             </w:r>
             <w:r>
               <w:rPr>
@@ -2870,7 +2870,7 @@
                 <w:sz w:val="18"/>
                 <w:szCs w:val="18"/>
               </w:rPr>
-              <w:t xml:space="preserve"> 20件</w:t>
+              <w:t xml:space="preserve"> 21件</w:t>
             </w:r>
           </w:p>
         </w:tc>
@@ -2942,7 +2942,7 @@
                 <w:sz w:val="20"/>
                 <w:szCs w:val="20"/>
               </w:rPr>
-              <w:t xml:space="preserve">26</w:t>
+              <w:t xml:space="preserve">25</w:t>
             </w:r>
           </w:p>
         </w:tc>
@@ -2977,7 +2977,7 @@
                 <w:sz w:val="20"/>
                 <w:szCs w:val="20"/>
               </w:rPr>
-              <w:t xml:space="preserve">20.2%</w:t>
+              <w:t xml:space="preserve">19.5%</w:t>
             </w:r>
           </w:p>
         </w:tc>
@@ -3015,7 +3015,7 @@
                 <w:sz w:val="18"/>
                 <w:szCs w:val="18"/>
               </w:rPr>
-              <w:t xml:space="preserve"> 26件</w:t>
+              <w:t xml:space="preserve"> 25件</w:t>
             </w:r>
           </w:p>
         </w:tc>
@@ -3122,7 +3122,7 @@
                 <w:sz w:val="20"/>
                 <w:szCs w:val="20"/>
               </w:rPr>
-              <w:t xml:space="preserve">8.5%</w:t>
+              <w:t xml:space="preserve">8.6%</w:t>
             </w:r>
           </w:p>
         </w:tc>
@@ -3150,7 +3150,7 @@
                 <w:sz w:val="20"/>
                 <w:szCs w:val="20"/>
               </w:rPr>
-              <w:t xml:space="preserve">███</w:t>
+              <w:t xml:space="preserve">████</w:t>
             </w:r>
             <w:r>
               <w:rPr>
@@ -3266,7 +3266,7 @@
                 <w:sz w:val="20"/>
                 <w:szCs w:val="20"/>
               </w:rPr>
-              <w:t xml:space="preserve">5.4%</w:t>
+              <w:t xml:space="preserve">5.5%</w:t>
             </w:r>
           </w:p>
         </w:tc>
@@ -3668,7 +3668,7 @@
                 <w:sz w:val="24"/>
                 <w:szCs w:val="24"/>
               </w:rPr>
-              <w:t xml:space="preserve">109件（84.5%）</w:t>
+              <w:t xml:space="preserve">108件（84.4%）</w:t>
             </w:r>
           </w:p>
         </w:tc>
@@ -3719,7 +3719,7 @@
                 <w:sz w:val="24"/>
                 <w:szCs w:val="24"/>
               </w:rPr>
-              <w:t xml:space="preserve">19件（14.7%）</w:t>
+              <w:t xml:space="preserve">19件（14.8%）</w:t>
             </w:r>
           </w:p>
         </w:tc>
@@ -5043,7 +5043,7 @@
                 <w:sz w:val="20"/>
                 <w:szCs w:val="20"/>
               </w:rPr>
-              <w:t xml:space="preserve">重大・17件</w:t>
+              <w:t xml:space="preserve">重大・15件</w:t>
             </w:r>
           </w:p>
         </w:tc>
@@ -5182,7 +5182,7 @@
                 <w:sz w:val="20"/>
                 <w:szCs w:val="20"/>
               </w:rPr>
-              <w:t xml:space="preserve">重大・12件</w:t>
+              <w:t xml:space="preserve">重大・11件</w:t>
             </w:r>
           </w:p>
         </w:tc>
@@ -5392,7 +5392,7 @@
                 <w:sz w:val="20"/>
                 <w:szCs w:val="20"/>
               </w:rPr>
-              <w:t xml:space="preserve">対応・サービスの不満</w:t>
+              <w:t xml:space="preserve">臭い・匂い</w:t>
             </w:r>
           </w:p>
         </w:tc>
@@ -5426,7 +5426,7 @@
                 <w:sz w:val="20"/>
                 <w:szCs w:val="20"/>
               </w:rPr>
-              <w:t xml:space="preserve">Agoda 残念なのは朝食ブッフェ</w:t>
+              <w:t xml:space="preserve">Agoda 部屋がタバコ臭かったのですが、こちらのミスで喫煙室を予約してしまっていたようでした</w:t>
             </w:r>
           </w:p>
         </w:tc>
@@ -5460,7 +5460,7 @@
                 <w:sz w:val="20"/>
                 <w:szCs w:val="20"/>
               </w:rPr>
-              <w:t xml:space="preserve">中度・4件</w:t>
+              <w:t xml:space="preserve">中度・3件</w:t>
             </w:r>
           </w:p>
         </w:tc>
@@ -5531,7 +5531,7 @@
                 <w:sz w:val="20"/>
                 <w:szCs w:val="20"/>
               </w:rPr>
-              <w:t xml:space="preserve">臭い・匂い</w:t>
+              <w:t xml:space="preserve">窓・採光</w:t>
             </w:r>
           </w:p>
         </w:tc>
@@ -5565,7 +5565,7 @@
                 <w:sz w:val="20"/>
                 <w:szCs w:val="20"/>
               </w:rPr>
-              <w:t xml:space="preserve">Agoda 部屋がタバコ臭かったのですが、こちらのミスで喫煙室を予約してしまっていたようでした</w:t>
+              <w:t xml:space="preserve">ツインルームを利用、お部屋は明るく広くて清潔、洗面所とトイレがそれぞれ独立していたのは使い勝手が良かったです</w:t>
             </w:r>
           </w:p>
         </w:tc>
@@ -5670,7 +5670,7 @@
                 <w:sz w:val="20"/>
                 <w:szCs w:val="20"/>
               </w:rPr>
-              <w:t xml:space="preserve">窓・採光</w:t>
+              <w:t xml:space="preserve">対応・サービスの不満</w:t>
             </w:r>
           </w:p>
         </w:tc>
@@ -5704,7 +5704,7 @@
                 <w:sz w:val="20"/>
                 <w:szCs w:val="20"/>
               </w:rPr>
-              <w:t xml:space="preserve">ツインルームを利用、お部屋は明るく広くて清潔、洗面所とトイレがそれぞれ独立していたのは使い勝手が良かったです</w:t>
+              <w:t xml:space="preserve">Agoda 残念なのは朝食ブッフェ</w:t>
             </w:r>
           </w:p>
         </w:tc>
@@ -6963,7 +6963,7 @@
                 <w:sz w:val="20"/>
                 <w:szCs w:val="20"/>
               </w:rPr>
-              <w:t xml:space="preserve">84.5%</w:t>
+              <w:t xml:space="preserve">84.4%</w:t>
             </w:r>
           </w:p>
         </w:tc>
@@ -6998,7 +6998,7 @@
                 <w:sz w:val="20"/>
                 <w:szCs w:val="20"/>
               </w:rPr>
-              <w:t xml:space="preserve">90%以上</w:t>
+              <w:t xml:space="preserve">89%以上</w:t>
             </w:r>
           </w:p>
         </w:tc>
@@ -7523,7 +7523,7 @@
                 <w:sz w:val="20"/>
                 <w:szCs w:val="20"/>
               </w:rPr>
-              <w:t xml:space="preserve">約17件/期間</w:t>
+              <w:t xml:space="preserve">約15件/期間</w:t>
             </w:r>
           </w:p>
         </w:tc>
@@ -7558,7 +7558,7 @@
                 <w:sz w:val="20"/>
                 <w:szCs w:val="20"/>
               </w:rPr>
-              <w:t xml:space="preserve">8件以下</w:t>
+              <w:t xml:space="preserve">7件以下</w:t>
             </w:r>
           </w:p>
         </w:tc>
@@ -7654,7 +7654,7 @@
           <w:sz w:val="22"/>
           <w:szCs w:val="22"/>
         </w:rPr>
-        <w:t xml:space="preserve">[1] Agoda / 9点 / 2026-03-25</w:t>
+        <w:t xml:space="preserve">[1] Booking.com / 9点 / 2026-03-26</w:t>
       </w:r>
     </w:p>
     <w:p>
@@ -7669,7 +7669,7 @@
           <w:sz w:val="21"/>
           <w:szCs w:val="21"/>
         </w:rPr>
-        <w:t xml:space="preserve">ぴあアリーナMMでのLIVE参加の為利用させて頂きました 立地は会場迄徒歩圏内で関内駅も近いが、喧騒エリアから少し距離があり静かでした ハマスタも徒歩圏内なのでリピート利用したいです 駐車場は車高制限があり車種は限定されますが範囲内なら利用価値あります 1番はスタッフの方の対応が気持ち良くて嬉しくなりました、ありがとうございました</w:t>
+        <w:t xml:space="preserve">Booking.com</w:t>
       </w:r>
     </w:p>
     <w:p>
@@ -7690,7 +7690,7 @@
           <w:sz w:val="22"/>
           <w:szCs w:val="22"/>
         </w:rPr>
-        <w:t xml:space="preserve">[2] 楽天トラベル / 10点 / 2026-03-25</w:t>
+        <w:t xml:space="preserve">[2] Agoda / 9点 / 2026-03-25</w:t>
       </w:r>
     </w:p>
     <w:p>
@@ -7705,7 +7705,7 @@
           <w:sz w:val="21"/>
           <w:szCs w:val="21"/>
         </w:rPr>
-        <w:t xml:space="preserve">初めての利用でしたが、何から何まで、全てに大変満足しました。特に、足をのばしてゆっくり出来る大浴場（洗い場は隣との間に仕切り有り）が、サウナ付きで男女別々に有るのが良かったです。部屋はおまかせのプランで、バンクベッド（2段ベッド）の部屋でしたが、想像していたよりずっと広く使えるレイアウトになっていてリラックス出来ました。私達は市営地下鉄で行きましたが、伊勢佐木長者町駅（１番出口）からも近くて...</w:t>
+        <w:t xml:space="preserve">ぴあアリーナMMでのLIVE参加の為利用させて頂きました 立地は会場迄徒歩圏内で関内駅も近いが、喧騒エリアから少し距離があり静かでした ハマスタも徒歩圏内なのでリピート利用したいです 駐車場は車高制限があり車種は限定されますが範囲内なら利用価値あります 1番はスタッフの方の対応が気持ち良くて嬉しくなりました、ありがとうございました</w:t>
       </w:r>
     </w:p>
     <w:p>
@@ -7726,7 +7726,43 @@
           <w:sz w:val="22"/>
           <w:szCs w:val="22"/>
         </w:rPr>
-        <w:t xml:space="preserve">[3] Booking.com / 8点 / 2026-03-25</w:t>
+        <w:t xml:space="preserve">[3] 楽天トラベル / 10点 / 2026-03-25</w:t>
+      </w:r>
+    </w:p>
+    <w:p>
+      <w:pPr>
+        <w:spacing w:after="120" w:line="320"/>
+        <w:jc w:val="left"/>
+      </w:pPr>
+      <w:r>
+        <w:rPr>
+          <w:rFonts w:ascii="Arial" w:cs="Arial" w:eastAsia="Arial" w:hAnsi="Arial"/>
+          <w:color w:val="333333"/>
+          <w:sz w:val="21"/>
+          <w:szCs w:val="21"/>
+        </w:rPr>
+        <w:t xml:space="preserve">初めての利用でしたが、何から何まで、全てに大変満足しました。特に、足をのばしてゆっくり出来る大浴場（洗い場は隣との間に仕切り有り）が、サウナ付きで男女別々に有るのが良かったです。部屋はおまかせのプランで、バンクベッド（2段ベッド）の部屋でしたが、想像していたよりずっと広く使えるレイアウトになっていてリラックス出来ました。私達は市営地下鉄で行きましたが、伊勢佐木長者町駅（１番出口）からも近くて...</w:t>
+      </w:r>
+    </w:p>
+    <w:p>
+      <w:pPr>
+        <w:spacing w:after="60"/>
+      </w:pPr>
+    </w:p>
+    <w:p>
+      <w:pPr>
+        <w:spacing w:after="120" w:before="200"/>
+      </w:pPr>
+      <w:r>
+        <w:rPr>
+          <w:rFonts w:ascii="Arial" w:cs="Arial" w:eastAsia="Arial" w:hAnsi="Arial"/>
+          <w:b/>
+          <w:bCs/>
+          <w:color w:val="1B3A5C"/>
+          <w:sz w:val="22"/>
+          <w:szCs w:val="22"/>
+        </w:rPr>
+        <w:t xml:space="preserve">[4] Booking.com / 8点 / 2026-03-25</w:t>
       </w:r>
     </w:p>
     <w:p>
@@ -7788,7 +7824,7 @@
           <w:sz w:val="22"/>
           <w:szCs w:val="22"/>
         </w:rPr>
-        <w:t xml:space="preserve">[4] Booking.com / 8点 / 2026-03-24</w:t>
+        <w:t xml:space="preserve">[5] Booking.com / 8点 / 2026-03-24</w:t>
       </w:r>
     </w:p>
     <w:p>
@@ -7804,42 +7840,6 @@
           <w:szCs w:val="21"/>
         </w:rPr>
         <w:t xml:space="preserve">Booking.com</w:t>
-      </w:r>
-    </w:p>
-    <w:p>
-      <w:pPr>
-        <w:spacing w:after="60"/>
-      </w:pPr>
-    </w:p>
-    <w:p>
-      <w:pPr>
-        <w:spacing w:after="120" w:before="200"/>
-      </w:pPr>
-      <w:r>
-        <w:rPr>
-          <w:rFonts w:ascii="Arial" w:cs="Arial" w:eastAsia="Arial" w:hAnsi="Arial"/>
-          <w:b/>
-          <w:bCs/>
-          <w:color w:val="1B3A5C"/>
-          <w:sz w:val="22"/>
-          <w:szCs w:val="22"/>
-        </w:rPr>
-        <w:t xml:space="preserve">[5] Google / 10点 / 2026-03-24</w:t>
-      </w:r>
-    </w:p>
-    <w:p>
-      <w:pPr>
-        <w:spacing w:after="120" w:line="320"/>
-        <w:jc w:val="left"/>
-      </w:pPr>
-      <w:r>
-        <w:rPr>
-          <w:rFonts w:ascii="Arial" w:cs="Arial" w:eastAsia="Arial" w:hAnsi="Arial"/>
-          <w:color w:val="333333"/>
-          <w:sz w:val="21"/>
-          <w:szCs w:val="21"/>
-        </w:rPr>
-        <w:t xml:space="preserve">ずっと気になってたこちらに行ってきました。シングルで予約してましたがツインに変更していただきました。気持ちのよい接客、綺麗でオシャレな施設、便利な立地。最高でした。</w:t>
       </w:r>
     </w:p>
     <w:p>
@@ -8110,7 +8110,7 @@
                 <w:sz w:val="21"/>
                 <w:szCs w:val="21"/>
               </w:rPr>
-              <w:t xml:space="preserve">ホテルコメント横浜関内は、全体平均8.88点（10点換算）、高評価率84.5%という良好な顧客満足度を維持しているホテルです。特に「清潔さ・清掃」「立地・アクセス」が多くのゲストから高く評価されています。</w:t>
+              <w:t xml:space="preserve">ホテルコメント横浜関内は、全体平均8.88点（10点換算）、高評価率84.4%という良好な顧客満足度を維持しているホテルです。特に「清潔さ・清掃」「立地・アクセス」が多くのゲストから高く評価されています。</w:t>
             </w:r>
           </w:p>
           <w:p>

--- a/納品レポート/ホテル別レポート/comment_yokohama_口コミ分析改善レポート.docx
+++ b/納品レポート/ホテル別レポート/comment_yokohama_口コミ分析改善レポート.docx
@@ -131,7 +131,7 @@
           <w:sz w:val="20"/>
           <w:szCs w:val="20"/>
         </w:rPr>
-        <w:t xml:space="preserve">作成日：2026年3月27日</w:t>
+        <w:t xml:space="preserve">作成日：2026年3月28日</w:t>
       </w:r>
     </w:p>
     <w:p>
@@ -448,7 +448,7 @@
           <w:sz w:val="21"/>
           <w:szCs w:val="21"/>
         </w:rPr>
-        <w:t xml:space="preserve">全体平均スコア8.88点（10点換算）は良好な水準であり、84.4%が高評価（8-10点）に分類されます。低評価（1-4点）は1件（0.8%）で、ゲスト満足度は良好です。Google（9.85点）で特に高い評価を獲得しています。</w:t>
+        <w:t xml:space="preserve">全体平均スコア8.88点（10点換算）は良好な水準であり、84.4%が高評価（8-10点）に分類されます。低評価（1-4点）は1件（0.8%）で、ゲスト満足度は良好です。Google（9.86点）で特に高い評価を獲得しています。</w:t>
       </w:r>
     </w:p>
     <w:p>
@@ -567,7 +567,7 @@
                 <w:sz w:val="20"/>
                 <w:szCs w:val="20"/>
               </w:rPr>
-              <w:t xml:space="preserve">浴室・水回り（15件）、部屋の狭さ（11件）、防音性能（4件）、臭い・匂い（3件）</w:t>
+              <w:t xml:space="preserve">浴室・水回り（16件）、部屋の狭さ（13件）、防音性能（4件）、臭い・匂い（3件）</w:t>
             </w:r>
           </w:p>
           <w:p>
@@ -987,7 +987,7 @@
                 <w:sz w:val="20"/>
                 <w:szCs w:val="20"/>
               </w:rPr>
-              <w:t xml:space="preserve">13</w:t>
+              <w:t xml:space="preserve">14</w:t>
             </w:r>
           </w:p>
         </w:tc>
@@ -1021,7 +1021,7 @@
                 <w:sz w:val="20"/>
                 <w:szCs w:val="20"/>
               </w:rPr>
-              <w:t xml:space="preserve">4.92</w:t>
+              <w:t xml:space="preserve">4.93</w:t>
             </w:r>
           </w:p>
         </w:tc>
@@ -1089,7 +1089,7 @@
                 <w:sz w:val="20"/>
                 <w:szCs w:val="20"/>
               </w:rPr>
-              <w:t xml:space="preserve">9.85</w:t>
+              <w:t xml:space="preserve">9.86</w:t>
             </w:r>
           </w:p>
         </w:tc>
@@ -2203,7 +2203,7 @@
                 <w:sz w:val="20"/>
                 <w:szCs w:val="20"/>
               </w:rPr>
-              <w:t xml:space="preserve">35</w:t>
+              <w:t xml:space="preserve">34</w:t>
             </w:r>
           </w:p>
         </w:tc>
@@ -2238,7 +2238,7 @@
                 <w:sz w:val="20"/>
                 <w:szCs w:val="20"/>
               </w:rPr>
-              <w:t xml:space="preserve">8.23</w:t>
+              <w:t xml:space="preserve">8.18</w:t>
             </w:r>
           </w:p>
         </w:tc>
@@ -2308,7 +2308,7 @@
                 <w:sz w:val="20"/>
                 <w:szCs w:val="20"/>
               </w:rPr>
-              <w:t xml:space="preserve">8.23</w:t>
+              <w:t xml:space="preserve">8.18</w:t>
             </w:r>
           </w:p>
         </w:tc>
@@ -4148,7 +4148,7 @@
                 <w:sz w:val="20"/>
                 <w:szCs w:val="20"/>
               </w:rPr>
-              <w:t xml:space="preserve">「Agoda ぴあアリーナMMでのLIVE参加の為利用させて頂きました 立地は会場迄徒歩圏内で関内駅も近いが、喧騒エ...」「Agoda 便利で、部屋も小さいながら清潔」</w:t>
+              <w:t xml:space="preserve">「Google 立地：最高」「Agoda ぴあアリーナMMでのLIVE参加の為利用させて頂きました 立地は会場迄徒歩圏内で関内駅も近いが、喧騒エ...」</w:t>
             </w:r>
           </w:p>
         </w:tc>
@@ -4359,7 +4359,7 @@
                 <w:sz w:val="20"/>
                 <w:szCs w:val="20"/>
               </w:rPr>
-              <w:t xml:space="preserve">「Agoda ぴあアリーナMMでのLIVE参加の為利用させて頂きました 立地は会場迄徒歩圏内で関内駅も近いが、喧騒エ...」「気持ちのよい接客、綺麗でオシャレな施設、便利な立地」</w:t>
+              <w:t xml:space="preserve">「ホテルスタッフは親切で丁寧です」「Agoda ぴあアリーナMMでのLIVE参加の為利用させて頂きました 立地は会場迄徒歩圏内で関内駅も近いが、喧騒エ...」</w:t>
             </w:r>
           </w:p>
         </w:tc>
@@ -4466,7 +4466,7 @@
                 <w:sz w:val="20"/>
                 <w:szCs w:val="20"/>
               </w:rPr>
-              <w:t xml:space="preserve">「朝食は豆カレーやこんにゃく大福がありヘルシーなメニュー」「朝食は種類豊富ではないですが、ヘルシーな品揃えです」</w:t>
+              <w:t xml:space="preserve">「荷物預かりサービスがあり、朝食は館内で購入できます」「朝食は豆カレーやこんにゃく大福がありヘルシーなメニュー」</w:t>
             </w:r>
           </w:p>
         </w:tc>
@@ -4570,7 +4570,7 @@
                 <w:sz w:val="20"/>
                 <w:szCs w:val="20"/>
               </w:rPr>
-              <w:t xml:space="preserve">「近くにコンビニやまいばすけっとがあり、飲み屋もそこそこある」「com 駅から近く、ホテルの近くにコンビニや飲食店が 多くてよかったです」</w:t>
+              <w:t xml:space="preserve">「正門南口から徒歩5分、ローソンの向かいに位置し、ドン・キホーテのショッピング街まで徒歩12分以内です」「近くにコンビニやまいばすけっとがあり、飲み屋もそこそこある」</w:t>
             </w:r>
           </w:p>
         </w:tc>
@@ -4704,7 +4704,7 @@
           <w:sz w:val="21"/>
           <w:szCs w:val="21"/>
         </w:rPr>
-        <w:t xml:space="preserve">立地・アクセスに関するポジティブな評価も多く寄せられています。「Agoda ぴあアリーナMMでのLIVE参加の為利用させて頂きました 立地は会場迄徒歩圏内で関内駅も近いが、喧騒エ...」といったコメントが見られます。</w:t>
+        <w:t xml:space="preserve">立地・アクセスに関するポジティブな評価も多く寄せられています。「Google 立地：最高」といったコメントが見られます。</w:t>
       </w:r>
     </w:p>
     <w:p>
@@ -5009,7 +5009,7 @@
                 <w:sz w:val="20"/>
                 <w:szCs w:val="20"/>
               </w:rPr>
-              <w:t xml:space="preserve">アメニティもDHCだし、シャワーのお湯も水圧も良かったし、2人なら狭いかもだけど、ゆったり過ごせました</w:t>
+              <w:t xml:space="preserve">ロビーのレイアウトも考え抜かれており、パジャマ姿で浴室に行く際にロビーやトイレ、ドリンクコーナーを通らずに済みます</w:t>
             </w:r>
           </w:p>
         </w:tc>
@@ -5043,7 +5043,7 @@
                 <w:sz w:val="20"/>
                 <w:szCs w:val="20"/>
               </w:rPr>
-              <w:t xml:space="preserve">重大・15件</w:t>
+              <w:t xml:space="preserve">重大・16件</w:t>
             </w:r>
           </w:p>
         </w:tc>
@@ -5148,7 +5148,7 @@
                 <w:sz w:val="20"/>
                 <w:szCs w:val="20"/>
               </w:rPr>
-              <w:t xml:space="preserve">Agoda 便利で、部屋も小さいながら清潔</w:t>
+              <w:t xml:space="preserve">シングルルームは少し狭いですが、内装は素晴らしく、東京の桜シーズンと比べると料金もリーズナブルです</w:t>
             </w:r>
           </w:p>
         </w:tc>
@@ -5182,7 +5182,7 @@
                 <w:sz w:val="20"/>
                 <w:szCs w:val="20"/>
               </w:rPr>
-              <w:t xml:space="preserve">重大・11件</w:t>
+              <w:t xml:space="preserve">重大・13件</w:t>
             </w:r>
           </w:p>
         </w:tc>
@@ -7523,7 +7523,7 @@
                 <w:sz w:val="20"/>
                 <w:szCs w:val="20"/>
               </w:rPr>
-              <w:t xml:space="preserve">約15件/期間</w:t>
+              <w:t xml:space="preserve">約16件/期間</w:t>
             </w:r>
           </w:p>
         </w:tc>
@@ -7558,7 +7558,7 @@
                 <w:sz w:val="20"/>
                 <w:szCs w:val="20"/>
               </w:rPr>
-              <w:t xml:space="preserve">7件以下</w:t>
+              <w:t xml:space="preserve">8件以下</w:t>
             </w:r>
           </w:p>
         </w:tc>
@@ -7654,7 +7654,7 @@
           <w:sz w:val="22"/>
           <w:szCs w:val="22"/>
         </w:rPr>
-        <w:t xml:space="preserve">[1] Booking.com / 9点 / 2026-03-26</w:t>
+        <w:t xml:space="preserve">[1] Google / 10点 / 2026-03-27</w:t>
       </w:r>
     </w:p>
     <w:p>
@@ -7669,7 +7669,7 @@
           <w:sz w:val="21"/>
           <w:szCs w:val="21"/>
         </w:rPr>
-        <w:t xml:space="preserve">Booking.com</w:t>
+        <w:t xml:space="preserve">立地：最高。正門南口から徒歩5分、ローソンの向かいに位置し、ドン・キホーテのショッピング街まで徒歩12分以内です。  客室：最高。シングルルームは少し狭いですが、内装は素晴らしく、東京の桜シーズンと比べると料金もリーズナブルです。ロビーのレイアウトも考え抜かれており、パジャマ姿で浴室に行く際にロビーやトイレ、ドリンクコーナーを通らずに済みます。  サービス：最高。ホテルスタッフは親切で丁寧で...</w:t>
       </w:r>
     </w:p>
     <w:p>
@@ -7690,7 +7690,7 @@
           <w:sz w:val="22"/>
           <w:szCs w:val="22"/>
         </w:rPr>
-        <w:t xml:space="preserve">[2] Agoda / 9点 / 2026-03-25</w:t>
+        <w:t xml:space="preserve">[2] Booking.com / 9点 / 2026-03-26</w:t>
       </w:r>
     </w:p>
     <w:p>
@@ -7705,7 +7705,7 @@
           <w:sz w:val="21"/>
           <w:szCs w:val="21"/>
         </w:rPr>
-        <w:t xml:space="preserve">ぴあアリーナMMでのLIVE参加の為利用させて頂きました 立地は会場迄徒歩圏内で関内駅も近いが、喧騒エリアから少し距離があり静かでした ハマスタも徒歩圏内なのでリピート利用したいです 駐車場は車高制限があり車種は限定されますが範囲内なら利用価値あります 1番はスタッフの方の対応が気持ち良くて嬉しくなりました、ありがとうございました</w:t>
+        <w:t xml:space="preserve">Booking.com</w:t>
       </w:r>
     </w:p>
     <w:p>
@@ -7726,7 +7726,7 @@
           <w:sz w:val="22"/>
           <w:szCs w:val="22"/>
         </w:rPr>
-        <w:t xml:space="preserve">[3] 楽天トラベル / 10点 / 2026-03-25</w:t>
+        <w:t xml:space="preserve">[3] Agoda / 9点 / 2026-03-25</w:t>
       </w:r>
     </w:p>
     <w:p>
@@ -7741,7 +7741,7 @@
           <w:sz w:val="21"/>
           <w:szCs w:val="21"/>
         </w:rPr>
-        <w:t xml:space="preserve">初めての利用でしたが、何から何まで、全てに大変満足しました。特に、足をのばしてゆっくり出来る大浴場（洗い場は隣との間に仕切り有り）が、サウナ付きで男女別々に有るのが良かったです。部屋はおまかせのプランで、バンクベッド（2段ベッド）の部屋でしたが、想像していたよりずっと広く使えるレイアウトになっていてリラックス出来ました。私達は市営地下鉄で行きましたが、伊勢佐木長者町駅（１番出口）からも近くて...</w:t>
+        <w:t xml:space="preserve">ぴあアリーナMMでのLIVE参加の為利用させて頂きました 立地は会場迄徒歩圏内で関内駅も近いが、喧騒エリアから少し距離があり静かでした ハマスタも徒歩圏内なのでリピート利用したいです 駐車場は車高制限があり車種は限定されますが範囲内なら利用価値あります 1番はスタッフの方の対応が気持ち良くて嬉しくなりました、ありがとうございました</w:t>
       </w:r>
     </w:p>
     <w:p>
@@ -7762,7 +7762,43 @@
           <w:sz w:val="22"/>
           <w:szCs w:val="22"/>
         </w:rPr>
-        <w:t xml:space="preserve">[4] Booking.com / 8点 / 2026-03-25</w:t>
+        <w:t xml:space="preserve">[4] 楽天トラベル / 10点 / 2026-03-25</w:t>
+      </w:r>
+    </w:p>
+    <w:p>
+      <w:pPr>
+        <w:spacing w:after="120" w:line="320"/>
+        <w:jc w:val="left"/>
+      </w:pPr>
+      <w:r>
+        <w:rPr>
+          <w:rFonts w:ascii="Arial" w:cs="Arial" w:eastAsia="Arial" w:hAnsi="Arial"/>
+          <w:color w:val="333333"/>
+          <w:sz w:val="21"/>
+          <w:szCs w:val="21"/>
+        </w:rPr>
+        <w:t xml:space="preserve">初めての利用でしたが、何から何まで、全てに大変満足しました。特に、足をのばしてゆっくり出来る大浴場（洗い場は隣との間に仕切り有り）が、サウナ付きで男女別々に有るのが良かったです。部屋はおまかせのプランで、バンクベッド（2段ベッド）の部屋でしたが、想像していたよりずっと広く使えるレイアウトになっていてリラックス出来ました。私達は市営地下鉄で行きましたが、伊勢佐木長者町駅（１番出口）からも近くて...</w:t>
+      </w:r>
+    </w:p>
+    <w:p>
+      <w:pPr>
+        <w:spacing w:after="60"/>
+      </w:pPr>
+    </w:p>
+    <w:p>
+      <w:pPr>
+        <w:spacing w:after="120" w:before="200"/>
+      </w:pPr>
+      <w:r>
+        <w:rPr>
+          <w:rFonts w:ascii="Arial" w:cs="Arial" w:eastAsia="Arial" w:hAnsi="Arial"/>
+          <w:b/>
+          <w:bCs/>
+          <w:color w:val="1B3A5C"/>
+          <w:sz w:val="22"/>
+          <w:szCs w:val="22"/>
+        </w:rPr>
+        <w:t xml:space="preserve">[5] Booking.com / 8点 / 2026-03-25</w:t>
       </w:r>
     </w:p>
     <w:p>
@@ -7824,7 +7860,7 @@
           <w:sz w:val="22"/>
           <w:szCs w:val="22"/>
         </w:rPr>
-        <w:t xml:space="preserve">[5] Booking.com / 8点 / 2026-03-24</w:t>
+        <w:t xml:space="preserve">[6] Booking.com / 5点 / 2026-03-13</w:t>
       </w:r>
     </w:p>
     <w:p>
@@ -7840,6 +7876,32 @@
           <w:szCs w:val="21"/>
         </w:rPr>
         <w:t xml:space="preserve">Booking.com</w:t>
+      </w:r>
+    </w:p>
+    <w:p>
+      <w:pPr>
+        <w:spacing w:after="120" w:line="320"/>
+        <w:jc w:val="left"/>
+      </w:pPr>
+      <w:r>
+        <w:rPr>
+          <w:rFonts w:ascii="Arial" w:cs="Arial" w:eastAsia="Arial" w:hAnsi="Arial"/>
+          <w:b/>
+          <w:bCs/>
+          <w:color w:val="C0392B"/>
+          <w:sz w:val="21"/>
+          <w:szCs w:val="21"/>
+        </w:rPr>
+        <w:t xml:space="preserve">【改善点】</w:t>
+      </w:r>
+      <w:r>
+        <w:rPr>
+          <w:rFonts w:ascii="Arial" w:cs="Arial" w:eastAsia="Arial" w:hAnsi="Arial"/>
+          <w:color w:val="333333"/>
+          <w:sz w:val="21"/>
+          <w:szCs w:val="21"/>
+        </w:rPr>
+        <w:t xml:space="preserve">空気清浄機が少し騒音が気になった。</w:t>
       </w:r>
     </w:p>
     <w:p>
@@ -7860,7 +7922,7 @@
           <w:sz w:val="22"/>
           <w:szCs w:val="22"/>
         </w:rPr>
-        <w:t xml:space="preserve">[6] Booking.com / 5点 / 2026-03-13</w:t>
+        <w:t xml:space="preserve">[7] Trip.com / 3点 / 2026-03-08</w:t>
       </w:r>
     </w:p>
     <w:p>
@@ -7875,33 +7937,7 @@
           <w:sz w:val="21"/>
           <w:szCs w:val="21"/>
         </w:rPr>
-        <w:t xml:space="preserve">Booking.com</w:t>
-      </w:r>
-    </w:p>
-    <w:p>
-      <w:pPr>
-        <w:spacing w:after="120" w:line="320"/>
-        <w:jc w:val="left"/>
-      </w:pPr>
-      <w:r>
-        <w:rPr>
-          <w:rFonts w:ascii="Arial" w:cs="Arial" w:eastAsia="Arial" w:hAnsi="Arial"/>
-          <w:b/>
-          <w:bCs/>
-          <w:color w:val="C0392B"/>
-          <w:sz w:val="21"/>
-          <w:szCs w:val="21"/>
-        </w:rPr>
-        <w:t xml:space="preserve">【改善点】</w:t>
-      </w:r>
-      <w:r>
-        <w:rPr>
-          <w:rFonts w:ascii="Arial" w:cs="Arial" w:eastAsia="Arial" w:hAnsi="Arial"/>
-          <w:color w:val="333333"/>
-          <w:sz w:val="21"/>
-          <w:szCs w:val="21"/>
-        </w:rPr>
-        <w:t xml:space="preserve">空気清浄機が少し騒音が気になった。</w:t>
+        <w:t xml:space="preserve">とても快適に過ごせました、  できれば、グラスのコップがあれば嬉しいです</w:t>
       </w:r>
     </w:p>
     <w:p>
@@ -7922,7 +7958,7 @@
           <w:sz w:val="22"/>
           <w:szCs w:val="22"/>
         </w:rPr>
-        <w:t xml:space="preserve">[7] Trip.com / 3点 / 2026-03-08</w:t>
+        <w:t xml:space="preserve">[8] Agoda / 6点 / 2026-03-05</w:t>
       </w:r>
     </w:p>
     <w:p>
@@ -7937,7 +7973,7 @@
           <w:sz w:val="21"/>
           <w:szCs w:val="21"/>
         </w:rPr>
-        <w:t xml:space="preserve">とても快適に過ごせました、  できれば、グラスのコップがあれば嬉しいです</w:t>
+        <w:t xml:space="preserve">駐車場を予約していたが、受付にとても時間がかかって待たされた。</w:t>
       </w:r>
     </w:p>
     <w:p>
@@ -7958,7 +7994,7 @@
           <w:sz w:val="22"/>
           <w:szCs w:val="22"/>
         </w:rPr>
-        <w:t xml:space="preserve">[8] Agoda / 6点 / 2026-03-05</w:t>
+        <w:t xml:space="preserve">[9] Agoda / 6点 / 2026-03-04</w:t>
       </w:r>
     </w:p>
     <w:p>
@@ -7973,7 +8009,7 @@
           <w:sz w:val="21"/>
           <w:szCs w:val="21"/>
         </w:rPr>
-        <w:t xml:space="preserve">駐車場を予約していたが、受付にとても時間がかかって待たされた。</w:t>
+        <w:t xml:space="preserve">フロントの方が親切です。 お部屋は、清潔感があり過ごしやすいです。 併設のイタリアレストランで夕飯を頂きましたが接客が外国の方で親切でした。</w:t>
       </w:r>
     </w:p>
     <w:p>
@@ -7994,7 +8030,7 @@
           <w:sz w:val="22"/>
           <w:szCs w:val="22"/>
         </w:rPr>
-        <w:t xml:space="preserve">[9] Agoda / 6点 / 2026-03-04</w:t>
+        <w:t xml:space="preserve">[10] Trip.com / 6点 / 2026-02-25</w:t>
       </w:r>
     </w:p>
     <w:p>
@@ -8009,43 +8045,7 @@
           <w:sz w:val="21"/>
           <w:szCs w:val="21"/>
         </w:rPr>
-        <w:t xml:space="preserve">フロントの方が親切です。 お部屋は、清潔感があり過ごしやすいです。 併設のイタリアレストランで夕飯を頂きましたが接客が外国の方で親切でした。</w:t>
-      </w:r>
-    </w:p>
-    <w:p>
-      <w:pPr>
-        <w:spacing w:after="60"/>
-      </w:pPr>
-    </w:p>
-    <w:p>
-      <w:pPr>
-        <w:spacing w:after="120" w:before="200"/>
-      </w:pPr>
-      <w:r>
-        <w:rPr>
-          <w:rFonts w:ascii="Arial" w:cs="Arial" w:eastAsia="Arial" w:hAnsi="Arial"/>
-          <w:b/>
-          <w:bCs/>
-          <w:color w:val="1B3A5C"/>
-          <w:sz w:val="22"/>
-          <w:szCs w:val="22"/>
-        </w:rPr>
-        <w:t xml:space="preserve">[10] Trip.com / 6点 / 2026-02-25</w:t>
-      </w:r>
-    </w:p>
-    <w:p>
-      <w:pPr>
-        <w:spacing w:after="120" w:line="320"/>
-        <w:jc w:val="left"/>
-      </w:pPr>
-      <w:r>
-        <w:rPr>
-          <w:rFonts w:ascii="Arial" w:cs="Arial" w:eastAsia="Arial" w:hAnsi="Arial"/>
-          <w:color w:val="333333"/>
-          <w:sz w:val="21"/>
-          <w:szCs w:val="21"/>
-        </w:rPr>
-        <w:t xml:space="preserve">サービスは平均的で、部屋は狭かった。</w:t>
+        <w:t xml:space="preserve">サービスは平均的で、部屋は狭い。</w:t>
       </w:r>
     </w:p>
     <w:p>

--- a/納品レポート/ホテル別レポート/comment_yokohama_口コミ分析改善レポート.docx
+++ b/納品レポート/ホテル別レポート/comment_yokohama_口コミ分析改善レポート.docx
@@ -53,7 +53,7 @@
           <w:sz w:val="24"/>
           <w:szCs w:val="24"/>
         </w:rPr>
-        <w:t xml:space="preserve">2024年1月〜2026年3月　|　総件数 128件　|　2026年3月29日</w:t>
+        <w:t xml:space="preserve">2024年1月〜2026年3月　|　総件数 130件　|　2026年3月29日</w:t>
       </w:r>
     </w:p>
     <w:p>
@@ -84,7 +84,7 @@
           <w:sz w:val="21"/>
           <w:szCs w:val="21"/>
         </w:rPr>
-        <w:t xml:space="preserve">2024年1月〜2026年3月に各OTAサイトに投稿された128件のレビューを分析しました。</w:t>
+        <w:t xml:space="preserve">2024年1月〜2026年3月に各OTAサイトに投稿された130件のレビューを分析しました。</w:t>
       </w:r>
     </w:p>
     <w:p>
@@ -142,7 +142,7 @@
                 <w:szCs w:val="20"/>
               </w:rPr>
               <w:t xml:space="preserve">全体平均
-8.88点</w:t>
+8.87点</w:t>
             </w:r>
           </w:p>
         </w:tc>
@@ -177,7 +177,7 @@
                 <w:szCs w:val="20"/>
               </w:rPr>
               <w:t xml:space="preserve">高評価率
-84.4%</w:t>
+85.4%</w:t>
             </w:r>
           </w:p>
         </w:tc>
@@ -247,7 +247,7 @@
                 <w:szCs w:val="20"/>
               </w:rPr>
               <w:t xml:space="preserve">レビュー総数
-128件</w:t>
+130件</w:t>
             </w:r>
           </w:p>
         </w:tc>
@@ -767,7 +767,7 @@
                 <w:sz w:val="20"/>
                 <w:szCs w:val="20"/>
               </w:rPr>
-              <w:t xml:space="preserve">4.69/5</w:t>
+              <w:t xml:space="preserve">4.62/5</w:t>
             </w:r>
           </w:p>
         </w:tc>
@@ -802,7 +802,7 @@
                 <w:sz w:val="20"/>
                 <w:szCs w:val="20"/>
               </w:rPr>
-              <w:t xml:space="preserve">9.38</w:t>
+              <w:t xml:space="preserve">9.25</w:t>
             </w:r>
           </w:p>
         </w:tc>
@@ -1263,7 +1263,7 @@
                 <w:sz w:val="20"/>
                 <w:szCs w:val="20"/>
               </w:rPr>
-              <w:t xml:space="preserve">27</w:t>
+              <w:t xml:space="preserve">30</w:t>
             </w:r>
           </w:p>
         </w:tc>
@@ -1298,7 +1298,7 @@
                 <w:sz w:val="20"/>
                 <w:szCs w:val="20"/>
               </w:rPr>
-              <w:t xml:space="preserve">8.56/10</w:t>
+              <w:t xml:space="preserve">8.67/10</w:t>
             </w:r>
           </w:p>
         </w:tc>
@@ -1333,7 +1333,7 @@
                 <w:sz w:val="20"/>
                 <w:szCs w:val="20"/>
               </w:rPr>
-              <w:t xml:space="preserve">8.56</w:t>
+              <w:t xml:space="preserve">8.67</w:t>
             </w:r>
           </w:p>
         </w:tc>
@@ -1440,7 +1440,7 @@
                 <w:sz w:val="20"/>
                 <w:szCs w:val="20"/>
               </w:rPr>
-              <w:t xml:space="preserve">34</w:t>
+              <w:t xml:space="preserve">33</w:t>
             </w:r>
           </w:p>
         </w:tc>
@@ -1475,7 +1475,7 @@
                 <w:sz w:val="20"/>
                 <w:szCs w:val="20"/>
               </w:rPr>
-              <w:t xml:space="preserve">8.18/10</w:t>
+              <w:t xml:space="preserve">8.12/10</w:t>
             </w:r>
           </w:p>
         </w:tc>
@@ -1510,7 +1510,7 @@
                 <w:sz w:val="20"/>
                 <w:szCs w:val="20"/>
               </w:rPr>
-              <w:t xml:space="preserve">8.18</w:t>
+              <w:t xml:space="preserve">8.12</w:t>
             </w:r>
           </w:p>
         </w:tc>
@@ -1764,7 +1764,7 @@
                 <w:sz w:val="20"/>
                 <w:szCs w:val="20"/>
               </w:rPr>
-              <w:t xml:space="preserve">62</w:t>
+              <w:t xml:space="preserve">61</w:t>
             </w:r>
           </w:p>
         </w:tc>
@@ -1799,7 +1799,7 @@
                 <w:sz w:val="20"/>
                 <w:szCs w:val="20"/>
               </w:rPr>
-              <w:t xml:space="preserve">48.4%</w:t>
+              <w:t xml:space="preserve">46.9%</w:t>
             </w:r>
           </w:p>
         </w:tc>
@@ -1871,7 +1871,7 @@
                 <w:sz w:val="20"/>
                 <w:szCs w:val="20"/>
               </w:rPr>
-              <w:t xml:space="preserve">21</w:t>
+              <w:t xml:space="preserve">23</w:t>
             </w:r>
           </w:p>
         </w:tc>
@@ -1906,7 +1906,7 @@
                 <w:sz w:val="20"/>
                 <w:szCs w:val="20"/>
               </w:rPr>
-              <w:t xml:space="preserve">16.4%</w:t>
+              <w:t xml:space="preserve">17.7%</w:t>
             </w:r>
           </w:p>
         </w:tc>
@@ -1978,7 +1978,7 @@
                 <w:sz w:val="20"/>
                 <w:szCs w:val="20"/>
               </w:rPr>
-              <w:t xml:space="preserve">25</w:t>
+              <w:t xml:space="preserve">27</w:t>
             </w:r>
           </w:p>
         </w:tc>
@@ -2013,7 +2013,7 @@
                 <w:sz w:val="20"/>
                 <w:szCs w:val="20"/>
               </w:rPr>
-              <w:t xml:space="preserve">19.5%</w:t>
+              <w:t xml:space="preserve">20.8%</w:t>
             </w:r>
           </w:p>
         </w:tc>
@@ -2085,7 +2085,7 @@
                 <w:sz w:val="20"/>
                 <w:szCs w:val="20"/>
               </w:rPr>
-              <w:t xml:space="preserve">11</w:t>
+              <w:t xml:space="preserve">10</w:t>
             </w:r>
           </w:p>
         </w:tc>
@@ -2120,7 +2120,7 @@
                 <w:sz w:val="20"/>
                 <w:szCs w:val="20"/>
               </w:rPr>
-              <w:t xml:space="preserve">8.6%</w:t>
+              <w:t xml:space="preserve">7.7%</w:t>
             </w:r>
           </w:p>
         </w:tc>
@@ -2227,7 +2227,7 @@
                 <w:sz w:val="20"/>
                 <w:szCs w:val="20"/>
               </w:rPr>
-              <w:t xml:space="preserve">5.5%</w:t>
+              <w:t xml:space="preserve">5.4%</w:t>
             </w:r>
           </w:p>
         </w:tc>
@@ -2677,7 +2677,7 @@
                 <w:sz w:val="20"/>
                 <w:szCs w:val="20"/>
               </w:rPr>
-              <w:t xml:space="preserve">108</w:t>
+              <w:t xml:space="preserve">111</w:t>
             </w:r>
           </w:p>
         </w:tc>
@@ -2711,7 +2711,7 @@
                 <w:sz w:val="20"/>
                 <w:szCs w:val="20"/>
               </w:rPr>
-              <w:t xml:space="preserve">84.4%</w:t>
+              <w:t xml:space="preserve">85.4%</w:t>
             </w:r>
           </w:p>
         </w:tc>
@@ -2817,7 +2817,7 @@
                 <w:sz w:val="20"/>
                 <w:szCs w:val="20"/>
               </w:rPr>
-              <w:t xml:space="preserve">19</w:t>
+              <w:t xml:space="preserve">18</w:t>
             </w:r>
           </w:p>
         </w:tc>
@@ -2852,7 +2852,7 @@
                 <w:sz w:val="20"/>
                 <w:szCs w:val="20"/>
               </w:rPr>
-              <w:t xml:space="preserve">14.8%</w:t>
+              <w:t xml:space="preserve">13.8%</w:t>
             </w:r>
           </w:p>
         </w:tc>
@@ -3465,7 +3465,7 @@
                 <w:sz w:val="20"/>
                 <w:szCs w:val="20"/>
               </w:rPr>
-              <w:t xml:space="preserve">8.88点</w:t>
+              <w:t xml:space="preserve">8.87点</w:t>
             </w:r>
           </w:p>
         </w:tc>
@@ -3499,7 +3499,7 @@
                 <w:sz w:val="20"/>
                 <w:szCs w:val="20"/>
               </w:rPr>
-              <w:t xml:space="preserve">9.38点</w:t>
+              <w:t xml:space="preserve">9.37点</w:t>
             </w:r>
           </w:p>
         </w:tc>
@@ -3605,7 +3605,7 @@
                 <w:sz w:val="20"/>
                 <w:szCs w:val="20"/>
               </w:rPr>
-              <w:t xml:space="preserve">84.4%</w:t>
+              <w:t xml:space="preserve">85.4%</w:t>
             </w:r>
           </w:p>
         </w:tc>
@@ -3640,7 +3640,7 @@
                 <w:sz w:val="20"/>
                 <w:szCs w:val="20"/>
               </w:rPr>
-              <w:t xml:space="preserve">89.4%</w:t>
+              <w:t xml:space="preserve">90.4%</w:t>
             </w:r>
           </w:p>
         </w:tc>
@@ -3856,7 +3856,7 @@
           <w:sz w:val="21"/>
           <w:szCs w:val="21"/>
         </w:rPr>
-        <w:t xml:space="preserve">ホテルコメント横浜関内は全体平均8.88点（10pt換算）、高評価率84.4%を記録しています。引き続き強みを活かしつつ、低評価レビューに示された課題への対応を継続することで、さらなる顧客満足度向上が期待できます。</w:t>
+        <w:t xml:space="preserve">ホテルコメント横浜関内は全体平均8.87点（10pt換算）、高評価率85.4%を記録しています。引き続き強みを活かしつつ、低評価レビューに示された課題への対応を継続することで、さらなる顧客満足度向上が期待できます。</w:t>
       </w:r>
     </w:p>
     <w:p>

--- a/納品レポート/ホテル別レポート/comment_yokohama_口コミ分析改善レポート.docx
+++ b/納品レポート/ホテル別レポート/comment_yokohama_口コミ分析改善レポート.docx
@@ -53,7 +53,7 @@
           <w:sz w:val="24"/>
           <w:szCs w:val="24"/>
         </w:rPr>
-        <w:t xml:space="preserve">2024年1月〜2026年3月　|　総件数 130件　|　2026年3月29日</w:t>
+        <w:t xml:space="preserve">2024年1月〜2026年3月　|　総件数 131件　|　2026年3月29日</w:t>
       </w:r>
     </w:p>
     <w:p>
@@ -84,7 +84,7 @@
           <w:sz w:val="21"/>
           <w:szCs w:val="21"/>
         </w:rPr>
-        <w:t xml:space="preserve">2024年1月〜2026年3月に各OTAサイトに投稿された130件のレビューを分析しました。</w:t>
+        <w:t xml:space="preserve">2024年1月〜2026年3月に各OTAサイトに投稿された131件のレビューを分析しました。</w:t>
       </w:r>
     </w:p>
     <w:p>
@@ -142,7 +142,7 @@
                 <w:szCs w:val="20"/>
               </w:rPr>
               <w:t xml:space="preserve">全体平均
-8.87点</w:t>
+8.88点</w:t>
             </w:r>
           </w:p>
         </w:tc>
@@ -177,7 +177,7 @@
                 <w:szCs w:val="20"/>
               </w:rPr>
               <w:t xml:space="preserve">高評価率
-85.4%</w:t>
+85.5%</w:t>
             </w:r>
           </w:p>
         </w:tc>
@@ -247,7 +247,7 @@
                 <w:szCs w:val="20"/>
               </w:rPr>
               <w:t xml:space="preserve">レビュー総数
-130件</w:t>
+131件</w:t>
             </w:r>
           </w:p>
         </w:tc>
@@ -555,7 +555,7 @@
                 <w:sz w:val="20"/>
                 <w:szCs w:val="20"/>
               </w:rPr>
-              <w:t xml:space="preserve">14</w:t>
+              <w:t xml:space="preserve">15</w:t>
             </w:r>
           </w:p>
         </w:tc>
@@ -625,7 +625,7 @@
                 <w:sz w:val="20"/>
                 <w:szCs w:val="20"/>
               </w:rPr>
-              <w:t xml:space="preserve">9.86</w:t>
+              <w:t xml:space="preserve">9.87</w:t>
             </w:r>
           </w:p>
         </w:tc>
@@ -697,7 +697,7 @@
                 <w:sz w:val="20"/>
                 <w:szCs w:val="20"/>
               </w:rPr>
-              <w:t xml:space="preserve">楽天トラベル</w:t>
+              <w:t xml:space="preserve">じゃらん</w:t>
             </w:r>
           </w:p>
         </w:tc>
@@ -732,7 +732,7 @@
                 <w:sz w:val="20"/>
                 <w:szCs w:val="20"/>
               </w:rPr>
-              <w:t xml:space="preserve">16</w:t>
+              <w:t xml:space="preserve">11</w:t>
             </w:r>
           </w:p>
         </w:tc>
@@ -767,7 +767,7 @@
                 <w:sz w:val="20"/>
                 <w:szCs w:val="20"/>
               </w:rPr>
-              <w:t xml:space="preserve">4.62/5</w:t>
+              <w:t xml:space="preserve">4.64/5</w:t>
             </w:r>
           </w:p>
         </w:tc>
@@ -802,7 +802,7 @@
                 <w:sz w:val="20"/>
                 <w:szCs w:val="20"/>
               </w:rPr>
-              <w:t xml:space="preserve">9.25</w:t>
+              <w:t xml:space="preserve">9.27</w:t>
             </w:r>
           </w:p>
         </w:tc>
@@ -874,7 +874,7 @@
                 <w:sz w:val="20"/>
                 <w:szCs w:val="20"/>
               </w:rPr>
-              <w:t xml:space="preserve">じゃらん</w:t>
+              <w:t xml:space="preserve">楽天トラベル</w:t>
             </w:r>
           </w:p>
         </w:tc>
@@ -909,7 +909,7 @@
                 <w:sz w:val="20"/>
                 <w:szCs w:val="20"/>
               </w:rPr>
-              <w:t xml:space="preserve">13</w:t>
+              <w:t xml:space="preserve">18</w:t>
             </w:r>
           </w:p>
         </w:tc>
@@ -944,7 +944,7 @@
                 <w:sz w:val="20"/>
                 <w:szCs w:val="20"/>
               </w:rPr>
-              <w:t xml:space="preserve">4.62/5</w:t>
+              <w:t xml:space="preserve">4.61/5</w:t>
             </w:r>
           </w:p>
         </w:tc>
@@ -979,7 +979,7 @@
                 <w:sz w:val="20"/>
                 <w:szCs w:val="20"/>
               </w:rPr>
-              <w:t xml:space="preserve">9.23</w:t>
+              <w:t xml:space="preserve">9.22</w:t>
             </w:r>
           </w:p>
         </w:tc>
@@ -1764,7 +1764,7 @@
                 <w:sz w:val="20"/>
                 <w:szCs w:val="20"/>
               </w:rPr>
-              <w:t xml:space="preserve">61</w:t>
+              <w:t xml:space="preserve">62</w:t>
             </w:r>
           </w:p>
         </w:tc>
@@ -1799,7 +1799,7 @@
                 <w:sz w:val="20"/>
                 <w:szCs w:val="20"/>
               </w:rPr>
-              <w:t xml:space="preserve">46.9%</w:t>
+              <w:t xml:space="preserve">47.3%</w:t>
             </w:r>
           </w:p>
         </w:tc>
@@ -1906,7 +1906,7 @@
                 <w:sz w:val="20"/>
                 <w:szCs w:val="20"/>
               </w:rPr>
-              <w:t xml:space="preserve">17.7%</w:t>
+              <w:t xml:space="preserve">17.6%</w:t>
             </w:r>
           </w:p>
         </w:tc>
@@ -2013,7 +2013,7 @@
                 <w:sz w:val="20"/>
                 <w:szCs w:val="20"/>
               </w:rPr>
-              <w:t xml:space="preserve">20.8%</w:t>
+              <w:t xml:space="preserve">20.6%</w:t>
             </w:r>
           </w:p>
         </w:tc>
@@ -2120,7 +2120,7 @@
                 <w:sz w:val="20"/>
                 <w:szCs w:val="20"/>
               </w:rPr>
-              <w:t xml:space="preserve">7.7%</w:t>
+              <w:t xml:space="preserve">7.6%</w:t>
             </w:r>
           </w:p>
         </w:tc>
@@ -2227,7 +2227,7 @@
                 <w:sz w:val="20"/>
                 <w:szCs w:val="20"/>
               </w:rPr>
-              <w:t xml:space="preserve">5.4%</w:t>
+              <w:t xml:space="preserve">5.3%</w:t>
             </w:r>
           </w:p>
         </w:tc>
@@ -2677,7 +2677,7 @@
                 <w:sz w:val="20"/>
                 <w:szCs w:val="20"/>
               </w:rPr>
-              <w:t xml:space="preserve">111</w:t>
+              <w:t xml:space="preserve">112</w:t>
             </w:r>
           </w:p>
         </w:tc>
@@ -2711,7 +2711,7 @@
                 <w:sz w:val="20"/>
                 <w:szCs w:val="20"/>
               </w:rPr>
-              <w:t xml:space="preserve">85.4%</w:t>
+              <w:t xml:space="preserve">85.5%</w:t>
             </w:r>
           </w:p>
         </w:tc>
@@ -2852,7 +2852,7 @@
                 <w:sz w:val="20"/>
                 <w:szCs w:val="20"/>
               </w:rPr>
-              <w:t xml:space="preserve">13.8%</w:t>
+              <w:t xml:space="preserve">13.7%</w:t>
             </w:r>
           </w:p>
         </w:tc>
@@ -3465,7 +3465,7 @@
                 <w:sz w:val="20"/>
                 <w:szCs w:val="20"/>
               </w:rPr>
-              <w:t xml:space="preserve">8.87点</w:t>
+              <w:t xml:space="preserve">8.88点</w:t>
             </w:r>
           </w:p>
         </w:tc>
@@ -3499,7 +3499,7 @@
                 <w:sz w:val="20"/>
                 <w:szCs w:val="20"/>
               </w:rPr>
-              <w:t xml:space="preserve">9.37点</w:t>
+              <w:t xml:space="preserve">9.38点</w:t>
             </w:r>
           </w:p>
         </w:tc>
@@ -3605,7 +3605,7 @@
                 <w:sz w:val="20"/>
                 <w:szCs w:val="20"/>
               </w:rPr>
-              <w:t xml:space="preserve">85.4%</w:t>
+              <w:t xml:space="preserve">85.5%</w:t>
             </w:r>
           </w:p>
         </w:tc>
@@ -3640,7 +3640,7 @@
                 <w:sz w:val="20"/>
                 <w:szCs w:val="20"/>
               </w:rPr>
-              <w:t xml:space="preserve">90.4%</w:t>
+              <w:t xml:space="preserve">90.5%</w:t>
             </w:r>
           </w:p>
         </w:tc>
@@ -3856,7 +3856,7 @@
           <w:sz w:val="21"/>
           <w:szCs w:val="21"/>
         </w:rPr>
-        <w:t xml:space="preserve">ホテルコメント横浜関内は全体平均8.87点（10pt換算）、高評価率85.4%を記録しています。引き続き強みを活かしつつ、低評価レビューに示された課題への対応を継続することで、さらなる顧客満足度向上が期待できます。</w:t>
+        <w:t xml:space="preserve">ホテルコメント横浜関内は全体平均8.88点（10pt換算）、高評価率85.5%を記録しています。引き続き強みを活かしつつ、低評価レビューに示された課題への対応を継続することで、さらなる顧客満足度向上が期待できます。</w:t>
       </w:r>
     </w:p>
     <w:p>

--- a/納品レポート/ホテル別レポート/comment_yokohama_口コミ分析改善レポート.docx
+++ b/納品レポート/ホテル別レポート/comment_yokohama_口コミ分析改善レポート.docx
@@ -53,7 +53,7 @@
           <w:sz w:val="24"/>
           <w:szCs w:val="24"/>
         </w:rPr>
-        <w:t xml:space="preserve">2024年1月〜2026年3月　|　総件数 131件　|　2026年3月29日</w:t>
+        <w:t xml:space="preserve">2024年1月〜2026年3月　|　総件数 132件　|　2026年3月29日</w:t>
       </w:r>
     </w:p>
     <w:p>
@@ -84,7 +84,7 @@
           <w:sz w:val="21"/>
           <w:szCs w:val="21"/>
         </w:rPr>
-        <w:t xml:space="preserve">2024年1月〜2026年3月に各OTAサイトに投稿された131件のレビューを分析しました。</w:t>
+        <w:t xml:space="preserve">2024年1月〜2026年3月に各OTAサイトに投稿された132件のレビューを分析しました。</w:t>
       </w:r>
     </w:p>
     <w:p>
@@ -142,7 +142,7 @@
                 <w:szCs w:val="20"/>
               </w:rPr>
               <w:t xml:space="preserve">全体平均
-8.88点</w:t>
+8.83点</w:t>
             </w:r>
           </w:p>
         </w:tc>
@@ -177,7 +177,7 @@
                 <w:szCs w:val="20"/>
               </w:rPr>
               <w:t xml:space="preserve">高評価率
-85.5%</w:t>
+84.1%</w:t>
             </w:r>
           </w:p>
         </w:tc>
@@ -247,7 +247,7 @@
                 <w:szCs w:val="20"/>
               </w:rPr>
               <w:t xml:space="preserve">レビュー総数
-131件</w:t>
+132件</w:t>
             </w:r>
           </w:p>
         </w:tc>
@@ -555,7 +555,7 @@
                 <w:sz w:val="20"/>
                 <w:szCs w:val="20"/>
               </w:rPr>
-              <w:t xml:space="preserve">15</w:t>
+              <w:t xml:space="preserve">16</w:t>
             </w:r>
           </w:p>
         </w:tc>
@@ -590,7 +590,7 @@
                 <w:sz w:val="20"/>
                 <w:szCs w:val="20"/>
               </w:rPr>
-              <w:t xml:space="preserve">4.93/5</w:t>
+              <w:t xml:space="preserve">4.81/5</w:t>
             </w:r>
           </w:p>
         </w:tc>
@@ -625,7 +625,7 @@
                 <w:sz w:val="20"/>
                 <w:szCs w:val="20"/>
               </w:rPr>
-              <w:t xml:space="preserve">9.87</w:t>
+              <w:t xml:space="preserve">9.62</w:t>
             </w:r>
           </w:p>
         </w:tc>
@@ -1298,7 +1298,7 @@
                 <w:sz w:val="20"/>
                 <w:szCs w:val="20"/>
               </w:rPr>
-              <w:t xml:space="preserve">8.67/10</w:t>
+              <w:t xml:space="preserve">8.70/10</w:t>
             </w:r>
           </w:p>
         </w:tc>
@@ -1333,7 +1333,7 @@
                 <w:sz w:val="20"/>
                 <w:szCs w:val="20"/>
               </w:rPr>
-              <w:t xml:space="preserve">8.67</w:t>
+              <w:t xml:space="preserve">8.70</w:t>
             </w:r>
           </w:p>
         </w:tc>
@@ -1475,7 +1475,7 @@
                 <w:sz w:val="20"/>
                 <w:szCs w:val="20"/>
               </w:rPr>
-              <w:t xml:space="preserve">8.12/10</w:t>
+              <w:t xml:space="preserve">8.00/10</w:t>
             </w:r>
           </w:p>
         </w:tc>
@@ -1510,7 +1510,7 @@
                 <w:sz w:val="20"/>
                 <w:szCs w:val="20"/>
               </w:rPr>
-              <w:t xml:space="preserve">8.12</w:t>
+              <w:t xml:space="preserve">8.00</w:t>
             </w:r>
           </w:p>
         </w:tc>
@@ -1799,7 +1799,7 @@
                 <w:sz w:val="20"/>
                 <w:szCs w:val="20"/>
               </w:rPr>
-              <w:t xml:space="preserve">47.3%</w:t>
+              <w:t xml:space="preserve">47.0%</w:t>
             </w:r>
           </w:p>
         </w:tc>
@@ -1871,7 +1871,7 @@
                 <w:sz w:val="20"/>
                 <w:szCs w:val="20"/>
               </w:rPr>
-              <w:t xml:space="preserve">23</w:t>
+              <w:t xml:space="preserve">22</w:t>
             </w:r>
           </w:p>
         </w:tc>
@@ -1906,7 +1906,7 @@
                 <w:sz w:val="20"/>
                 <w:szCs w:val="20"/>
               </w:rPr>
-              <w:t xml:space="preserve">17.6%</w:t>
+              <w:t xml:space="preserve">16.7%</w:t>
             </w:r>
           </w:p>
         </w:tc>
@@ -2013,7 +2013,7 @@
                 <w:sz w:val="20"/>
                 <w:szCs w:val="20"/>
               </w:rPr>
-              <w:t xml:space="preserve">20.6%</w:t>
+              <w:t xml:space="preserve">20.5%</w:t>
             </w:r>
           </w:p>
         </w:tc>
@@ -2085,7 +2085,7 @@
                 <w:sz w:val="20"/>
                 <w:szCs w:val="20"/>
               </w:rPr>
-              <w:t xml:space="preserve">10</w:t>
+              <w:t xml:space="preserve">11</w:t>
             </w:r>
           </w:p>
         </w:tc>
@@ -2120,7 +2120,7 @@
                 <w:sz w:val="20"/>
                 <w:szCs w:val="20"/>
               </w:rPr>
-              <w:t xml:space="preserve">7.6%</w:t>
+              <w:t xml:space="preserve">8.3%</w:t>
             </w:r>
           </w:p>
         </w:tc>
@@ -2299,7 +2299,7 @@
                 <w:sz w:val="20"/>
                 <w:szCs w:val="20"/>
               </w:rPr>
-              <w:t xml:space="preserve">1</w:t>
+              <w:t xml:space="preserve">2</w:t>
             </w:r>
           </w:p>
         </w:tc>
@@ -2334,7 +2334,7 @@
                 <w:sz w:val="20"/>
                 <w:szCs w:val="20"/>
               </w:rPr>
-              <w:t xml:space="preserve">0.8%</w:t>
+              <w:t xml:space="preserve">1.5%</w:t>
             </w:r>
           </w:p>
         </w:tc>
@@ -2677,7 +2677,7 @@
                 <w:sz w:val="20"/>
                 <w:szCs w:val="20"/>
               </w:rPr>
-              <w:t xml:space="preserve">112</w:t>
+              <w:t xml:space="preserve">111</w:t>
             </w:r>
           </w:p>
         </w:tc>
@@ -2711,7 +2711,7 @@
                 <w:sz w:val="20"/>
                 <w:szCs w:val="20"/>
               </w:rPr>
-              <w:t xml:space="preserve">85.5%</w:t>
+              <w:t xml:space="preserve">84.1%</w:t>
             </w:r>
           </w:p>
         </w:tc>
@@ -2817,7 +2817,7 @@
                 <w:sz w:val="20"/>
                 <w:szCs w:val="20"/>
               </w:rPr>
-              <w:t xml:space="preserve">18</w:t>
+              <w:t xml:space="preserve">20</w:t>
             </w:r>
           </w:p>
         </w:tc>
@@ -2852,7 +2852,7 @@
                 <w:sz w:val="20"/>
                 <w:szCs w:val="20"/>
               </w:rPr>
-              <w:t xml:space="preserve">13.7%</w:t>
+              <w:t xml:space="preserve">15.2%</w:t>
             </w:r>
           </w:p>
         </w:tc>
@@ -3465,7 +3465,7 @@
                 <w:sz w:val="20"/>
                 <w:szCs w:val="20"/>
               </w:rPr>
-              <w:t xml:space="preserve">8.88点</w:t>
+              <w:t xml:space="preserve">8.83点</w:t>
             </w:r>
           </w:p>
         </w:tc>
@@ -3499,7 +3499,7 @@
                 <w:sz w:val="20"/>
                 <w:szCs w:val="20"/>
               </w:rPr>
-              <w:t xml:space="preserve">9.38点</w:t>
+              <w:t xml:space="preserve">9.33点</w:t>
             </w:r>
           </w:p>
         </w:tc>
@@ -3605,7 +3605,7 @@
                 <w:sz w:val="20"/>
                 <w:szCs w:val="20"/>
               </w:rPr>
-              <w:t xml:space="preserve">85.5%</w:t>
+              <w:t xml:space="preserve">84.1%</w:t>
             </w:r>
           </w:p>
         </w:tc>
@@ -3640,7 +3640,7 @@
                 <w:sz w:val="20"/>
                 <w:szCs w:val="20"/>
               </w:rPr>
-              <w:t xml:space="preserve">90.5%</w:t>
+              <w:t xml:space="preserve">89.1%</w:t>
             </w:r>
           </w:p>
         </w:tc>
@@ -3856,7 +3856,7 @@
           <w:sz w:val="21"/>
           <w:szCs w:val="21"/>
         </w:rPr>
-        <w:t xml:space="preserve">ホテルコメント横浜関内は全体平均8.88点（10pt換算）、高評価率85.5%を記録しています。引き続き強みを活かしつつ、低評価レビューに示された課題への対応を継続することで、さらなる顧客満足度向上が期待できます。</w:t>
+        <w:t xml:space="preserve">ホテルコメント横浜関内は全体平均8.83点（10pt換算）、高評価率84.1%を記録しています。引き続き強みを活かしつつ、低評価レビューに示された課題への対応を継続することで、さらなる顧客満足度向上が期待できます。</w:t>
       </w:r>
     </w:p>
     <w:p>

--- a/納品レポート/ホテル別レポート/comment_yokohama_口コミ分析改善レポート.docx
+++ b/納品レポート/ホテル別レポート/comment_yokohama_口コミ分析改善レポート.docx
@@ -96,7 +96,7 @@
           <w:sz w:val="22"/>
           <w:szCs w:val="22"/>
         </w:rPr>
-        <w:t xml:space="preserve">レビュー総数：67件（6サイト）</w:t>
+        <w:t xml:space="preserve">レビュー総数：71件（6サイト）</w:t>
       </w:r>
     </w:p>
     <w:p>
@@ -111,7 +111,7 @@
           <w:sz w:val="20"/>
           <w:szCs w:val="20"/>
         </w:rPr>
-        <w:t xml:space="preserve">対象サイト：じゃらん / 楽天トラベル / Google / Trip.com / Booking.com / Agoda</w:t>
+        <w:t xml:space="preserve">対象サイト：じゃらん / Google / 楽天トラベル / Trip.com / Booking.com / Agoda</w:t>
       </w:r>
     </w:p>
     <w:p>
@@ -131,7 +131,7 @@
           <w:sz w:val="20"/>
           <w:szCs w:val="20"/>
         </w:rPr>
-        <w:t xml:space="preserve">作成日：2026年4月2日</w:t>
+        <w:t xml:space="preserve">作成日：2026年4月5日</w:t>
       </w:r>
     </w:p>
     <w:p>
@@ -189,7 +189,7 @@
           <w:sz w:val="21"/>
           <w:szCs w:val="21"/>
         </w:rPr>
-        <w:t xml:space="preserve">2026年3月〜4月に各OTAサイト・口コミサイトに投稿された67件のレビューを包括的に分析しました。以下が主要な発見事項です。</w:t>
+        <w:t xml:space="preserve">2026年3月〜4月に各OTAサイト・口コミサイトに投稿された71件のレビューを包括的に分析しました。以下が主要な発見事項です。</w:t>
       </w:r>
     </w:p>
     <w:p>
@@ -261,7 +261,7 @@
                 <w:sz w:val="36"/>
                 <w:szCs w:val="36"/>
               </w:rPr>
-              <w:t xml:space="preserve">8.82</w:t>
+              <w:t xml:space="preserve">8.83</w:t>
             </w:r>
           </w:p>
         </w:tc>
@@ -310,7 +310,7 @@
                 <w:sz w:val="36"/>
                 <w:szCs w:val="36"/>
               </w:rPr>
-              <w:t xml:space="preserve">86.6%</w:t>
+              <w:t xml:space="preserve">87.3%</w:t>
             </w:r>
           </w:p>
         </w:tc>
@@ -359,7 +359,7 @@
                 <w:sz w:val="36"/>
                 <w:szCs w:val="36"/>
               </w:rPr>
-              <w:t xml:space="preserve">1.5%</w:t>
+              <w:t xml:space="preserve">1.4%</w:t>
             </w:r>
           </w:p>
         </w:tc>
@@ -408,7 +408,7 @@
                 <w:sz w:val="36"/>
                 <w:szCs w:val="36"/>
               </w:rPr>
-              <w:t xml:space="preserve">67件</w:t>
+              <w:t xml:space="preserve">71件</w:t>
             </w:r>
           </w:p>
         </w:tc>
@@ -448,7 +448,7 @@
           <w:sz w:val="21"/>
           <w:szCs w:val="21"/>
         </w:rPr>
-        <w:t xml:space="preserve">全体平均スコア8.82点（10点換算）は良好な水準であり、86.6%が高評価（8-10点）に分類されます。低評価（1-4点）は1件（1.5%）で、ゲスト満足度は良好です。じゃらん（9.50点）で特に高い評価を獲得しています。</w:t>
+        <w:t xml:space="preserve">全体平均スコア8.83点（10点換算）は良好な水準であり、87.3%が高評価（8-10点）に分類されます。低評価（1-4点）は1件（1.4%）で、ゲスト満足度は良好です。じゃらん（9.50点）で特に高い評価を獲得しています。</w:t>
       </w:r>
     </w:p>
     <w:p>
@@ -463,7 +463,7 @@
           <w:sz w:val="21"/>
           <w:szCs w:val="21"/>
         </w:rPr>
-        <w:t xml:space="preserve">全体としては「清潔さ・清掃」と「立地・アクセス」がホテルの主な強みとして際立っています。</w:t>
+        <w:t xml:space="preserve">全体としては「清潔さ・清掃」と「快適さ・設備」がホテルの主な強みとして際立っています。</w:t>
       </w:r>
     </w:p>
     <w:p>
@@ -542,7 +542,7 @@
                 <w:sz w:val="20"/>
                 <w:szCs w:val="20"/>
               </w:rPr>
-              <w:t xml:space="preserve">清潔さ・清掃（20件以上で言及）、立地・アクセス（20件以上で言及）、快適さ・設備（20件以上で言及）</w:t>
+              <w:t xml:space="preserve">清潔さ・清掃（20件以上で言及）、快適さ・設備（20件以上で言及）、立地・アクセス（20件以上で言及）</w:t>
             </w:r>
           </w:p>
           <w:p>
@@ -567,7 +567,7 @@
                 <w:sz w:val="20"/>
                 <w:szCs w:val="20"/>
               </w:rPr>
-              <w:t xml:space="preserve">浴室・水回り（8件）、部屋の狭さ（6件）、防音性能（5件）、エアコン・空調（3件）</w:t>
+              <w:t xml:space="preserve">部屋の狭さ（9件）、浴室・水回り（9件）、防音性能（5件）、エアコン・空調（3件）</w:t>
             </w:r>
           </w:p>
           <w:p>
@@ -1194,7 +1194,7 @@
                 <w:sz w:val="20"/>
                 <w:szCs w:val="20"/>
               </w:rPr>
-              <w:t xml:space="preserve">楽天トラベル</w:t>
+              <w:t xml:space="preserve">Google</w:t>
             </w:r>
           </w:p>
         </w:tc>
@@ -1229,7 +1229,7 @@
                 <w:sz w:val="20"/>
                 <w:szCs w:val="20"/>
               </w:rPr>
-              <w:t xml:space="preserve">11</w:t>
+              <w:t xml:space="preserve">7</w:t>
             </w:r>
           </w:p>
         </w:tc>
@@ -1264,7 +1264,7 @@
                 <w:sz w:val="20"/>
                 <w:szCs w:val="20"/>
               </w:rPr>
-              <w:t xml:space="preserve">4.73</w:t>
+              <w:t xml:space="preserve">4.71</w:t>
             </w:r>
           </w:p>
         </w:tc>
@@ -1334,7 +1334,7 @@
                 <w:sz w:val="20"/>
                 <w:szCs w:val="20"/>
               </w:rPr>
-              <w:t xml:space="preserve">9.45</w:t>
+              <w:t xml:space="preserve">9.43</w:t>
             </w:r>
           </w:p>
         </w:tc>
@@ -1440,7 +1440,7 @@
                 <w:sz w:val="20"/>
                 <w:szCs w:val="20"/>
               </w:rPr>
-              <w:t xml:space="preserve">Google</w:t>
+              <w:t xml:space="preserve">楽天トラベル</w:t>
             </w:r>
           </w:p>
         </w:tc>
@@ -1474,7 +1474,7 @@
                 <w:sz w:val="20"/>
                 <w:szCs w:val="20"/>
               </w:rPr>
-              <w:t xml:space="preserve">7</w:t>
+              <w:t xml:space="preserve">12</w:t>
             </w:r>
           </w:p>
         </w:tc>
@@ -1508,7 +1508,7 @@
                 <w:sz w:val="20"/>
                 <w:szCs w:val="20"/>
               </w:rPr>
-              <w:t xml:space="preserve">4.71</w:t>
+              <w:t xml:space="preserve">4.67</w:t>
             </w:r>
           </w:p>
         </w:tc>
@@ -1576,7 +1576,7 @@
                 <w:sz w:val="20"/>
                 <w:szCs w:val="20"/>
               </w:rPr>
-              <w:t xml:space="preserve">9.43</w:t>
+              <w:t xml:space="preserve">9.33</w:t>
             </w:r>
           </w:p>
         </w:tc>
@@ -1961,7 +1961,7 @@
                 <w:sz w:val="20"/>
                 <w:szCs w:val="20"/>
               </w:rPr>
-              <w:t xml:space="preserve">17</w:t>
+              <w:t xml:space="preserve">20</w:t>
             </w:r>
           </w:p>
         </w:tc>
@@ -1995,7 +1995,7 @@
                 <w:sz w:val="20"/>
                 <w:szCs w:val="20"/>
               </w:rPr>
-              <w:t xml:space="preserve">8.76</w:t>
+              <w:t xml:space="preserve">8.85</w:t>
             </w:r>
           </w:p>
         </w:tc>
@@ -2063,7 +2063,7 @@
                 <w:sz w:val="20"/>
                 <w:szCs w:val="20"/>
               </w:rPr>
-              <w:t xml:space="preserve">8.76</w:t>
+              <w:t xml:space="preserve">8.85</w:t>
             </w:r>
           </w:p>
         </w:tc>
@@ -2418,7 +2418,7 @@
           <w:sz w:val="21"/>
           <w:szCs w:val="21"/>
         </w:rPr>
-        <w:t xml:space="preserve">評価分布は10点（46.3%）に最も多く、8点以上の高評価が86.6%を占め、高い顧客満足度を示しています。低評価（1-4点）は計1件（1.5%）です。</w:t>
+        <w:t xml:space="preserve">評価分布は10点（46.5%）に最も多く、8点以上の高評価が87.3%を占め、高い顧客満足度を示しています。低評価（1-4点）は計1件（1.4%）です。</w:t>
       </w:r>
     </w:p>
     <w:p>
@@ -2653,7 +2653,7 @@
                 <w:sz w:val="20"/>
                 <w:szCs w:val="20"/>
               </w:rPr>
-              <w:t xml:space="preserve">31</w:t>
+              <w:t xml:space="preserve">33</w:t>
             </w:r>
           </w:p>
         </w:tc>
@@ -2688,7 +2688,7 @@
                 <w:sz w:val="20"/>
                 <w:szCs w:val="20"/>
               </w:rPr>
-              <w:t xml:space="preserve">46.3%</w:t>
+              <w:t xml:space="preserve">46.5%</w:t>
             </w:r>
           </w:p>
         </w:tc>
@@ -2726,7 +2726,7 @@
                 <w:sz w:val="18"/>
                 <w:szCs w:val="18"/>
               </w:rPr>
-              <w:t xml:space="preserve"> 31件</w:t>
+              <w:t xml:space="preserve"> 33件</w:t>
             </w:r>
           </w:p>
         </w:tc>
@@ -2833,7 +2833,7 @@
                 <w:sz w:val="20"/>
                 <w:szCs w:val="20"/>
               </w:rPr>
-              <w:t xml:space="preserve">17.9%</w:t>
+              <w:t xml:space="preserve">16.9%</w:t>
             </w:r>
           </w:p>
         </w:tc>
@@ -2861,7 +2861,7 @@
                 <w:sz w:val="20"/>
                 <w:szCs w:val="20"/>
               </w:rPr>
-              <w:t xml:space="preserve">████████</w:t>
+              <w:t xml:space="preserve">███████</w:t>
             </w:r>
             <w:r>
               <w:rPr>
@@ -2942,7 +2942,7 @@
                 <w:sz w:val="20"/>
                 <w:szCs w:val="20"/>
               </w:rPr>
-              <w:t xml:space="preserve">15</w:t>
+              <w:t xml:space="preserve">17</w:t>
             </w:r>
           </w:p>
         </w:tc>
@@ -2977,7 +2977,7 @@
                 <w:sz w:val="20"/>
                 <w:szCs w:val="20"/>
               </w:rPr>
-              <w:t xml:space="preserve">22.4%</w:t>
+              <w:t xml:space="preserve">23.9%</w:t>
             </w:r>
           </w:p>
         </w:tc>
@@ -3015,7 +3015,7 @@
                 <w:sz w:val="18"/>
                 <w:szCs w:val="18"/>
               </w:rPr>
-              <w:t xml:space="preserve"> 15件</w:t>
+              <w:t xml:space="preserve"> 17件</w:t>
             </w:r>
           </w:p>
         </w:tc>
@@ -3122,7 +3122,7 @@
                 <w:sz w:val="20"/>
                 <w:szCs w:val="20"/>
               </w:rPr>
-              <w:t xml:space="preserve">6.0%</w:t>
+              <w:t xml:space="preserve">5.6%</w:t>
             </w:r>
           </w:p>
         </w:tc>
@@ -3150,7 +3150,7 @@
                 <w:sz w:val="20"/>
                 <w:szCs w:val="20"/>
               </w:rPr>
-              <w:t xml:space="preserve">███</w:t>
+              <w:t xml:space="preserve">██</w:t>
             </w:r>
             <w:r>
               <w:rPr>
@@ -3266,7 +3266,7 @@
                 <w:sz w:val="20"/>
                 <w:szCs w:val="20"/>
               </w:rPr>
-              <w:t xml:space="preserve">3.0%</w:t>
+              <w:t xml:space="preserve">2.8%</w:t>
             </w:r>
           </w:p>
         </w:tc>
@@ -3411,7 +3411,7 @@
                 <w:sz w:val="20"/>
                 <w:szCs w:val="20"/>
               </w:rPr>
-              <w:t xml:space="preserve">3.0%</w:t>
+              <w:t xml:space="preserve">2.8%</w:t>
             </w:r>
           </w:p>
         </w:tc>
@@ -3555,7 +3555,7 @@
                 <w:sz w:val="20"/>
                 <w:szCs w:val="20"/>
               </w:rPr>
-              <w:t xml:space="preserve">1.5%</w:t>
+              <w:t xml:space="preserve">1.4%</w:t>
             </w:r>
           </w:p>
         </w:tc>
@@ -3668,7 +3668,7 @@
                 <w:sz w:val="24"/>
                 <w:szCs w:val="24"/>
               </w:rPr>
-              <w:t xml:space="preserve">58件（86.6%）</w:t>
+              <w:t xml:space="preserve">62件（87.3%）</w:t>
             </w:r>
           </w:p>
         </w:tc>
@@ -3719,7 +3719,7 @@
                 <w:sz w:val="24"/>
                 <w:szCs w:val="24"/>
               </w:rPr>
-              <w:t xml:space="preserve">8件（11.9%）</w:t>
+              <w:t xml:space="preserve">8件（11.3%）</w:t>
             </w:r>
           </w:p>
         </w:tc>
@@ -3770,7 +3770,7 @@
                 <w:sz w:val="24"/>
                 <w:szCs w:val="24"/>
               </w:rPr>
-              <w:t xml:space="preserve">1件（1.5%）</w:t>
+              <w:t xml:space="preserve">1件（1.4%）</w:t>
             </w:r>
           </w:p>
         </w:tc>
@@ -4044,7 +4044,7 @@
                 <w:sz w:val="20"/>
                 <w:szCs w:val="20"/>
               </w:rPr>
-              <w:t xml:space="preserve">「ただ、一部の部屋はかなり不衛生だった」「com 清潔、タオルがふわふわ、タオルの用意がたくさんある、布団が寝やすい、ドライヤーがリファ、アメニティに無料ス...」</w:t>
+              <w:t xml:space="preserve">「狭い部屋だけど2段ベットでワクワクした 綺麗 特にない 特にない」「部屋もキレイでとても快適に過ごす事が出来ました」</w:t>
             </w:r>
           </w:p>
         </w:tc>
@@ -4080,7 +4080,7 @@
                 <w:sz w:val="20"/>
                 <w:szCs w:val="20"/>
               </w:rPr>
-              <w:t xml:space="preserve">立地・アクセス</w:t>
+              <w:t xml:space="preserve">快適さ・設備</w:t>
             </w:r>
           </w:p>
         </w:tc>
@@ -4148,7 +4148,7 @@
                 <w:sz w:val="20"/>
                 <w:szCs w:val="20"/>
               </w:rPr>
-              <w:t xml:space="preserve">「楽天トラベル 駅からのアクセスが良く、朝食も美味しかったです」「Google 孫の卒業記念(祝い）と、関内駅前のベースゲート見学を兼ね、宿泊しました」</w:t>
+              <w:t xml:space="preserve">「com アメニティーとスープとお茶」「部屋もキレイでとても快適に過ごす事が出来ました」</w:t>
             </w:r>
           </w:p>
         </w:tc>
@@ -4185,7 +4185,7 @@
                 <w:sz w:val="20"/>
                 <w:szCs w:val="20"/>
               </w:rPr>
-              <w:t xml:space="preserve">快適さ・設備</w:t>
+              <w:t xml:space="preserve">立地・アクセス</w:t>
             </w:r>
           </w:p>
         </w:tc>
@@ -4255,7 +4255,7 @@
                 <w:sz w:val="20"/>
                 <w:szCs w:val="20"/>
               </w:rPr>
-              <w:t xml:space="preserve">「com ホテルには近代的な設備、快適な浴場があり、近隣には様々なコンビニエンスストアもあります」「com 清潔、タオルがふわふわ、タオルの用意がたくさんある、布団が寝やすい、ドライヤーがリファ、アメニティに無料ス...」</w:t>
+              <w:t xml:space="preserve">「楽天トラベル 駅からのアクセスが良く、朝食も美味しかったです」「Google 孫の卒業記念(祝い）と、関内駅前のベースゲート見学を兼ね、宿泊しました」</w:t>
             </w:r>
           </w:p>
         </w:tc>
@@ -4359,7 +4359,7 @@
                 <w:sz w:val="20"/>
                 <w:szCs w:val="20"/>
               </w:rPr>
-              <w:t xml:space="preserve">「（フロントのスタッフは枕に足跡がついているのを見ても気にせず、そのまま元の場所に戻していた😂）」「ホテルのスタッフはいつも親切でフレンドリーなので、全体的に満足のいく滞在となるでしょう」</w:t>
+              <w:t xml:space="preserve">「ホテルスタッフは皆さん素晴らしいです」「（フロントのスタッフは枕に足跡がついているのを見ても気にせず、そのまま元の場所に戻していた😂）」</w:t>
             </w:r>
           </w:p>
         </w:tc>
@@ -4466,7 +4466,7 @@
                 <w:sz w:val="20"/>
                 <w:szCs w:val="20"/>
               </w:rPr>
-              <w:t xml:space="preserve">「の飲みものがおいてあり美味しかった」「楽天トラベル 駅からのアクセスが良く、朝食も美味しかったです」</w:t>
+              <w:t xml:space="preserve">「朝食バイキングは開放的なレストランでゆっくりと食事できるので、オススメです」「の飲みものがおいてあり美味しかった」</w:t>
             </w:r>
           </w:p>
         </w:tc>
@@ -4610,7 +4610,7 @@
           <w:sz w:val="21"/>
           <w:szCs w:val="21"/>
         </w:rPr>
-        <w:t xml:space="preserve">口コミの多数で「清潔さ・清掃」に関するポジティブな言及が見られ、ホテルコメント横浜関内の最大の差別化要因となっています。ただ、一部の部屋はかなり不衛生だったといった声が多数寄せられています。</w:t>
+        <w:t xml:space="preserve">口コミの多数で「清潔さ・清掃」に関するポジティブな言及が見られ、ホテルコメント横浜関内の最大の差別化要因となっています。狭い部屋だけど2段ベットでワクワクした 綺麗 特にない 特にないといった声が多数寄せられています。</w:t>
       </w:r>
     </w:p>
     <w:p>
@@ -4629,7 +4629,7 @@
           <w:sz w:val="21"/>
           <w:szCs w:val="21"/>
         </w:rPr>
-        <w:t xml:space="preserve">ただ、一部の部屋はかなり不衛生だった</w:t>
+        <w:t xml:space="preserve">狭い部屋だけど2段ベットでワクワクした 綺麗 特にない 特にない</w:t>
       </w:r>
     </w:p>
     <w:p>
@@ -4648,7 +4648,7 @@
           <w:sz w:val="21"/>
           <w:szCs w:val="21"/>
         </w:rPr>
-        <w:t xml:space="preserve">com 清潔、タオルがふわふわ、タオルの用意がたくさんある、布団が寝やすい、ドライヤーがリファ、アメニティに無料ス...</w:t>
+        <w:t xml:space="preserve">部屋もキレイでとても快適に過ごす事が出来ました</w:t>
       </w:r>
     </w:p>
     <w:p>
@@ -4667,7 +4667,7 @@
           <w:sz w:val="21"/>
           <w:szCs w:val="21"/>
         </w:rPr>
-        <w:t xml:space="preserve">Google 綺麗なホテルで部屋も雰囲気が良かった</w:t>
+        <w:t xml:space="preserve">ただ、一部の部屋はかなり不衛生だった</w:t>
       </w:r>
     </w:p>
     <w:p>
@@ -4689,7 +4689,7 @@
           <w:sz w:val="26"/>
           <w:szCs w:val="26"/>
         </w:rPr>
-        <w:t xml:space="preserve">3.2 立地・アクセス</w:t>
+        <w:t xml:space="preserve">3.2 快適さ・設備</w:t>
       </w:r>
     </w:p>
     <w:p>
@@ -4704,7 +4704,7 @@
           <w:sz w:val="21"/>
           <w:szCs w:val="21"/>
         </w:rPr>
-        <w:t xml:space="preserve">立地・アクセスに関するポジティブな評価も多く寄せられています。「楽天トラベル 駅からのアクセスが良く、朝食も美味しかったです」といったコメントが見られます。</w:t>
+        <w:t xml:space="preserve">快適さ・設備に関するポジティブな評価も多く寄せられています。「com アメニティーとスープとお茶」といったコメントが見られます。</w:t>
       </w:r>
     </w:p>
     <w:p>
@@ -4975,7 +4975,7 @@
                 <w:sz w:val="20"/>
                 <w:szCs w:val="20"/>
               </w:rPr>
-              <w:t xml:space="preserve">浴室・水回り</w:t>
+              <w:t xml:space="preserve">部屋の狭さ</w:t>
             </w:r>
           </w:p>
         </w:tc>
@@ -5009,7 +5009,7 @@
                 <w:sz w:val="20"/>
                 <w:szCs w:val="20"/>
               </w:rPr>
-              <w:t xml:space="preserve">例えば、枕に足跡がついていたり、バスルームに短い髪の毛が落ちていたりした</w:t>
+              <w:t xml:space="preserve">狭い部屋だけど2段ベットでワクワクした 綺麗 特にない 特にない</w:t>
             </w:r>
           </w:p>
         </w:tc>
@@ -5043,7 +5043,7 @@
                 <w:sz w:val="20"/>
                 <w:szCs w:val="20"/>
               </w:rPr>
-              <w:t xml:space="preserve">重大・8件</w:t>
+              <w:t xml:space="preserve">重大・9件</w:t>
             </w:r>
           </w:p>
         </w:tc>
@@ -5114,7 +5114,7 @@
                 <w:sz w:val="20"/>
                 <w:szCs w:val="20"/>
               </w:rPr>
-              <w:t xml:space="preserve">部屋の狭さ</w:t>
+              <w:t xml:space="preserve">浴室・水回り</w:t>
             </w:r>
           </w:p>
         </w:tc>
@@ -5148,7 +5148,7 @@
                 <w:sz w:val="20"/>
                 <w:szCs w:val="20"/>
               </w:rPr>
-              <w:t xml:space="preserve">部屋は狭いけど(キャリーケースを広げたら通れない)新しいからキレイ</w:t>
+              <w:t xml:space="preserve">大きな折りたたみ物干しがあったのはいいけど、パウダールームもシャワールームもトイレの壁もオシャレにシンプルすぎて、...</w:t>
             </w:r>
           </w:p>
         </w:tc>
@@ -5182,7 +5182,7 @@
                 <w:sz w:val="20"/>
                 <w:szCs w:val="20"/>
               </w:rPr>
-              <w:t xml:space="preserve">重大・6件</w:t>
+              <w:t xml:space="preserve">重大・9件</w:t>
             </w:r>
           </w:p>
         </w:tc>
@@ -6901,7 +6901,7 @@
                 <w:sz w:val="20"/>
                 <w:szCs w:val="20"/>
               </w:rPr>
-              <w:t xml:space="preserve">8.82点</w:t>
+              <w:t xml:space="preserve">8.83点</w:t>
             </w:r>
           </w:p>
         </w:tc>
@@ -7041,7 +7041,7 @@
                 <w:sz w:val="20"/>
                 <w:szCs w:val="20"/>
               </w:rPr>
-              <w:t xml:space="preserve">86.6%</w:t>
+              <w:t xml:space="preserve">87.3%</w:t>
             </w:r>
           </w:p>
         </w:tc>
@@ -7181,7 +7181,7 @@
                 <w:sz w:val="20"/>
                 <w:szCs w:val="20"/>
               </w:rPr>
-              <w:t xml:space="preserve">1.5%</w:t>
+              <w:t xml:space="preserve">1.4%</w:t>
             </w:r>
           </w:p>
         </w:tc>
@@ -7566,7 +7566,7 @@
                 <w:sz w:val="20"/>
                 <w:szCs w:val="20"/>
               </w:rPr>
-              <w:t xml:space="preserve">浴室・水回りクレーム</w:t>
+              <w:t xml:space="preserve">部屋の狭さクレーム</w:t>
             </w:r>
           </w:p>
         </w:tc>
@@ -7601,7 +7601,7 @@
                 <w:sz w:val="20"/>
                 <w:szCs w:val="20"/>
               </w:rPr>
-              <w:t xml:space="preserve">約8件/期間</w:t>
+              <w:t xml:space="preserve">約9件/期間</w:t>
             </w:r>
           </w:p>
         </w:tc>
@@ -7732,7 +7732,7 @@
           <w:sz w:val="22"/>
           <w:szCs w:val="22"/>
         </w:rPr>
-        <w:t xml:space="preserve">[1] Trip.com / 10点 / 2026-04-02</w:t>
+        <w:t xml:space="preserve">[1] Booking.com / 8点 / 2026-04-04</w:t>
       </w:r>
     </w:p>
     <w:p>
@@ -7747,7 +7747,33 @@
           <w:sz w:val="21"/>
           <w:szCs w:val="21"/>
         </w:rPr>
-        <w:t xml:space="preserve">横浜ブンタイやスタジアム至近。穴場。大浴場あり。</w:t>
+        <w:t xml:space="preserve">Booking.com</w:t>
+      </w:r>
+    </w:p>
+    <w:p>
+      <w:pPr>
+        <w:spacing w:after="120" w:line="320"/>
+        <w:jc w:val="left"/>
+      </w:pPr>
+      <w:r>
+        <w:rPr>
+          <w:rFonts w:ascii="Arial" w:cs="Arial" w:eastAsia="Arial" w:hAnsi="Arial"/>
+          <w:b/>
+          <w:bCs/>
+          <w:color w:val="C0392B"/>
+          <w:sz w:val="21"/>
+          <w:szCs w:val="21"/>
+        </w:rPr>
+        <w:t xml:space="preserve">【改善点】</w:t>
+      </w:r>
+      <w:r>
+        <w:rPr>
+          <w:rFonts w:ascii="Arial" w:cs="Arial" w:eastAsia="Arial" w:hAnsi="Arial"/>
+          <w:color w:val="333333"/>
+          <w:sz w:val="21"/>
+          <w:szCs w:val="21"/>
+        </w:rPr>
+        <w:t xml:space="preserve">特にない</w:t>
       </w:r>
     </w:p>
     <w:p>
@@ -7768,7 +7794,7 @@
           <w:sz w:val="22"/>
           <w:szCs w:val="22"/>
         </w:rPr>
-        <w:t xml:space="preserve">[2] Trip.com / 8点 / 2026-04-01</w:t>
+        <w:t xml:space="preserve">[2] Booking.com / 10点 / 2026-04-04</w:t>
       </w:r>
     </w:p>
     <w:p>
@@ -7783,7 +7809,7 @@
           <w:sz w:val="21"/>
           <w:szCs w:val="21"/>
         </w:rPr>
-        <w:t xml:space="preserve">ホテルは概ね問題なかった。ただ、一部の部屋はかなり不衛生だった。例えば、枕に足跡がついていたり、バスルームに短い髪の毛が落ちていたりした。（フロントのスタッフは枕に足跡がついているのを見ても気にせず、そのまま元の場所に戻していた😂）</w:t>
+        <w:t xml:space="preserve">Booking.com</w:t>
       </w:r>
     </w:p>
     <w:p>
@@ -7804,7 +7830,7 @@
           <w:sz w:val="22"/>
           <w:szCs w:val="22"/>
         </w:rPr>
-        <w:t xml:space="preserve">[3] Trip.com / 10点 / 2026-03-31</w:t>
+        <w:t xml:space="preserve">[3] Booking.com / 10点 / 2026-04-03</w:t>
       </w:r>
     </w:p>
     <w:p>
@@ -7819,7 +7845,7 @@
           <w:sz w:val="21"/>
           <w:szCs w:val="21"/>
         </w:rPr>
-        <w:t xml:space="preserve">ホテルには近代的な設備、快適な浴場があり、近隣には様々なコンビニエンスストアもあります。ホテルのスタッフはいつも親切でフレンドリーなので、全体的に満足のいく滞在となるでしょう。</w:t>
+        <w:t xml:space="preserve">Booking.com</w:t>
       </w:r>
     </w:p>
     <w:p>
@@ -7840,7 +7866,7 @@
           <w:sz w:val="22"/>
           <w:szCs w:val="22"/>
         </w:rPr>
-        <w:t xml:space="preserve">[4] Booking.com / 10点 / 2026-03-31</w:t>
+        <w:t xml:space="preserve">[4] Trip.com / 10点 / 2026-04-02</w:t>
       </w:r>
     </w:p>
     <w:p>
@@ -7855,33 +7881,7 @@
           <w:sz w:val="21"/>
           <w:szCs w:val="21"/>
         </w:rPr>
-        <w:t xml:space="preserve">Booking.com</w:t>
-      </w:r>
-    </w:p>
-    <w:p>
-      <w:pPr>
-        <w:spacing w:after="120" w:line="320"/>
-        <w:jc w:val="left"/>
-      </w:pPr>
-      <w:r>
-        <w:rPr>
-          <w:rFonts w:ascii="Arial" w:cs="Arial" w:eastAsia="Arial" w:hAnsi="Arial"/>
-          <w:b/>
-          <w:bCs/>
-          <w:color w:val="C0392B"/>
-          <w:sz w:val="21"/>
-          <w:szCs w:val="21"/>
-        </w:rPr>
-        <w:t xml:space="preserve">【改善点】</w:t>
-      </w:r>
-      <w:r>
-        <w:rPr>
-          <w:rFonts w:ascii="Arial" w:cs="Arial" w:eastAsia="Arial" w:hAnsi="Arial"/>
-          <w:color w:val="333333"/>
-          <w:sz w:val="21"/>
-          <w:szCs w:val="21"/>
-        </w:rPr>
-        <w:t xml:space="preserve">強いて言えば、隣の横浜BUNTAIでイベントをやってる時に、外に並んでる方向けの拡声器の案内がうるさくて起きちゃうくらい。ホテルは悪くない</w:t>
+        <w:t xml:space="preserve">横浜ブンタイやスタジアム至近。穴場。大浴場あり。</w:t>
       </w:r>
     </w:p>
     <w:p>
@@ -7902,7 +7902,7 @@
           <w:sz w:val="22"/>
           <w:szCs w:val="22"/>
         </w:rPr>
-        <w:t xml:space="preserve">[5] 楽天トラベル / 8点 / 2026-03-30</w:t>
+        <w:t xml:space="preserve">[5] 楽天トラベル / 8点 / 2026-04-02</w:t>
       </w:r>
     </w:p>
     <w:p>
@@ -7917,7 +7917,7 @@
           <w:sz w:val="21"/>
           <w:szCs w:val="21"/>
         </w:rPr>
-        <w:t xml:space="preserve">駅からのアクセスが良く、朝食も美味しかったです。 大浴場のシャワーが少なく、空くのを待たないといけないのが残念でした。</w:t>
+        <w:t xml:space="preserve">外観もお部屋も丸みがあってデザインが素敵なホテルです。 雨の日だったので濡れた鞄やビニール袋を置く場所に困りました。ラゲージラックが無い。ベッドや椅子には置けないから丸テーブルとリモコンやティッシュが置いてある棚上に。びしょびしょになりました。そこでご飯食べるともう置き場が足りなくて狭い。 大きな折りたたみ物干しがあったのはいいけど、パウダールームもシャワールームもトイレの壁もオシャレにシン...</w:t>
       </w:r>
     </w:p>
     <w:p>
@@ -8240,7 +8240,7 @@
                 <w:sz w:val="21"/>
                 <w:szCs w:val="21"/>
               </w:rPr>
-              <w:t xml:space="preserve">ホテルコメント横浜関内は、全体平均8.82点（10点換算）、高評価率86.6%という良好な顧客満足度を維持しているホテルです。特に「清潔さ・清掃」「立地・アクセス」が多くのゲストから高く評価されています。</w:t>
+              <w:t xml:space="preserve">ホテルコメント横浜関内は、全体平均8.83点（10点換算）、高評価率87.3%という良好な顧客満足度を維持しているホテルです。特に「清潔さ・清掃」「快適さ・設備」が多くのゲストから高く評価されています。</w:t>
             </w:r>
           </w:p>
           <w:p>
@@ -8254,7 +8254,7 @@
                 <w:sz w:val="21"/>
                 <w:szCs w:val="21"/>
               </w:rPr>
-              <w:t xml:space="preserve">改善課題としては、浴室・水回り、部屋の狭さ、防音性能が主要なテーマとして浮上しています。ただし、これらの課題を指摘するゲストの多くも他の面では高い評価を付けており、ネガティブ要素が全体評価を大きく押し下げているわけではありません。</w:t>
+              <w:t xml:space="preserve">改善課題としては、部屋の狭さ、浴室・水回り、防音性能が主要なテーマとして浮上しています。ただし、これらの課題を指摘するゲストの多くも他の面では高い評価を付けており、ネガティブ要素が全体評価を大きく押し下げているわけではありません。</w:t>
             </w:r>
           </w:p>
           <w:p>

--- a/納品レポート/ホテル別レポート/comment_yokohama_口コミ分析改善レポート.docx
+++ b/納品レポート/ホテル別レポート/comment_yokohama_口コミ分析改善レポート.docx
@@ -96,7 +96,7 @@
           <w:sz w:val="22"/>
           <w:szCs w:val="22"/>
         </w:rPr>
-        <w:t xml:space="preserve">レビュー総数：71件（6サイト）</w:t>
+        <w:t xml:space="preserve">レビュー総数：74件（6サイト）</w:t>
       </w:r>
     </w:p>
     <w:p>
@@ -189,7 +189,7 @@
           <w:sz w:val="21"/>
           <w:szCs w:val="21"/>
         </w:rPr>
-        <w:t xml:space="preserve">2026年3月〜4月に各OTAサイト・口コミサイトに投稿された71件のレビューを包括的に分析しました。以下が主要な発見事項です。</w:t>
+        <w:t xml:space="preserve">2026年3月〜4月に各OTAサイト・口コミサイトに投稿された74件のレビューを包括的に分析しました。以下が主要な発見事項です。</w:t>
       </w:r>
     </w:p>
     <w:p>
@@ -261,7 +261,7 @@
                 <w:sz w:val="36"/>
                 <w:szCs w:val="36"/>
               </w:rPr>
-              <w:t xml:space="preserve">8.83</w:t>
+              <w:t xml:space="preserve">8.81</w:t>
             </w:r>
           </w:p>
         </w:tc>
@@ -310,7 +310,7 @@
                 <w:sz w:val="36"/>
                 <w:szCs w:val="36"/>
               </w:rPr>
-              <w:t xml:space="preserve">87.3%</w:t>
+              <w:t xml:space="preserve">86.5%</w:t>
             </w:r>
           </w:p>
         </w:tc>
@@ -408,7 +408,7 @@
                 <w:sz w:val="36"/>
                 <w:szCs w:val="36"/>
               </w:rPr>
-              <w:t xml:space="preserve">71件</w:t>
+              <w:t xml:space="preserve">74件</w:t>
             </w:r>
           </w:p>
         </w:tc>
@@ -448,7 +448,7 @@
           <w:sz w:val="21"/>
           <w:szCs w:val="21"/>
         </w:rPr>
-        <w:t xml:space="preserve">全体平均スコア8.83点（10点換算）は良好な水準であり、87.3%が高評価（8-10点）に分類されます。低評価（1-4点）は1件（1.4%）で、ゲスト満足度は良好です。じゃらん（9.50点）で特に高い評価を獲得しています。</w:t>
+        <w:t xml:space="preserve">全体平均スコア8.81点（10点換算）は良好な水準であり、86.5%が高評価（8-10点）に分類されます。低評価（1-4点）は1件（1.4%）で、ゲスト満足度は良好です。じゃらん（9.60点）で特に高い評価を獲得しています。</w:t>
       </w:r>
     </w:p>
     <w:p>
@@ -987,7 +987,7 @@
                 <w:sz w:val="20"/>
                 <w:szCs w:val="20"/>
               </w:rPr>
-              <w:t xml:space="preserve">4</w:t>
+              <w:t xml:space="preserve">5</w:t>
             </w:r>
           </w:p>
         </w:tc>
@@ -1021,7 +1021,7 @@
                 <w:sz w:val="20"/>
                 <w:szCs w:val="20"/>
               </w:rPr>
-              <w:t xml:space="preserve">4.75</w:t>
+              <w:t xml:space="preserve">4.8</w:t>
             </w:r>
           </w:p>
         </w:tc>
@@ -1089,7 +1089,7 @@
                 <w:sz w:val="20"/>
                 <w:szCs w:val="20"/>
               </w:rPr>
-              <w:t xml:space="preserve">9.5</w:t>
+              <w:t xml:space="preserve">9.6</w:t>
             </w:r>
           </w:p>
         </w:tc>
@@ -1229,7 +1229,7 @@
                 <w:sz w:val="20"/>
                 <w:szCs w:val="20"/>
               </w:rPr>
-              <w:t xml:space="preserve">7</w:t>
+              <w:t xml:space="preserve">8</w:t>
             </w:r>
           </w:p>
         </w:tc>
@@ -1264,7 +1264,7 @@
                 <w:sz w:val="20"/>
                 <w:szCs w:val="20"/>
               </w:rPr>
-              <w:t xml:space="preserve">4.71</w:t>
+              <w:t xml:space="preserve">4.75</w:t>
             </w:r>
           </w:p>
         </w:tc>
@@ -1334,7 +1334,7 @@
                 <w:sz w:val="20"/>
                 <w:szCs w:val="20"/>
               </w:rPr>
-              <w:t xml:space="preserve">9.43</w:t>
+              <w:t xml:space="preserve">9.5</w:t>
             </w:r>
           </w:p>
         </w:tc>
@@ -1961,7 +1961,7 @@
                 <w:sz w:val="20"/>
                 <w:szCs w:val="20"/>
               </w:rPr>
-              <w:t xml:space="preserve">20</w:t>
+              <w:t xml:space="preserve">21</w:t>
             </w:r>
           </w:p>
         </w:tc>
@@ -1995,7 +1995,7 @@
                 <w:sz w:val="20"/>
                 <w:szCs w:val="20"/>
               </w:rPr>
-              <w:t xml:space="preserve">8.85</w:t>
+              <w:t xml:space="preserve">8.67</w:t>
             </w:r>
           </w:p>
         </w:tc>
@@ -2063,7 +2063,7 @@
                 <w:sz w:val="20"/>
                 <w:szCs w:val="20"/>
               </w:rPr>
-              <w:t xml:space="preserve">8.85</w:t>
+              <w:t xml:space="preserve">8.67</w:t>
             </w:r>
           </w:p>
         </w:tc>
@@ -2418,7 +2418,7 @@
           <w:sz w:val="21"/>
           <w:szCs w:val="21"/>
         </w:rPr>
-        <w:t xml:space="preserve">評価分布は10点（46.5%）に最も多く、8点以上の高評価が87.3%を占め、高い顧客満足度を示しています。低評価（1-4点）は計1件（1.4%）です。</w:t>
+        <w:t xml:space="preserve">評価分布は10点（47.3%）に最も多く、8点以上の高評価が86.5%を占め、高い顧客満足度を示しています。低評価（1-4点）は計1件（1.4%）です。</w:t>
       </w:r>
     </w:p>
     <w:p>
@@ -2653,7 +2653,7 @@
                 <w:sz w:val="20"/>
                 <w:szCs w:val="20"/>
               </w:rPr>
-              <w:t xml:space="preserve">33</w:t>
+              <w:t xml:space="preserve">35</w:t>
             </w:r>
           </w:p>
         </w:tc>
@@ -2688,7 +2688,7 @@
                 <w:sz w:val="20"/>
                 <w:szCs w:val="20"/>
               </w:rPr>
-              <w:t xml:space="preserve">46.5%</w:t>
+              <w:t xml:space="preserve">47.3%</w:t>
             </w:r>
           </w:p>
         </w:tc>
@@ -2726,7 +2726,7 @@
                 <w:sz w:val="18"/>
                 <w:szCs w:val="18"/>
               </w:rPr>
-              <w:t xml:space="preserve"> 33件</w:t>
+              <w:t xml:space="preserve"> 35件</w:t>
             </w:r>
           </w:p>
         </w:tc>
@@ -2833,7 +2833,7 @@
                 <w:sz w:val="20"/>
                 <w:szCs w:val="20"/>
               </w:rPr>
-              <w:t xml:space="preserve">16.9%</w:t>
+              <w:t xml:space="preserve">16.2%</w:t>
             </w:r>
           </w:p>
         </w:tc>
@@ -2977,7 +2977,7 @@
                 <w:sz w:val="20"/>
                 <w:szCs w:val="20"/>
               </w:rPr>
-              <w:t xml:space="preserve">23.9%</w:t>
+              <w:t xml:space="preserve">23.0%</w:t>
             </w:r>
           </w:p>
         </w:tc>
@@ -3122,7 +3122,7 @@
                 <w:sz w:val="20"/>
                 <w:szCs w:val="20"/>
               </w:rPr>
-              <w:t xml:space="preserve">5.6%</w:t>
+              <w:t xml:space="preserve">5.4%</w:t>
             </w:r>
           </w:p>
         </w:tc>
@@ -3266,7 +3266,7 @@
                 <w:sz w:val="20"/>
                 <w:szCs w:val="20"/>
               </w:rPr>
-              <w:t xml:space="preserve">2.8%</w:t>
+              <w:t xml:space="preserve">2.7%</w:t>
             </w:r>
           </w:p>
         </w:tc>
@@ -3376,7 +3376,7 @@
                 <w:sz w:val="20"/>
                 <w:szCs w:val="20"/>
               </w:rPr>
-              <w:t xml:space="preserve">2</w:t>
+              <w:t xml:space="preserve">3</w:t>
             </w:r>
           </w:p>
         </w:tc>
@@ -3411,7 +3411,7 @@
                 <w:sz w:val="20"/>
                 <w:szCs w:val="20"/>
               </w:rPr>
-              <w:t xml:space="preserve">2.8%</w:t>
+              <w:t xml:space="preserve">4.1%</w:t>
             </w:r>
           </w:p>
         </w:tc>
@@ -3439,7 +3439,7 @@
                 <w:sz w:val="20"/>
                 <w:szCs w:val="20"/>
               </w:rPr>
-              <w:t xml:space="preserve">█</w:t>
+              <w:t xml:space="preserve">██</w:t>
             </w:r>
             <w:r>
               <w:rPr>
@@ -3448,7 +3448,7 @@
                 <w:sz w:val="18"/>
                 <w:szCs w:val="18"/>
               </w:rPr>
-              <w:t xml:space="preserve"> 2件</w:t>
+              <w:t xml:space="preserve"> 3件</w:t>
             </w:r>
           </w:p>
         </w:tc>
@@ -3668,7 +3668,7 @@
                 <w:sz w:val="24"/>
                 <w:szCs w:val="24"/>
               </w:rPr>
-              <w:t xml:space="preserve">62件（87.3%）</w:t>
+              <w:t xml:space="preserve">64件（86.5%）</w:t>
             </w:r>
           </w:p>
         </w:tc>
@@ -3719,7 +3719,7 @@
                 <w:sz w:val="24"/>
                 <w:szCs w:val="24"/>
               </w:rPr>
-              <w:t xml:space="preserve">8件（11.3%）</w:t>
+              <w:t xml:space="preserve">9件（12.2%）</w:t>
             </w:r>
           </w:p>
         </w:tc>
@@ -4044,7 +4044,7 @@
                 <w:sz w:val="20"/>
                 <w:szCs w:val="20"/>
               </w:rPr>
-              <w:t xml:space="preserve">「狭い部屋だけど2段ベットでワクワクした 綺麗 特にない 特にない」「部屋もキレイでとても快適に過ごす事が出来ました」</w:t>
+              <w:t xml:space="preserve">「Google ホテルは綺麗で駅から近い」「狭い部屋だけど2段ベットでワクワクした 綺麗 特にない 特にない」</w:t>
             </w:r>
           </w:p>
         </w:tc>
@@ -4255,7 +4255,7 @@
                 <w:sz w:val="20"/>
                 <w:szCs w:val="20"/>
               </w:rPr>
-              <w:t xml:space="preserve">「楽天トラベル 駅からのアクセスが良く、朝食も美味しかったです」「Google 孫の卒業記念(祝い）と、関内駅前のベースゲート見学を兼ね、宿泊しました」</w:t>
+              <w:t xml:space="preserve">「Google ホテルは綺麗で駅から近い」「楽天トラベル 駅からのアクセスが良く、朝食も美味しかったです」</w:t>
             </w:r>
           </w:p>
         </w:tc>
@@ -4466,7 +4466,7 @@
                 <w:sz w:val="20"/>
                 <w:szCs w:val="20"/>
               </w:rPr>
-              <w:t xml:space="preserve">「朝食バイキングは開放的なレストランでゆっくりと食事できるので、オススメです」「の飲みものがおいてあり美味しかった」</w:t>
+              <w:t xml:space="preserve">「朝食ブッフェは和洋完璧で全て美味しい」「朝食も色んな美味しいものがバイキング形式で選べて最高でした」</w:t>
             </w:r>
           </w:p>
         </w:tc>
@@ -4610,7 +4610,7 @@
           <w:sz w:val="21"/>
           <w:szCs w:val="21"/>
         </w:rPr>
-        <w:t xml:space="preserve">口コミの多数で「清潔さ・清掃」に関するポジティブな言及が見られ、ホテルコメント横浜関内の最大の差別化要因となっています。狭い部屋だけど2段ベットでワクワクした 綺麗 特にない 特にないといった声が多数寄せられています。</w:t>
+        <w:t xml:space="preserve">口コミの多数で「清潔さ・清掃」に関するポジティブな言及が見られ、ホテルコメント横浜関内の最大の差別化要因となっています。Google ホテルは綺麗で駅から近いといった声が多数寄せられています。</w:t>
       </w:r>
     </w:p>
     <w:p>
@@ -4629,7 +4629,7 @@
           <w:sz w:val="21"/>
           <w:szCs w:val="21"/>
         </w:rPr>
-        <w:t xml:space="preserve">狭い部屋だけど2段ベットでワクワクした 綺麗 特にない 特にない</w:t>
+        <w:t xml:space="preserve">Google ホテルは綺麗で駅から近い</w:t>
       </w:r>
     </w:p>
     <w:p>
@@ -4648,7 +4648,7 @@
           <w:sz w:val="21"/>
           <w:szCs w:val="21"/>
         </w:rPr>
-        <w:t xml:space="preserve">部屋もキレイでとても快適に過ごす事が出来ました</w:t>
+        <w:t xml:space="preserve">狭い部屋だけど2段ベットでワクワクした 綺麗 特にない 特にない</w:t>
       </w:r>
     </w:p>
     <w:p>
@@ -4667,7 +4667,7 @@
           <w:sz w:val="21"/>
           <w:szCs w:val="21"/>
         </w:rPr>
-        <w:t xml:space="preserve">ただ、一部の部屋はかなり不衛生だった</w:t>
+        <w:t xml:space="preserve">部屋もキレイでとても快適に過ごす事が出来ました</w:t>
       </w:r>
     </w:p>
     <w:p>
@@ -6901,7 +6901,7 @@
                 <w:sz w:val="20"/>
                 <w:szCs w:val="20"/>
               </w:rPr>
-              <w:t xml:space="preserve">8.83点</w:t>
+              <w:t xml:space="preserve">8.81点</w:t>
             </w:r>
           </w:p>
         </w:tc>
@@ -7041,7 +7041,7 @@
                 <w:sz w:val="20"/>
                 <w:szCs w:val="20"/>
               </w:rPr>
-              <w:t xml:space="preserve">87.3%</w:t>
+              <w:t xml:space="preserve">86.5%</w:t>
             </w:r>
           </w:p>
         </w:tc>
@@ -7732,7 +7732,43 @@
           <w:sz w:val="22"/>
           <w:szCs w:val="22"/>
         </w:rPr>
-        <w:t xml:space="preserve">[1] Booking.com / 8点 / 2026-04-04</w:t>
+        <w:t xml:space="preserve">[1] Google / 10点 / 2026-04-05</w:t>
+      </w:r>
+    </w:p>
+    <w:p>
+      <w:pPr>
+        <w:spacing w:after="120" w:line="320"/>
+        <w:jc w:val="left"/>
+      </w:pPr>
+      <w:r>
+        <w:rPr>
+          <w:rFonts w:ascii="Arial" w:cs="Arial" w:eastAsia="Arial" w:hAnsi="Arial"/>
+          <w:color w:val="333333"/>
+          <w:sz w:val="21"/>
+          <w:szCs w:val="21"/>
+        </w:rPr>
+        <w:t xml:space="preserve">ホテルは綺麗で駅から近い。ハマスタから近い。分かりやすい。部屋は広い、綺麗。大浴場は広く気持ち良い。朝食ブッフェは和洋完璧で全て美味しい。全てにおいて素晴らしいです。もう永世名人ですね。絶対にお勧めです。</w:t>
+      </w:r>
+    </w:p>
+    <w:p>
+      <w:pPr>
+        <w:spacing w:after="60"/>
+      </w:pPr>
+    </w:p>
+    <w:p>
+      <w:pPr>
+        <w:spacing w:after="120" w:before="200"/>
+      </w:pPr>
+      <w:r>
+        <w:rPr>
+          <w:rFonts w:ascii="Arial" w:cs="Arial" w:eastAsia="Arial" w:hAnsi="Arial"/>
+          <w:b/>
+          <w:bCs/>
+          <w:color w:val="1B3A5C"/>
+          <w:sz w:val="22"/>
+          <w:szCs w:val="22"/>
+        </w:rPr>
+        <w:t xml:space="preserve">[2] Booking.com / 8点 / 2026-04-04</w:t>
       </w:r>
     </w:p>
     <w:p>
@@ -7794,7 +7830,7 @@
           <w:sz w:val="22"/>
           <w:szCs w:val="22"/>
         </w:rPr>
-        <w:t xml:space="preserve">[2] Booking.com / 10点 / 2026-04-04</w:t>
+        <w:t xml:space="preserve">[3] Booking.com / 10点 / 2026-04-04</w:t>
       </w:r>
     </w:p>
     <w:p>
@@ -7830,7 +7866,7 @@
           <w:sz w:val="22"/>
           <w:szCs w:val="22"/>
         </w:rPr>
-        <w:t xml:space="preserve">[3] Booking.com / 10点 / 2026-04-03</w:t>
+        <w:t xml:space="preserve">[4] じゃらん / 10点 / 2026-04-04</w:t>
       </w:r>
     </w:p>
     <w:p>
@@ -7845,7 +7881,7 @@
           <w:sz w:val="21"/>
           <w:szCs w:val="21"/>
         </w:rPr>
-        <w:t xml:space="preserve">Booking.com</w:t>
+        <w:t xml:space="preserve">友達と利用しました。  部屋がとってもオシャレで楽しかったです！  大浴場のドライヤーはSALONIAだったのですぐ乾いて利用しやすかったです。  朝食も色んな美味しいものがバイキング形式で選べて最高でした。</w:t>
       </w:r>
     </w:p>
     <w:p>
@@ -7866,7 +7902,7 @@
           <w:sz w:val="22"/>
           <w:szCs w:val="22"/>
         </w:rPr>
-        <w:t xml:space="preserve">[4] Trip.com / 10点 / 2026-04-02</w:t>
+        <w:t xml:space="preserve">[5] Booking.com / 10点 / 2026-04-03</w:t>
       </w:r>
     </w:p>
     <w:p>
@@ -7881,7 +7917,7 @@
           <w:sz w:val="21"/>
           <w:szCs w:val="21"/>
         </w:rPr>
-        <w:t xml:space="preserve">横浜ブンタイやスタジアム至近。穴場。大浴場あり。</w:t>
+        <w:t xml:space="preserve">Booking.com</w:t>
       </w:r>
     </w:p>
     <w:p>
@@ -7902,7 +7938,7 @@
           <w:sz w:val="22"/>
           <w:szCs w:val="22"/>
         </w:rPr>
-        <w:t xml:space="preserve">[5] 楽天トラベル / 8点 / 2026-04-02</w:t>
+        <w:t xml:space="preserve">[6] Booking.com / 5点 / 2026-04-05</w:t>
       </w:r>
     </w:p>
     <w:p>
@@ -7917,7 +7953,33 @@
           <w:sz w:val="21"/>
           <w:szCs w:val="21"/>
         </w:rPr>
-        <w:t xml:space="preserve">外観もお部屋も丸みがあってデザインが素敵なホテルです。 雨の日だったので濡れた鞄やビニール袋を置く場所に困りました。ラゲージラックが無い。ベッドや椅子には置けないから丸テーブルとリモコンやティッシュが置いてある棚上に。びしょびしょになりました。そこでご飯食べるともう置き場が足りなくて狭い。 大きな折りたたみ物干しがあったのはいいけど、パウダールームもシャワールームもトイレの壁もオシャレにシン...</w:t>
+        <w:t xml:space="preserve">Booking.com</w:t>
+      </w:r>
+    </w:p>
+    <w:p>
+      <w:pPr>
+        <w:spacing w:after="120" w:line="320"/>
+        <w:jc w:val="left"/>
+      </w:pPr>
+      <w:r>
+        <w:rPr>
+          <w:rFonts w:ascii="Arial" w:cs="Arial" w:eastAsia="Arial" w:hAnsi="Arial"/>
+          <w:b/>
+          <w:bCs/>
+          <w:color w:val="C0392B"/>
+          <w:sz w:val="21"/>
+          <w:szCs w:val="21"/>
+        </w:rPr>
+        <w:t xml:space="preserve">【改善点】</w:t>
+      </w:r>
+      <w:r>
+        <w:rPr>
+          <w:rFonts w:ascii="Arial" w:cs="Arial" w:eastAsia="Arial" w:hAnsi="Arial"/>
+          <w:color w:val="333333"/>
+          <w:sz w:val="21"/>
+          <w:szCs w:val="21"/>
+        </w:rPr>
+        <w:t xml:space="preserve">駐車場は基本ないが  付近と提携していない</w:t>
       </w:r>
     </w:p>
     <w:p>
@@ -7938,7 +8000,7 @@
           <w:sz w:val="22"/>
           <w:szCs w:val="22"/>
         </w:rPr>
-        <w:t xml:space="preserve">[6] Google / 6点 / 2026-03-31</w:t>
+        <w:t xml:space="preserve">[7] Google / 6点 / 2026-03-31</w:t>
       </w:r>
     </w:p>
     <w:p>
@@ -7974,7 +8036,7 @@
           <w:sz w:val="22"/>
           <w:szCs w:val="22"/>
         </w:rPr>
-        <w:t xml:space="preserve">[7] Agoda / 5点 / 2026-03-30</w:t>
+        <w:t xml:space="preserve">[8] Agoda / 5点 / 2026-03-30</w:t>
       </w:r>
     </w:p>
     <w:p>
@@ -8036,7 +8098,7 @@
           <w:sz w:val="22"/>
           <w:szCs w:val="22"/>
         </w:rPr>
-        <w:t xml:space="preserve">[8] Agoda / 6点 / 2026-03-30</w:t>
+        <w:t xml:space="preserve">[9] Agoda / 6点 / 2026-03-30</w:t>
       </w:r>
     </w:p>
     <w:p>
@@ -8098,7 +8160,7 @@
           <w:sz w:val="22"/>
           <w:szCs w:val="22"/>
         </w:rPr>
-        <w:t xml:space="preserve">[9] Booking.com / 5点 / 2026-03-13</w:t>
+        <w:t xml:space="preserve">[10] Booking.com / 5点 / 2026-03-13</w:t>
       </w:r>
     </w:p>
     <w:p>
@@ -8140,42 +8202,6 @@
           <w:szCs w:val="21"/>
         </w:rPr>
         <w:t xml:space="preserve">空気清浄機が少し騒音が気になった。</w:t>
-      </w:r>
-    </w:p>
-    <w:p>
-      <w:pPr>
-        <w:spacing w:after="60"/>
-      </w:pPr>
-    </w:p>
-    <w:p>
-      <w:pPr>
-        <w:spacing w:after="120" w:before="200"/>
-      </w:pPr>
-      <w:r>
-        <w:rPr>
-          <w:rFonts w:ascii="Arial" w:cs="Arial" w:eastAsia="Arial" w:hAnsi="Arial"/>
-          <w:b/>
-          <w:bCs/>
-          <w:color w:val="1B3A5C"/>
-          <w:sz w:val="22"/>
-          <w:szCs w:val="22"/>
-        </w:rPr>
-        <w:t xml:space="preserve">[10] Trip.com / 3点 / 2026-03-08</w:t>
-      </w:r>
-    </w:p>
-    <w:p>
-      <w:pPr>
-        <w:spacing w:after="120" w:line="320"/>
-        <w:jc w:val="left"/>
-      </w:pPr>
-      <w:r>
-        <w:rPr>
-          <w:rFonts w:ascii="Arial" w:cs="Arial" w:eastAsia="Arial" w:hAnsi="Arial"/>
-          <w:color w:val="333333"/>
-          <w:sz w:val="21"/>
-          <w:szCs w:val="21"/>
-        </w:rPr>
-        <w:t xml:space="preserve">とても快適に過ごせました、  できれば、グラスのコップがあれば嬉しいです</w:t>
       </w:r>
     </w:p>
     <w:p>
@@ -8240,7 +8266,7 @@
                 <w:sz w:val="21"/>
                 <w:szCs w:val="21"/>
               </w:rPr>
-              <w:t xml:space="preserve">ホテルコメント横浜関内は、全体平均8.83点（10点換算）、高評価率87.3%という良好な顧客満足度を維持しているホテルです。特に「清潔さ・清掃」「快適さ・設備」が多くのゲストから高く評価されています。</w:t>
+              <w:t xml:space="preserve">ホテルコメント横浜関内は、全体平均8.81点（10点換算）、高評価率86.5%という良好な顧客満足度を維持しているホテルです。特に「清潔さ・清掃」「快適さ・設備」が多くのゲストから高く評価されています。</w:t>
             </w:r>
           </w:p>
           <w:p>

--- a/納品レポート/ホテル別レポート/comment_yokohama_口コミ分析改善レポート.docx
+++ b/納品レポート/ホテル別レポート/comment_yokohama_口コミ分析改善レポート.docx
@@ -81,7 +81,7 @@
           <w:sz w:val="22"/>
           <w:szCs w:val="22"/>
         </w:rPr>
-        <w:t xml:space="preserve">分析対象期間：2026年3月〜4月</w:t>
+        <w:t xml:space="preserve">分析対象期間：2026年2月〜3月</w:t>
       </w:r>
     </w:p>
     <w:p>
@@ -96,7 +96,7 @@
           <w:sz w:val="22"/>
           <w:szCs w:val="22"/>
         </w:rPr>
-        <w:t xml:space="preserve">レビュー総数：75件（6サイト）</w:t>
+        <w:t xml:space="preserve">レビュー総数：132件（6サイト）</w:t>
       </w:r>
     </w:p>
     <w:p>
@@ -111,7 +111,7 @@
           <w:sz w:val="20"/>
           <w:szCs w:val="20"/>
         </w:rPr>
-        <w:t xml:space="preserve">対象サイト：じゃらん / Google / 楽天トラベル / Trip.com / Booking.com / Agoda</w:t>
+        <w:t xml:space="preserve">対象サイト：Google / じゃらん / 楽天トラベル / Trip.com / Booking.com / Agoda</w:t>
       </w:r>
     </w:p>
     <w:p>
@@ -131,7 +131,7 @@
           <w:sz w:val="20"/>
           <w:szCs w:val="20"/>
         </w:rPr>
-        <w:t xml:space="preserve">作成日：2026年4月6日</w:t>
+        <w:t xml:space="preserve">作成日：2026年4月7日</w:t>
       </w:r>
     </w:p>
     <w:p>
@@ -189,7 +189,7 @@
           <w:sz w:val="21"/>
           <w:szCs w:val="21"/>
         </w:rPr>
-        <w:t xml:space="preserve">2026年3月〜4月に各OTAサイト・口コミサイトに投稿された75件のレビューを包括的に分析しました。以下が主要な発見事項です。</w:t>
+        <w:t xml:space="preserve">2026年2月〜3月に各OTAサイト・口コミサイトに投稿された132件のレビューを包括的に分析しました。以下が主要な発見事項です。</w:t>
       </w:r>
     </w:p>
     <w:p>
@@ -310,7 +310,7 @@
                 <w:sz w:val="36"/>
                 <w:szCs w:val="36"/>
               </w:rPr>
-              <w:t xml:space="preserve">86.7%</w:t>
+              <w:t xml:space="preserve">84.1%</w:t>
             </w:r>
           </w:p>
         </w:tc>
@@ -359,7 +359,7 @@
                 <w:sz w:val="36"/>
                 <w:szCs w:val="36"/>
               </w:rPr>
-              <w:t xml:space="preserve">1.3%</w:t>
+              <w:t xml:space="preserve">0.8%</w:t>
             </w:r>
           </w:p>
         </w:tc>
@@ -408,7 +408,7 @@
                 <w:sz w:val="36"/>
                 <w:szCs w:val="36"/>
               </w:rPr>
-              <w:t xml:space="preserve">75件</w:t>
+              <w:t xml:space="preserve">132件</w:t>
             </w:r>
           </w:p>
         </w:tc>
@@ -448,7 +448,7 @@
           <w:sz w:val="21"/>
           <w:szCs w:val="21"/>
         </w:rPr>
-        <w:t xml:space="preserve">全体平均スコア8.83点（10点換算）は良好な水準であり、86.7%が高評価（8-10点）に分類されます。低評価（1-4点）は1件（1.3%）で、ゲスト満足度は良好です。じゃらん（9.60点）で特に高い評価を獲得しています。</w:t>
+        <w:t xml:space="preserve">全体平均スコア8.83点（10点換算）は良好な水準であり、84.1%が高評価（8-10点）に分類されます。低評価（1-4点）は1件（0.8%）で、ゲスト満足度は良好です。Google（9.62点）で特に高い評価を獲得しています。</w:t>
       </w:r>
     </w:p>
     <w:p>
@@ -463,7 +463,7 @@
           <w:sz w:val="21"/>
           <w:szCs w:val="21"/>
         </w:rPr>
-        <w:t xml:space="preserve">全体としては「清潔さ・清掃」と「快適さ・設備」がホテルの主な強みとして際立っています。</w:t>
+        <w:t xml:space="preserve">全体としては「清潔さ・清掃」と「立地・アクセス」がホテルの主な強みとして際立っています。</w:t>
       </w:r>
     </w:p>
     <w:p>
@@ -542,7 +542,7 @@
                 <w:sz w:val="20"/>
                 <w:szCs w:val="20"/>
               </w:rPr>
-              <w:t xml:space="preserve">清潔さ・清掃（20件以上で言及）、快適さ・設備（20件以上で言及）、立地・アクセス（20件以上で言及）</w:t>
+              <w:t xml:space="preserve">清潔さ・清掃（50件以上で言及）、立地・アクセス（50件以上で言及）、快適さ・設備（20件以上で言及）</w:t>
             </w:r>
           </w:p>
           <w:p>
@@ -567,7 +567,7 @@
                 <w:sz w:val="20"/>
                 <w:szCs w:val="20"/>
               </w:rPr>
-              <w:t xml:space="preserve">部屋の狭さ（9件）、浴室・水回り（9件）、防音性能（5件）、エアコン・空調（3件）</w:t>
+              <w:t xml:space="preserve">浴室・水回り（16件）、部屋の狭さ（13件）、防音性能（5件）、対応・サービスの不満（5件）</w:t>
             </w:r>
           </w:p>
           <w:p>
@@ -953,7 +953,7 @@
                 <w:sz w:val="20"/>
                 <w:szCs w:val="20"/>
               </w:rPr>
-              <w:t xml:space="preserve">じゃらん</w:t>
+              <w:t xml:space="preserve">Google</w:t>
             </w:r>
           </w:p>
         </w:tc>
@@ -987,7 +987,7 @@
                 <w:sz w:val="20"/>
                 <w:szCs w:val="20"/>
               </w:rPr>
-              <w:t xml:space="preserve">5</w:t>
+              <w:t xml:space="preserve">16</w:t>
             </w:r>
           </w:p>
         </w:tc>
@@ -1021,7 +1021,7 @@
                 <w:sz w:val="20"/>
                 <w:szCs w:val="20"/>
               </w:rPr>
-              <w:t xml:space="preserve">4.8</w:t>
+              <w:t xml:space="preserve">4.81</w:t>
             </w:r>
           </w:p>
         </w:tc>
@@ -1089,7 +1089,7 @@
                 <w:sz w:val="20"/>
                 <w:szCs w:val="20"/>
               </w:rPr>
-              <w:t xml:space="preserve">9.6</w:t>
+              <w:t xml:space="preserve">9.62</w:t>
             </w:r>
           </w:p>
         </w:tc>
@@ -1194,7 +1194,7 @@
                 <w:sz w:val="20"/>
                 <w:szCs w:val="20"/>
               </w:rPr>
-              <w:t xml:space="preserve">Google</w:t>
+              <w:t xml:space="preserve">じゃらん</w:t>
             </w:r>
           </w:p>
         </w:tc>
@@ -1229,7 +1229,7 @@
                 <w:sz w:val="20"/>
                 <w:szCs w:val="20"/>
               </w:rPr>
-              <w:t xml:space="preserve">8</w:t>
+              <w:t xml:space="preserve">11</w:t>
             </w:r>
           </w:p>
         </w:tc>
@@ -1264,7 +1264,7 @@
                 <w:sz w:val="20"/>
                 <w:szCs w:val="20"/>
               </w:rPr>
-              <w:t xml:space="preserve">4.75</w:t>
+              <w:t xml:space="preserve">4.64</w:t>
             </w:r>
           </w:p>
         </w:tc>
@@ -1334,7 +1334,7 @@
                 <w:sz w:val="20"/>
                 <w:szCs w:val="20"/>
               </w:rPr>
-              <w:t xml:space="preserve">9.5</w:t>
+              <w:t xml:space="preserve">9.27</w:t>
             </w:r>
           </w:p>
         </w:tc>
@@ -1474,7 +1474,7 @@
                 <w:sz w:val="20"/>
                 <w:szCs w:val="20"/>
               </w:rPr>
-              <w:t xml:space="preserve">13</w:t>
+              <w:t xml:space="preserve">18</w:t>
             </w:r>
           </w:p>
         </w:tc>
@@ -1508,7 +1508,7 @@
                 <w:sz w:val="20"/>
                 <w:szCs w:val="20"/>
               </w:rPr>
-              <w:t xml:space="preserve">4.69</w:t>
+              <w:t xml:space="preserve">4.61</w:t>
             </w:r>
           </w:p>
         </w:tc>
@@ -1576,7 +1576,7 @@
                 <w:sz w:val="20"/>
                 <w:szCs w:val="20"/>
               </w:rPr>
-              <w:t xml:space="preserve">9.38</w:t>
+              <w:t xml:space="preserve">9.22</w:t>
             </w:r>
           </w:p>
         </w:tc>
@@ -1716,7 +1716,7 @@
                 <w:sz w:val="20"/>
                 <w:szCs w:val="20"/>
               </w:rPr>
-              <w:t xml:space="preserve">12</w:t>
+              <w:t xml:space="preserve">24</w:t>
             </w:r>
           </w:p>
         </w:tc>
@@ -1751,7 +1751,7 @@
                 <w:sz w:val="20"/>
                 <w:szCs w:val="20"/>
               </w:rPr>
-              <w:t xml:space="preserve">9</w:t>
+              <w:t xml:space="preserve">9.12</w:t>
             </w:r>
           </w:p>
         </w:tc>
@@ -1821,7 +1821,7 @@
                 <w:sz w:val="20"/>
                 <w:szCs w:val="20"/>
               </w:rPr>
-              <w:t xml:space="preserve">9</w:t>
+              <w:t xml:space="preserve">9.12</w:t>
             </w:r>
           </w:p>
         </w:tc>
@@ -1961,7 +1961,7 @@
                 <w:sz w:val="20"/>
                 <w:szCs w:val="20"/>
               </w:rPr>
-              <w:t xml:space="preserve">21</w:t>
+              <w:t xml:space="preserve">30</w:t>
             </w:r>
           </w:p>
         </w:tc>
@@ -1995,7 +1995,7 @@
                 <w:sz w:val="20"/>
                 <w:szCs w:val="20"/>
               </w:rPr>
-              <w:t xml:space="preserve">8.67</w:t>
+              <w:t xml:space="preserve">8.7</w:t>
             </w:r>
           </w:p>
         </w:tc>
@@ -2063,7 +2063,7 @@
                 <w:sz w:val="20"/>
                 <w:szCs w:val="20"/>
               </w:rPr>
-              <w:t xml:space="preserve">8.67</w:t>
+              <w:t xml:space="preserve">8.7</w:t>
             </w:r>
           </w:p>
         </w:tc>
@@ -2203,7 +2203,7 @@
                 <w:sz w:val="20"/>
                 <w:szCs w:val="20"/>
               </w:rPr>
-              <w:t xml:space="preserve">16</w:t>
+              <w:t xml:space="preserve">33</w:t>
             </w:r>
           </w:p>
         </w:tc>
@@ -2238,7 +2238,7 @@
                 <w:sz w:val="20"/>
                 <w:szCs w:val="20"/>
               </w:rPr>
-              <w:t xml:space="preserve">7.88</w:t>
+              <w:t xml:space="preserve">8</w:t>
             </w:r>
           </w:p>
         </w:tc>
@@ -2304,11 +2304,11 @@
                 <w:rFonts w:ascii="Arial" w:cs="Arial" w:eastAsia="Arial" w:hAnsi="Arial"/>
                 <w:b/>
                 <w:bCs/>
-                <w:color w:val="E67E22"/>
-                <w:sz w:val="20"/>
-                <w:szCs w:val="20"/>
-              </w:rPr>
-              <w:t xml:space="preserve">7.88</w:t>
+                <w:color w:val="27AE60"/>
+                <w:sz w:val="20"/>
+                <w:szCs w:val="20"/>
+              </w:rPr>
+              <w:t xml:space="preserve">8</w:t>
             </w:r>
           </w:p>
         </w:tc>
@@ -2374,11 +2374,11 @@
                 <w:rFonts w:ascii="Arial" w:cs="Arial" w:eastAsia="Arial" w:hAnsi="Arial"/>
                 <w:b/>
                 <w:bCs/>
-                <w:color w:val="E67E22"/>
-                <w:sz w:val="20"/>
-                <w:szCs w:val="20"/>
-              </w:rPr>
-              <w:t xml:space="preserve">概ね良好</w:t>
+                <w:color w:val="27AE60"/>
+                <w:sz w:val="20"/>
+                <w:szCs w:val="20"/>
+              </w:rPr>
+              <w:t xml:space="preserve">良好</w:t>
             </w:r>
           </w:p>
         </w:tc>
@@ -2418,7 +2418,7 @@
           <w:sz w:val="21"/>
           <w:szCs w:val="21"/>
         </w:rPr>
-        <w:t xml:space="preserve">評価分布は10点（48.0%）に最も多く、8点以上の高評価が86.7%を占め、高い顧客満足度を示しています。低評価（1-4点）は計1件（1.3%）です。</w:t>
+        <w:t xml:space="preserve">評価分布は10点（47.0%）に最も多く、8点以上の高評価が84.1%を占め、高い顧客満足度を示しています。低評価（1-4点）は計1件（0.8%）です。</w:t>
       </w:r>
     </w:p>
     <w:p>
@@ -2653,7 +2653,7 @@
                 <w:sz w:val="20"/>
                 <w:szCs w:val="20"/>
               </w:rPr>
-              <w:t xml:space="preserve">36</w:t>
+              <w:t xml:space="preserve">62</w:t>
             </w:r>
           </w:p>
         </w:tc>
@@ -2688,7 +2688,7 @@
                 <w:sz w:val="20"/>
                 <w:szCs w:val="20"/>
               </w:rPr>
-              <w:t xml:space="preserve">48.0%</w:t>
+              <w:t xml:space="preserve">47.0%</w:t>
             </w:r>
           </w:p>
         </w:tc>
@@ -2726,7 +2726,7 @@
                 <w:sz w:val="18"/>
                 <w:szCs w:val="18"/>
               </w:rPr>
-              <w:t xml:space="preserve"> 36件</w:t>
+              <w:t xml:space="preserve"> 62件</w:t>
             </w:r>
           </w:p>
         </w:tc>
@@ -2798,7 +2798,7 @@
                 <w:sz w:val="20"/>
                 <w:szCs w:val="20"/>
               </w:rPr>
-              <w:t xml:space="preserve">12</w:t>
+              <w:t xml:space="preserve">22</w:t>
             </w:r>
           </w:p>
         </w:tc>
@@ -2833,7 +2833,7 @@
                 <w:sz w:val="20"/>
                 <w:szCs w:val="20"/>
               </w:rPr>
-              <w:t xml:space="preserve">16.0%</w:t>
+              <w:t xml:space="preserve">16.7%</w:t>
             </w:r>
           </w:p>
         </w:tc>
@@ -2870,7 +2870,7 @@
                 <w:sz w:val="18"/>
                 <w:szCs w:val="18"/>
               </w:rPr>
-              <w:t xml:space="preserve"> 12件</w:t>
+              <w:t xml:space="preserve"> 22件</w:t>
             </w:r>
           </w:p>
         </w:tc>
@@ -2942,7 +2942,7 @@
                 <w:sz w:val="20"/>
                 <w:szCs w:val="20"/>
               </w:rPr>
-              <w:t xml:space="preserve">17</w:t>
+              <w:t xml:space="preserve">27</w:t>
             </w:r>
           </w:p>
         </w:tc>
@@ -2977,7 +2977,7 @@
                 <w:sz w:val="20"/>
                 <w:szCs w:val="20"/>
               </w:rPr>
-              <w:t xml:space="preserve">22.7%</w:t>
+              <w:t xml:space="preserve">20.5%</w:t>
             </w:r>
           </w:p>
         </w:tc>
@@ -3015,7 +3015,7 @@
                 <w:sz w:val="18"/>
                 <w:szCs w:val="18"/>
               </w:rPr>
-              <w:t xml:space="preserve"> 17件</w:t>
+              <w:t xml:space="preserve"> 27件</w:t>
             </w:r>
           </w:p>
         </w:tc>
@@ -3087,7 +3087,7 @@
                 <w:sz w:val="20"/>
                 <w:szCs w:val="20"/>
               </w:rPr>
-              <w:t xml:space="preserve">4</w:t>
+              <w:t xml:space="preserve">11</w:t>
             </w:r>
           </w:p>
         </w:tc>
@@ -3122,7 +3122,7 @@
                 <w:sz w:val="20"/>
                 <w:szCs w:val="20"/>
               </w:rPr>
-              <w:t xml:space="preserve">5.3%</w:t>
+              <w:t xml:space="preserve">8.3%</w:t>
             </w:r>
           </w:p>
         </w:tc>
@@ -3150,7 +3150,7 @@
                 <w:sz w:val="20"/>
                 <w:szCs w:val="20"/>
               </w:rPr>
-              <w:t xml:space="preserve">██</w:t>
+              <w:t xml:space="preserve">████</w:t>
             </w:r>
             <w:r>
               <w:rPr>
@@ -3159,7 +3159,7 @@
                 <w:sz w:val="18"/>
                 <w:szCs w:val="18"/>
               </w:rPr>
-              <w:t xml:space="preserve"> 4件</w:t>
+              <w:t xml:space="preserve"> 11件</w:t>
             </w:r>
           </w:p>
         </w:tc>
@@ -3231,7 +3231,7 @@
                 <w:sz w:val="20"/>
                 <w:szCs w:val="20"/>
               </w:rPr>
-              <w:t xml:space="preserve">2</w:t>
+              <w:t xml:space="preserve">7</w:t>
             </w:r>
           </w:p>
         </w:tc>
@@ -3266,7 +3266,7 @@
                 <w:sz w:val="20"/>
                 <w:szCs w:val="20"/>
               </w:rPr>
-              <w:t xml:space="preserve">2.7%</w:t>
+              <w:t xml:space="preserve">5.3%</w:t>
             </w:r>
           </w:p>
         </w:tc>
@@ -3295,7 +3295,7 @@
                 <w:sz w:val="20"/>
                 <w:szCs w:val="20"/>
               </w:rPr>
-              <w:t xml:space="preserve">█</w:t>
+              <w:t xml:space="preserve">██</w:t>
             </w:r>
             <w:r>
               <w:rPr>
@@ -3304,7 +3304,7 @@
                 <w:sz w:val="18"/>
                 <w:szCs w:val="18"/>
               </w:rPr>
-              <w:t xml:space="preserve"> 2件</w:t>
+              <w:t xml:space="preserve"> 7件</w:t>
             </w:r>
           </w:p>
         </w:tc>
@@ -3376,7 +3376,7 @@
                 <w:sz w:val="20"/>
                 <w:szCs w:val="20"/>
               </w:rPr>
-              <w:t xml:space="preserve">3</w:t>
+              <w:t xml:space="preserve">2</w:t>
             </w:r>
           </w:p>
         </w:tc>
@@ -3411,7 +3411,7 @@
                 <w:sz w:val="20"/>
                 <w:szCs w:val="20"/>
               </w:rPr>
-              <w:t xml:space="preserve">4.0%</w:t>
+              <w:t xml:space="preserve">1.5%</w:t>
             </w:r>
           </w:p>
         </w:tc>
@@ -3439,7 +3439,7 @@
                 <w:sz w:val="20"/>
                 <w:szCs w:val="20"/>
               </w:rPr>
-              <w:t xml:space="preserve">██</w:t>
+              <w:t xml:space="preserve">█</w:t>
             </w:r>
             <w:r>
               <w:rPr>
@@ -3448,7 +3448,7 @@
                 <w:sz w:val="18"/>
                 <w:szCs w:val="18"/>
               </w:rPr>
-              <w:t xml:space="preserve"> 3件</w:t>
+              <w:t xml:space="preserve"> 2件</w:t>
             </w:r>
           </w:p>
         </w:tc>
@@ -3555,7 +3555,7 @@
                 <w:sz w:val="20"/>
                 <w:szCs w:val="20"/>
               </w:rPr>
-              <w:t xml:space="preserve">1.3%</w:t>
+              <w:t xml:space="preserve">0.8%</w:t>
             </w:r>
           </w:p>
         </w:tc>
@@ -3668,7 +3668,7 @@
                 <w:sz w:val="24"/>
                 <w:szCs w:val="24"/>
               </w:rPr>
-              <w:t xml:space="preserve">65件（86.7%）</w:t>
+              <w:t xml:space="preserve">111件（84.1%）</w:t>
             </w:r>
           </w:p>
         </w:tc>
@@ -3719,7 +3719,7 @@
                 <w:sz w:val="24"/>
                 <w:szCs w:val="24"/>
               </w:rPr>
-              <w:t xml:space="preserve">9件（12.0%）</w:t>
+              <w:t xml:space="preserve">20件（15.2%）</w:t>
             </w:r>
           </w:p>
         </w:tc>
@@ -3770,7 +3770,7 @@
                 <w:sz w:val="24"/>
                 <w:szCs w:val="24"/>
               </w:rPr>
-              <w:t xml:space="preserve">1件（1.3%）</w:t>
+              <w:t xml:space="preserve">1件（0.8%）</w:t>
             </w:r>
           </w:p>
         </w:tc>
@@ -4009,7 +4009,7 @@
                 <w:sz w:val="20"/>
                 <w:szCs w:val="20"/>
               </w:rPr>
-              <w:t xml:space="preserve">20件以上</w:t>
+              <w:t xml:space="preserve">50件以上</w:t>
             </w:r>
           </w:p>
         </w:tc>
@@ -4044,7 +4044,7 @@
                 <w:sz w:val="20"/>
                 <w:szCs w:val="20"/>
               </w:rPr>
-              <w:t xml:space="preserve">「Google ホテルは綺麗で駅から近い」「とても綺麗なホテルでした」</w:t>
+              <w:t xml:space="preserve">「com 清潔、タオルがふわふわ、タオルの用意がたくさんある、布団が寝やすい、ドライヤーがリファ、アメニティに無料ス...」「Google 綺麗なホテルで部屋も雰囲気が良かった」</w:t>
             </w:r>
           </w:p>
         </w:tc>
@@ -4080,7 +4080,7 @@
                 <w:sz w:val="20"/>
                 <w:szCs w:val="20"/>
               </w:rPr>
-              <w:t xml:space="preserve">快適さ・設備</w:t>
+              <w:t xml:space="preserve">立地・アクセス</w:t>
             </w:r>
           </w:p>
         </w:tc>
@@ -4114,7 +4114,7 @@
                 <w:sz w:val="20"/>
                 <w:szCs w:val="20"/>
               </w:rPr>
-              <w:t xml:space="preserve">20件以上</w:t>
+              <w:t xml:space="preserve">50件以上</w:t>
             </w:r>
           </w:p>
         </w:tc>
@@ -4148,7 +4148,7 @@
                 <w:sz w:val="20"/>
                 <w:szCs w:val="20"/>
               </w:rPr>
-              <w:t xml:space="preserve">「楽天トラベル 子ども達憧れの2段ベッドに大満足」「com アメニティーとスープとお茶」</w:t>
+              <w:t xml:space="preserve">「楽天トラベル 駅からのアクセスが良く、朝食も美味しかったです」「Google 孫の卒業記念(祝い）と、関内駅前のベースゲート見学を兼ね、宿泊しました」</w:t>
             </w:r>
           </w:p>
         </w:tc>
@@ -4185,7 +4185,7 @@
                 <w:sz w:val="20"/>
                 <w:szCs w:val="20"/>
               </w:rPr>
-              <w:t xml:space="preserve">立地・アクセス</w:t>
+              <w:t xml:space="preserve">快適さ・設備</w:t>
             </w:r>
           </w:p>
         </w:tc>
@@ -4255,7 +4255,7 @@
                 <w:sz w:val="20"/>
                 <w:szCs w:val="20"/>
               </w:rPr>
-              <w:t xml:space="preserve">「Google ホテルは綺麗で駅から近い」「楽天トラベル 駅からのアクセスが良く、朝食も美味しかったです」</w:t>
+              <w:t xml:space="preserve">「com ホテルには近代的な設備、快適な浴場があり、近隣には様々なコンビニエンスストアもあります」「com 清潔、タオルがふわふわ、タオルの用意がたくさんある、布団が寝やすい、ドライヤーがリファ、アメニティに無料ス...」</w:t>
             </w:r>
           </w:p>
         </w:tc>
@@ -4325,7 +4325,7 @@
                 <w:sz w:val="20"/>
                 <w:szCs w:val="20"/>
               </w:rPr>
-              <w:t xml:space="preserve">10件以上</w:t>
+              <w:t xml:space="preserve">20件以上</w:t>
             </w:r>
           </w:p>
         </w:tc>
@@ -4359,7 +4359,7 @@
                 <w:sz w:val="20"/>
                 <w:szCs w:val="20"/>
               </w:rPr>
-              <w:t xml:space="preserve">「ホテルスタッフは皆さん素晴らしいです」「（フロントのスタッフは枕に足跡がついているのを見ても気にせず、そのまま元の場所に戻していた😂）」</w:t>
+              <w:t xml:space="preserve">「ホテルのスタッフはいつも親切でフレンドリーなので、全体的に満足のいく滞在となるでしょう」「楽天トラベル フロントのお姉さんがカーディガンに可愛いネイルをしていて笑顔も良く、服装がかしこまった感じではなく自...」</w:t>
             </w:r>
           </w:p>
         </w:tc>
@@ -4431,7 +4431,7 @@
                 <w:sz w:val="20"/>
                 <w:szCs w:val="20"/>
               </w:rPr>
-              <w:t xml:space="preserve">10件以上</w:t>
+              <w:t xml:space="preserve">20件以上</w:t>
             </w:r>
           </w:p>
         </w:tc>
@@ -4466,7 +4466,7 @@
                 <w:sz w:val="20"/>
                 <w:szCs w:val="20"/>
               </w:rPr>
-              <w:t xml:space="preserve">「朝食ブッフェは和洋完璧で全て美味しい」「朝食も色んな美味しいものがバイキング形式で選べて最高でした」</w:t>
+              <w:t xml:space="preserve">「の飲みものがおいてあり美味しかった」「楽天トラベル 駅からのアクセスが良く、朝食も美味しかったです」</w:t>
             </w:r>
           </w:p>
         </w:tc>
@@ -4502,7 +4502,7 @@
                 <w:sz w:val="20"/>
                 <w:szCs w:val="20"/>
               </w:rPr>
-              <w:t xml:space="preserve">コストパフォーマンス</w:t>
+              <w:t xml:space="preserve">コンビニ・周辺施設</w:t>
             </w:r>
           </w:p>
         </w:tc>
@@ -4536,7 +4536,7 @@
                 <w:sz w:val="20"/>
                 <w:szCs w:val="20"/>
               </w:rPr>
-              <w:t xml:space="preserve">7件</w:t>
+              <w:t xml:space="preserve">10件以上</w:t>
             </w:r>
           </w:p>
         </w:tc>
@@ -4570,7 +4570,7 @@
                 <w:sz w:val="20"/>
                 <w:szCs w:val="20"/>
               </w:rPr>
-              <w:t xml:space="preserve">「リーズナブルな時期もあってか、価格帯も大満足です」「シングルルームは少し狭いですが、内装は素晴らしく、東京の桜シーズンと比べると料金もリーズナブルです」</w:t>
+              <w:t xml:space="preserve">「com ホテルには近代的な設備、快適な浴場があり、近隣には様々なコンビニエンスストアもあります」「正門南口から徒歩5分、ローソンの向かいに位置し、ドン・キホーテのショッピング街まで徒歩12分以内です」</w:t>
             </w:r>
           </w:p>
         </w:tc>
@@ -4610,7 +4610,7 @@
           <w:sz w:val="21"/>
           <w:szCs w:val="21"/>
         </w:rPr>
-        <w:t xml:space="preserve">口コミの多数で「清潔さ・清掃」に関するポジティブな言及が見られ、ホテルコメント横浜関内の最大の差別化要因となっています。Google ホテルは綺麗で駅から近いといった声が多数寄せられています。</w:t>
+        <w:t xml:space="preserve">口コミの多数で「清潔さ・清掃」に関するポジティブな言及が見られ、ホテルコメント横浜関内の最大の差別化要因となっています。com 清潔、タオルがふわふわ、タオルの用意がたくさんある、布団が寝やすい、ドライヤーがリファ、アメニティに無料ス...といった声が多数寄せられています。</w:t>
       </w:r>
     </w:p>
     <w:p>
@@ -4629,7 +4629,7 @@
           <w:sz w:val="21"/>
           <w:szCs w:val="21"/>
         </w:rPr>
-        <w:t xml:space="preserve">Google ホテルは綺麗で駅から近い</w:t>
+        <w:t xml:space="preserve">com 清潔、タオルがふわふわ、タオルの用意がたくさんある、布団が寝やすい、ドライヤーがリファ、アメニティに無料ス...</w:t>
       </w:r>
     </w:p>
     <w:p>
@@ -4648,7 +4648,7 @@
           <w:sz w:val="21"/>
           <w:szCs w:val="21"/>
         </w:rPr>
-        <w:t xml:space="preserve">とても綺麗なホテルでした</w:t>
+        <w:t xml:space="preserve">Google 綺麗なホテルで部屋も雰囲気が良かった</w:t>
       </w:r>
     </w:p>
     <w:p>
@@ -4667,7 +4667,7 @@
           <w:sz w:val="21"/>
           <w:szCs w:val="21"/>
         </w:rPr>
-        <w:t xml:space="preserve">狭い部屋だけど2段ベットでワクワクした 綺麗 特にない 特にない</w:t>
+        <w:t xml:space="preserve">全体的にコンパクトで、落ち着いてとても綺麗でした</w:t>
       </w:r>
     </w:p>
     <w:p>
@@ -4689,7 +4689,7 @@
           <w:sz w:val="26"/>
           <w:szCs w:val="26"/>
         </w:rPr>
-        <w:t xml:space="preserve">3.2 快適さ・設備</w:t>
+        <w:t xml:space="preserve">3.2 立地・アクセス</w:t>
       </w:r>
     </w:p>
     <w:p>
@@ -4704,7 +4704,7 @@
           <w:sz w:val="21"/>
           <w:szCs w:val="21"/>
         </w:rPr>
-        <w:t xml:space="preserve">快適さ・設備に関するポジティブな評価も多く寄せられています。「楽天トラベル 子ども達憧れの2段ベッドに大満足」といったコメントが見られます。</w:t>
+        <w:t xml:space="preserve">立地・アクセスに関するポジティブな評価も多く寄せられています。「楽天トラベル 駅からのアクセスが良く、朝食も美味しかったです」といったコメントが見られます。</w:t>
       </w:r>
     </w:p>
     <w:p>
@@ -4975,7 +4975,7 @@
                 <w:sz w:val="20"/>
                 <w:szCs w:val="20"/>
               </w:rPr>
-              <w:t xml:space="preserve">部屋の狭さ</w:t>
+              <w:t xml:space="preserve">浴室・水回り</w:t>
             </w:r>
           </w:p>
         </w:tc>
@@ -5009,7 +5009,7 @@
                 <w:sz w:val="20"/>
                 <w:szCs w:val="20"/>
               </w:rPr>
-              <w:t xml:space="preserve">狭い部屋だけど2段ベットでワクワクした 綺麗 特にない 特にない</w:t>
+              <w:t xml:space="preserve">大浴場のシャワーが少なく、空くのを待たないといけないのが残念でした</w:t>
             </w:r>
           </w:p>
         </w:tc>
@@ -5043,7 +5043,7 @@
                 <w:sz w:val="20"/>
                 <w:szCs w:val="20"/>
               </w:rPr>
-              <w:t xml:space="preserve">重大・9件</w:t>
+              <w:t xml:space="preserve">重大・16件</w:t>
             </w:r>
           </w:p>
         </w:tc>
@@ -5114,7 +5114,7 @@
                 <w:sz w:val="20"/>
                 <w:szCs w:val="20"/>
               </w:rPr>
-              <w:t xml:space="preserve">浴室・水回り</w:t>
+              <w:t xml:space="preserve">部屋の狭さ</w:t>
             </w:r>
           </w:p>
         </w:tc>
@@ -5148,7 +5148,7 @@
                 <w:sz w:val="20"/>
                 <w:szCs w:val="20"/>
               </w:rPr>
-              <w:t xml:space="preserve">大きな折りたたみ物干しがあったのはいいけど、パウダールームもシャワールームもトイレの壁もオシャレにシンプルすぎて、...</w:t>
+              <w:t xml:space="preserve">部屋は狭いけど(キャリーケースを広げたら通れない)新しいからキレイ</w:t>
             </w:r>
           </w:p>
         </w:tc>
@@ -5182,7 +5182,7 @@
                 <w:sz w:val="20"/>
                 <w:szCs w:val="20"/>
               </w:rPr>
-              <w:t xml:space="preserve">重大・9件</w:t>
+              <w:t xml:space="preserve">重大・13件</w:t>
             </w:r>
           </w:p>
         </w:tc>
@@ -5392,7 +5392,7 @@
                 <w:sz w:val="20"/>
                 <w:szCs w:val="20"/>
               </w:rPr>
-              <w:t xml:space="preserve">エアコン・空調</w:t>
+              <w:t xml:space="preserve">対応・サービスの不満</w:t>
             </w:r>
           </w:p>
         </w:tc>
@@ -5426,7 +5426,7 @@
                 <w:sz w:val="20"/>
                 <w:szCs w:val="20"/>
               </w:rPr>
-              <w:t xml:space="preserve">夜部屋が寒かったので、暖房を入れようとしたら、個人では設定できなかったこと</w:t>
+              <w:t xml:space="preserve">大浴場のシャワーが少なく、空くのを待たないといけないのが残念でした</w:t>
             </w:r>
           </w:p>
         </w:tc>
@@ -5460,7 +5460,7 @@
                 <w:sz w:val="20"/>
                 <w:szCs w:val="20"/>
               </w:rPr>
-              <w:t xml:space="preserve">中度・3件</w:t>
+              <w:t xml:space="preserve">重大・5件</w:t>
             </w:r>
           </w:p>
         </w:tc>
@@ -5531,7 +5531,7 @@
                 <w:sz w:val="20"/>
                 <w:szCs w:val="20"/>
               </w:rPr>
-              <w:t xml:space="preserve">対応・サービスの不満</w:t>
+              <w:t xml:space="preserve">臭い・匂い</w:t>
             </w:r>
           </w:p>
         </w:tc>
@@ -5565,7 +5565,7 @@
                 <w:sz w:val="20"/>
                 <w:szCs w:val="20"/>
               </w:rPr>
-              <w:t xml:space="preserve">大浴場のシャワーが少なく、空くのを待たないといけないのが残念でした</w:t>
+              <w:t xml:space="preserve">Agoda 部屋がタバコ臭かったのですが、こちらのミスで喫煙室を予約してしまっていたようでした</w:t>
             </w:r>
           </w:p>
         </w:tc>
@@ -5670,7 +5670,7 @@
                 <w:sz w:val="20"/>
                 <w:szCs w:val="20"/>
               </w:rPr>
-              <w:t xml:space="preserve">設備の老朽化</w:t>
+              <w:t xml:space="preserve">エアコン・空調</w:t>
             </w:r>
           </w:p>
         </w:tc>
@@ -5704,7 +5704,7 @@
                 <w:sz w:val="20"/>
                 <w:szCs w:val="20"/>
               </w:rPr>
-              <w:t xml:space="preserve">Google 築年数が浅くおしゃれできれいです</w:t>
+              <w:t xml:space="preserve">夜部屋が寒かったので、暖房を入れようとしたら、個人では設定できなかったこと</w:t>
             </w:r>
           </w:p>
         </w:tc>
@@ -5738,7 +5738,7 @@
                 <w:sz w:val="20"/>
                 <w:szCs w:val="20"/>
               </w:rPr>
-              <w:t xml:space="preserve">軽度・1件</w:t>
+              <w:t xml:space="preserve">中度・3件</w:t>
             </w:r>
           </w:p>
         </w:tc>
@@ -7041,7 +7041,7 @@
                 <w:sz w:val="20"/>
                 <w:szCs w:val="20"/>
               </w:rPr>
-              <w:t xml:space="preserve">86.7%</w:t>
+              <w:t xml:space="preserve">84.1%</w:t>
             </w:r>
           </w:p>
         </w:tc>
@@ -7076,7 +7076,7 @@
                 <w:sz w:val="20"/>
                 <w:szCs w:val="20"/>
               </w:rPr>
-              <w:t xml:space="preserve">92%以上</w:t>
+              <w:t xml:space="preserve">89%以上</w:t>
             </w:r>
           </w:p>
         </w:tc>
@@ -7181,7 +7181,7 @@
                 <w:sz w:val="20"/>
                 <w:szCs w:val="20"/>
               </w:rPr>
-              <w:t xml:space="preserve">1.3%</w:t>
+              <w:t xml:space="preserve">0.8%</w:t>
             </w:r>
           </w:p>
         </w:tc>
@@ -7321,7 +7321,7 @@
                 <w:sz w:val="20"/>
                 <w:szCs w:val="20"/>
               </w:rPr>
-              <w:t xml:space="preserve">7.9点</w:t>
+              <w:t xml:space="preserve">8.0点</w:t>
             </w:r>
           </w:p>
         </w:tc>
@@ -7356,7 +7356,7 @@
                 <w:sz w:val="20"/>
                 <w:szCs w:val="20"/>
               </w:rPr>
-              <w:t xml:space="preserve">8.9点以上</w:t>
+              <w:t xml:space="preserve">9.0点以上</w:t>
             </w:r>
           </w:p>
         </w:tc>
@@ -7566,7 +7566,7 @@
                 <w:sz w:val="20"/>
                 <w:szCs w:val="20"/>
               </w:rPr>
-              <w:t xml:space="preserve">部屋の狭さクレーム</w:t>
+              <w:t xml:space="preserve">浴室・水回りクレーム</w:t>
             </w:r>
           </w:p>
         </w:tc>
@@ -7601,7 +7601,7 @@
                 <w:sz w:val="20"/>
                 <w:szCs w:val="20"/>
               </w:rPr>
-              <w:t xml:space="preserve">約9件/期間</w:t>
+              <w:t xml:space="preserve">約16件/期間</w:t>
             </w:r>
           </w:p>
         </w:tc>
@@ -7636,7 +7636,7 @@
                 <w:sz w:val="20"/>
                 <w:szCs w:val="20"/>
               </w:rPr>
-              <w:t xml:space="preserve">4件以下</w:t>
+              <w:t xml:space="preserve">8件以下</w:t>
             </w:r>
           </w:p>
         </w:tc>
@@ -7732,7 +7732,7 @@
           <w:sz w:val="22"/>
           <w:szCs w:val="22"/>
         </w:rPr>
-        <w:t xml:space="preserve">[1] Google / 10点 / 2026-04-05</w:t>
+        <w:t xml:space="preserve">[1] Trip.com / 10点 / 2026-03-31</w:t>
       </w:r>
     </w:p>
     <w:p>
@@ -7747,7 +7747,7 @@
           <w:sz w:val="21"/>
           <w:szCs w:val="21"/>
         </w:rPr>
-        <w:t xml:space="preserve">ホテルは綺麗で駅から近い。ハマスタから近い。分かりやすい。部屋は広い、綺麗。大浴場は広く気持ち良い。朝食ブッフェは和洋完璧で全て美味しい。全てにおいて素晴らしいです。もう永世名人ですね。絶対にお勧めです。</w:t>
+        <w:t xml:space="preserve">ホテルには近代的な設備、快適な浴場があり、近隣には様々なコンビニエンスストアもあります。ホテルのスタッフはいつも親切でフレンドリーなので、全体的に満足のいく滞在となるでしょう。</w:t>
       </w:r>
     </w:p>
     <w:p>
@@ -7768,7 +7768,7 @@
           <w:sz w:val="22"/>
           <w:szCs w:val="22"/>
         </w:rPr>
-        <w:t xml:space="preserve">[2] 楽天トラベル / 10点 / 2026-04-05</w:t>
+        <w:t xml:space="preserve">[2] Booking.com / 10点 / 2026-03-31</w:t>
       </w:r>
     </w:p>
     <w:p>
@@ -7783,7 +7783,33 @@
           <w:sz w:val="21"/>
           <w:szCs w:val="21"/>
         </w:rPr>
-        <w:t xml:space="preserve">子ども達憧れの2段ベッドに大満足！とても綺麗なホテルでした。</w:t>
+        <w:t xml:space="preserve">Booking.com</w:t>
+      </w:r>
+    </w:p>
+    <w:p>
+      <w:pPr>
+        <w:spacing w:after="120" w:line="320"/>
+        <w:jc w:val="left"/>
+      </w:pPr>
+      <w:r>
+        <w:rPr>
+          <w:rFonts w:ascii="Arial" w:cs="Arial" w:eastAsia="Arial" w:hAnsi="Arial"/>
+          <w:b/>
+          <w:bCs/>
+          <w:color w:val="C0392B"/>
+          <w:sz w:val="21"/>
+          <w:szCs w:val="21"/>
+        </w:rPr>
+        <w:t xml:space="preserve">【改善点】</w:t>
+      </w:r>
+      <w:r>
+        <w:rPr>
+          <w:rFonts w:ascii="Arial" w:cs="Arial" w:eastAsia="Arial" w:hAnsi="Arial"/>
+          <w:color w:val="333333"/>
+          <w:sz w:val="21"/>
+          <w:szCs w:val="21"/>
+        </w:rPr>
+        <w:t xml:space="preserve">強いて言えば、隣の横浜BUNTAIでイベントをやってる時に、外に並んでる方向けの拡声器の案内がうるさくて起きちゃうくらい。ホテルは悪くない</w:t>
       </w:r>
     </w:p>
     <w:p>
@@ -7804,7 +7830,7 @@
           <w:sz w:val="22"/>
           <w:szCs w:val="22"/>
         </w:rPr>
-        <w:t xml:space="preserve">[3] Booking.com / 8点 / 2026-04-04</w:t>
+        <w:t xml:space="preserve">[3] 楽天トラベル / 8点 / 2026-03-30</w:t>
       </w:r>
     </w:p>
     <w:p>
@@ -7819,7 +7845,151 @@
           <w:sz w:val="21"/>
           <w:szCs w:val="21"/>
         </w:rPr>
-        <w:t xml:space="preserve">Booking.com</w:t>
+        <w:t xml:space="preserve">駅からのアクセスが良く、朝食も美味しかったです。 大浴場のシャワーが少なく、空くのを待たないといけないのが残念でした。</w:t>
+      </w:r>
+    </w:p>
+    <w:p>
+      <w:pPr>
+        <w:spacing w:after="60"/>
+      </w:pPr>
+    </w:p>
+    <w:p>
+      <w:pPr>
+        <w:spacing w:after="120" w:before="200"/>
+      </w:pPr>
+      <w:r>
+        <w:rPr>
+          <w:rFonts w:ascii="Arial" w:cs="Arial" w:eastAsia="Arial" w:hAnsi="Arial"/>
+          <w:b/>
+          <w:bCs/>
+          <w:color w:val="1B3A5C"/>
+          <w:sz w:val="22"/>
+          <w:szCs w:val="22"/>
+        </w:rPr>
+        <w:t xml:space="preserve">[4] 楽天トラベル / 10点 / 2026-03-30</w:t>
+      </w:r>
+    </w:p>
+    <w:p>
+      <w:pPr>
+        <w:spacing w:after="120" w:line="320"/>
+        <w:jc w:val="left"/>
+      </w:pPr>
+      <w:r>
+        <w:rPr>
+          <w:rFonts w:ascii="Arial" w:cs="Arial" w:eastAsia="Arial" w:hAnsi="Arial"/>
+          <w:color w:val="333333"/>
+          <w:sz w:val="21"/>
+          <w:szCs w:val="21"/>
+        </w:rPr>
+        <w:t xml:space="preserve">お風呂とサウナが本当に気持ちよく、部屋のカーテンもしっかりと遮光のため翌朝まで気持ちよく眠れました。 おかげで翌日の活動は快調に過ごす事ができました。 リーズナブルな時期もあってか、価格帯も大満足です。</w:t>
+      </w:r>
+    </w:p>
+    <w:p>
+      <w:pPr>
+        <w:spacing w:after="60"/>
+      </w:pPr>
+    </w:p>
+    <w:p>
+      <w:pPr>
+        <w:spacing w:after="120" w:before="200"/>
+      </w:pPr>
+      <w:r>
+        <w:rPr>
+          <w:rFonts w:ascii="Arial" w:cs="Arial" w:eastAsia="Arial" w:hAnsi="Arial"/>
+          <w:b/>
+          <w:bCs/>
+          <w:color w:val="1B3A5C"/>
+          <w:sz w:val="22"/>
+          <w:szCs w:val="22"/>
+        </w:rPr>
+        <w:t xml:space="preserve">[5] Google / 10点 / 2026-03-30</w:t>
+      </w:r>
+    </w:p>
+    <w:p>
+      <w:pPr>
+        <w:spacing w:after="120" w:line="320"/>
+        <w:jc w:val="left"/>
+      </w:pPr>
+      <w:r>
+        <w:rPr>
+          <w:rFonts w:ascii="Arial" w:cs="Arial" w:eastAsia="Arial" w:hAnsi="Arial"/>
+          <w:color w:val="333333"/>
+          <w:sz w:val="21"/>
+          <w:szCs w:val="21"/>
+        </w:rPr>
+        <w:t xml:space="preserve">孫の卒業記念(祝い）と、関内駅前のベースゲート見学を兼ね、宿泊しました。 全体的にコンパクトで、落ち着いてとても綺麗でした。 お部屋（二段ベッド）もそこそこのスペースがあり、洗面台とシャワーブースが部屋から見えない様にする間仕切り、とても良かったです。 大浴場もまずまずの広さで、（利用に際しては、貸切状態？） ボディソープ・シャンプーも良かったです。 朝食に関しては、ボリューム・品数・美味し...</w:t>
+      </w:r>
+    </w:p>
+    <w:p>
+      <w:pPr>
+        <w:spacing w:after="60"/>
+      </w:pPr>
+    </w:p>
+    <w:p>
+      <w:pPr>
+        <w:spacing w:after="120" w:before="200"/>
+      </w:pPr>
+      <w:r>
+        <w:rPr>
+          <w:rFonts w:ascii="Arial" w:cs="Arial" w:eastAsia="Arial" w:hAnsi="Arial"/>
+          <w:b/>
+          <w:bCs/>
+          <w:color w:val="1B3A5C"/>
+          <w:sz w:val="22"/>
+          <w:szCs w:val="22"/>
+        </w:rPr>
+        <w:t xml:space="preserve">[6] Google / 6点 / 2026-03-31</w:t>
+      </w:r>
+    </w:p>
+    <w:p>
+      <w:pPr>
+        <w:spacing w:after="120" w:line="320"/>
+        <w:jc w:val="left"/>
+      </w:pPr>
+      <w:r>
+        <w:rPr>
+          <w:rFonts w:ascii="Arial" w:cs="Arial" w:eastAsia="Arial" w:hAnsi="Arial"/>
+          <w:color w:val="333333"/>
+          <w:sz w:val="21"/>
+          <w:szCs w:val="21"/>
+        </w:rPr>
+        <w:t xml:space="preserve">綺麗なホテルで部屋も雰囲気が良かった。浴場もあり出たらラズベリー？の飲みものがおいてあり美味しかった。 ただ受付の説明不足があった。 ※エレベーターは部屋キーでかざさないとボタンを押せないことは必ず説明してあげましょう。 困っている方がいました。</w:t>
+      </w:r>
+    </w:p>
+    <w:p>
+      <w:pPr>
+        <w:spacing w:after="60"/>
+      </w:pPr>
+    </w:p>
+    <w:p>
+      <w:pPr>
+        <w:spacing w:after="120" w:before="200"/>
+      </w:pPr>
+      <w:r>
+        <w:rPr>
+          <w:rFonts w:ascii="Arial" w:cs="Arial" w:eastAsia="Arial" w:hAnsi="Arial"/>
+          <w:b/>
+          <w:bCs/>
+          <w:color w:val="1B3A5C"/>
+          <w:sz w:val="22"/>
+          <w:szCs w:val="22"/>
+        </w:rPr>
+        <w:t xml:space="preserve">[7] Agoda / 5点 / 2026-03-30</w:t>
+      </w:r>
+    </w:p>
+    <w:p>
+      <w:pPr>
+        <w:spacing w:after="120" w:line="320"/>
+        <w:jc w:val="left"/>
+      </w:pPr>
+      <w:r>
+        <w:rPr>
+          <w:rFonts w:ascii="Arial" w:cs="Arial" w:eastAsia="Arial" w:hAnsi="Arial"/>
+          <w:color w:val="333333"/>
+          <w:sz w:val="21"/>
+          <w:szCs w:val="21"/>
+        </w:rPr>
+        <w:t xml:space="preserve">Agoda</w:t>
       </w:r>
     </w:p>
     <w:p>
@@ -7845,7 +8015,7 @@
           <w:sz w:val="21"/>
           <w:szCs w:val="21"/>
         </w:rPr>
-        <w:t xml:space="preserve">特にない</w:t>
+        <w:t xml:space="preserve">夜部屋が寒かったので、暖房を入れようとしたら、個人では設定できなかったこと。</w:t>
       </w:r>
     </w:p>
     <w:p>
@@ -7866,7 +8036,7 @@
           <w:sz w:val="22"/>
           <w:szCs w:val="22"/>
         </w:rPr>
-        <w:t xml:space="preserve">[4] Booking.com / 10点 / 2026-04-04</w:t>
+        <w:t xml:space="preserve">[8] Agoda / 6点 / 2026-03-30</w:t>
       </w:r>
     </w:p>
     <w:p>
@@ -7881,7 +8051,33 @@
           <w:sz w:val="21"/>
           <w:szCs w:val="21"/>
         </w:rPr>
-        <w:t xml:space="preserve">Booking.com</w:t>
+        <w:t xml:space="preserve">Agoda</w:t>
+      </w:r>
+    </w:p>
+    <w:p>
+      <w:pPr>
+        <w:spacing w:after="120" w:line="320"/>
+        <w:jc w:val="left"/>
+      </w:pPr>
+      <w:r>
+        <w:rPr>
+          <w:rFonts w:ascii="Arial" w:cs="Arial" w:eastAsia="Arial" w:hAnsi="Arial"/>
+          <w:b/>
+          <w:bCs/>
+          <w:color w:val="C0392B"/>
+          <w:sz w:val="21"/>
+          <w:szCs w:val="21"/>
+        </w:rPr>
+        <w:t xml:space="preserve">【改善点】</w:t>
+      </w:r>
+      <w:r>
+        <w:rPr>
+          <w:rFonts w:ascii="Arial" w:cs="Arial" w:eastAsia="Arial" w:hAnsi="Arial"/>
+          <w:color w:val="333333"/>
+          <w:sz w:val="21"/>
+          <w:szCs w:val="21"/>
+        </w:rPr>
+        <w:t xml:space="preserve">朝食が値段の割に貧相。つけないほうが良いと思う。</w:t>
       </w:r>
     </w:p>
     <w:p>
@@ -7902,7 +8098,7 @@
           <w:sz w:val="22"/>
           <w:szCs w:val="22"/>
         </w:rPr>
-        <w:t xml:space="preserve">[5] じゃらん / 10点 / 2026-04-04</w:t>
+        <w:t xml:space="preserve">[9] Booking.com / 5点 / 2026-03-13</w:t>
       </w:r>
     </w:p>
     <w:p>
@@ -7917,7 +8113,33 @@
           <w:sz w:val="21"/>
           <w:szCs w:val="21"/>
         </w:rPr>
-        <w:t xml:space="preserve">友達と利用しました。  部屋がとってもオシャレで楽しかったです！  大浴場のドライヤーはSALONIAだったのですぐ乾いて利用しやすかったです。  朝食も色んな美味しいものがバイキング形式で選べて最高でした。</w:t>
+        <w:t xml:space="preserve">Booking.com</w:t>
+      </w:r>
+    </w:p>
+    <w:p>
+      <w:pPr>
+        <w:spacing w:after="120" w:line="320"/>
+        <w:jc w:val="left"/>
+      </w:pPr>
+      <w:r>
+        <w:rPr>
+          <w:rFonts w:ascii="Arial" w:cs="Arial" w:eastAsia="Arial" w:hAnsi="Arial"/>
+          <w:b/>
+          <w:bCs/>
+          <w:color w:val="C0392B"/>
+          <w:sz w:val="21"/>
+          <w:szCs w:val="21"/>
+        </w:rPr>
+        <w:t xml:space="preserve">【改善点】</w:t>
+      </w:r>
+      <w:r>
+        <w:rPr>
+          <w:rFonts w:ascii="Arial" w:cs="Arial" w:eastAsia="Arial" w:hAnsi="Arial"/>
+          <w:color w:val="333333"/>
+          <w:sz w:val="21"/>
+          <w:szCs w:val="21"/>
+        </w:rPr>
+        <w:t xml:space="preserve">空気清浄機が少し騒音が気になった。</w:t>
       </w:r>
     </w:p>
     <w:p>
@@ -7938,7 +8160,7 @@
           <w:sz w:val="22"/>
           <w:szCs w:val="22"/>
         </w:rPr>
-        <w:t xml:space="preserve">[6] Booking.com / 5点 / 2026-04-05</w:t>
+        <w:t xml:space="preserve">[10] Trip.com / 3点 / 2026-03-08</w:t>
       </w:r>
     </w:p>
     <w:p>
@@ -7953,255 +8175,7 @@
           <w:sz w:val="21"/>
           <w:szCs w:val="21"/>
         </w:rPr>
-        <w:t xml:space="preserve">Booking.com</w:t>
-      </w:r>
-    </w:p>
-    <w:p>
-      <w:pPr>
-        <w:spacing w:after="120" w:line="320"/>
-        <w:jc w:val="left"/>
-      </w:pPr>
-      <w:r>
-        <w:rPr>
-          <w:rFonts w:ascii="Arial" w:cs="Arial" w:eastAsia="Arial" w:hAnsi="Arial"/>
-          <w:b/>
-          <w:bCs/>
-          <w:color w:val="C0392B"/>
-          <w:sz w:val="21"/>
-          <w:szCs w:val="21"/>
-        </w:rPr>
-        <w:t xml:space="preserve">【改善点】</w:t>
-      </w:r>
-      <w:r>
-        <w:rPr>
-          <w:rFonts w:ascii="Arial" w:cs="Arial" w:eastAsia="Arial" w:hAnsi="Arial"/>
-          <w:color w:val="333333"/>
-          <w:sz w:val="21"/>
-          <w:szCs w:val="21"/>
-        </w:rPr>
-        <w:t xml:space="preserve">駐車場は基本ないが  付近と提携していない</w:t>
-      </w:r>
-    </w:p>
-    <w:p>
-      <w:pPr>
-        <w:spacing w:after="60"/>
-      </w:pPr>
-    </w:p>
-    <w:p>
-      <w:pPr>
-        <w:spacing w:after="120" w:before="200"/>
-      </w:pPr>
-      <w:r>
-        <w:rPr>
-          <w:rFonts w:ascii="Arial" w:cs="Arial" w:eastAsia="Arial" w:hAnsi="Arial"/>
-          <w:b/>
-          <w:bCs/>
-          <w:color w:val="1B3A5C"/>
-          <w:sz w:val="22"/>
-          <w:szCs w:val="22"/>
-        </w:rPr>
-        <w:t xml:space="preserve">[7] Google / 6点 / 2026-03-31</w:t>
-      </w:r>
-    </w:p>
-    <w:p>
-      <w:pPr>
-        <w:spacing w:after="120" w:line="320"/>
-        <w:jc w:val="left"/>
-      </w:pPr>
-      <w:r>
-        <w:rPr>
-          <w:rFonts w:ascii="Arial" w:cs="Arial" w:eastAsia="Arial" w:hAnsi="Arial"/>
-          <w:color w:val="333333"/>
-          <w:sz w:val="21"/>
-          <w:szCs w:val="21"/>
-        </w:rPr>
-        <w:t xml:space="preserve">綺麗なホテルで部屋も雰囲気が良かった。浴場もあり出たらラズベリー？の飲みものがおいてあり美味しかった。 ただ受付の説明不足があった。 ※エレベーターは部屋キーでかざさないとボタンを押せないことは必ず説明してあげましょう。 困っている方がいました。</w:t>
-      </w:r>
-    </w:p>
-    <w:p>
-      <w:pPr>
-        <w:spacing w:after="60"/>
-      </w:pPr>
-    </w:p>
-    <w:p>
-      <w:pPr>
-        <w:spacing w:after="120" w:before="200"/>
-      </w:pPr>
-      <w:r>
-        <w:rPr>
-          <w:rFonts w:ascii="Arial" w:cs="Arial" w:eastAsia="Arial" w:hAnsi="Arial"/>
-          <w:b/>
-          <w:bCs/>
-          <w:color w:val="1B3A5C"/>
-          <w:sz w:val="22"/>
-          <w:szCs w:val="22"/>
-        </w:rPr>
-        <w:t xml:space="preserve">[8] Agoda / 5点 / 2026-03-30</w:t>
-      </w:r>
-    </w:p>
-    <w:p>
-      <w:pPr>
-        <w:spacing w:after="120" w:line="320"/>
-        <w:jc w:val="left"/>
-      </w:pPr>
-      <w:r>
-        <w:rPr>
-          <w:rFonts w:ascii="Arial" w:cs="Arial" w:eastAsia="Arial" w:hAnsi="Arial"/>
-          <w:color w:val="333333"/>
-          <w:sz w:val="21"/>
-          <w:szCs w:val="21"/>
-        </w:rPr>
-        <w:t xml:space="preserve">Agoda</w:t>
-      </w:r>
-    </w:p>
-    <w:p>
-      <w:pPr>
-        <w:spacing w:after="120" w:line="320"/>
-        <w:jc w:val="left"/>
-      </w:pPr>
-      <w:r>
-        <w:rPr>
-          <w:rFonts w:ascii="Arial" w:cs="Arial" w:eastAsia="Arial" w:hAnsi="Arial"/>
-          <w:b/>
-          <w:bCs/>
-          <w:color w:val="C0392B"/>
-          <w:sz w:val="21"/>
-          <w:szCs w:val="21"/>
-        </w:rPr>
-        <w:t xml:space="preserve">【改善点】</w:t>
-      </w:r>
-      <w:r>
-        <w:rPr>
-          <w:rFonts w:ascii="Arial" w:cs="Arial" w:eastAsia="Arial" w:hAnsi="Arial"/>
-          <w:color w:val="333333"/>
-          <w:sz w:val="21"/>
-          <w:szCs w:val="21"/>
-        </w:rPr>
-        <w:t xml:space="preserve">夜部屋が寒かったので、暖房を入れようとしたら、個人では設定できなかったこと。</w:t>
-      </w:r>
-    </w:p>
-    <w:p>
-      <w:pPr>
-        <w:spacing w:after="60"/>
-      </w:pPr>
-    </w:p>
-    <w:p>
-      <w:pPr>
-        <w:spacing w:after="120" w:before="200"/>
-      </w:pPr>
-      <w:r>
-        <w:rPr>
-          <w:rFonts w:ascii="Arial" w:cs="Arial" w:eastAsia="Arial" w:hAnsi="Arial"/>
-          <w:b/>
-          <w:bCs/>
-          <w:color w:val="1B3A5C"/>
-          <w:sz w:val="22"/>
-          <w:szCs w:val="22"/>
-        </w:rPr>
-        <w:t xml:space="preserve">[9] Agoda / 6点 / 2026-03-30</w:t>
-      </w:r>
-    </w:p>
-    <w:p>
-      <w:pPr>
-        <w:spacing w:after="120" w:line="320"/>
-        <w:jc w:val="left"/>
-      </w:pPr>
-      <w:r>
-        <w:rPr>
-          <w:rFonts w:ascii="Arial" w:cs="Arial" w:eastAsia="Arial" w:hAnsi="Arial"/>
-          <w:color w:val="333333"/>
-          <w:sz w:val="21"/>
-          <w:szCs w:val="21"/>
-        </w:rPr>
-        <w:t xml:space="preserve">Agoda</w:t>
-      </w:r>
-    </w:p>
-    <w:p>
-      <w:pPr>
-        <w:spacing w:after="120" w:line="320"/>
-        <w:jc w:val="left"/>
-      </w:pPr>
-      <w:r>
-        <w:rPr>
-          <w:rFonts w:ascii="Arial" w:cs="Arial" w:eastAsia="Arial" w:hAnsi="Arial"/>
-          <w:b/>
-          <w:bCs/>
-          <w:color w:val="C0392B"/>
-          <w:sz w:val="21"/>
-          <w:szCs w:val="21"/>
-        </w:rPr>
-        <w:t xml:space="preserve">【改善点】</w:t>
-      </w:r>
-      <w:r>
-        <w:rPr>
-          <w:rFonts w:ascii="Arial" w:cs="Arial" w:eastAsia="Arial" w:hAnsi="Arial"/>
-          <w:color w:val="333333"/>
-          <w:sz w:val="21"/>
-          <w:szCs w:val="21"/>
-        </w:rPr>
-        <w:t xml:space="preserve">朝食が値段の割に貧相。つけないほうが良いと思う。</w:t>
-      </w:r>
-    </w:p>
-    <w:p>
-      <w:pPr>
-        <w:spacing w:after="60"/>
-      </w:pPr>
-    </w:p>
-    <w:p>
-      <w:pPr>
-        <w:spacing w:after="120" w:before="200"/>
-      </w:pPr>
-      <w:r>
-        <w:rPr>
-          <w:rFonts w:ascii="Arial" w:cs="Arial" w:eastAsia="Arial" w:hAnsi="Arial"/>
-          <w:b/>
-          <w:bCs/>
-          <w:color w:val="1B3A5C"/>
-          <w:sz w:val="22"/>
-          <w:szCs w:val="22"/>
-        </w:rPr>
-        <w:t xml:space="preserve">[10] Booking.com / 5点 / 2026-03-13</w:t>
-      </w:r>
-    </w:p>
-    <w:p>
-      <w:pPr>
-        <w:spacing w:after="120" w:line="320"/>
-        <w:jc w:val="left"/>
-      </w:pPr>
-      <w:r>
-        <w:rPr>
-          <w:rFonts w:ascii="Arial" w:cs="Arial" w:eastAsia="Arial" w:hAnsi="Arial"/>
-          <w:color w:val="333333"/>
-          <w:sz w:val="21"/>
-          <w:szCs w:val="21"/>
-        </w:rPr>
-        <w:t xml:space="preserve">Booking.com</w:t>
-      </w:r>
-    </w:p>
-    <w:p>
-      <w:pPr>
-        <w:spacing w:after="120" w:line="320"/>
-        <w:jc w:val="left"/>
-      </w:pPr>
-      <w:r>
-        <w:rPr>
-          <w:rFonts w:ascii="Arial" w:cs="Arial" w:eastAsia="Arial" w:hAnsi="Arial"/>
-          <w:b/>
-          <w:bCs/>
-          <w:color w:val="C0392B"/>
-          <w:sz w:val="21"/>
-          <w:szCs w:val="21"/>
-        </w:rPr>
-        <w:t xml:space="preserve">【改善点】</w:t>
-      </w:r>
-      <w:r>
-        <w:rPr>
-          <w:rFonts w:ascii="Arial" w:cs="Arial" w:eastAsia="Arial" w:hAnsi="Arial"/>
-          <w:color w:val="333333"/>
-          <w:sz w:val="21"/>
-          <w:szCs w:val="21"/>
-        </w:rPr>
-        <w:t xml:space="preserve">空気清浄機が少し騒音が気になった。</w:t>
+        <w:t xml:space="preserve">とても快適に過ごせました、  できれば、グラスのコップがあれば嬉しいです</w:t>
       </w:r>
     </w:p>
     <w:p>
@@ -8266,7 +8240,7 @@
                 <w:sz w:val="21"/>
                 <w:szCs w:val="21"/>
               </w:rPr>
-              <w:t xml:space="preserve">ホテルコメント横浜関内は、全体平均8.83点（10点換算）、高評価率86.7%という良好な顧客満足度を維持しているホテルです。特に「清潔さ・清掃」「快適さ・設備」が多くのゲストから高く評価されています。</w:t>
+              <w:t xml:space="preserve">ホテルコメント横浜関内は、全体平均8.83点（10点換算）、高評価率84.1%という良好な顧客満足度を維持しているホテルです。特に「清潔さ・清掃」「立地・アクセス」が多くのゲストから高く評価されています。</w:t>
             </w:r>
           </w:p>
           <w:p>
@@ -8280,7 +8254,7 @@
                 <w:sz w:val="21"/>
                 <w:szCs w:val="21"/>
               </w:rPr>
-              <w:t xml:space="preserve">改善課題としては、部屋の狭さ、浴室・水回り、防音性能が主要なテーマとして浮上しています。ただし、これらの課題を指摘するゲストの多くも他の面では高い評価を付けており、ネガティブ要素が全体評価を大きく押し下げているわけではありません。</w:t>
+              <w:t xml:space="preserve">改善課題としては、浴室・水回り、部屋の狭さ、防音性能が主要なテーマとして浮上しています。ただし、これらの課題を指摘するゲストの多くも他の面では高い評価を付けており、ネガティブ要素が全体評価を大きく押し下げているわけではありません。</w:t>
             </w:r>
           </w:p>
           <w:p>
@@ -8308,7 +8282,7 @@
                 <w:sz w:val="21"/>
                 <w:szCs w:val="21"/>
               </w:rPr>
-              <w:t xml:space="preserve">Agodaでの低スコア（7.9点）は、口コミ返信の強化とサービス品質の一貫性確保で改善余地があります。全サイトでの口コミ返信率100%を目指すことで、ホテルの姿勢をゲストに伝え、リピート率の向上につなげることが重要です。</w:t>
+              <w:t xml:space="preserve">Agodaでの低スコア（8.0点）は、口コミ返信の強化とサービス品質の一貫性確保で改善余地があります。全サイトでの口コミ返信率100%を目指すことで、ホテルの姿勢をゲストに伝え、リピート率の向上につなげることが重要です。</w:t>
             </w:r>
           </w:p>
           <w:p>

--- a/納品レポート/ホテル別レポート/comment_yokohama_口コミ分析改善レポート.docx
+++ b/納品レポート/ホテル別レポート/comment_yokohama_口コミ分析改善レポート.docx
@@ -131,7 +131,7 @@
           <w:sz w:val="20"/>
           <w:szCs w:val="20"/>
         </w:rPr>
-        <w:t xml:space="preserve">作成日：2026年4月7日</w:t>
+        <w:t xml:space="preserve">作成日：2026年4月8日</w:t>
       </w:r>
     </w:p>
     <w:p>
@@ -567,7 +567,7 @@
                 <w:sz w:val="20"/>
                 <w:szCs w:val="20"/>
               </w:rPr>
-              <w:t xml:space="preserve">浴室・水回り（16件）、部屋の狭さ（13件）、防音性能（5件）、対応・サービスの不満（5件）</w:t>
+              <w:t xml:space="preserve">浴室・水回り（16件）、部屋の狭さ（14件）、防音性能（5件）、対応・サービスの不満（5件）</w:t>
             </w:r>
           </w:p>
           <w:p>
@@ -5182,7 +5182,7 @@
                 <w:sz w:val="20"/>
                 <w:szCs w:val="20"/>
               </w:rPr>
-              <w:t xml:space="preserve">重大・13件</w:t>
+              <w:t xml:space="preserve">重大・14件</w:t>
             </w:r>
           </w:p>
         </w:tc>

--- a/納品レポート/ホテル別レポート/comment_yokohama_口コミ分析改善レポート.docx
+++ b/納品レポート/ホテル別レポート/comment_yokohama_口コミ分析改善レポート.docx
@@ -131,7 +131,7 @@
           <w:sz w:val="20"/>
           <w:szCs w:val="20"/>
         </w:rPr>
-        <w:t xml:space="preserve">作成日：2026年4月10日</w:t>
+        <w:t xml:space="preserve">作成日：2026年4月11日</w:t>
       </w:r>
     </w:p>
     <w:p>
@@ -567,7 +567,7 @@
                 <w:sz w:val="20"/>
                 <w:szCs w:val="20"/>
               </w:rPr>
-              <w:t xml:space="preserve">浴室・水回り（16件）、部屋の狭さ（14件）、防音性能（5件）、対応・サービスの不満（5件）</w:t>
+              <w:t xml:space="preserve">浴室・水回り（16件）、部屋の狭さ（13件）、防音性能（5件）、対応・サービスの不満（5件）</w:t>
             </w:r>
           </w:p>
           <w:p>
@@ -5182,7 +5182,7 @@
                 <w:sz w:val="20"/>
                 <w:szCs w:val="20"/>
               </w:rPr>
-              <w:t xml:space="preserve">重大・14件</w:t>
+              <w:t xml:space="preserve">重大・13件</w:t>
             </w:r>
           </w:p>
         </w:tc>

--- a/納品レポート/ホテル別レポート/comment_yokohama_口コミ分析改善レポート.docx
+++ b/納品レポート/ホテル別レポート/comment_yokohama_口コミ分析改善レポート.docx
@@ -81,7 +81,7 @@
           <w:sz w:val="22"/>
           <w:szCs w:val="22"/>
         </w:rPr>
-        <w:t xml:space="preserve">分析対象期間：2026年2月〜3月</w:t>
+        <w:t xml:space="preserve">分析対象期間：2026年3月</w:t>
       </w:r>
     </w:p>
     <w:p>
@@ -96,7 +96,7 @@
           <w:sz w:val="22"/>
           <w:szCs w:val="22"/>
         </w:rPr>
-        <w:t xml:space="preserve">レビュー総数：132件（6サイト）</w:t>
+        <w:t xml:space="preserve">レビュー総数：65件（6サイト）</w:t>
       </w:r>
     </w:p>
     <w:p>
@@ -111,7 +111,7 @@
           <w:sz w:val="20"/>
           <w:szCs w:val="20"/>
         </w:rPr>
-        <w:t xml:space="preserve">対象サイト：Google / じゃらん / 楽天トラベル / Trip.com / Booking.com / Agoda</w:t>
+        <w:t xml:space="preserve">対象サイト：じゃらん / 楽天トラベル / Google / Trip.com / Booking.com / Agoda</w:t>
       </w:r>
     </w:p>
     <w:p>
@@ -131,7 +131,7 @@
           <w:sz w:val="20"/>
           <w:szCs w:val="20"/>
         </w:rPr>
-        <w:t xml:space="preserve">作成日：2026年4月11日</w:t>
+        <w:t xml:space="preserve">作成日：2026年4月13日</w:t>
       </w:r>
     </w:p>
     <w:p>
@@ -189,7 +189,7 @@
           <w:sz w:val="21"/>
           <w:szCs w:val="21"/>
         </w:rPr>
-        <w:t xml:space="preserve">2026年2月〜3月に各OTAサイト・口コミサイトに投稿された132件のレビューを包括的に分析しました。以下が主要な発見事項です。</w:t>
+        <w:t xml:space="preserve">2026年3月に各OTAサイト・口コミサイトに投稿された65件のレビューを包括的に分析しました。以下が主要な発見事項です。</w:t>
       </w:r>
     </w:p>
     <w:p>
@@ -261,7 +261,7 @@
                 <w:sz w:val="36"/>
                 <w:szCs w:val="36"/>
               </w:rPr>
-              <w:t xml:space="preserve">8.83</w:t>
+              <w:t xml:space="preserve">8.82</w:t>
             </w:r>
           </w:p>
         </w:tc>
@@ -310,7 +310,7 @@
                 <w:sz w:val="36"/>
                 <w:szCs w:val="36"/>
               </w:rPr>
-              <w:t xml:space="preserve">84.1%</w:t>
+              <w:t xml:space="preserve">86.2%</w:t>
             </w:r>
           </w:p>
         </w:tc>
@@ -359,7 +359,7 @@
                 <w:sz w:val="36"/>
                 <w:szCs w:val="36"/>
               </w:rPr>
-              <w:t xml:space="preserve">0.8%</w:t>
+              <w:t xml:space="preserve">1.5%</w:t>
             </w:r>
           </w:p>
         </w:tc>
@@ -408,7 +408,7 @@
                 <w:sz w:val="36"/>
                 <w:szCs w:val="36"/>
               </w:rPr>
-              <w:t xml:space="preserve">132件</w:t>
+              <w:t xml:space="preserve">65件</w:t>
             </w:r>
           </w:p>
         </w:tc>
@@ -448,7 +448,7 @@
           <w:sz w:val="21"/>
           <w:szCs w:val="21"/>
         </w:rPr>
-        <w:t xml:space="preserve">全体平均スコア8.83点（10点換算）は良好な水準であり、84.1%が高評価（8-10点）に分類されます。低評価（1-4点）は1件（0.8%）で、ゲスト満足度は良好です。Google（9.62点）で特に高い評価を獲得しています。</w:t>
+        <w:t xml:space="preserve">全体平均スコア8.82点（10点換算）は良好な水準であり、86.2%が高評価（8-10点）に分類されます。低評価（1-4点）は1件（1.5%）で、ゲスト満足度は良好です。じゃらん（9.50点）で特に高い評価を獲得しています。</w:t>
       </w:r>
     </w:p>
     <w:p>
@@ -542,7 +542,7 @@
                 <w:sz w:val="20"/>
                 <w:szCs w:val="20"/>
               </w:rPr>
-              <w:t xml:space="preserve">清潔さ・清掃（50件以上で言及）、立地・アクセス（50件以上で言及）、快適さ・設備（20件以上で言及）</w:t>
+              <w:t xml:space="preserve">清潔さ・清掃（20件以上で言及）、立地・アクセス（20件以上で言及）、快適さ・設備（20件以上で言及）</w:t>
             </w:r>
           </w:p>
           <w:p>
@@ -567,7 +567,7 @@
                 <w:sz w:val="20"/>
                 <w:szCs w:val="20"/>
               </w:rPr>
-              <w:t xml:space="preserve">浴室・水回り（16件）、部屋の狭さ（13件）、防音性能（5件）、対応・サービスの不満（5件）</w:t>
+              <w:t xml:space="preserve">浴室・水回り（7件）、部屋の狭さ（6件）、防音性能（5件）、エアコン・空調（3件）</w:t>
             </w:r>
           </w:p>
           <w:p>
@@ -953,7 +953,7 @@
                 <w:sz w:val="20"/>
                 <w:szCs w:val="20"/>
               </w:rPr>
-              <w:t xml:space="preserve">Google</w:t>
+              <w:t xml:space="preserve">じゃらん</w:t>
             </w:r>
           </w:p>
         </w:tc>
@@ -987,7 +987,7 @@
                 <w:sz w:val="20"/>
                 <w:szCs w:val="20"/>
               </w:rPr>
-              <w:t xml:space="preserve">16</w:t>
+              <w:t xml:space="preserve">4</w:t>
             </w:r>
           </w:p>
         </w:tc>
@@ -1021,7 +1021,7 @@
                 <w:sz w:val="20"/>
                 <w:szCs w:val="20"/>
               </w:rPr>
-              <w:t xml:space="preserve">4.81</w:t>
+              <w:t xml:space="preserve">4.75</w:t>
             </w:r>
           </w:p>
         </w:tc>
@@ -1089,7 +1089,7 @@
                 <w:sz w:val="20"/>
                 <w:szCs w:val="20"/>
               </w:rPr>
-              <w:t xml:space="preserve">9.62</w:t>
+              <w:t xml:space="preserve">9.5</w:t>
             </w:r>
           </w:p>
         </w:tc>
@@ -1194,7 +1194,7 @@
                 <w:sz w:val="20"/>
                 <w:szCs w:val="20"/>
               </w:rPr>
-              <w:t xml:space="preserve">じゃらん</w:t>
+              <w:t xml:space="preserve">楽天トラベル</w:t>
             </w:r>
           </w:p>
         </w:tc>
@@ -1264,7 +1264,7 @@
                 <w:sz w:val="20"/>
                 <w:szCs w:val="20"/>
               </w:rPr>
-              <w:t xml:space="preserve">4.64</w:t>
+              <w:t xml:space="preserve">4.73</w:t>
             </w:r>
           </w:p>
         </w:tc>
@@ -1334,7 +1334,7 @@
                 <w:sz w:val="20"/>
                 <w:szCs w:val="20"/>
               </w:rPr>
-              <w:t xml:space="preserve">9.27</w:t>
+              <w:t xml:space="preserve">9.45</w:t>
             </w:r>
           </w:p>
         </w:tc>
@@ -1440,7 +1440,7 @@
                 <w:sz w:val="20"/>
                 <w:szCs w:val="20"/>
               </w:rPr>
-              <w:t xml:space="preserve">楽天トラベル</w:t>
+              <w:t xml:space="preserve">Google</w:t>
             </w:r>
           </w:p>
         </w:tc>
@@ -1474,7 +1474,7 @@
                 <w:sz w:val="20"/>
                 <w:szCs w:val="20"/>
               </w:rPr>
-              <w:t xml:space="preserve">18</w:t>
+              <w:t xml:space="preserve">7</w:t>
             </w:r>
           </w:p>
         </w:tc>
@@ -1508,7 +1508,7 @@
                 <w:sz w:val="20"/>
                 <w:szCs w:val="20"/>
               </w:rPr>
-              <w:t xml:space="preserve">4.61</w:t>
+              <w:t xml:space="preserve">4.71</w:t>
             </w:r>
           </w:p>
         </w:tc>
@@ -1576,7 +1576,7 @@
                 <w:sz w:val="20"/>
                 <w:szCs w:val="20"/>
               </w:rPr>
-              <w:t xml:space="preserve">9.22</w:t>
+              <w:t xml:space="preserve">9.43</w:t>
             </w:r>
           </w:p>
         </w:tc>
@@ -1716,7 +1716,7 @@
                 <w:sz w:val="20"/>
                 <w:szCs w:val="20"/>
               </w:rPr>
-              <w:t xml:space="preserve">24</w:t>
+              <w:t xml:space="preserve">10</w:t>
             </w:r>
           </w:p>
         </w:tc>
@@ -1751,7 +1751,7 @@
                 <w:sz w:val="20"/>
                 <w:szCs w:val="20"/>
               </w:rPr>
-              <w:t xml:space="preserve">9.12</w:t>
+              <w:t xml:space="preserve">9</w:t>
             </w:r>
           </w:p>
         </w:tc>
@@ -1821,7 +1821,7 @@
                 <w:sz w:val="20"/>
                 <w:szCs w:val="20"/>
               </w:rPr>
-              <w:t xml:space="preserve">9.12</w:t>
+              <w:t xml:space="preserve">9</w:t>
             </w:r>
           </w:p>
         </w:tc>
@@ -1961,7 +1961,7 @@
                 <w:sz w:val="20"/>
                 <w:szCs w:val="20"/>
               </w:rPr>
-              <w:t xml:space="preserve">30</w:t>
+              <w:t xml:space="preserve">17</w:t>
             </w:r>
           </w:p>
         </w:tc>
@@ -1995,7 +1995,7 @@
                 <w:sz w:val="20"/>
                 <w:szCs w:val="20"/>
               </w:rPr>
-              <w:t xml:space="preserve">8.7</w:t>
+              <w:t xml:space="preserve">8.76</w:t>
             </w:r>
           </w:p>
         </w:tc>
@@ -2063,7 +2063,7 @@
                 <w:sz w:val="20"/>
                 <w:szCs w:val="20"/>
               </w:rPr>
-              <w:t xml:space="preserve">8.7</w:t>
+              <w:t xml:space="preserve">8.76</w:t>
             </w:r>
           </w:p>
         </w:tc>
@@ -2203,7 +2203,7 @@
                 <w:sz w:val="20"/>
                 <w:szCs w:val="20"/>
               </w:rPr>
-              <w:t xml:space="preserve">33</w:t>
+              <w:t xml:space="preserve">16</w:t>
             </w:r>
           </w:p>
         </w:tc>
@@ -2238,7 +2238,7 @@
                 <w:sz w:val="20"/>
                 <w:szCs w:val="20"/>
               </w:rPr>
-              <w:t xml:space="preserve">8</w:t>
+              <w:t xml:space="preserve">7.88</w:t>
             </w:r>
           </w:p>
         </w:tc>
@@ -2304,11 +2304,11 @@
                 <w:rFonts w:ascii="Arial" w:cs="Arial" w:eastAsia="Arial" w:hAnsi="Arial"/>
                 <w:b/>
                 <w:bCs/>
-                <w:color w:val="27AE60"/>
-                <w:sz w:val="20"/>
-                <w:szCs w:val="20"/>
-              </w:rPr>
-              <w:t xml:space="preserve">8</w:t>
+                <w:color w:val="E67E22"/>
+                <w:sz w:val="20"/>
+                <w:szCs w:val="20"/>
+              </w:rPr>
+              <w:t xml:space="preserve">7.88</w:t>
             </w:r>
           </w:p>
         </w:tc>
@@ -2374,11 +2374,11 @@
                 <w:rFonts w:ascii="Arial" w:cs="Arial" w:eastAsia="Arial" w:hAnsi="Arial"/>
                 <w:b/>
                 <w:bCs/>
-                <w:color w:val="27AE60"/>
-                <w:sz w:val="20"/>
-                <w:szCs w:val="20"/>
-              </w:rPr>
-              <w:t xml:space="preserve">良好</w:t>
+                <w:color w:val="E67E22"/>
+                <w:sz w:val="20"/>
+                <w:szCs w:val="20"/>
+              </w:rPr>
+              <w:t xml:space="preserve">概ね良好</w:t>
             </w:r>
           </w:p>
         </w:tc>
@@ -2418,7 +2418,7 @@
           <w:sz w:val="21"/>
           <w:szCs w:val="21"/>
         </w:rPr>
-        <w:t xml:space="preserve">評価分布は10点（47.0%）に最も多く、8点以上の高評価が84.1%を占め、高い顧客満足度を示しています。低評価（1-4点）は計1件（0.8%）です。</w:t>
+        <w:t xml:space="preserve">評価分布は10点（46.2%）に最も多く、8点以上の高評価が86.2%を占め、高い顧客満足度を示しています。低評価（1-4点）は計1件（1.5%）です。</w:t>
       </w:r>
     </w:p>
     <w:p>
@@ -2653,7 +2653,7 @@
                 <w:sz w:val="20"/>
                 <w:szCs w:val="20"/>
               </w:rPr>
-              <w:t xml:space="preserve">62</w:t>
+              <w:t xml:space="preserve">30</w:t>
             </w:r>
           </w:p>
         </w:tc>
@@ -2688,7 +2688,7 @@
                 <w:sz w:val="20"/>
                 <w:szCs w:val="20"/>
               </w:rPr>
-              <w:t xml:space="preserve">47.0%</w:t>
+              <w:t xml:space="preserve">46.2%</w:t>
             </w:r>
           </w:p>
         </w:tc>
@@ -2726,7 +2726,7 @@
                 <w:sz w:val="18"/>
                 <w:szCs w:val="18"/>
               </w:rPr>
-              <w:t xml:space="preserve"> 62件</w:t>
+              <w:t xml:space="preserve"> 30件</w:t>
             </w:r>
           </w:p>
         </w:tc>
@@ -2798,7 +2798,7 @@
                 <w:sz w:val="20"/>
                 <w:szCs w:val="20"/>
               </w:rPr>
-              <w:t xml:space="preserve">22</w:t>
+              <w:t xml:space="preserve">12</w:t>
             </w:r>
           </w:p>
         </w:tc>
@@ -2833,7 +2833,7 @@
                 <w:sz w:val="20"/>
                 <w:szCs w:val="20"/>
               </w:rPr>
-              <w:t xml:space="preserve">16.7%</w:t>
+              <w:t xml:space="preserve">18.5%</w:t>
             </w:r>
           </w:p>
         </w:tc>
@@ -2861,7 +2861,7 @@
                 <w:sz w:val="20"/>
                 <w:szCs w:val="20"/>
               </w:rPr>
-              <w:t xml:space="preserve">███████</w:t>
+              <w:t xml:space="preserve">████████</w:t>
             </w:r>
             <w:r>
               <w:rPr>
@@ -2870,7 +2870,7 @@
                 <w:sz w:val="18"/>
                 <w:szCs w:val="18"/>
               </w:rPr>
-              <w:t xml:space="preserve"> 22件</w:t>
+              <w:t xml:space="preserve"> 12件</w:t>
             </w:r>
           </w:p>
         </w:tc>
@@ -2942,7 +2942,7 @@
                 <w:sz w:val="20"/>
                 <w:szCs w:val="20"/>
               </w:rPr>
-              <w:t xml:space="preserve">27</w:t>
+              <w:t xml:space="preserve">14</w:t>
             </w:r>
           </w:p>
         </w:tc>
@@ -2977,7 +2977,7 @@
                 <w:sz w:val="20"/>
                 <w:szCs w:val="20"/>
               </w:rPr>
-              <w:t xml:space="preserve">20.5%</w:t>
+              <w:t xml:space="preserve">21.5%</w:t>
             </w:r>
           </w:p>
         </w:tc>
@@ -3015,7 +3015,7 @@
                 <w:sz w:val="18"/>
                 <w:szCs w:val="18"/>
               </w:rPr>
-              <w:t xml:space="preserve"> 27件</w:t>
+              <w:t xml:space="preserve"> 14件</w:t>
             </w:r>
           </w:p>
         </w:tc>
@@ -3087,7 +3087,7 @@
                 <w:sz w:val="20"/>
                 <w:szCs w:val="20"/>
               </w:rPr>
-              <w:t xml:space="preserve">11</w:t>
+              <w:t xml:space="preserve">4</w:t>
             </w:r>
           </w:p>
         </w:tc>
@@ -3122,7 +3122,7 @@
                 <w:sz w:val="20"/>
                 <w:szCs w:val="20"/>
               </w:rPr>
-              <w:t xml:space="preserve">8.3%</w:t>
+              <w:t xml:space="preserve">6.2%</w:t>
             </w:r>
           </w:p>
         </w:tc>
@@ -3150,7 +3150,7 @@
                 <w:sz w:val="20"/>
                 <w:szCs w:val="20"/>
               </w:rPr>
-              <w:t xml:space="preserve">████</w:t>
+              <w:t xml:space="preserve">███</w:t>
             </w:r>
             <w:r>
               <w:rPr>
@@ -3159,7 +3159,7 @@
                 <w:sz w:val="18"/>
                 <w:szCs w:val="18"/>
               </w:rPr>
-              <w:t xml:space="preserve"> 11件</w:t>
+              <w:t xml:space="preserve"> 4件</w:t>
             </w:r>
           </w:p>
         </w:tc>
@@ -3231,7 +3231,7 @@
                 <w:sz w:val="20"/>
                 <w:szCs w:val="20"/>
               </w:rPr>
-              <w:t xml:space="preserve">7</w:t>
+              <w:t xml:space="preserve">2</w:t>
             </w:r>
           </w:p>
         </w:tc>
@@ -3266,7 +3266,7 @@
                 <w:sz w:val="20"/>
                 <w:szCs w:val="20"/>
               </w:rPr>
-              <w:t xml:space="preserve">5.3%</w:t>
+              <w:t xml:space="preserve">3.1%</w:t>
             </w:r>
           </w:p>
         </w:tc>
@@ -3295,7 +3295,7 @@
                 <w:sz w:val="20"/>
                 <w:szCs w:val="20"/>
               </w:rPr>
-              <w:t xml:space="preserve">██</w:t>
+              <w:t xml:space="preserve">█</w:t>
             </w:r>
             <w:r>
               <w:rPr>
@@ -3304,7 +3304,7 @@
                 <w:sz w:val="18"/>
                 <w:szCs w:val="18"/>
               </w:rPr>
-              <w:t xml:space="preserve"> 7件</w:t>
+              <w:t xml:space="preserve"> 2件</w:t>
             </w:r>
           </w:p>
         </w:tc>
@@ -3411,7 +3411,7 @@
                 <w:sz w:val="20"/>
                 <w:szCs w:val="20"/>
               </w:rPr>
-              <w:t xml:space="preserve">1.5%</w:t>
+              <w:t xml:space="preserve">3.1%</w:t>
             </w:r>
           </w:p>
         </w:tc>
@@ -3555,7 +3555,7 @@
                 <w:sz w:val="20"/>
                 <w:szCs w:val="20"/>
               </w:rPr>
-              <w:t xml:space="preserve">0.8%</w:t>
+              <w:t xml:space="preserve">1.5%</w:t>
             </w:r>
           </w:p>
         </w:tc>
@@ -3668,7 +3668,7 @@
                 <w:sz w:val="24"/>
                 <w:szCs w:val="24"/>
               </w:rPr>
-              <w:t xml:space="preserve">111件（84.1%）</w:t>
+              <w:t xml:space="preserve">56件（86.2%）</w:t>
             </w:r>
           </w:p>
         </w:tc>
@@ -3719,7 +3719,7 @@
                 <w:sz w:val="24"/>
                 <w:szCs w:val="24"/>
               </w:rPr>
-              <w:t xml:space="preserve">20件（15.2%）</w:t>
+              <w:t xml:space="preserve">8件（12.3%）</w:t>
             </w:r>
           </w:p>
         </w:tc>
@@ -3770,7 +3770,7 @@
                 <w:sz w:val="24"/>
                 <w:szCs w:val="24"/>
               </w:rPr>
-              <w:t xml:space="preserve">1件（0.8%）</w:t>
+              <w:t xml:space="preserve">1件（1.5%）</w:t>
             </w:r>
           </w:p>
         </w:tc>
@@ -4009,7 +4009,7 @@
                 <w:sz w:val="20"/>
                 <w:szCs w:val="20"/>
               </w:rPr>
-              <w:t xml:space="preserve">50件以上</w:t>
+              <w:t xml:space="preserve">20件以上</w:t>
             </w:r>
           </w:p>
         </w:tc>
@@ -4114,7 +4114,7 @@
                 <w:sz w:val="20"/>
                 <w:szCs w:val="20"/>
               </w:rPr>
-              <w:t xml:space="preserve">50件以上</w:t>
+              <w:t xml:space="preserve">20件以上</w:t>
             </w:r>
           </w:p>
         </w:tc>
@@ -4325,7 +4325,7 @@
                 <w:sz w:val="20"/>
                 <w:szCs w:val="20"/>
               </w:rPr>
-              <w:t xml:space="preserve">20件以上</w:t>
+              <w:t xml:space="preserve">10件以上</w:t>
             </w:r>
           </w:p>
         </w:tc>
@@ -4431,7 +4431,7 @@
                 <w:sz w:val="20"/>
                 <w:szCs w:val="20"/>
               </w:rPr>
-              <w:t xml:space="preserve">20件以上</w:t>
+              <w:t xml:space="preserve">10件以上</w:t>
             </w:r>
           </w:p>
         </w:tc>
@@ -4502,7 +4502,7 @@
                 <w:sz w:val="20"/>
                 <w:szCs w:val="20"/>
               </w:rPr>
-              <w:t xml:space="preserve">コンビニ・周辺施設</w:t>
+              <w:t xml:space="preserve">コストパフォーマンス</w:t>
             </w:r>
           </w:p>
         </w:tc>
@@ -4536,7 +4536,7 @@
                 <w:sz w:val="20"/>
                 <w:szCs w:val="20"/>
               </w:rPr>
-              <w:t xml:space="preserve">10件以上</w:t>
+              <w:t xml:space="preserve">7件</w:t>
             </w:r>
           </w:p>
         </w:tc>
@@ -4570,7 +4570,7 @@
                 <w:sz w:val="20"/>
                 <w:szCs w:val="20"/>
               </w:rPr>
-              <w:t xml:space="preserve">「com ホテルには近代的な設備、快適な浴場があり、近隣には様々なコンビニエンスストアもあります」「正門南口から徒歩5分、ローソンの向かいに位置し、ドン・キホーテのショッピング街まで徒歩12分以内です」</w:t>
+              <w:t xml:space="preserve">「リーズナブルな時期もあってか、価格帯も大満足です」「シングルルームは少し狭いですが、内装は素晴らしく、東京の桜シーズンと比べると料金もリーズナブルです」</w:t>
             </w:r>
           </w:p>
         </w:tc>
@@ -5043,7 +5043,7 @@
                 <w:sz w:val="20"/>
                 <w:szCs w:val="20"/>
               </w:rPr>
-              <w:t xml:space="preserve">重大・16件</w:t>
+              <w:t xml:space="preserve">重大・7件</w:t>
             </w:r>
           </w:p>
         </w:tc>
@@ -5182,7 +5182,7 @@
                 <w:sz w:val="20"/>
                 <w:szCs w:val="20"/>
               </w:rPr>
-              <w:t xml:space="preserve">重大・13件</w:t>
+              <w:t xml:space="preserve">重大・6件</w:t>
             </w:r>
           </w:p>
         </w:tc>
@@ -5392,7 +5392,7 @@
                 <w:sz w:val="20"/>
                 <w:szCs w:val="20"/>
               </w:rPr>
-              <w:t xml:space="preserve">対応・サービスの不満</w:t>
+              <w:t xml:space="preserve">エアコン・空調</w:t>
             </w:r>
           </w:p>
         </w:tc>
@@ -5426,7 +5426,7 @@
                 <w:sz w:val="20"/>
                 <w:szCs w:val="20"/>
               </w:rPr>
-              <w:t xml:space="preserve">大浴場のシャワーが少なく、空くのを待たないといけないのが残念でした</w:t>
+              <w:t xml:space="preserve">夜部屋が寒かったので、暖房を入れようとしたら、個人では設定できなかったこと</w:t>
             </w:r>
           </w:p>
         </w:tc>
@@ -5460,7 +5460,7 @@
                 <w:sz w:val="20"/>
                 <w:szCs w:val="20"/>
               </w:rPr>
-              <w:t xml:space="preserve">重大・5件</w:t>
+              <w:t xml:space="preserve">中度・3件</w:t>
             </w:r>
           </w:p>
         </w:tc>
@@ -5531,7 +5531,7 @@
                 <w:sz w:val="20"/>
                 <w:szCs w:val="20"/>
               </w:rPr>
-              <w:t xml:space="preserve">臭い・匂い</w:t>
+              <w:t xml:space="preserve">対応・サービスの不満</w:t>
             </w:r>
           </w:p>
         </w:tc>
@@ -5565,7 +5565,7 @@
                 <w:sz w:val="20"/>
                 <w:szCs w:val="20"/>
               </w:rPr>
-              <w:t xml:space="preserve">Agoda 部屋がタバコ臭かったのですが、こちらのミスで喫煙室を予約してしまっていたようでした</w:t>
+              <w:t xml:space="preserve">大浴場のシャワーが少なく、空くのを待たないといけないのが残念でした</w:t>
             </w:r>
           </w:p>
         </w:tc>
@@ -5670,7 +5670,7 @@
                 <w:sz w:val="20"/>
                 <w:szCs w:val="20"/>
               </w:rPr>
-              <w:t xml:space="preserve">エアコン・空調</w:t>
+              <w:t xml:space="preserve">設備の老朽化</w:t>
             </w:r>
           </w:p>
         </w:tc>
@@ -5704,7 +5704,7 @@
                 <w:sz w:val="20"/>
                 <w:szCs w:val="20"/>
               </w:rPr>
-              <w:t xml:space="preserve">夜部屋が寒かったので、暖房を入れようとしたら、個人では設定できなかったこと</w:t>
+              <w:t xml:space="preserve">Google 築年数が浅くおしゃれできれいです</w:t>
             </w:r>
           </w:p>
         </w:tc>
@@ -5738,7 +5738,7 @@
                 <w:sz w:val="20"/>
                 <w:szCs w:val="20"/>
               </w:rPr>
-              <w:t xml:space="preserve">中度・3件</w:t>
+              <w:t xml:space="preserve">軽度・1件</w:t>
             </w:r>
           </w:p>
         </w:tc>
@@ -6901,7 +6901,7 @@
                 <w:sz w:val="20"/>
                 <w:szCs w:val="20"/>
               </w:rPr>
-              <w:t xml:space="preserve">8.83点</w:t>
+              <w:t xml:space="preserve">8.82点</w:t>
             </w:r>
           </w:p>
         </w:tc>
@@ -7041,7 +7041,7 @@
                 <w:sz w:val="20"/>
                 <w:szCs w:val="20"/>
               </w:rPr>
-              <w:t xml:space="preserve">84.1%</w:t>
+              <w:t xml:space="preserve">86.2%</w:t>
             </w:r>
           </w:p>
         </w:tc>
@@ -7076,7 +7076,7 @@
                 <w:sz w:val="20"/>
                 <w:szCs w:val="20"/>
               </w:rPr>
-              <w:t xml:space="preserve">89%以上</w:t>
+              <w:t xml:space="preserve">91%以上</w:t>
             </w:r>
           </w:p>
         </w:tc>
@@ -7181,7 +7181,7 @@
                 <w:sz w:val="20"/>
                 <w:szCs w:val="20"/>
               </w:rPr>
-              <w:t xml:space="preserve">0.8%</w:t>
+              <w:t xml:space="preserve">1.5%</w:t>
             </w:r>
           </w:p>
         </w:tc>
@@ -7321,7 +7321,7 @@
                 <w:sz w:val="20"/>
                 <w:szCs w:val="20"/>
               </w:rPr>
-              <w:t xml:space="preserve">8.0点</w:t>
+              <w:t xml:space="preserve">7.9点</w:t>
             </w:r>
           </w:p>
         </w:tc>
@@ -7356,7 +7356,7 @@
                 <w:sz w:val="20"/>
                 <w:szCs w:val="20"/>
               </w:rPr>
-              <w:t xml:space="preserve">9.0点以上</w:t>
+              <w:t xml:space="preserve">8.9点以上</w:t>
             </w:r>
           </w:p>
         </w:tc>
@@ -7601,7 +7601,7 @@
                 <w:sz w:val="20"/>
                 <w:szCs w:val="20"/>
               </w:rPr>
-              <w:t xml:space="preserve">約16件/期間</w:t>
+              <w:t xml:space="preserve">約7件/期間</w:t>
             </w:r>
           </w:p>
         </w:tc>
@@ -7636,7 +7636,7 @@
                 <w:sz w:val="20"/>
                 <w:szCs w:val="20"/>
               </w:rPr>
-              <w:t xml:space="preserve">8件以下</w:t>
+              <w:t xml:space="preserve">3件以下</w:t>
             </w:r>
           </w:p>
         </w:tc>
@@ -8240,7 +8240,7 @@
                 <w:sz w:val="21"/>
                 <w:szCs w:val="21"/>
               </w:rPr>
-              <w:t xml:space="preserve">ホテルコメント横浜関内は、全体平均8.83点（10点換算）、高評価率84.1%という良好な顧客満足度を維持しているホテルです。特に「清潔さ・清掃」「立地・アクセス」が多くのゲストから高く評価されています。</w:t>
+              <w:t xml:space="preserve">ホテルコメント横浜関内は、全体平均8.82点（10点換算）、高評価率86.2%という良好な顧客満足度を維持しているホテルです。特に「清潔さ・清掃」「立地・アクセス」が多くのゲストから高く評価されています。</w:t>
             </w:r>
           </w:p>
           <w:p>
@@ -8282,7 +8282,7 @@
                 <w:sz w:val="21"/>
                 <w:szCs w:val="21"/>
               </w:rPr>
-              <w:t xml:space="preserve">Agodaでの低スコア（8.0点）は、口コミ返信の強化とサービス品質の一貫性確保で改善余地があります。全サイトでの口コミ返信率100%を目指すことで、ホテルの姿勢をゲストに伝え、リピート率の向上につなげることが重要です。</w:t>
+              <w:t xml:space="preserve">Agodaでの低スコア（7.9点）は、口コミ返信の強化とサービス品質の一貫性確保で改善余地があります。全サイトでの口コミ返信率100%を目指すことで、ホテルの姿勢をゲストに伝え、リピート率の向上につなげることが重要です。</w:t>
             </w:r>
           </w:p>
           <w:p>

--- a/納品レポート/ホテル別レポート/comment_yokohama_口コミ分析改善レポート.docx
+++ b/納品レポート/ホテル別レポート/comment_yokohama_口コミ分析改善レポート.docx
@@ -131,7 +131,7 @@
           <w:sz w:val="20"/>
           <w:szCs w:val="20"/>
         </w:rPr>
-        <w:t xml:space="preserve">作成日：2026年4月13日</w:t>
+        <w:t xml:space="preserve">作成日：2026年4月15日</w:t>
       </w:r>
     </w:p>
     <w:p>

--- a/納品レポート/ホテル別レポート/comment_yokohama_口コミ分析改善レポート.docx
+++ b/納品レポート/ホテル別レポート/comment_yokohama_口コミ分析改善レポート.docx
@@ -81,7 +81,7 @@
           <w:sz w:val="22"/>
           <w:szCs w:val="22"/>
         </w:rPr>
-        <w:t xml:space="preserve">分析対象期間：2026年2月〜3月</w:t>
+        <w:t xml:space="preserve">分析対象期間：2026年3月</w:t>
       </w:r>
     </w:p>
     <w:p>
@@ -96,7 +96,7 @@
           <w:sz w:val="22"/>
           <w:szCs w:val="22"/>
         </w:rPr>
-        <w:t xml:space="preserve">レビュー総数：132件（6サイト）</w:t>
+        <w:t xml:space="preserve">レビュー総数：65件（6サイト）</w:t>
       </w:r>
     </w:p>
     <w:p>
@@ -111,7 +111,7 @@
           <w:sz w:val="20"/>
           <w:szCs w:val="20"/>
         </w:rPr>
-        <w:t xml:space="preserve">対象サイト：Google / じゃらん / 楽天トラベル / Trip.com / Booking.com / Agoda</w:t>
+        <w:t xml:space="preserve">対象サイト：じゃらん / 楽天トラベル / Google / Trip.com / Booking.com / Agoda</w:t>
       </w:r>
     </w:p>
     <w:p>
@@ -131,7 +131,7 @@
           <w:sz w:val="20"/>
           <w:szCs w:val="20"/>
         </w:rPr>
-        <w:t xml:space="preserve">作成日：2026年4月16日</w:t>
+        <w:t xml:space="preserve">作成日：2026年4月20日</w:t>
       </w:r>
     </w:p>
     <w:p>
@@ -189,7 +189,7 @@
           <w:sz w:val="21"/>
           <w:szCs w:val="21"/>
         </w:rPr>
-        <w:t xml:space="preserve">2026年2月〜3月に各OTAサイト・口コミサイトに投稿された132件のレビューを包括的に分析しました。以下が主要な発見事項です。</w:t>
+        <w:t xml:space="preserve">2026年3月に各OTAサイト・口コミサイトに投稿された65件のレビューを包括的に分析しました。以下が主要な発見事項です。</w:t>
       </w:r>
     </w:p>
     <w:p>
@@ -261,7 +261,7 @@
                 <w:sz w:val="36"/>
                 <w:szCs w:val="36"/>
               </w:rPr>
-              <w:t xml:space="preserve">8.83</w:t>
+              <w:t xml:space="preserve">8.82</w:t>
             </w:r>
           </w:p>
         </w:tc>
@@ -310,7 +310,7 @@
                 <w:sz w:val="36"/>
                 <w:szCs w:val="36"/>
               </w:rPr>
-              <w:t xml:space="preserve">84.1%</w:t>
+              <w:t xml:space="preserve">86.2%</w:t>
             </w:r>
           </w:p>
         </w:tc>
@@ -359,7 +359,7 @@
                 <w:sz w:val="36"/>
                 <w:szCs w:val="36"/>
               </w:rPr>
-              <w:t xml:space="preserve">0.8%</w:t>
+              <w:t xml:space="preserve">1.5%</w:t>
             </w:r>
           </w:p>
         </w:tc>
@@ -408,7 +408,7 @@
                 <w:sz w:val="36"/>
                 <w:szCs w:val="36"/>
               </w:rPr>
-              <w:t xml:space="preserve">132件</w:t>
+              <w:t xml:space="preserve">65件</w:t>
             </w:r>
           </w:p>
         </w:tc>
@@ -448,7 +448,7 @@
           <w:sz w:val="21"/>
           <w:szCs w:val="21"/>
         </w:rPr>
-        <w:t xml:space="preserve">全体平均スコア8.83点（10点換算）は良好な水準であり、84.1%が高評価（8-10点）に分類されます。低評価（1-4点）は1件（0.8%）で、ゲスト満足度は良好です。Google（9.62点）で特に高い評価を獲得しています。</w:t>
+        <w:t xml:space="preserve">全体平均スコア8.82点（10点換算）は良好な水準であり、86.2%が高評価（8-10点）に分類されます。低評価（1-4点）は1件（1.5%）で、ゲスト満足度は良好です。じゃらん（9.50点）で特に高い評価を獲得しています。</w:t>
       </w:r>
     </w:p>
     <w:p>
@@ -542,7 +542,7 @@
                 <w:sz w:val="20"/>
                 <w:szCs w:val="20"/>
               </w:rPr>
-              <w:t xml:space="preserve">清潔さ・清掃（50件以上で言及）、立地・アクセス（50件以上で言及）、快適さ・設備（20件以上で言及）</w:t>
+              <w:t xml:space="preserve">清潔さ・清掃（20件以上で言及）、立地・アクセス（20件以上で言及）、快適さ・設備（20件以上で言及）</w:t>
             </w:r>
           </w:p>
           <w:p>
@@ -567,7 +567,7 @@
                 <w:sz w:val="20"/>
                 <w:szCs w:val="20"/>
               </w:rPr>
-              <w:t xml:space="preserve">浴室・水回り（16件）、部屋の狭さ（14件）、防音性能（5件）、対応・サービスの不満（5件）</w:t>
+              <w:t xml:space="preserve">浴室・水回り（7件）、部屋の狭さ（6件）、防音性能（5件）、エアコン・空調（3件）</w:t>
             </w:r>
           </w:p>
           <w:p>
@@ -953,7 +953,7 @@
                 <w:sz w:val="20"/>
                 <w:szCs w:val="20"/>
               </w:rPr>
-              <w:t xml:space="preserve">Google</w:t>
+              <w:t xml:space="preserve">じゃらん</w:t>
             </w:r>
           </w:p>
         </w:tc>
@@ -987,7 +987,7 @@
                 <w:sz w:val="20"/>
                 <w:szCs w:val="20"/>
               </w:rPr>
-              <w:t xml:space="preserve">16</w:t>
+              <w:t xml:space="preserve">4</w:t>
             </w:r>
           </w:p>
         </w:tc>
@@ -1021,7 +1021,7 @@
                 <w:sz w:val="20"/>
                 <w:szCs w:val="20"/>
               </w:rPr>
-              <w:t xml:space="preserve">4.81</w:t>
+              <w:t xml:space="preserve">4.75</w:t>
             </w:r>
           </w:p>
         </w:tc>
@@ -1089,7 +1089,7 @@
                 <w:sz w:val="20"/>
                 <w:szCs w:val="20"/>
               </w:rPr>
-              <w:t xml:space="preserve">9.62</w:t>
+              <w:t xml:space="preserve">9.5</w:t>
             </w:r>
           </w:p>
         </w:tc>
@@ -1194,7 +1194,7 @@
                 <w:sz w:val="20"/>
                 <w:szCs w:val="20"/>
               </w:rPr>
-              <w:t xml:space="preserve">じゃらん</w:t>
+              <w:t xml:space="preserve">楽天トラベル</w:t>
             </w:r>
           </w:p>
         </w:tc>
@@ -1264,7 +1264,7 @@
                 <w:sz w:val="20"/>
                 <w:szCs w:val="20"/>
               </w:rPr>
-              <w:t xml:space="preserve">4.64</w:t>
+              <w:t xml:space="preserve">4.73</w:t>
             </w:r>
           </w:p>
         </w:tc>
@@ -1334,7 +1334,7 @@
                 <w:sz w:val="20"/>
                 <w:szCs w:val="20"/>
               </w:rPr>
-              <w:t xml:space="preserve">9.27</w:t>
+              <w:t xml:space="preserve">9.45</w:t>
             </w:r>
           </w:p>
         </w:tc>
@@ -1440,7 +1440,7 @@
                 <w:sz w:val="20"/>
                 <w:szCs w:val="20"/>
               </w:rPr>
-              <w:t xml:space="preserve">楽天トラベル</w:t>
+              <w:t xml:space="preserve">Google</w:t>
             </w:r>
           </w:p>
         </w:tc>
@@ -1474,7 +1474,7 @@
                 <w:sz w:val="20"/>
                 <w:szCs w:val="20"/>
               </w:rPr>
-              <w:t xml:space="preserve">18</w:t>
+              <w:t xml:space="preserve">7</w:t>
             </w:r>
           </w:p>
         </w:tc>
@@ -1508,7 +1508,7 @@
                 <w:sz w:val="20"/>
                 <w:szCs w:val="20"/>
               </w:rPr>
-              <w:t xml:space="preserve">4.61</w:t>
+              <w:t xml:space="preserve">4.71</w:t>
             </w:r>
           </w:p>
         </w:tc>
@@ -1576,7 +1576,7 @@
                 <w:sz w:val="20"/>
                 <w:szCs w:val="20"/>
               </w:rPr>
-              <w:t xml:space="preserve">9.22</w:t>
+              <w:t xml:space="preserve">9.43</w:t>
             </w:r>
           </w:p>
         </w:tc>
@@ -1716,7 +1716,7 @@
                 <w:sz w:val="20"/>
                 <w:szCs w:val="20"/>
               </w:rPr>
-              <w:t xml:space="preserve">24</w:t>
+              <w:t xml:space="preserve">10</w:t>
             </w:r>
           </w:p>
         </w:tc>
@@ -1751,7 +1751,7 @@
                 <w:sz w:val="20"/>
                 <w:szCs w:val="20"/>
               </w:rPr>
-              <w:t xml:space="preserve">9.12</w:t>
+              <w:t xml:space="preserve">9</w:t>
             </w:r>
           </w:p>
         </w:tc>
@@ -1821,7 +1821,7 @@
                 <w:sz w:val="20"/>
                 <w:szCs w:val="20"/>
               </w:rPr>
-              <w:t xml:space="preserve">9.12</w:t>
+              <w:t xml:space="preserve">9</w:t>
             </w:r>
           </w:p>
         </w:tc>
@@ -1961,7 +1961,7 @@
                 <w:sz w:val="20"/>
                 <w:szCs w:val="20"/>
               </w:rPr>
-              <w:t xml:space="preserve">30</w:t>
+              <w:t xml:space="preserve">17</w:t>
             </w:r>
           </w:p>
         </w:tc>
@@ -1995,7 +1995,7 @@
                 <w:sz w:val="20"/>
                 <w:szCs w:val="20"/>
               </w:rPr>
-              <w:t xml:space="preserve">8.7</w:t>
+              <w:t xml:space="preserve">8.76</w:t>
             </w:r>
           </w:p>
         </w:tc>
@@ -2063,7 +2063,7 @@
                 <w:sz w:val="20"/>
                 <w:szCs w:val="20"/>
               </w:rPr>
-              <w:t xml:space="preserve">8.7</w:t>
+              <w:t xml:space="preserve">8.76</w:t>
             </w:r>
           </w:p>
         </w:tc>
@@ -2203,7 +2203,7 @@
                 <w:sz w:val="20"/>
                 <w:szCs w:val="20"/>
               </w:rPr>
-              <w:t xml:space="preserve">33</w:t>
+              <w:t xml:space="preserve">16</w:t>
             </w:r>
           </w:p>
         </w:tc>
@@ -2238,7 +2238,7 @@
                 <w:sz w:val="20"/>
                 <w:szCs w:val="20"/>
               </w:rPr>
-              <w:t xml:space="preserve">8</w:t>
+              <w:t xml:space="preserve">7.88</w:t>
             </w:r>
           </w:p>
         </w:tc>
@@ -2304,11 +2304,11 @@
                 <w:rFonts w:ascii="Arial" w:cs="Arial" w:eastAsia="Arial" w:hAnsi="Arial"/>
                 <w:b/>
                 <w:bCs/>
-                <w:color w:val="27AE60"/>
-                <w:sz w:val="20"/>
-                <w:szCs w:val="20"/>
-              </w:rPr>
-              <w:t xml:space="preserve">8</w:t>
+                <w:color w:val="E67E22"/>
+                <w:sz w:val="20"/>
+                <w:szCs w:val="20"/>
+              </w:rPr>
+              <w:t xml:space="preserve">7.88</w:t>
             </w:r>
           </w:p>
         </w:tc>
@@ -2374,11 +2374,11 @@
                 <w:rFonts w:ascii="Arial" w:cs="Arial" w:eastAsia="Arial" w:hAnsi="Arial"/>
                 <w:b/>
                 <w:bCs/>
-                <w:color w:val="27AE60"/>
-                <w:sz w:val="20"/>
-                <w:szCs w:val="20"/>
-              </w:rPr>
-              <w:t xml:space="preserve">良好</w:t>
+                <w:color w:val="E67E22"/>
+                <w:sz w:val="20"/>
+                <w:szCs w:val="20"/>
+              </w:rPr>
+              <w:t xml:space="preserve">概ね良好</w:t>
             </w:r>
           </w:p>
         </w:tc>
@@ -2418,7 +2418,7 @@
           <w:sz w:val="21"/>
           <w:szCs w:val="21"/>
         </w:rPr>
-        <w:t xml:space="preserve">評価分布は10点（47.0%）に最も多く、8点以上の高評価が84.1%を占め、高い顧客満足度を示しています。低評価（1-4点）は計1件（0.8%）です。</w:t>
+        <w:t xml:space="preserve">評価分布は10点（46.2%）に最も多く、8点以上の高評価が86.2%を占め、高い顧客満足度を示しています。低評価（1-4点）は計1件（1.5%）です。</w:t>
       </w:r>
     </w:p>
     <w:p>
@@ -2653,7 +2653,7 @@
                 <w:sz w:val="20"/>
                 <w:szCs w:val="20"/>
               </w:rPr>
-              <w:t xml:space="preserve">62</w:t>
+              <w:t xml:space="preserve">30</w:t>
             </w:r>
           </w:p>
         </w:tc>
@@ -2688,7 +2688,7 @@
                 <w:sz w:val="20"/>
                 <w:szCs w:val="20"/>
               </w:rPr>
-              <w:t xml:space="preserve">47.0%</w:t>
+              <w:t xml:space="preserve">46.2%</w:t>
             </w:r>
           </w:p>
         </w:tc>
@@ -2726,7 +2726,7 @@
                 <w:sz w:val="18"/>
                 <w:szCs w:val="18"/>
               </w:rPr>
-              <w:t xml:space="preserve"> 62件</w:t>
+              <w:t xml:space="preserve"> 30件</w:t>
             </w:r>
           </w:p>
         </w:tc>
@@ -2798,7 +2798,7 @@
                 <w:sz w:val="20"/>
                 <w:szCs w:val="20"/>
               </w:rPr>
-              <w:t xml:space="preserve">22</w:t>
+              <w:t xml:space="preserve">12</w:t>
             </w:r>
           </w:p>
         </w:tc>
@@ -2833,7 +2833,7 @@
                 <w:sz w:val="20"/>
                 <w:szCs w:val="20"/>
               </w:rPr>
-              <w:t xml:space="preserve">16.7%</w:t>
+              <w:t xml:space="preserve">18.5%</w:t>
             </w:r>
           </w:p>
         </w:tc>
@@ -2861,7 +2861,7 @@
                 <w:sz w:val="20"/>
                 <w:szCs w:val="20"/>
               </w:rPr>
-              <w:t xml:space="preserve">███████</w:t>
+              <w:t xml:space="preserve">████████</w:t>
             </w:r>
             <w:r>
               <w:rPr>
@@ -2870,7 +2870,7 @@
                 <w:sz w:val="18"/>
                 <w:szCs w:val="18"/>
               </w:rPr>
-              <w:t xml:space="preserve"> 22件</w:t>
+              <w:t xml:space="preserve"> 12件</w:t>
             </w:r>
           </w:p>
         </w:tc>
@@ -2942,7 +2942,7 @@
                 <w:sz w:val="20"/>
                 <w:szCs w:val="20"/>
               </w:rPr>
-              <w:t xml:space="preserve">27</w:t>
+              <w:t xml:space="preserve">14</w:t>
             </w:r>
           </w:p>
         </w:tc>
@@ -2977,7 +2977,7 @@
                 <w:sz w:val="20"/>
                 <w:szCs w:val="20"/>
               </w:rPr>
-              <w:t xml:space="preserve">20.5%</w:t>
+              <w:t xml:space="preserve">21.5%</w:t>
             </w:r>
           </w:p>
         </w:tc>
@@ -3015,7 +3015,7 @@
                 <w:sz w:val="18"/>
                 <w:szCs w:val="18"/>
               </w:rPr>
-              <w:t xml:space="preserve"> 27件</w:t>
+              <w:t xml:space="preserve"> 14件</w:t>
             </w:r>
           </w:p>
         </w:tc>
@@ -3087,7 +3087,7 @@
                 <w:sz w:val="20"/>
                 <w:szCs w:val="20"/>
               </w:rPr>
-              <w:t xml:space="preserve">11</w:t>
+              <w:t xml:space="preserve">4</w:t>
             </w:r>
           </w:p>
         </w:tc>
@@ -3122,7 +3122,7 @@
                 <w:sz w:val="20"/>
                 <w:szCs w:val="20"/>
               </w:rPr>
-              <w:t xml:space="preserve">8.3%</w:t>
+              <w:t xml:space="preserve">6.2%</w:t>
             </w:r>
           </w:p>
         </w:tc>
@@ -3150,7 +3150,7 @@
                 <w:sz w:val="20"/>
                 <w:szCs w:val="20"/>
               </w:rPr>
-              <w:t xml:space="preserve">████</w:t>
+              <w:t xml:space="preserve">███</w:t>
             </w:r>
             <w:r>
               <w:rPr>
@@ -3159,7 +3159,7 @@
                 <w:sz w:val="18"/>
                 <w:szCs w:val="18"/>
               </w:rPr>
-              <w:t xml:space="preserve"> 11件</w:t>
+              <w:t xml:space="preserve"> 4件</w:t>
             </w:r>
           </w:p>
         </w:tc>
@@ -3231,7 +3231,7 @@
                 <w:sz w:val="20"/>
                 <w:szCs w:val="20"/>
               </w:rPr>
-              <w:t xml:space="preserve">7</w:t>
+              <w:t xml:space="preserve">2</w:t>
             </w:r>
           </w:p>
         </w:tc>
@@ -3266,7 +3266,7 @@
                 <w:sz w:val="20"/>
                 <w:szCs w:val="20"/>
               </w:rPr>
-              <w:t xml:space="preserve">5.3%</w:t>
+              <w:t xml:space="preserve">3.1%</w:t>
             </w:r>
           </w:p>
         </w:tc>
@@ -3295,7 +3295,7 @@
                 <w:sz w:val="20"/>
                 <w:szCs w:val="20"/>
               </w:rPr>
-              <w:t xml:space="preserve">██</w:t>
+              <w:t xml:space="preserve">█</w:t>
             </w:r>
             <w:r>
               <w:rPr>
@@ -3304,7 +3304,7 @@
                 <w:sz w:val="18"/>
                 <w:szCs w:val="18"/>
               </w:rPr>
-              <w:t xml:space="preserve"> 7件</w:t>
+              <w:t xml:space="preserve"> 2件</w:t>
             </w:r>
           </w:p>
         </w:tc>
@@ -3411,7 +3411,7 @@
                 <w:sz w:val="20"/>
                 <w:szCs w:val="20"/>
               </w:rPr>
-              <w:t xml:space="preserve">1.5%</w:t>
+              <w:t xml:space="preserve">3.1%</w:t>
             </w:r>
           </w:p>
         </w:tc>
@@ -3555,7 +3555,7 @@
                 <w:sz w:val="20"/>
                 <w:szCs w:val="20"/>
               </w:rPr>
-              <w:t xml:space="preserve">0.8%</w:t>
+              <w:t xml:space="preserve">1.5%</w:t>
             </w:r>
           </w:p>
         </w:tc>
@@ -3668,7 +3668,7 @@
                 <w:sz w:val="24"/>
                 <w:szCs w:val="24"/>
               </w:rPr>
-              <w:t xml:space="preserve">111件（84.1%）</w:t>
+              <w:t xml:space="preserve">56件（86.2%）</w:t>
             </w:r>
           </w:p>
         </w:tc>
@@ -3719,7 +3719,7 @@
                 <w:sz w:val="24"/>
                 <w:szCs w:val="24"/>
               </w:rPr>
-              <w:t xml:space="preserve">20件（15.2%）</w:t>
+              <w:t xml:space="preserve">8件（12.3%）</w:t>
             </w:r>
           </w:p>
         </w:tc>
@@ -3770,7 +3770,7 @@
                 <w:sz w:val="24"/>
                 <w:szCs w:val="24"/>
               </w:rPr>
-              <w:t xml:space="preserve">1件（0.8%）</w:t>
+              <w:t xml:space="preserve">1件（1.5%）</w:t>
             </w:r>
           </w:p>
         </w:tc>
@@ -4009,7 +4009,7 @@
                 <w:sz w:val="20"/>
                 <w:szCs w:val="20"/>
               </w:rPr>
-              <w:t xml:space="preserve">50件以上</w:t>
+              <w:t xml:space="preserve">20件以上</w:t>
             </w:r>
           </w:p>
         </w:tc>
@@ -4114,7 +4114,7 @@
                 <w:sz w:val="20"/>
                 <w:szCs w:val="20"/>
               </w:rPr>
-              <w:t xml:space="preserve">50件以上</w:t>
+              <w:t xml:space="preserve">20件以上</w:t>
             </w:r>
           </w:p>
         </w:tc>
@@ -4325,7 +4325,7 @@
                 <w:sz w:val="20"/>
                 <w:szCs w:val="20"/>
               </w:rPr>
-              <w:t xml:space="preserve">20件以上</w:t>
+              <w:t xml:space="preserve">10件以上</w:t>
             </w:r>
           </w:p>
         </w:tc>
@@ -4431,7 +4431,7 @@
                 <w:sz w:val="20"/>
                 <w:szCs w:val="20"/>
               </w:rPr>
-              <w:t xml:space="preserve">20件以上</w:t>
+              <w:t xml:space="preserve">10件以上</w:t>
             </w:r>
           </w:p>
         </w:tc>
@@ -4502,7 +4502,7 @@
                 <w:sz w:val="20"/>
                 <w:szCs w:val="20"/>
               </w:rPr>
-              <w:t xml:space="preserve">コンビニ・周辺施設</w:t>
+              <w:t xml:space="preserve">コストパフォーマンス</w:t>
             </w:r>
           </w:p>
         </w:tc>
@@ -4536,7 +4536,7 @@
                 <w:sz w:val="20"/>
                 <w:szCs w:val="20"/>
               </w:rPr>
-              <w:t xml:space="preserve">10件以上</w:t>
+              <w:t xml:space="preserve">7件</w:t>
             </w:r>
           </w:p>
         </w:tc>
@@ -4570,7 +4570,7 @@
                 <w:sz w:val="20"/>
                 <w:szCs w:val="20"/>
               </w:rPr>
-              <w:t xml:space="preserve">「com ホテルには近代的な設備、快適な浴場があり、近隣には様々なコンビニエンスストアもあります」「正門南口から徒歩5分、ローソンの向かいに位置し、ドン・キホーテのショッピング街まで徒歩12分以内です」</w:t>
+              <w:t xml:space="preserve">「リーズナブルな時期もあってか、価格帯も大満足です」「シングルルームは少し狭いですが、内装は素晴らしく、東京の桜シーズンと比べると料金もリーズナブルです」</w:t>
             </w:r>
           </w:p>
         </w:tc>
@@ -5043,7 +5043,7 @@
                 <w:sz w:val="20"/>
                 <w:szCs w:val="20"/>
               </w:rPr>
-              <w:t xml:space="preserve">重大・16件</w:t>
+              <w:t xml:space="preserve">重大・7件</w:t>
             </w:r>
           </w:p>
         </w:tc>
@@ -5182,7 +5182,7 @@
                 <w:sz w:val="20"/>
                 <w:szCs w:val="20"/>
               </w:rPr>
-              <w:t xml:space="preserve">重大・14件</w:t>
+              <w:t xml:space="preserve">重大・6件</w:t>
             </w:r>
           </w:p>
         </w:tc>
@@ -5392,7 +5392,7 @@
                 <w:sz w:val="20"/>
                 <w:szCs w:val="20"/>
               </w:rPr>
-              <w:t xml:space="preserve">対応・サービスの不満</w:t>
+              <w:t xml:space="preserve">エアコン・空調</w:t>
             </w:r>
           </w:p>
         </w:tc>
@@ -5426,7 +5426,7 @@
                 <w:sz w:val="20"/>
                 <w:szCs w:val="20"/>
               </w:rPr>
-              <w:t xml:space="preserve">大浴場のシャワーが少なく、空くのを待たないといけないのが残念でした</w:t>
+              <w:t xml:space="preserve">夜部屋が寒かったので、暖房を入れようとしたら、個人では設定できなかったこと</w:t>
             </w:r>
           </w:p>
         </w:tc>
@@ -5460,7 +5460,7 @@
                 <w:sz w:val="20"/>
                 <w:szCs w:val="20"/>
               </w:rPr>
-              <w:t xml:space="preserve">重大・5件</w:t>
+              <w:t xml:space="preserve">中度・3件</w:t>
             </w:r>
           </w:p>
         </w:tc>
@@ -5531,7 +5531,7 @@
                 <w:sz w:val="20"/>
                 <w:szCs w:val="20"/>
               </w:rPr>
-              <w:t xml:space="preserve">臭い・匂い</w:t>
+              <w:t xml:space="preserve">対応・サービスの不満</w:t>
             </w:r>
           </w:p>
         </w:tc>
@@ -5565,7 +5565,7 @@
                 <w:sz w:val="20"/>
                 <w:szCs w:val="20"/>
               </w:rPr>
-              <w:t xml:space="preserve">Agoda 部屋がタバコ臭かったのですが、こちらのミスで喫煙室を予約してしまっていたようでした</w:t>
+              <w:t xml:space="preserve">大浴場のシャワーが少なく、空くのを待たないといけないのが残念でした</w:t>
             </w:r>
           </w:p>
         </w:tc>
@@ -5670,7 +5670,7 @@
                 <w:sz w:val="20"/>
                 <w:szCs w:val="20"/>
               </w:rPr>
-              <w:t xml:space="preserve">エアコン・空調</w:t>
+              <w:t xml:space="preserve">設備の老朽化</w:t>
             </w:r>
           </w:p>
         </w:tc>
@@ -5704,7 +5704,7 @@
                 <w:sz w:val="20"/>
                 <w:szCs w:val="20"/>
               </w:rPr>
-              <w:t xml:space="preserve">夜部屋が寒かったので、暖房を入れようとしたら、個人では設定できなかったこと</w:t>
+              <w:t xml:space="preserve">Google 築年数が浅くおしゃれできれいです</w:t>
             </w:r>
           </w:p>
         </w:tc>
@@ -5738,7 +5738,7 @@
                 <w:sz w:val="20"/>
                 <w:szCs w:val="20"/>
               </w:rPr>
-              <w:t xml:space="preserve">中度・3件</w:t>
+              <w:t xml:space="preserve">軽度・1件</w:t>
             </w:r>
           </w:p>
         </w:tc>
@@ -6901,7 +6901,7 @@
                 <w:sz w:val="20"/>
                 <w:szCs w:val="20"/>
               </w:rPr>
-              <w:t xml:space="preserve">8.83点</w:t>
+              <w:t xml:space="preserve">8.82点</w:t>
             </w:r>
           </w:p>
         </w:tc>
@@ -7041,7 +7041,7 @@
                 <w:sz w:val="20"/>
                 <w:szCs w:val="20"/>
               </w:rPr>
-              <w:t xml:space="preserve">84.1%</w:t>
+              <w:t xml:space="preserve">86.2%</w:t>
             </w:r>
           </w:p>
         </w:tc>
@@ -7076,7 +7076,7 @@
                 <w:sz w:val="20"/>
                 <w:szCs w:val="20"/>
               </w:rPr>
-              <w:t xml:space="preserve">89%以上</w:t>
+              <w:t xml:space="preserve">91%以上</w:t>
             </w:r>
           </w:p>
         </w:tc>
@@ -7181,7 +7181,7 @@
                 <w:sz w:val="20"/>
                 <w:szCs w:val="20"/>
               </w:rPr>
-              <w:t xml:space="preserve">0.8%</w:t>
+              <w:t xml:space="preserve">1.5%</w:t>
             </w:r>
           </w:p>
         </w:tc>
@@ -7321,7 +7321,7 @@
                 <w:sz w:val="20"/>
                 <w:szCs w:val="20"/>
               </w:rPr>
-              <w:t xml:space="preserve">8.0点</w:t>
+              <w:t xml:space="preserve">7.9点</w:t>
             </w:r>
           </w:p>
         </w:tc>
@@ -7356,7 +7356,7 @@
                 <w:sz w:val="20"/>
                 <w:szCs w:val="20"/>
               </w:rPr>
-              <w:t xml:space="preserve">9.0点以上</w:t>
+              <w:t xml:space="preserve">8.9点以上</w:t>
             </w:r>
           </w:p>
         </w:tc>
@@ -7601,7 +7601,7 @@
                 <w:sz w:val="20"/>
                 <w:szCs w:val="20"/>
               </w:rPr>
-              <w:t xml:space="preserve">約16件/期間</w:t>
+              <w:t xml:space="preserve">約7件/期間</w:t>
             </w:r>
           </w:p>
         </w:tc>
@@ -7636,7 +7636,7 @@
                 <w:sz w:val="20"/>
                 <w:szCs w:val="20"/>
               </w:rPr>
-              <w:t xml:space="preserve">8件以下</w:t>
+              <w:t xml:space="preserve">3件以下</w:t>
             </w:r>
           </w:p>
         </w:tc>
@@ -8240,7 +8240,7 @@
                 <w:sz w:val="21"/>
                 <w:szCs w:val="21"/>
               </w:rPr>
-              <w:t xml:space="preserve">ホテルコメント横浜関内は、全体平均8.83点（10点換算）、高評価率84.1%という良好な顧客満足度を維持しているホテルです。特に「清潔さ・清掃」「立地・アクセス」が多くのゲストから高く評価されています。</w:t>
+              <w:t xml:space="preserve">ホテルコメント横浜関内は、全体平均8.82点（10点換算）、高評価率86.2%という良好な顧客満足度を維持しているホテルです。特に「清潔さ・清掃」「立地・アクセス」が多くのゲストから高く評価されています。</w:t>
             </w:r>
           </w:p>
           <w:p>
@@ -8282,7 +8282,7 @@
                 <w:sz w:val="21"/>
                 <w:szCs w:val="21"/>
               </w:rPr>
-              <w:t xml:space="preserve">Agodaでの低スコア（8.0点）は、口コミ返信の強化とサービス品質の一貫性確保で改善余地があります。全サイトでの口コミ返信率100%を目指すことで、ホテルの姿勢をゲストに伝え、リピート率の向上につなげることが重要です。</w:t>
+              <w:t xml:space="preserve">Agodaでの低スコア（7.9点）は、口コミ返信の強化とサービス品質の一貫性確保で改善余地があります。全サイトでの口コミ返信率100%を目指すことで、ホテルの姿勢をゲストに伝え、リピート率の向上につなげることが重要です。</w:t>
             </w:r>
           </w:p>
           <w:p>

--- a/納品レポート/ホテル別レポート/comment_yokohama_口コミ分析改善レポート.docx
+++ b/納品レポート/ホテル別レポート/comment_yokohama_口コミ分析改善レポート.docx
@@ -61,7 +61,7 @@
           <w:sz w:val="32"/>
           <w:szCs w:val="32"/>
         </w:rPr>
-        <w:t xml:space="preserve">ホテルコメント横浜関内</w:t>
+        <w:t xml:space="preserve">コメントホテル横浜</w:t>
       </w:r>
     </w:p>
     <w:p>
@@ -131,7 +131,7 @@
           <w:sz w:val="20"/>
           <w:szCs w:val="20"/>
         </w:rPr>
-        <w:t xml:space="preserve">作成日：2026年4月20日</w:t>
+        <w:t xml:space="preserve">作成日：2026年4月21日</w:t>
       </w:r>
     </w:p>
     <w:p>
@@ -4610,7 +4610,7 @@
           <w:sz w:val="21"/>
           <w:szCs w:val="21"/>
         </w:rPr>
-        <w:t xml:space="preserve">口コミの多数で「清潔さ・清掃」に関するポジティブな言及が見られ、ホテルコメント横浜関内の最大の差別化要因となっています。com 清潔、タオルがふわふわ、タオルの用意がたくさんある、布団が寝やすい、ドライヤーがリファ、アメニティに無料ス...といった声が多数寄せられています。</w:t>
+        <w:t xml:space="preserve">口コミの多数で「清潔さ・清掃」に関するポジティブな言及が見られ、コメントホテル横浜の最大の差別化要因となっています。com 清潔、タオルがふわふわ、タオルの用意がたくさんある、布団が寝やすい、ドライヤーがリファ、アメニティに無料ス...といった声が多数寄せられています。</w:t>
       </w:r>
     </w:p>
     <w:p>
@@ -8240,7 +8240,7 @@
                 <w:sz w:val="21"/>
                 <w:szCs w:val="21"/>
               </w:rPr>
-              <w:t xml:space="preserve">ホテルコメント横浜関内は、全体平均8.82点（10点換算）、高評価率86.2%という良好な顧客満足度を維持しているホテルです。特に「清潔さ・清掃」「立地・アクセス」が多くのゲストから高く評価されています。</w:t>
+              <w:t xml:space="preserve">コメントホテル横浜は、全体平均8.82点（10点換算）、高評価率86.2%という良好な顧客満足度を維持しているホテルです。特に「清潔さ・清掃」「立地・アクセス」が多くのゲストから高く評価されています。</w:t>
             </w:r>
           </w:p>
           <w:p>
@@ -8295,7 +8295,7 @@
                 <w:sz w:val="21"/>
                 <w:szCs w:val="21"/>
               </w:rPr>
-              <w:t xml:space="preserve">清潔さ・清掃という強みを活かしつつ、段階的な改善を実行することで、ホテルコメント横浜関内はさらなる顧客満足度の向上とブランド価値の強化を実現することができます。</w:t>
+              <w:t xml:space="preserve">清潔さ・清掃という強みを活かしつつ、段階的な改善を実行することで、コメントホテル横浜はさらなる顧客満足度の向上とブランド価値の強化を実現することができます。</w:t>
             </w:r>
           </w:p>
         </w:tc>
@@ -8471,7 +8471,7 @@
         <w:sz w:val="16"/>
         <w:szCs w:val="16"/>
       </w:rPr>
-      <w:t xml:space="preserve">ホテルコメント横浜関内｜口コミ分析改善レポート</w:t>
+      <w:t xml:space="preserve">コメントホテル横浜｜口コミ分析改善レポート</w:t>
     </w:r>
   </w:p>
 </w:hdr>

--- a/納品レポート/ホテル別レポート/comment_yokohama_口コミ分析改善レポート.docx
+++ b/納品レポート/ホテル別レポート/comment_yokohama_口コミ分析改善レポート.docx
@@ -61,7 +61,7 @@
           <w:sz w:val="32"/>
           <w:szCs w:val="32"/>
         </w:rPr>
-        <w:t xml:space="preserve">コメントホテル横浜</w:t>
+        <w:t xml:space="preserve">ホテルコメント横浜関内</w:t>
       </w:r>
     </w:p>
     <w:p>
@@ -131,7 +131,7 @@
           <w:sz w:val="20"/>
           <w:szCs w:val="20"/>
         </w:rPr>
-        <w:t xml:space="preserve">作成日：2026年4月21日</w:t>
+        <w:t xml:space="preserve">作成日：2026年4月22日</w:t>
       </w:r>
     </w:p>
     <w:p>
@@ -4610,7 +4610,7 @@
           <w:sz w:val="21"/>
           <w:szCs w:val="21"/>
         </w:rPr>
-        <w:t xml:space="preserve">口コミの多数で「清潔さ・清掃」に関するポジティブな言及が見られ、コメントホテル横浜の最大の差別化要因となっています。com 清潔、タオルがふわふわ、タオルの用意がたくさんある、布団が寝やすい、ドライヤーがリファ、アメニティに無料ス...といった声が多数寄せられています。</w:t>
+        <w:t xml:space="preserve">口コミの多数で「清潔さ・清掃」に関するポジティブな言及が見られ、ホテルコメント横浜関内の最大の差別化要因となっています。com 清潔、タオルがふわふわ、タオルの用意がたくさんある、布団が寝やすい、ドライヤーがリファ、アメニティに無料ス...といった声が多数寄せられています。</w:t>
       </w:r>
     </w:p>
     <w:p>
@@ -8240,7 +8240,7 @@
                 <w:sz w:val="21"/>
                 <w:szCs w:val="21"/>
               </w:rPr>
-              <w:t xml:space="preserve">コメントホテル横浜は、全体平均8.82点（10点換算）、高評価率86.2%という良好な顧客満足度を維持しているホテルです。特に「清潔さ・清掃」「立地・アクセス」が多くのゲストから高く評価されています。</w:t>
+              <w:t xml:space="preserve">ホテルコメント横浜関内は、全体平均8.82点（10点換算）、高評価率86.2%という良好な顧客満足度を維持しているホテルです。特に「清潔さ・清掃」「立地・アクセス」が多くのゲストから高く評価されています。</w:t>
             </w:r>
           </w:p>
           <w:p>
@@ -8295,7 +8295,7 @@
                 <w:sz w:val="21"/>
                 <w:szCs w:val="21"/>
               </w:rPr>
-              <w:t xml:space="preserve">清潔さ・清掃という強みを活かしつつ、段階的な改善を実行することで、コメントホテル横浜はさらなる顧客満足度の向上とブランド価値の強化を実現することができます。</w:t>
+              <w:t xml:space="preserve">清潔さ・清掃という強みを活かしつつ、段階的な改善を実行することで、ホテルコメント横浜関内はさらなる顧客満足度の向上とブランド価値の強化を実現することができます。</w:t>
             </w:r>
           </w:p>
         </w:tc>
@@ -8471,7 +8471,7 @@
         <w:sz w:val="16"/>
         <w:szCs w:val="16"/>
       </w:rPr>
-      <w:t xml:space="preserve">コメントホテル横浜｜口コミ分析改善レポート</w:t>
+      <w:t xml:space="preserve">ホテルコメント横浜関内｜口コミ分析改善レポート</w:t>
     </w:r>
   </w:p>
 </w:hdr>
